--- a/Project1/ds/LeetCode_Roadmap.docx
+++ b/Project1/ds/LeetCode_Roadmap.docx
@@ -28,7 +28,7 @@
           <w:sz w:val="20"/>
           <w:szCs w:val="20"/>
         </w:rPr>
-        <w:t xml:space="preserve">游戏开发职业规划 · 持续更新</w:t>
+        <w:t xml:space="preserve">数据结构与算法刷题记录 · 持续更新</w:t>
       </w:r>
     </w:p>
     <w:p>
@@ -692,7 +692,7 @@
                 <w:sz w:val="20"/>
                 <w:szCs w:val="20"/>
               </w:rPr>
-              <w:t xml:space="preserve">判重 + 哈希，游戏连击判定</w:t>
+              <w:t xml:space="preserve">判重 + 哈希，连击/去重判定</w:t>
             </w:r>
           </w:p>
         </w:tc>
@@ -1485,7 +1485,7 @@
                 <w:sz w:val="20"/>
                 <w:szCs w:val="20"/>
               </w:rPr>
-              <w:t xml:space="preserve">单调栈，游戏下一个更强敌人</w:t>
+              <w:t xml:space="preserve">单调栈，找下一个更大元素</w:t>
             </w:r>
           </w:p>
         </w:tc>
@@ -3193,7 +3193,7 @@
                 <w:sz w:val="20"/>
                 <w:szCs w:val="20"/>
               </w:rPr>
-              <w:t xml:space="preserve">链表模拟加法，游戏大数 HP</w:t>
+              <w:t xml:space="preserve">链表模拟大数加法</w:t>
             </w:r>
           </w:p>
         </w:tc>
@@ -6241,7 +6241,7 @@
         <w:pStyle w:val="Heading2"/>
       </w:pPr>
       <w:r>
-        <w:t xml:space="preserve">按职业规划顺序</w:t>
+        <w:t xml:space="preserve">按学习顺序</w:t>
       </w:r>
     </w:p>
     <w:p>
@@ -6609,7 +6609,7 @@
                 <w:sz w:val="20"/>
                 <w:szCs w:val="20"/>
               </w:rPr>
-              <w:t xml:space="preserve">游戏配置表查表</w:t>
+              <w:t xml:space="preserve">配置表查表</w:t>
             </w:r>
           </w:p>
         </w:tc>

--- a/Project1/ds/LeetCode_Roadmap.docx
+++ b/Project1/ds/LeetCode_Roadmap.docx
@@ -76,7 +76,7 @@
           <w:sz w:val="22"/>
           <w:szCs w:val="22"/>
         </w:rPr>
-        <w:t xml:space="preserve">已完成 12 / 172 题</w:t>
+        <w:t xml:space="preserve">已完成 13 / 172 题</w:t>
       </w:r>
     </w:p>
     <w:p>
@@ -90,7 +90,7 @@
           <w:sz w:val="20"/>
           <w:szCs w:val="20"/>
         </w:rPr>
-        <w:t xml:space="preserve">██░░░░░░░░░░░░░░░░░░░░░░░░░░░░  7%</w:t>
+        <w:t xml:space="preserve">██░░░░░░░░░░░░░░░░░░░░░░░░░░░░  8%</w:t>
       </w:r>
     </w:p>
     <w:p>
@@ -193,7 +193,7 @@
                 <w:sz w:val="18"/>
                 <w:szCs w:val="18"/>
               </w:rPr>
-              <w:t xml:space="preserve">9</w:t>
+              <w:t xml:space="preserve">10</w:t>
             </w:r>
           </w:p>
         </w:tc>
@@ -331,7 +331,7 @@
                 <w:sz w:val="18"/>
                 <w:szCs w:val="18"/>
               </w:rPr>
-              <w:t xml:space="preserve">160</w:t>
+              <w:t xml:space="preserve">159</w:t>
             </w:r>
           </w:p>
         </w:tc>
@@ -375,7 +375,7 @@
           <w:sz w:val="20"/>
           <w:szCs w:val="20"/>
         </w:rPr>
-        <w:t xml:space="preserve">阶段目标：先刷完 ⭐ 必刷的 46 题  →  再补到 100 题  →  最终 150 题。当前 12 题</w:t>
+        <w:t xml:space="preserve">阶段目标：先刷完 ⭐ 必刷的 46 题  →  再补到 100 题  →  最终 150 题。当前 13 题</w:t>
       </w:r>
     </w:p>
     <w:p>
@@ -971,18 +971,33 @@
             <w:pPr>
               <w:jc w:val="center"/>
             </w:pPr>
-            <w:r>
-              <w:rPr>
-                <w:rFonts w:ascii="Microsoft YaHei" w:cs="Microsoft YaHei" w:eastAsia="Microsoft YaHei" w:hAnsi="Microsoft YaHei"/>
-                <w:b w:val="false"/>
-                <w:bCs w:val="false"/>
-                <w:i w:val="false"/>
-                <w:iCs w:val="false"/>
-                <w:sz w:val="18"/>
-                <w:szCs w:val="18"/>
-              </w:rPr>
-              <w:t xml:space="preserve">🔥</w:t>
-            </w:r>
+            <w:sdt>
+              <w:sdtPr>
+                <w:alias w:val="状态"/>
+                <w:tag w:val="lc_status_1"/>
+                <w:id w:val="90001"/>
+                <w:dropDownList>
+                  <w:listItem w:displayText="⬜ 未做" w:value="0"/>
+                  <w:listItem w:displayText="🔥 已手撕" w:value="1"/>
+                  <w:listItem w:displayText="✅ 已完成" w:value="2"/>
+                </w:dropDownList>
+                <w:showingPlcHdr w:val="0"/>
+              </w:sdtPr>
+              <w:sdtContent>
+                <w:r>
+                  <w:rPr>
+                    <w:rFonts w:ascii="Microsoft YaHei" w:cs="Microsoft YaHei" w:eastAsia="Microsoft YaHei" w:hAnsi="Microsoft YaHei"/>
+                    <w:b w:val="false"/>
+                    <w:bCs w:val="false"/>
+                    <w:i w:val="false"/>
+                    <w:iCs w:val="false"/>
+                    <w:sz w:val="18"/>
+                    <w:szCs w:val="18"/>
+                  </w:rPr>
+                  <w:t>🔥</w:t>
+                </w:r>
+              </w:sdtContent>
+            </w:sdt>
           </w:p>
         </w:tc>
         <w:tc>
@@ -1179,18 +1194,33 @@
             <w:pPr>
               <w:jc w:val="center"/>
             </w:pPr>
-            <w:r>
-              <w:rPr>
-                <w:rFonts w:ascii="Microsoft YaHei" w:cs="Microsoft YaHei" w:eastAsia="Microsoft YaHei" w:hAnsi="Microsoft YaHei"/>
-                <w:b w:val="false"/>
-                <w:bCs w:val="false"/>
-                <w:i w:val="false"/>
-                <w:iCs w:val="false"/>
-                <w:sz w:val="18"/>
-                <w:szCs w:val="18"/>
-              </w:rPr>
-              <w:t xml:space="preserve">🔥</w:t>
-            </w:r>
+            <w:sdt>
+              <w:sdtPr>
+                <w:alias w:val="状态"/>
+                <w:tag w:val="lc_status_2"/>
+                <w:id w:val="90002"/>
+                <w:dropDownList>
+                  <w:listItem w:displayText="⬜ 未做" w:value="0"/>
+                  <w:listItem w:displayText="🔥 已手撕" w:value="1"/>
+                  <w:listItem w:displayText="✅ 已完成" w:value="2"/>
+                </w:dropDownList>
+                <w:showingPlcHdr w:val="0"/>
+              </w:sdtPr>
+              <w:sdtContent>
+                <w:r>
+                  <w:rPr>
+                    <w:rFonts w:ascii="Microsoft YaHei" w:cs="Microsoft YaHei" w:eastAsia="Microsoft YaHei" w:hAnsi="Microsoft YaHei"/>
+                    <w:b w:val="false"/>
+                    <w:bCs w:val="false"/>
+                    <w:i w:val="false"/>
+                    <w:iCs w:val="false"/>
+                    <w:sz w:val="18"/>
+                    <w:szCs w:val="18"/>
+                  </w:rPr>
+                  <w:t>🔥</w:t>
+                </w:r>
+              </w:sdtContent>
+            </w:sdt>
           </w:p>
         </w:tc>
         <w:tc>
@@ -1387,18 +1417,33 @@
             <w:pPr>
               <w:jc w:val="center"/>
             </w:pPr>
-            <w:r>
-              <w:rPr>
-                <w:rFonts w:ascii="Microsoft YaHei" w:cs="Microsoft YaHei" w:eastAsia="Microsoft YaHei" w:hAnsi="Microsoft YaHei"/>
-                <w:b w:val="false"/>
-                <w:bCs w:val="false"/>
-                <w:i w:val="false"/>
-                <w:iCs w:val="false"/>
-                <w:sz w:val="18"/>
-                <w:szCs w:val="18"/>
-              </w:rPr>
-              <w:t xml:space="preserve">🔥</w:t>
-            </w:r>
+            <w:sdt>
+              <w:sdtPr>
+                <w:alias w:val="状态"/>
+                <w:tag w:val="lc_status_3"/>
+                <w:id w:val="90003"/>
+                <w:dropDownList>
+                  <w:listItem w:displayText="⬜ 未做" w:value="0"/>
+                  <w:listItem w:displayText="🔥 已手撕" w:value="1"/>
+                  <w:listItem w:displayText="✅ 已完成" w:value="2"/>
+                </w:dropDownList>
+                <w:showingPlcHdr w:val="0"/>
+              </w:sdtPr>
+              <w:sdtContent>
+                <w:r>
+                  <w:rPr>
+                    <w:rFonts w:ascii="Microsoft YaHei" w:cs="Microsoft YaHei" w:eastAsia="Microsoft YaHei" w:hAnsi="Microsoft YaHei"/>
+                    <w:b w:val="false"/>
+                    <w:bCs w:val="false"/>
+                    <w:i w:val="false"/>
+                    <w:iCs w:val="false"/>
+                    <w:sz w:val="18"/>
+                    <w:szCs w:val="18"/>
+                  </w:rPr>
+                  <w:t>🔥</w:t>
+                </w:r>
+              </w:sdtContent>
+            </w:sdt>
           </w:p>
         </w:tc>
         <w:tc>
@@ -1595,18 +1640,33 @@
             <w:pPr>
               <w:jc w:val="center"/>
             </w:pPr>
-            <w:r>
-              <w:rPr>
-                <w:rFonts w:ascii="Microsoft YaHei" w:cs="Microsoft YaHei" w:eastAsia="Microsoft YaHei" w:hAnsi="Microsoft YaHei"/>
-                <w:b w:val="false"/>
-                <w:bCs w:val="false"/>
-                <w:i w:val="false"/>
-                <w:iCs w:val="false"/>
-                <w:sz w:val="18"/>
-                <w:szCs w:val="18"/>
-              </w:rPr>
-              <w:t xml:space="preserve">🔥</w:t>
-            </w:r>
+            <w:sdt>
+              <w:sdtPr>
+                <w:alias w:val="状态"/>
+                <w:tag w:val="lc_status_4"/>
+                <w:id w:val="90004"/>
+                <w:dropDownList>
+                  <w:listItem w:displayText="⬜ 未做" w:value="0"/>
+                  <w:listItem w:displayText="🔥 已手撕" w:value="1"/>
+                  <w:listItem w:displayText="✅ 已完成" w:value="2"/>
+                </w:dropDownList>
+                <w:showingPlcHdr w:val="0"/>
+              </w:sdtPr>
+              <w:sdtContent>
+                <w:r>
+                  <w:rPr>
+                    <w:rFonts w:ascii="Microsoft YaHei" w:cs="Microsoft YaHei" w:eastAsia="Microsoft YaHei" w:hAnsi="Microsoft YaHei"/>
+                    <w:b w:val="false"/>
+                    <w:bCs w:val="false"/>
+                    <w:i w:val="false"/>
+                    <w:iCs w:val="false"/>
+                    <w:sz w:val="18"/>
+                    <w:szCs w:val="18"/>
+                  </w:rPr>
+                  <w:t>🔥</w:t>
+                </w:r>
+              </w:sdtContent>
+            </w:sdt>
           </w:p>
         </w:tc>
         <w:tc>
@@ -1803,18 +1863,33 @@
             <w:pPr>
               <w:jc w:val="center"/>
             </w:pPr>
-            <w:r>
-              <w:rPr>
-                <w:rFonts w:ascii="Microsoft YaHei" w:cs="Microsoft YaHei" w:eastAsia="Microsoft YaHei" w:hAnsi="Microsoft YaHei"/>
-                <w:b w:val="false"/>
-                <w:bCs w:val="false"/>
-                <w:i w:val="false"/>
-                <w:iCs w:val="false"/>
-                <w:sz w:val="18"/>
-                <w:szCs w:val="18"/>
-              </w:rPr>
-              <w:t xml:space="preserve">🔥</w:t>
-            </w:r>
+            <w:sdt>
+              <w:sdtPr>
+                <w:alias w:val="状态"/>
+                <w:tag w:val="lc_status_5"/>
+                <w:id w:val="90005"/>
+                <w:dropDownList>
+                  <w:listItem w:displayText="⬜ 未做" w:value="0"/>
+                  <w:listItem w:displayText="🔥 已手撕" w:value="1"/>
+                  <w:listItem w:displayText="✅ 已完成" w:value="2"/>
+                </w:dropDownList>
+                <w:showingPlcHdr w:val="0"/>
+              </w:sdtPr>
+              <w:sdtContent>
+                <w:r>
+                  <w:rPr>
+                    <w:rFonts w:ascii="Microsoft YaHei" w:cs="Microsoft YaHei" w:eastAsia="Microsoft YaHei" w:hAnsi="Microsoft YaHei"/>
+                    <w:b w:val="false"/>
+                    <w:bCs w:val="false"/>
+                    <w:i w:val="false"/>
+                    <w:iCs w:val="false"/>
+                    <w:sz w:val="18"/>
+                    <w:szCs w:val="18"/>
+                  </w:rPr>
+                  <w:t>🔥</w:t>
+                </w:r>
+              </w:sdtContent>
+            </w:sdt>
           </w:p>
         </w:tc>
         <w:tc>
@@ -2011,18 +2086,33 @@
             <w:pPr>
               <w:jc w:val="center"/>
             </w:pPr>
-            <w:r>
-              <w:rPr>
-                <w:rFonts w:ascii="Microsoft YaHei" w:cs="Microsoft YaHei" w:eastAsia="Microsoft YaHei" w:hAnsi="Microsoft YaHei"/>
-                <w:b w:val="false"/>
-                <w:bCs w:val="false"/>
-                <w:i w:val="false"/>
-                <w:iCs w:val="false"/>
-                <w:sz w:val="18"/>
-                <w:szCs w:val="18"/>
-              </w:rPr>
-              <w:t xml:space="preserve">🔥</w:t>
-            </w:r>
+            <w:sdt>
+              <w:sdtPr>
+                <w:alias w:val="状态"/>
+                <w:tag w:val="lc_status_6"/>
+                <w:id w:val="90006"/>
+                <w:dropDownList>
+                  <w:listItem w:displayText="⬜ 未做" w:value="0"/>
+                  <w:listItem w:displayText="🔥 已手撕" w:value="1"/>
+                  <w:listItem w:displayText="✅ 已完成" w:value="2"/>
+                </w:dropDownList>
+                <w:showingPlcHdr w:val="0"/>
+              </w:sdtPr>
+              <w:sdtContent>
+                <w:r>
+                  <w:rPr>
+                    <w:rFonts w:ascii="Microsoft YaHei" w:cs="Microsoft YaHei" w:eastAsia="Microsoft YaHei" w:hAnsi="Microsoft YaHei"/>
+                    <w:b w:val="false"/>
+                    <w:bCs w:val="false"/>
+                    <w:i w:val="false"/>
+                    <w:iCs w:val="false"/>
+                    <w:sz w:val="18"/>
+                    <w:szCs w:val="18"/>
+                  </w:rPr>
+                  <w:t>🔥</w:t>
+                </w:r>
+              </w:sdtContent>
+            </w:sdt>
           </w:p>
         </w:tc>
         <w:tc>
@@ -2055,7 +2145,7 @@
                 <w:sz w:val="18"/>
                 <w:szCs w:val="18"/>
               </w:rPr>
-              <w:t xml:space="preserve">26-10-14</w:t>
+              <w:t xml:space="preserve">26-10-15</w:t>
             </w:r>
           </w:p>
         </w:tc>
@@ -2219,18 +2309,33 @@
             <w:pPr>
               <w:jc w:val="center"/>
             </w:pPr>
-            <w:r>
-              <w:rPr>
-                <w:rFonts w:ascii="Microsoft YaHei" w:cs="Microsoft YaHei" w:eastAsia="Microsoft YaHei" w:hAnsi="Microsoft YaHei"/>
-                <w:b w:val="false"/>
-                <w:bCs w:val="false"/>
-                <w:i w:val="false"/>
-                <w:iCs w:val="false"/>
-                <w:sz w:val="18"/>
-                <w:szCs w:val="18"/>
-              </w:rPr>
-              <w:t xml:space="preserve">⬜</w:t>
-            </w:r>
+            <w:sdt>
+              <w:sdtPr>
+                <w:alias w:val="状态"/>
+                <w:tag w:val="lc_status_7"/>
+                <w:id w:val="90007"/>
+                <w:dropDownList>
+                  <w:listItem w:displayText="⬜ 未做" w:value="0"/>
+                  <w:listItem w:displayText="🔥 已手撕" w:value="1"/>
+                  <w:listItem w:displayText="✅ 已完成" w:value="2"/>
+                </w:dropDownList>
+                <w:showingPlcHdr w:val="0"/>
+              </w:sdtPr>
+              <w:sdtContent>
+                <w:r>
+                  <w:rPr>
+                    <w:rFonts w:ascii="Microsoft YaHei" w:cs="Microsoft YaHei" w:eastAsia="Microsoft YaHei" w:hAnsi="Microsoft YaHei"/>
+                    <w:b w:val="false"/>
+                    <w:bCs w:val="false"/>
+                    <w:i w:val="false"/>
+                    <w:iCs w:val="false"/>
+                    <w:sz w:val="18"/>
+                    <w:szCs w:val="18"/>
+                  </w:rPr>
+                  <w:t>⬜</w:t>
+                </w:r>
+              </w:sdtContent>
+            </w:sdt>
           </w:p>
         </w:tc>
         <w:tc>
@@ -2427,18 +2532,33 @@
             <w:pPr>
               <w:jc w:val="center"/>
             </w:pPr>
-            <w:r>
-              <w:rPr>
-                <w:rFonts w:ascii="Microsoft YaHei" w:cs="Microsoft YaHei" w:eastAsia="Microsoft YaHei" w:hAnsi="Microsoft YaHei"/>
-                <w:b w:val="false"/>
-                <w:bCs w:val="false"/>
-                <w:i w:val="false"/>
-                <w:iCs w:val="false"/>
-                <w:sz w:val="18"/>
-                <w:szCs w:val="18"/>
-              </w:rPr>
-              <w:t xml:space="preserve">⬜</w:t>
-            </w:r>
+            <w:sdt>
+              <w:sdtPr>
+                <w:alias w:val="状态"/>
+                <w:tag w:val="lc_status_8"/>
+                <w:id w:val="90008"/>
+                <w:dropDownList>
+                  <w:listItem w:displayText="⬜ 未做" w:value="0"/>
+                  <w:listItem w:displayText="🔥 已手撕" w:value="1"/>
+                  <w:listItem w:displayText="✅ 已完成" w:value="2"/>
+                </w:dropDownList>
+                <w:showingPlcHdr w:val="0"/>
+              </w:sdtPr>
+              <w:sdtContent>
+                <w:r>
+                  <w:rPr>
+                    <w:rFonts w:ascii="Microsoft YaHei" w:cs="Microsoft YaHei" w:eastAsia="Microsoft YaHei" w:hAnsi="Microsoft YaHei"/>
+                    <w:b w:val="false"/>
+                    <w:bCs w:val="false"/>
+                    <w:i w:val="false"/>
+                    <w:iCs w:val="false"/>
+                    <w:sz w:val="18"/>
+                    <w:szCs w:val="18"/>
+                  </w:rPr>
+                  <w:t>⬜</w:t>
+                </w:r>
+              </w:sdtContent>
+            </w:sdt>
           </w:p>
         </w:tc>
         <w:tc>
@@ -2635,18 +2755,33 @@
             <w:pPr>
               <w:jc w:val="center"/>
             </w:pPr>
-            <w:r>
-              <w:rPr>
-                <w:rFonts w:ascii="Microsoft YaHei" w:cs="Microsoft YaHei" w:eastAsia="Microsoft YaHei" w:hAnsi="Microsoft YaHei"/>
-                <w:b w:val="false"/>
-                <w:bCs w:val="false"/>
-                <w:i w:val="false"/>
-                <w:iCs w:val="false"/>
-                <w:sz w:val="18"/>
-                <w:szCs w:val="18"/>
-              </w:rPr>
-              <w:t xml:space="preserve">⬜</w:t>
-            </w:r>
+            <w:sdt>
+              <w:sdtPr>
+                <w:alias w:val="状态"/>
+                <w:tag w:val="lc_status_9"/>
+                <w:id w:val="90009"/>
+                <w:dropDownList>
+                  <w:listItem w:displayText="⬜ 未做" w:value="0"/>
+                  <w:listItem w:displayText="🔥 已手撕" w:value="1"/>
+                  <w:listItem w:displayText="✅ 已完成" w:value="2"/>
+                </w:dropDownList>
+                <w:showingPlcHdr w:val="0"/>
+              </w:sdtPr>
+              <w:sdtContent>
+                <w:r>
+                  <w:rPr>
+                    <w:rFonts w:ascii="Microsoft YaHei" w:cs="Microsoft YaHei" w:eastAsia="Microsoft YaHei" w:hAnsi="Microsoft YaHei"/>
+                    <w:b w:val="false"/>
+                    <w:bCs w:val="false"/>
+                    <w:i w:val="false"/>
+                    <w:iCs w:val="false"/>
+                    <w:sz w:val="18"/>
+                    <w:szCs w:val="18"/>
+                  </w:rPr>
+                  <w:t>⬜</w:t>
+                </w:r>
+              </w:sdtContent>
+            </w:sdt>
           </w:p>
         </w:tc>
         <w:tc>
@@ -2843,18 +2978,33 @@
             <w:pPr>
               <w:jc w:val="center"/>
             </w:pPr>
-            <w:r>
-              <w:rPr>
-                <w:rFonts w:ascii="Microsoft YaHei" w:cs="Microsoft YaHei" w:eastAsia="Microsoft YaHei" w:hAnsi="Microsoft YaHei"/>
-                <w:b w:val="false"/>
-                <w:bCs w:val="false"/>
-                <w:i w:val="false"/>
-                <w:iCs w:val="false"/>
-                <w:sz w:val="18"/>
-                <w:szCs w:val="18"/>
-              </w:rPr>
-              <w:t xml:space="preserve">⬜</w:t>
-            </w:r>
+            <w:sdt>
+              <w:sdtPr>
+                <w:alias w:val="状态"/>
+                <w:tag w:val="lc_status_10"/>
+                <w:id w:val="90010"/>
+                <w:dropDownList>
+                  <w:listItem w:displayText="⬜ 未做" w:value="0"/>
+                  <w:listItem w:displayText="🔥 已手撕" w:value="1"/>
+                  <w:listItem w:displayText="✅ 已完成" w:value="2"/>
+                </w:dropDownList>
+                <w:showingPlcHdr w:val="0"/>
+              </w:sdtPr>
+              <w:sdtContent>
+                <w:r>
+                  <w:rPr>
+                    <w:rFonts w:ascii="Microsoft YaHei" w:cs="Microsoft YaHei" w:eastAsia="Microsoft YaHei" w:hAnsi="Microsoft YaHei"/>
+                    <w:b w:val="false"/>
+                    <w:bCs w:val="false"/>
+                    <w:i w:val="false"/>
+                    <w:iCs w:val="false"/>
+                    <w:sz w:val="18"/>
+                    <w:szCs w:val="18"/>
+                  </w:rPr>
+                  <w:t>⬜</w:t>
+                </w:r>
+              </w:sdtContent>
+            </w:sdt>
           </w:p>
         </w:tc>
         <w:tc>
@@ -3051,18 +3201,33 @@
             <w:pPr>
               <w:jc w:val="center"/>
             </w:pPr>
-            <w:r>
-              <w:rPr>
-                <w:rFonts w:ascii="Microsoft YaHei" w:cs="Microsoft YaHei" w:eastAsia="Microsoft YaHei" w:hAnsi="Microsoft YaHei"/>
-                <w:b w:val="false"/>
-                <w:bCs w:val="false"/>
-                <w:i w:val="false"/>
-                <w:iCs w:val="false"/>
-                <w:sz w:val="18"/>
-                <w:szCs w:val="18"/>
-              </w:rPr>
-              <w:t xml:space="preserve">⬜</w:t>
-            </w:r>
+            <w:sdt>
+              <w:sdtPr>
+                <w:alias w:val="状态"/>
+                <w:tag w:val="lc_status_11"/>
+                <w:id w:val="90011"/>
+                <w:dropDownList>
+                  <w:listItem w:displayText="⬜ 未做" w:value="0"/>
+                  <w:listItem w:displayText="🔥 已手撕" w:value="1"/>
+                  <w:listItem w:displayText="✅ 已完成" w:value="2"/>
+                </w:dropDownList>
+                <w:showingPlcHdr w:val="0"/>
+              </w:sdtPr>
+              <w:sdtContent>
+                <w:r>
+                  <w:rPr>
+                    <w:rFonts w:ascii="Microsoft YaHei" w:cs="Microsoft YaHei" w:eastAsia="Microsoft YaHei" w:hAnsi="Microsoft YaHei"/>
+                    <w:b w:val="false"/>
+                    <w:bCs w:val="false"/>
+                    <w:i w:val="false"/>
+                    <w:iCs w:val="false"/>
+                    <w:sz w:val="18"/>
+                    <w:szCs w:val="18"/>
+                  </w:rPr>
+                  <w:t>⬜</w:t>
+                </w:r>
+              </w:sdtContent>
+            </w:sdt>
           </w:p>
         </w:tc>
         <w:tc>
@@ -3259,18 +3424,33 @@
             <w:pPr>
               <w:jc w:val="center"/>
             </w:pPr>
-            <w:r>
-              <w:rPr>
-                <w:rFonts w:ascii="Microsoft YaHei" w:cs="Microsoft YaHei" w:eastAsia="Microsoft YaHei" w:hAnsi="Microsoft YaHei"/>
-                <w:b w:val="false"/>
-                <w:bCs w:val="false"/>
-                <w:i w:val="false"/>
-                <w:iCs w:val="false"/>
-                <w:sz w:val="18"/>
-                <w:szCs w:val="18"/>
-              </w:rPr>
-              <w:t xml:space="preserve">⬜</w:t>
-            </w:r>
+            <w:sdt>
+              <w:sdtPr>
+                <w:alias w:val="状态"/>
+                <w:tag w:val="lc_status_12"/>
+                <w:id w:val="90012"/>
+                <w:dropDownList>
+                  <w:listItem w:displayText="⬜ 未做" w:value="0"/>
+                  <w:listItem w:displayText="🔥 已手撕" w:value="1"/>
+                  <w:listItem w:displayText="✅ 已完成" w:value="2"/>
+                </w:dropDownList>
+                <w:showingPlcHdr w:val="0"/>
+              </w:sdtPr>
+              <w:sdtContent>
+                <w:r>
+                  <w:rPr>
+                    <w:rFonts w:ascii="Microsoft YaHei" w:cs="Microsoft YaHei" w:eastAsia="Microsoft YaHei" w:hAnsi="Microsoft YaHei"/>
+                    <w:b w:val="false"/>
+                    <w:bCs w:val="false"/>
+                    <w:i w:val="false"/>
+                    <w:iCs w:val="false"/>
+                    <w:sz w:val="18"/>
+                    <w:szCs w:val="18"/>
+                  </w:rPr>
+                  <w:t>⬜</w:t>
+                </w:r>
+              </w:sdtContent>
+            </w:sdt>
           </w:p>
         </w:tc>
         <w:tc>
@@ -3774,18 +3954,33 @@
             <w:pPr>
               <w:jc w:val="center"/>
             </w:pPr>
-            <w:r>
-              <w:rPr>
-                <w:rFonts w:ascii="Microsoft YaHei" w:cs="Microsoft YaHei" w:eastAsia="Microsoft YaHei" w:hAnsi="Microsoft YaHei"/>
-                <w:b w:val="false"/>
-                <w:bCs w:val="false"/>
-                <w:i w:val="false"/>
-                <w:iCs w:val="false"/>
-                <w:sz w:val="18"/>
-                <w:szCs w:val="18"/>
-              </w:rPr>
-              <w:t xml:space="preserve">⬜</w:t>
-            </w:r>
+            <w:sdt>
+              <w:sdtPr>
+                <w:alias w:val="状态"/>
+                <w:tag w:val="lc_status_13"/>
+                <w:id w:val="90013"/>
+                <w:dropDownList>
+                  <w:listItem w:displayText="⬜ 未做" w:value="0"/>
+                  <w:listItem w:displayText="🔥 已手撕" w:value="1"/>
+                  <w:listItem w:displayText="✅ 已完成" w:value="2"/>
+                </w:dropDownList>
+                <w:showingPlcHdr w:val="0"/>
+              </w:sdtPr>
+              <w:sdtContent>
+                <w:r>
+                  <w:rPr>
+                    <w:rFonts w:ascii="Microsoft YaHei" w:cs="Microsoft YaHei" w:eastAsia="Microsoft YaHei" w:hAnsi="Microsoft YaHei"/>
+                    <w:b w:val="false"/>
+                    <w:bCs w:val="false"/>
+                    <w:i w:val="false"/>
+                    <w:iCs w:val="false"/>
+                    <w:sz w:val="18"/>
+                    <w:szCs w:val="18"/>
+                  </w:rPr>
+                  <w:t>⬜</w:t>
+                </w:r>
+              </w:sdtContent>
+            </w:sdt>
           </w:p>
         </w:tc>
         <w:tc>
@@ -3982,18 +4177,33 @@
             <w:pPr>
               <w:jc w:val="center"/>
             </w:pPr>
-            <w:r>
-              <w:rPr>
-                <w:rFonts w:ascii="Microsoft YaHei" w:cs="Microsoft YaHei" w:eastAsia="Microsoft YaHei" w:hAnsi="Microsoft YaHei"/>
-                <w:b w:val="false"/>
-                <w:bCs w:val="false"/>
-                <w:i w:val="false"/>
-                <w:iCs w:val="false"/>
-                <w:sz w:val="18"/>
-                <w:szCs w:val="18"/>
-              </w:rPr>
-              <w:t xml:space="preserve">⬜</w:t>
-            </w:r>
+            <w:sdt>
+              <w:sdtPr>
+                <w:alias w:val="状态"/>
+                <w:tag w:val="lc_status_14"/>
+                <w:id w:val="90014"/>
+                <w:dropDownList>
+                  <w:listItem w:displayText="⬜ 未做" w:value="0"/>
+                  <w:listItem w:displayText="🔥 已手撕" w:value="1"/>
+                  <w:listItem w:displayText="✅ 已完成" w:value="2"/>
+                </w:dropDownList>
+                <w:showingPlcHdr w:val="0"/>
+              </w:sdtPr>
+              <w:sdtContent>
+                <w:r>
+                  <w:rPr>
+                    <w:rFonts w:ascii="Microsoft YaHei" w:cs="Microsoft YaHei" w:eastAsia="Microsoft YaHei" w:hAnsi="Microsoft YaHei"/>
+                    <w:b w:val="false"/>
+                    <w:bCs w:val="false"/>
+                    <w:i w:val="false"/>
+                    <w:iCs w:val="false"/>
+                    <w:sz w:val="18"/>
+                    <w:szCs w:val="18"/>
+                  </w:rPr>
+                  <w:t>⬜</w:t>
+                </w:r>
+              </w:sdtContent>
+            </w:sdt>
           </w:p>
         </w:tc>
         <w:tc>
@@ -4190,18 +4400,33 @@
             <w:pPr>
               <w:jc w:val="center"/>
             </w:pPr>
-            <w:r>
-              <w:rPr>
-                <w:rFonts w:ascii="Microsoft YaHei" w:cs="Microsoft YaHei" w:eastAsia="Microsoft YaHei" w:hAnsi="Microsoft YaHei"/>
-                <w:b w:val="false"/>
-                <w:bCs w:val="false"/>
-                <w:i w:val="false"/>
-                <w:iCs w:val="false"/>
-                <w:sz w:val="18"/>
-                <w:szCs w:val="18"/>
-              </w:rPr>
-              <w:t xml:space="preserve">⬜</w:t>
-            </w:r>
+            <w:sdt>
+              <w:sdtPr>
+                <w:alias w:val="状态"/>
+                <w:tag w:val="lc_status_15"/>
+                <w:id w:val="90015"/>
+                <w:dropDownList>
+                  <w:listItem w:displayText="⬜ 未做" w:value="0"/>
+                  <w:listItem w:displayText="🔥 已手撕" w:value="1"/>
+                  <w:listItem w:displayText="✅ 已完成" w:value="2"/>
+                </w:dropDownList>
+                <w:showingPlcHdr w:val="0"/>
+              </w:sdtPr>
+              <w:sdtContent>
+                <w:r>
+                  <w:rPr>
+                    <w:rFonts w:ascii="Microsoft YaHei" w:cs="Microsoft YaHei" w:eastAsia="Microsoft YaHei" w:hAnsi="Microsoft YaHei"/>
+                    <w:b w:val="false"/>
+                    <w:bCs w:val="false"/>
+                    <w:i w:val="false"/>
+                    <w:iCs w:val="false"/>
+                    <w:sz w:val="18"/>
+                    <w:szCs w:val="18"/>
+                  </w:rPr>
+                  <w:t>⬜</w:t>
+                </w:r>
+              </w:sdtContent>
+            </w:sdt>
           </w:p>
         </w:tc>
         <w:tc>
@@ -4398,18 +4623,33 @@
             <w:pPr>
               <w:jc w:val="center"/>
             </w:pPr>
-            <w:r>
-              <w:rPr>
-                <w:rFonts w:ascii="Microsoft YaHei" w:cs="Microsoft YaHei" w:eastAsia="Microsoft YaHei" w:hAnsi="Microsoft YaHei"/>
-                <w:b w:val="false"/>
-                <w:bCs w:val="false"/>
-                <w:i w:val="false"/>
-                <w:iCs w:val="false"/>
-                <w:sz w:val="18"/>
-                <w:szCs w:val="18"/>
-              </w:rPr>
-              <w:t xml:space="preserve">⬜</w:t>
-            </w:r>
+            <w:sdt>
+              <w:sdtPr>
+                <w:alias w:val="状态"/>
+                <w:tag w:val="lc_status_16"/>
+                <w:id w:val="90016"/>
+                <w:dropDownList>
+                  <w:listItem w:displayText="⬜ 未做" w:value="0"/>
+                  <w:listItem w:displayText="🔥 已手撕" w:value="1"/>
+                  <w:listItem w:displayText="✅ 已完成" w:value="2"/>
+                </w:dropDownList>
+                <w:showingPlcHdr w:val="0"/>
+              </w:sdtPr>
+              <w:sdtContent>
+                <w:r>
+                  <w:rPr>
+                    <w:rFonts w:ascii="Microsoft YaHei" w:cs="Microsoft YaHei" w:eastAsia="Microsoft YaHei" w:hAnsi="Microsoft YaHei"/>
+                    <w:b w:val="false"/>
+                    <w:bCs w:val="false"/>
+                    <w:i w:val="false"/>
+                    <w:iCs w:val="false"/>
+                    <w:sz w:val="18"/>
+                    <w:szCs w:val="18"/>
+                  </w:rPr>
+                  <w:t>⬜</w:t>
+                </w:r>
+              </w:sdtContent>
+            </w:sdt>
           </w:p>
         </w:tc>
         <w:tc>
@@ -4606,18 +4846,33 @@
             <w:pPr>
               <w:jc w:val="center"/>
             </w:pPr>
-            <w:r>
-              <w:rPr>
-                <w:rFonts w:ascii="Microsoft YaHei" w:cs="Microsoft YaHei" w:eastAsia="Microsoft YaHei" w:hAnsi="Microsoft YaHei"/>
-                <w:b w:val="false"/>
-                <w:bCs w:val="false"/>
-                <w:i w:val="false"/>
-                <w:iCs w:val="false"/>
-                <w:sz w:val="18"/>
-                <w:szCs w:val="18"/>
-              </w:rPr>
-              <w:t xml:space="preserve">⬜</w:t>
-            </w:r>
+            <w:sdt>
+              <w:sdtPr>
+                <w:alias w:val="状态"/>
+                <w:tag w:val="lc_status_17"/>
+                <w:id w:val="90017"/>
+                <w:dropDownList>
+                  <w:listItem w:displayText="⬜ 未做" w:value="0"/>
+                  <w:listItem w:displayText="🔥 已手撕" w:value="1"/>
+                  <w:listItem w:displayText="✅ 已完成" w:value="2"/>
+                </w:dropDownList>
+                <w:showingPlcHdr w:val="0"/>
+              </w:sdtPr>
+              <w:sdtContent>
+                <w:r>
+                  <w:rPr>
+                    <w:rFonts w:ascii="Microsoft YaHei" w:cs="Microsoft YaHei" w:eastAsia="Microsoft YaHei" w:hAnsi="Microsoft YaHei"/>
+                    <w:b w:val="false"/>
+                    <w:bCs w:val="false"/>
+                    <w:i w:val="false"/>
+                    <w:iCs w:val="false"/>
+                    <w:sz w:val="18"/>
+                    <w:szCs w:val="18"/>
+                  </w:rPr>
+                  <w:t>⬜</w:t>
+                </w:r>
+              </w:sdtContent>
+            </w:sdt>
           </w:p>
         </w:tc>
         <w:tc>
@@ -4814,18 +5069,33 @@
             <w:pPr>
               <w:jc w:val="center"/>
             </w:pPr>
-            <w:r>
-              <w:rPr>
-                <w:rFonts w:ascii="Microsoft YaHei" w:cs="Microsoft YaHei" w:eastAsia="Microsoft YaHei" w:hAnsi="Microsoft YaHei"/>
-                <w:b w:val="false"/>
-                <w:bCs w:val="false"/>
-                <w:i w:val="false"/>
-                <w:iCs w:val="false"/>
-                <w:sz w:val="18"/>
-                <w:szCs w:val="18"/>
-              </w:rPr>
-              <w:t xml:space="preserve">⬜</w:t>
-            </w:r>
+            <w:sdt>
+              <w:sdtPr>
+                <w:alias w:val="状态"/>
+                <w:tag w:val="lc_status_18"/>
+                <w:id w:val="90018"/>
+                <w:dropDownList>
+                  <w:listItem w:displayText="⬜ 未做" w:value="0"/>
+                  <w:listItem w:displayText="🔥 已手撕" w:value="1"/>
+                  <w:listItem w:displayText="✅ 已完成" w:value="2"/>
+                </w:dropDownList>
+                <w:showingPlcHdr w:val="0"/>
+              </w:sdtPr>
+              <w:sdtContent>
+                <w:r>
+                  <w:rPr>
+                    <w:rFonts w:ascii="Microsoft YaHei" w:cs="Microsoft YaHei" w:eastAsia="Microsoft YaHei" w:hAnsi="Microsoft YaHei"/>
+                    <w:b w:val="false"/>
+                    <w:bCs w:val="false"/>
+                    <w:i w:val="false"/>
+                    <w:iCs w:val="false"/>
+                    <w:sz w:val="18"/>
+                    <w:szCs w:val="18"/>
+                  </w:rPr>
+                  <w:t>⬜</w:t>
+                </w:r>
+              </w:sdtContent>
+            </w:sdt>
           </w:p>
         </w:tc>
         <w:tc>
@@ -5022,18 +5292,33 @@
             <w:pPr>
               <w:jc w:val="center"/>
             </w:pPr>
-            <w:r>
-              <w:rPr>
-                <w:rFonts w:ascii="Microsoft YaHei" w:cs="Microsoft YaHei" w:eastAsia="Microsoft YaHei" w:hAnsi="Microsoft YaHei"/>
-                <w:b w:val="false"/>
-                <w:bCs w:val="false"/>
-                <w:i w:val="false"/>
-                <w:iCs w:val="false"/>
-                <w:sz w:val="18"/>
-                <w:szCs w:val="18"/>
-              </w:rPr>
-              <w:t xml:space="preserve">⬜</w:t>
-            </w:r>
+            <w:sdt>
+              <w:sdtPr>
+                <w:alias w:val="状态"/>
+                <w:tag w:val="lc_status_19"/>
+                <w:id w:val="90019"/>
+                <w:dropDownList>
+                  <w:listItem w:displayText="⬜ 未做" w:value="0"/>
+                  <w:listItem w:displayText="🔥 已手撕" w:value="1"/>
+                  <w:listItem w:displayText="✅ 已完成" w:value="2"/>
+                </w:dropDownList>
+                <w:showingPlcHdr w:val="0"/>
+              </w:sdtPr>
+              <w:sdtContent>
+                <w:r>
+                  <w:rPr>
+                    <w:rFonts w:ascii="Microsoft YaHei" w:cs="Microsoft YaHei" w:eastAsia="Microsoft YaHei" w:hAnsi="Microsoft YaHei"/>
+                    <w:b w:val="false"/>
+                    <w:bCs w:val="false"/>
+                    <w:i w:val="false"/>
+                    <w:iCs w:val="false"/>
+                    <w:sz w:val="18"/>
+                    <w:szCs w:val="18"/>
+                  </w:rPr>
+                  <w:t>⬜</w:t>
+                </w:r>
+              </w:sdtContent>
+            </w:sdt>
           </w:p>
         </w:tc>
         <w:tc>
@@ -5230,18 +5515,33 @@
             <w:pPr>
               <w:jc w:val="center"/>
             </w:pPr>
-            <w:r>
-              <w:rPr>
-                <w:rFonts w:ascii="Microsoft YaHei" w:cs="Microsoft YaHei" w:eastAsia="Microsoft YaHei" w:hAnsi="Microsoft YaHei"/>
-                <w:b w:val="false"/>
-                <w:bCs w:val="false"/>
-                <w:i w:val="false"/>
-                <w:iCs w:val="false"/>
-                <w:sz w:val="18"/>
-                <w:szCs w:val="18"/>
-              </w:rPr>
-              <w:t xml:space="preserve">⬜</w:t>
-            </w:r>
+            <w:sdt>
+              <w:sdtPr>
+                <w:alias w:val="状态"/>
+                <w:tag w:val="lc_status_20"/>
+                <w:id w:val="90020"/>
+                <w:dropDownList>
+                  <w:listItem w:displayText="⬜ 未做" w:value="0"/>
+                  <w:listItem w:displayText="🔥 已手撕" w:value="1"/>
+                  <w:listItem w:displayText="✅ 已完成" w:value="2"/>
+                </w:dropDownList>
+                <w:showingPlcHdr w:val="0"/>
+              </w:sdtPr>
+              <w:sdtContent>
+                <w:r>
+                  <w:rPr>
+                    <w:rFonts w:ascii="Microsoft YaHei" w:cs="Microsoft YaHei" w:eastAsia="Microsoft YaHei" w:hAnsi="Microsoft YaHei"/>
+                    <w:b w:val="false"/>
+                    <w:bCs w:val="false"/>
+                    <w:i w:val="false"/>
+                    <w:iCs w:val="false"/>
+                    <w:sz w:val="18"/>
+                    <w:szCs w:val="18"/>
+                  </w:rPr>
+                  <w:t>⬜</w:t>
+                </w:r>
+              </w:sdtContent>
+            </w:sdt>
           </w:p>
         </w:tc>
         <w:tc>
@@ -5438,18 +5738,33 @@
             <w:pPr>
               <w:jc w:val="center"/>
             </w:pPr>
-            <w:r>
-              <w:rPr>
-                <w:rFonts w:ascii="Microsoft YaHei" w:cs="Microsoft YaHei" w:eastAsia="Microsoft YaHei" w:hAnsi="Microsoft YaHei"/>
-                <w:b w:val="false"/>
-                <w:bCs w:val="false"/>
-                <w:i w:val="false"/>
-                <w:iCs w:val="false"/>
-                <w:sz w:val="18"/>
-                <w:szCs w:val="18"/>
-              </w:rPr>
-              <w:t xml:space="preserve">⬜</w:t>
-            </w:r>
+            <w:sdt>
+              <w:sdtPr>
+                <w:alias w:val="状态"/>
+                <w:tag w:val="lc_status_21"/>
+                <w:id w:val="90021"/>
+                <w:dropDownList>
+                  <w:listItem w:displayText="⬜ 未做" w:value="0"/>
+                  <w:listItem w:displayText="🔥 已手撕" w:value="1"/>
+                  <w:listItem w:displayText="✅ 已完成" w:value="2"/>
+                </w:dropDownList>
+                <w:showingPlcHdr w:val="0"/>
+              </w:sdtPr>
+              <w:sdtContent>
+                <w:r>
+                  <w:rPr>
+                    <w:rFonts w:ascii="Microsoft YaHei" w:cs="Microsoft YaHei" w:eastAsia="Microsoft YaHei" w:hAnsi="Microsoft YaHei"/>
+                    <w:b w:val="false"/>
+                    <w:bCs w:val="false"/>
+                    <w:i w:val="false"/>
+                    <w:iCs w:val="false"/>
+                    <w:sz w:val="18"/>
+                    <w:szCs w:val="18"/>
+                  </w:rPr>
+                  <w:t>⬜</w:t>
+                </w:r>
+              </w:sdtContent>
+            </w:sdt>
           </w:p>
         </w:tc>
         <w:tc>
@@ -5646,18 +5961,33 @@
             <w:pPr>
               <w:jc w:val="center"/>
             </w:pPr>
-            <w:r>
-              <w:rPr>
-                <w:rFonts w:ascii="Microsoft YaHei" w:cs="Microsoft YaHei" w:eastAsia="Microsoft YaHei" w:hAnsi="Microsoft YaHei"/>
-                <w:b w:val="false"/>
-                <w:bCs w:val="false"/>
-                <w:i w:val="false"/>
-                <w:iCs w:val="false"/>
-                <w:sz w:val="18"/>
-                <w:szCs w:val="18"/>
-              </w:rPr>
-              <w:t xml:space="preserve">⬜</w:t>
-            </w:r>
+            <w:sdt>
+              <w:sdtPr>
+                <w:alias w:val="状态"/>
+                <w:tag w:val="lc_status_22"/>
+                <w:id w:val="90022"/>
+                <w:dropDownList>
+                  <w:listItem w:displayText="⬜ 未做" w:value="0"/>
+                  <w:listItem w:displayText="🔥 已手撕" w:value="1"/>
+                  <w:listItem w:displayText="✅ 已完成" w:value="2"/>
+                </w:dropDownList>
+                <w:showingPlcHdr w:val="0"/>
+              </w:sdtPr>
+              <w:sdtContent>
+                <w:r>
+                  <w:rPr>
+                    <w:rFonts w:ascii="Microsoft YaHei" w:cs="Microsoft YaHei" w:eastAsia="Microsoft YaHei" w:hAnsi="Microsoft YaHei"/>
+                    <w:b w:val="false"/>
+                    <w:bCs w:val="false"/>
+                    <w:i w:val="false"/>
+                    <w:iCs w:val="false"/>
+                    <w:sz w:val="18"/>
+                    <w:szCs w:val="18"/>
+                  </w:rPr>
+                  <w:t>⬜</w:t>
+                </w:r>
+              </w:sdtContent>
+            </w:sdt>
           </w:p>
         </w:tc>
         <w:tc>
@@ -6161,18 +6491,33 @@
             <w:pPr>
               <w:jc w:val="center"/>
             </w:pPr>
-            <w:r>
-              <w:rPr>
-                <w:rFonts w:ascii="Microsoft YaHei" w:cs="Microsoft YaHei" w:eastAsia="Microsoft YaHei" w:hAnsi="Microsoft YaHei"/>
-                <w:b w:val="false"/>
-                <w:bCs w:val="false"/>
-                <w:i w:val="false"/>
-                <w:iCs w:val="false"/>
-                <w:sz w:val="18"/>
-                <w:szCs w:val="18"/>
-              </w:rPr>
-              <w:t xml:space="preserve">⬜</w:t>
-            </w:r>
+            <w:sdt>
+              <w:sdtPr>
+                <w:alias w:val="状态"/>
+                <w:tag w:val="lc_status_23"/>
+                <w:id w:val="90023"/>
+                <w:dropDownList>
+                  <w:listItem w:displayText="⬜ 未做" w:value="0"/>
+                  <w:listItem w:displayText="🔥 已手撕" w:value="1"/>
+                  <w:listItem w:displayText="✅ 已完成" w:value="2"/>
+                </w:dropDownList>
+                <w:showingPlcHdr w:val="0"/>
+              </w:sdtPr>
+              <w:sdtContent>
+                <w:r>
+                  <w:rPr>
+                    <w:rFonts w:ascii="Microsoft YaHei" w:cs="Microsoft YaHei" w:eastAsia="Microsoft YaHei" w:hAnsi="Microsoft YaHei"/>
+                    <w:b w:val="false"/>
+                    <w:bCs w:val="false"/>
+                    <w:i w:val="false"/>
+                    <w:iCs w:val="false"/>
+                    <w:sz w:val="18"/>
+                    <w:szCs w:val="18"/>
+                  </w:rPr>
+                  <w:t>⬜</w:t>
+                </w:r>
+              </w:sdtContent>
+            </w:sdt>
           </w:p>
         </w:tc>
         <w:tc>
@@ -6369,18 +6714,33 @@
             <w:pPr>
               <w:jc w:val="center"/>
             </w:pPr>
-            <w:r>
-              <w:rPr>
-                <w:rFonts w:ascii="Microsoft YaHei" w:cs="Microsoft YaHei" w:eastAsia="Microsoft YaHei" w:hAnsi="Microsoft YaHei"/>
-                <w:b w:val="false"/>
-                <w:bCs w:val="false"/>
-                <w:i w:val="false"/>
-                <w:iCs w:val="false"/>
-                <w:sz w:val="18"/>
-                <w:szCs w:val="18"/>
-              </w:rPr>
-              <w:t xml:space="preserve">⬜</w:t>
-            </w:r>
+            <w:sdt>
+              <w:sdtPr>
+                <w:alias w:val="状态"/>
+                <w:tag w:val="lc_status_24"/>
+                <w:id w:val="90024"/>
+                <w:dropDownList>
+                  <w:listItem w:displayText="⬜ 未做" w:value="0"/>
+                  <w:listItem w:displayText="🔥 已手撕" w:value="1"/>
+                  <w:listItem w:displayText="✅ 已完成" w:value="2"/>
+                </w:dropDownList>
+                <w:showingPlcHdr w:val="0"/>
+              </w:sdtPr>
+              <w:sdtContent>
+                <w:r>
+                  <w:rPr>
+                    <w:rFonts w:ascii="Microsoft YaHei" w:cs="Microsoft YaHei" w:eastAsia="Microsoft YaHei" w:hAnsi="Microsoft YaHei"/>
+                    <w:b w:val="false"/>
+                    <w:bCs w:val="false"/>
+                    <w:i w:val="false"/>
+                    <w:iCs w:val="false"/>
+                    <w:sz w:val="18"/>
+                    <w:szCs w:val="18"/>
+                  </w:rPr>
+                  <w:t>⬜</w:t>
+                </w:r>
+              </w:sdtContent>
+            </w:sdt>
           </w:p>
         </w:tc>
         <w:tc>
@@ -6577,18 +6937,33 @@
             <w:pPr>
               <w:jc w:val="center"/>
             </w:pPr>
-            <w:r>
-              <w:rPr>
-                <w:rFonts w:ascii="Microsoft YaHei" w:cs="Microsoft YaHei" w:eastAsia="Microsoft YaHei" w:hAnsi="Microsoft YaHei"/>
-                <w:b w:val="false"/>
-                <w:bCs w:val="false"/>
-                <w:i w:val="false"/>
-                <w:iCs w:val="false"/>
-                <w:sz w:val="18"/>
-                <w:szCs w:val="18"/>
-              </w:rPr>
-              <w:t xml:space="preserve">⬜</w:t>
-            </w:r>
+            <w:sdt>
+              <w:sdtPr>
+                <w:alias w:val="状态"/>
+                <w:tag w:val="lc_status_25"/>
+                <w:id w:val="90025"/>
+                <w:dropDownList>
+                  <w:listItem w:displayText="⬜ 未做" w:value="0"/>
+                  <w:listItem w:displayText="🔥 已手撕" w:value="1"/>
+                  <w:listItem w:displayText="✅ 已完成" w:value="2"/>
+                </w:dropDownList>
+                <w:showingPlcHdr w:val="0"/>
+              </w:sdtPr>
+              <w:sdtContent>
+                <w:r>
+                  <w:rPr>
+                    <w:rFonts w:ascii="Microsoft YaHei" w:cs="Microsoft YaHei" w:eastAsia="Microsoft YaHei" w:hAnsi="Microsoft YaHei"/>
+                    <w:b w:val="false"/>
+                    <w:bCs w:val="false"/>
+                    <w:i w:val="false"/>
+                    <w:iCs w:val="false"/>
+                    <w:sz w:val="18"/>
+                    <w:szCs w:val="18"/>
+                  </w:rPr>
+                  <w:t>⬜</w:t>
+                </w:r>
+              </w:sdtContent>
+            </w:sdt>
           </w:p>
         </w:tc>
         <w:tc>
@@ -6785,18 +7160,33 @@
             <w:pPr>
               <w:jc w:val="center"/>
             </w:pPr>
-            <w:r>
-              <w:rPr>
-                <w:rFonts w:ascii="Microsoft YaHei" w:cs="Microsoft YaHei" w:eastAsia="Microsoft YaHei" w:hAnsi="Microsoft YaHei"/>
-                <w:b w:val="false"/>
-                <w:bCs w:val="false"/>
-                <w:i w:val="false"/>
-                <w:iCs w:val="false"/>
-                <w:sz w:val="18"/>
-                <w:szCs w:val="18"/>
-              </w:rPr>
-              <w:t xml:space="preserve">⬜</w:t>
-            </w:r>
+            <w:sdt>
+              <w:sdtPr>
+                <w:alias w:val="状态"/>
+                <w:tag w:val="lc_status_26"/>
+                <w:id w:val="90026"/>
+                <w:dropDownList>
+                  <w:listItem w:displayText="⬜ 未做" w:value="0"/>
+                  <w:listItem w:displayText="🔥 已手撕" w:value="1"/>
+                  <w:listItem w:displayText="✅ 已完成" w:value="2"/>
+                </w:dropDownList>
+                <w:showingPlcHdr w:val="0"/>
+              </w:sdtPr>
+              <w:sdtContent>
+                <w:r>
+                  <w:rPr>
+                    <w:rFonts w:ascii="Microsoft YaHei" w:cs="Microsoft YaHei" w:eastAsia="Microsoft YaHei" w:hAnsi="Microsoft YaHei"/>
+                    <w:b w:val="false"/>
+                    <w:bCs w:val="false"/>
+                    <w:i w:val="false"/>
+                    <w:iCs w:val="false"/>
+                    <w:sz w:val="18"/>
+                    <w:szCs w:val="18"/>
+                  </w:rPr>
+                  <w:t>⬜</w:t>
+                </w:r>
+              </w:sdtContent>
+            </w:sdt>
           </w:p>
         </w:tc>
         <w:tc>
@@ -6993,18 +7383,33 @@
             <w:pPr>
               <w:jc w:val="center"/>
             </w:pPr>
-            <w:r>
-              <w:rPr>
-                <w:rFonts w:ascii="Microsoft YaHei" w:cs="Microsoft YaHei" w:eastAsia="Microsoft YaHei" w:hAnsi="Microsoft YaHei"/>
-                <w:b w:val="false"/>
-                <w:bCs w:val="false"/>
-                <w:i w:val="false"/>
-                <w:iCs w:val="false"/>
-                <w:sz w:val="18"/>
-                <w:szCs w:val="18"/>
-              </w:rPr>
-              <w:t xml:space="preserve">⬜</w:t>
-            </w:r>
+            <w:sdt>
+              <w:sdtPr>
+                <w:alias w:val="状态"/>
+                <w:tag w:val="lc_status_27"/>
+                <w:id w:val="90027"/>
+                <w:dropDownList>
+                  <w:listItem w:displayText="⬜ 未做" w:value="0"/>
+                  <w:listItem w:displayText="🔥 已手撕" w:value="1"/>
+                  <w:listItem w:displayText="✅ 已完成" w:value="2"/>
+                </w:dropDownList>
+                <w:showingPlcHdr w:val="0"/>
+              </w:sdtPr>
+              <w:sdtContent>
+                <w:r>
+                  <w:rPr>
+                    <w:rFonts w:ascii="Microsoft YaHei" w:cs="Microsoft YaHei" w:eastAsia="Microsoft YaHei" w:hAnsi="Microsoft YaHei"/>
+                    <w:b w:val="false"/>
+                    <w:bCs w:val="false"/>
+                    <w:i w:val="false"/>
+                    <w:iCs w:val="false"/>
+                    <w:sz w:val="18"/>
+                    <w:szCs w:val="18"/>
+                  </w:rPr>
+                  <w:t>⬜</w:t>
+                </w:r>
+              </w:sdtContent>
+            </w:sdt>
           </w:p>
         </w:tc>
         <w:tc>
@@ -7201,18 +7606,33 @@
             <w:pPr>
               <w:jc w:val="center"/>
             </w:pPr>
-            <w:r>
-              <w:rPr>
-                <w:rFonts w:ascii="Microsoft YaHei" w:cs="Microsoft YaHei" w:eastAsia="Microsoft YaHei" w:hAnsi="Microsoft YaHei"/>
-                <w:b w:val="false"/>
-                <w:bCs w:val="false"/>
-                <w:i w:val="false"/>
-                <w:iCs w:val="false"/>
-                <w:sz w:val="18"/>
-                <w:szCs w:val="18"/>
-              </w:rPr>
-              <w:t xml:space="preserve">⬜</w:t>
-            </w:r>
+            <w:sdt>
+              <w:sdtPr>
+                <w:alias w:val="状态"/>
+                <w:tag w:val="lc_status_28"/>
+                <w:id w:val="90028"/>
+                <w:dropDownList>
+                  <w:listItem w:displayText="⬜ 未做" w:value="0"/>
+                  <w:listItem w:displayText="🔥 已手撕" w:value="1"/>
+                  <w:listItem w:displayText="✅ 已完成" w:value="2"/>
+                </w:dropDownList>
+                <w:showingPlcHdr w:val="0"/>
+              </w:sdtPr>
+              <w:sdtContent>
+                <w:r>
+                  <w:rPr>
+                    <w:rFonts w:ascii="Microsoft YaHei" w:cs="Microsoft YaHei" w:eastAsia="Microsoft YaHei" w:hAnsi="Microsoft YaHei"/>
+                    <w:b w:val="false"/>
+                    <w:bCs w:val="false"/>
+                    <w:i w:val="false"/>
+                    <w:iCs w:val="false"/>
+                    <w:sz w:val="18"/>
+                    <w:szCs w:val="18"/>
+                  </w:rPr>
+                  <w:t>⬜</w:t>
+                </w:r>
+              </w:sdtContent>
+            </w:sdt>
           </w:p>
         </w:tc>
         <w:tc>
@@ -7409,18 +7829,33 @@
             <w:pPr>
               <w:jc w:val="center"/>
             </w:pPr>
-            <w:r>
-              <w:rPr>
-                <w:rFonts w:ascii="Microsoft YaHei" w:cs="Microsoft YaHei" w:eastAsia="Microsoft YaHei" w:hAnsi="Microsoft YaHei"/>
-                <w:b w:val="false"/>
-                <w:bCs w:val="false"/>
-                <w:i w:val="false"/>
-                <w:iCs w:val="false"/>
-                <w:sz w:val="18"/>
-                <w:szCs w:val="18"/>
-              </w:rPr>
-              <w:t xml:space="preserve">⬜</w:t>
-            </w:r>
+            <w:sdt>
+              <w:sdtPr>
+                <w:alias w:val="状态"/>
+                <w:tag w:val="lc_status_29"/>
+                <w:id w:val="90029"/>
+                <w:dropDownList>
+                  <w:listItem w:displayText="⬜ 未做" w:value="0"/>
+                  <w:listItem w:displayText="🔥 已手撕" w:value="1"/>
+                  <w:listItem w:displayText="✅ 已完成" w:value="2"/>
+                </w:dropDownList>
+                <w:showingPlcHdr w:val="0"/>
+              </w:sdtPr>
+              <w:sdtContent>
+                <w:r>
+                  <w:rPr>
+                    <w:rFonts w:ascii="Microsoft YaHei" w:cs="Microsoft YaHei" w:eastAsia="Microsoft YaHei" w:hAnsi="Microsoft YaHei"/>
+                    <w:b w:val="false"/>
+                    <w:bCs w:val="false"/>
+                    <w:i w:val="false"/>
+                    <w:iCs w:val="false"/>
+                    <w:sz w:val="18"/>
+                    <w:szCs w:val="18"/>
+                  </w:rPr>
+                  <w:t>⬜</w:t>
+                </w:r>
+              </w:sdtContent>
+            </w:sdt>
           </w:p>
         </w:tc>
         <w:tc>
@@ -7617,18 +8052,33 @@
             <w:pPr>
               <w:jc w:val="center"/>
             </w:pPr>
-            <w:r>
-              <w:rPr>
-                <w:rFonts w:ascii="Microsoft YaHei" w:cs="Microsoft YaHei" w:eastAsia="Microsoft YaHei" w:hAnsi="Microsoft YaHei"/>
-                <w:b w:val="false"/>
-                <w:bCs w:val="false"/>
-                <w:i w:val="false"/>
-                <w:iCs w:val="false"/>
-                <w:sz w:val="18"/>
-                <w:szCs w:val="18"/>
-              </w:rPr>
-              <w:t xml:space="preserve">⬜</w:t>
-            </w:r>
+            <w:sdt>
+              <w:sdtPr>
+                <w:alias w:val="状态"/>
+                <w:tag w:val="lc_status_30"/>
+                <w:id w:val="90030"/>
+                <w:dropDownList>
+                  <w:listItem w:displayText="⬜ 未做" w:value="0"/>
+                  <w:listItem w:displayText="🔥 已手撕" w:value="1"/>
+                  <w:listItem w:displayText="✅ 已完成" w:value="2"/>
+                </w:dropDownList>
+                <w:showingPlcHdr w:val="0"/>
+              </w:sdtPr>
+              <w:sdtContent>
+                <w:r>
+                  <w:rPr>
+                    <w:rFonts w:ascii="Microsoft YaHei" w:cs="Microsoft YaHei" w:eastAsia="Microsoft YaHei" w:hAnsi="Microsoft YaHei"/>
+                    <w:b w:val="false"/>
+                    <w:bCs w:val="false"/>
+                    <w:i w:val="false"/>
+                    <w:iCs w:val="false"/>
+                    <w:sz w:val="18"/>
+                    <w:szCs w:val="18"/>
+                  </w:rPr>
+                  <w:t>⬜</w:t>
+                </w:r>
+              </w:sdtContent>
+            </w:sdt>
           </w:p>
         </w:tc>
         <w:tc>
@@ -7696,7 +8146,7 @@
           <w:sz w:val="19"/>
           <w:szCs w:val="19"/>
         </w:rPr>
-        <w:t xml:space="preserve">完成 3/10  </w:t>
+        <w:t xml:space="preserve">完成 4/10  </w:t>
       </w:r>
       <w:r>
         <w:rPr>
@@ -7708,7 +8158,7 @@
           <w:sz w:val="19"/>
           <w:szCs w:val="19"/>
         </w:rPr>
-        <w:t xml:space="preserve">███████░░░░░░░░░░░░░░░░░</w:t>
+        <w:t xml:space="preserve">██████████░░░░░░░░░░░░░░</w:t>
       </w:r>
       <w:r>
         <w:rPr>
@@ -8132,18 +8582,33 @@
             <w:pPr>
               <w:jc w:val="center"/>
             </w:pPr>
-            <w:r>
-              <w:rPr>
-                <w:rFonts w:ascii="Microsoft YaHei" w:cs="Microsoft YaHei" w:eastAsia="Microsoft YaHei" w:hAnsi="Microsoft YaHei"/>
-                <w:b w:val="false"/>
-                <w:bCs w:val="false"/>
-                <w:i w:val="false"/>
-                <w:iCs w:val="false"/>
-                <w:sz w:val="18"/>
-                <w:szCs w:val="18"/>
-              </w:rPr>
-              <w:t xml:space="preserve">🔥</w:t>
-            </w:r>
+            <w:sdt>
+              <w:sdtPr>
+                <w:alias w:val="状态"/>
+                <w:tag w:val="lc_status_31"/>
+                <w:id w:val="90031"/>
+                <w:dropDownList>
+                  <w:listItem w:displayText="⬜ 未做" w:value="0"/>
+                  <w:listItem w:displayText="🔥 已手撕" w:value="1"/>
+                  <w:listItem w:displayText="✅ 已完成" w:value="2"/>
+                </w:dropDownList>
+                <w:showingPlcHdr w:val="0"/>
+              </w:sdtPr>
+              <w:sdtContent>
+                <w:r>
+                  <w:rPr>
+                    <w:rFonts w:ascii="Microsoft YaHei" w:cs="Microsoft YaHei" w:eastAsia="Microsoft YaHei" w:hAnsi="Microsoft YaHei"/>
+                    <w:b w:val="false"/>
+                    <w:bCs w:val="false"/>
+                    <w:i w:val="false"/>
+                    <w:iCs w:val="false"/>
+                    <w:sz w:val="18"/>
+                    <w:szCs w:val="18"/>
+                  </w:rPr>
+                  <w:t>🔥</w:t>
+                </w:r>
+              </w:sdtContent>
+            </w:sdt>
           </w:p>
         </w:tc>
         <w:tc>
@@ -8340,18 +8805,33 @@
             <w:pPr>
               <w:jc w:val="center"/>
             </w:pPr>
-            <w:r>
-              <w:rPr>
-                <w:rFonts w:ascii="Microsoft YaHei" w:cs="Microsoft YaHei" w:eastAsia="Microsoft YaHei" w:hAnsi="Microsoft YaHei"/>
-                <w:b w:val="false"/>
-                <w:bCs w:val="false"/>
-                <w:i w:val="false"/>
-                <w:iCs w:val="false"/>
-                <w:sz w:val="18"/>
-                <w:szCs w:val="18"/>
-              </w:rPr>
-              <w:t xml:space="preserve">🔥</w:t>
-            </w:r>
+            <w:sdt>
+              <w:sdtPr>
+                <w:alias w:val="状态"/>
+                <w:tag w:val="lc_status_32"/>
+                <w:id w:val="90032"/>
+                <w:dropDownList>
+                  <w:listItem w:displayText="⬜ 未做" w:value="0"/>
+                  <w:listItem w:displayText="🔥 已手撕" w:value="1"/>
+                  <w:listItem w:displayText="✅ 已完成" w:value="2"/>
+                </w:dropDownList>
+                <w:showingPlcHdr w:val="0"/>
+              </w:sdtPr>
+              <w:sdtContent>
+                <w:r>
+                  <w:rPr>
+                    <w:rFonts w:ascii="Microsoft YaHei" w:cs="Microsoft YaHei" w:eastAsia="Microsoft YaHei" w:hAnsi="Microsoft YaHei"/>
+                    <w:b w:val="false"/>
+                    <w:bCs w:val="false"/>
+                    <w:i w:val="false"/>
+                    <w:iCs w:val="false"/>
+                    <w:sz w:val="18"/>
+                    <w:szCs w:val="18"/>
+                  </w:rPr>
+                  <w:t>🔥</w:t>
+                </w:r>
+              </w:sdtContent>
+            </w:sdt>
           </w:p>
         </w:tc>
         <w:tc>
@@ -8548,18 +9028,33 @@
             <w:pPr>
               <w:jc w:val="center"/>
             </w:pPr>
-            <w:r>
-              <w:rPr>
-                <w:rFonts w:ascii="Microsoft YaHei" w:cs="Microsoft YaHei" w:eastAsia="Microsoft YaHei" w:hAnsi="Microsoft YaHei"/>
-                <w:b w:val="false"/>
-                <w:bCs w:val="false"/>
-                <w:i w:val="false"/>
-                <w:iCs w:val="false"/>
-                <w:sz w:val="18"/>
-                <w:szCs w:val="18"/>
-              </w:rPr>
-              <w:t xml:space="preserve">🔥</w:t>
-            </w:r>
+            <w:sdt>
+              <w:sdtPr>
+                <w:alias w:val="状态"/>
+                <w:tag w:val="lc_status_33"/>
+                <w:id w:val="90033"/>
+                <w:dropDownList>
+                  <w:listItem w:displayText="⬜ 未做" w:value="0"/>
+                  <w:listItem w:displayText="🔥 已手撕" w:value="1"/>
+                  <w:listItem w:displayText="✅ 已完成" w:value="2"/>
+                </w:dropDownList>
+                <w:showingPlcHdr w:val="0"/>
+              </w:sdtPr>
+              <w:sdtContent>
+                <w:r>
+                  <w:rPr>
+                    <w:rFonts w:ascii="Microsoft YaHei" w:cs="Microsoft YaHei" w:eastAsia="Microsoft YaHei" w:hAnsi="Microsoft YaHei"/>
+                    <w:b w:val="false"/>
+                    <w:bCs w:val="false"/>
+                    <w:i w:val="false"/>
+                    <w:iCs w:val="false"/>
+                    <w:sz w:val="18"/>
+                    <w:szCs w:val="18"/>
+                  </w:rPr>
+                  <w:t>🔥</w:t>
+                </w:r>
+              </w:sdtContent>
+            </w:sdt>
           </w:p>
         </w:tc>
         <w:tc>
@@ -8744,30 +9239,45 @@
               <w:bottom w:val="single" w:color="BBBBBB" w:sz="1"/>
               <w:right w:val="single" w:color="BBBBBB" w:sz="1"/>
             </w:tcBorders>
-            <w:shd w:fill="F2F2F2" w:val="clear"/>
-            <w:tcMar>
-              <w:top w:type="dxa" w:w="40"/>
-              <w:left w:type="dxa" w:w="80"/>
-              <w:bottom w:type="dxa" w:w="40"/>
-              <w:right w:type="dxa" w:w="80"/>
-            </w:tcMar>
-          </w:tcPr>
-          <w:p>
-            <w:pPr>
-              <w:jc w:val="center"/>
-            </w:pPr>
-            <w:r>
-              <w:rPr>
-                <w:rFonts w:ascii="Microsoft YaHei" w:cs="Microsoft YaHei" w:eastAsia="Microsoft YaHei" w:hAnsi="Microsoft YaHei"/>
-                <w:b w:val="false"/>
-                <w:bCs w:val="false"/>
-                <w:i w:val="false"/>
-                <w:iCs w:val="false"/>
-                <w:sz w:val="18"/>
-                <w:szCs w:val="18"/>
-              </w:rPr>
-              <w:t xml:space="preserve">⬜</w:t>
-            </w:r>
+            <w:shd w:fill="FDE9D9" w:val="clear"/>
+            <w:tcMar>
+              <w:top w:type="dxa" w:w="40"/>
+              <w:left w:type="dxa" w:w="80"/>
+              <w:bottom w:type="dxa" w:w="40"/>
+              <w:right w:type="dxa" w:w="80"/>
+            </w:tcMar>
+          </w:tcPr>
+          <w:p>
+            <w:pPr>
+              <w:jc w:val="center"/>
+            </w:pPr>
+            <w:sdt>
+              <w:sdtPr>
+                <w:alias w:val="状态"/>
+                <w:tag w:val="lc_status_34"/>
+                <w:id w:val="90034"/>
+                <w:dropDownList>
+                  <w:listItem w:displayText="⬜ 未做" w:value="0"/>
+                  <w:listItem w:displayText="🔥 已手撕" w:value="1"/>
+                  <w:listItem w:displayText="✅ 已完成" w:value="2"/>
+                </w:dropDownList>
+                <w:showingPlcHdr w:val="0"/>
+              </w:sdtPr>
+              <w:sdtContent>
+                <w:r>
+                  <w:rPr>
+                    <w:rFonts w:ascii="Microsoft YaHei" w:cs="Microsoft YaHei" w:eastAsia="Microsoft YaHei" w:hAnsi="Microsoft YaHei"/>
+                    <w:b w:val="false"/>
+                    <w:bCs w:val="false"/>
+                    <w:i w:val="false"/>
+                    <w:iCs w:val="false"/>
+                    <w:sz w:val="18"/>
+                    <w:szCs w:val="18"/>
+                  </w:rPr>
+                  <w:t>🔥</w:t>
+                </w:r>
+              </w:sdtContent>
+            </w:sdt>
           </w:p>
         </w:tc>
         <w:tc>
@@ -8800,7 +9310,7 @@
                 <w:sz w:val="18"/>
                 <w:szCs w:val="18"/>
               </w:rPr>
-              <w:t xml:space="preserve">-</w:t>
+              <w:t xml:space="preserve">26-10-15</w:t>
             </w:r>
           </w:p>
         </w:tc>
@@ -8964,18 +9474,33 @@
             <w:pPr>
               <w:jc w:val="center"/>
             </w:pPr>
-            <w:r>
-              <w:rPr>
-                <w:rFonts w:ascii="Microsoft YaHei" w:cs="Microsoft YaHei" w:eastAsia="Microsoft YaHei" w:hAnsi="Microsoft YaHei"/>
-                <w:b w:val="false"/>
-                <w:bCs w:val="false"/>
-                <w:i w:val="false"/>
-                <w:iCs w:val="false"/>
-                <w:sz w:val="18"/>
-                <w:szCs w:val="18"/>
-              </w:rPr>
-              <w:t xml:space="preserve">⬜</w:t>
-            </w:r>
+            <w:sdt>
+              <w:sdtPr>
+                <w:alias w:val="状态"/>
+                <w:tag w:val="lc_status_35"/>
+                <w:id w:val="90035"/>
+                <w:dropDownList>
+                  <w:listItem w:displayText="⬜ 未做" w:value="0"/>
+                  <w:listItem w:displayText="🔥 已手撕" w:value="1"/>
+                  <w:listItem w:displayText="✅ 已完成" w:value="2"/>
+                </w:dropDownList>
+                <w:showingPlcHdr w:val="0"/>
+              </w:sdtPr>
+              <w:sdtContent>
+                <w:r>
+                  <w:rPr>
+                    <w:rFonts w:ascii="Microsoft YaHei" w:cs="Microsoft YaHei" w:eastAsia="Microsoft YaHei" w:hAnsi="Microsoft YaHei"/>
+                    <w:b w:val="false"/>
+                    <w:bCs w:val="false"/>
+                    <w:i w:val="false"/>
+                    <w:iCs w:val="false"/>
+                    <w:sz w:val="18"/>
+                    <w:szCs w:val="18"/>
+                  </w:rPr>
+                  <w:t>⬜</w:t>
+                </w:r>
+              </w:sdtContent>
+            </w:sdt>
           </w:p>
         </w:tc>
         <w:tc>
@@ -9172,18 +9697,33 @@
             <w:pPr>
               <w:jc w:val="center"/>
             </w:pPr>
-            <w:r>
-              <w:rPr>
-                <w:rFonts w:ascii="Microsoft YaHei" w:cs="Microsoft YaHei" w:eastAsia="Microsoft YaHei" w:hAnsi="Microsoft YaHei"/>
-                <w:b w:val="false"/>
-                <w:bCs w:val="false"/>
-                <w:i w:val="false"/>
-                <w:iCs w:val="false"/>
-                <w:sz w:val="18"/>
-                <w:szCs w:val="18"/>
-              </w:rPr>
-              <w:t xml:space="preserve">⬜</w:t>
-            </w:r>
+            <w:sdt>
+              <w:sdtPr>
+                <w:alias w:val="状态"/>
+                <w:tag w:val="lc_status_36"/>
+                <w:id w:val="90036"/>
+                <w:dropDownList>
+                  <w:listItem w:displayText="⬜ 未做" w:value="0"/>
+                  <w:listItem w:displayText="🔥 已手撕" w:value="1"/>
+                  <w:listItem w:displayText="✅ 已完成" w:value="2"/>
+                </w:dropDownList>
+                <w:showingPlcHdr w:val="0"/>
+              </w:sdtPr>
+              <w:sdtContent>
+                <w:r>
+                  <w:rPr>
+                    <w:rFonts w:ascii="Microsoft YaHei" w:cs="Microsoft YaHei" w:eastAsia="Microsoft YaHei" w:hAnsi="Microsoft YaHei"/>
+                    <w:b w:val="false"/>
+                    <w:bCs w:val="false"/>
+                    <w:i w:val="false"/>
+                    <w:iCs w:val="false"/>
+                    <w:sz w:val="18"/>
+                    <w:szCs w:val="18"/>
+                  </w:rPr>
+                  <w:t>⬜</w:t>
+                </w:r>
+              </w:sdtContent>
+            </w:sdt>
           </w:p>
         </w:tc>
         <w:tc>
@@ -9380,18 +9920,33 @@
             <w:pPr>
               <w:jc w:val="center"/>
             </w:pPr>
-            <w:r>
-              <w:rPr>
-                <w:rFonts w:ascii="Microsoft YaHei" w:cs="Microsoft YaHei" w:eastAsia="Microsoft YaHei" w:hAnsi="Microsoft YaHei"/>
-                <w:b w:val="false"/>
-                <w:bCs w:val="false"/>
-                <w:i w:val="false"/>
-                <w:iCs w:val="false"/>
-                <w:sz w:val="18"/>
-                <w:szCs w:val="18"/>
-              </w:rPr>
-              <w:t xml:space="preserve">⬜</w:t>
-            </w:r>
+            <w:sdt>
+              <w:sdtPr>
+                <w:alias w:val="状态"/>
+                <w:tag w:val="lc_status_37"/>
+                <w:id w:val="90037"/>
+                <w:dropDownList>
+                  <w:listItem w:displayText="⬜ 未做" w:value="0"/>
+                  <w:listItem w:displayText="🔥 已手撕" w:value="1"/>
+                  <w:listItem w:displayText="✅ 已完成" w:value="2"/>
+                </w:dropDownList>
+                <w:showingPlcHdr w:val="0"/>
+              </w:sdtPr>
+              <w:sdtContent>
+                <w:r>
+                  <w:rPr>
+                    <w:rFonts w:ascii="Microsoft YaHei" w:cs="Microsoft YaHei" w:eastAsia="Microsoft YaHei" w:hAnsi="Microsoft YaHei"/>
+                    <w:b w:val="false"/>
+                    <w:bCs w:val="false"/>
+                    <w:i w:val="false"/>
+                    <w:iCs w:val="false"/>
+                    <w:sz w:val="18"/>
+                    <w:szCs w:val="18"/>
+                  </w:rPr>
+                  <w:t>⬜</w:t>
+                </w:r>
+              </w:sdtContent>
+            </w:sdt>
           </w:p>
         </w:tc>
         <w:tc>
@@ -9588,18 +10143,33 @@
             <w:pPr>
               <w:jc w:val="center"/>
             </w:pPr>
-            <w:r>
-              <w:rPr>
-                <w:rFonts w:ascii="Microsoft YaHei" w:cs="Microsoft YaHei" w:eastAsia="Microsoft YaHei" w:hAnsi="Microsoft YaHei"/>
-                <w:b w:val="false"/>
-                <w:bCs w:val="false"/>
-                <w:i w:val="false"/>
-                <w:iCs w:val="false"/>
-                <w:sz w:val="18"/>
-                <w:szCs w:val="18"/>
-              </w:rPr>
-              <w:t xml:space="preserve">⬜</w:t>
-            </w:r>
+            <w:sdt>
+              <w:sdtPr>
+                <w:alias w:val="状态"/>
+                <w:tag w:val="lc_status_38"/>
+                <w:id w:val="90038"/>
+                <w:dropDownList>
+                  <w:listItem w:displayText="⬜ 未做" w:value="0"/>
+                  <w:listItem w:displayText="🔥 已手撕" w:value="1"/>
+                  <w:listItem w:displayText="✅ 已完成" w:value="2"/>
+                </w:dropDownList>
+                <w:showingPlcHdr w:val="0"/>
+              </w:sdtPr>
+              <w:sdtContent>
+                <w:r>
+                  <w:rPr>
+                    <w:rFonts w:ascii="Microsoft YaHei" w:cs="Microsoft YaHei" w:eastAsia="Microsoft YaHei" w:hAnsi="Microsoft YaHei"/>
+                    <w:b w:val="false"/>
+                    <w:bCs w:val="false"/>
+                    <w:i w:val="false"/>
+                    <w:iCs w:val="false"/>
+                    <w:sz w:val="18"/>
+                    <w:szCs w:val="18"/>
+                  </w:rPr>
+                  <w:t>⬜</w:t>
+                </w:r>
+              </w:sdtContent>
+            </w:sdt>
           </w:p>
         </w:tc>
         <w:tc>
@@ -9796,18 +10366,33 @@
             <w:pPr>
               <w:jc w:val="center"/>
             </w:pPr>
-            <w:r>
-              <w:rPr>
-                <w:rFonts w:ascii="Microsoft YaHei" w:cs="Microsoft YaHei" w:eastAsia="Microsoft YaHei" w:hAnsi="Microsoft YaHei"/>
-                <w:b w:val="false"/>
-                <w:bCs w:val="false"/>
-                <w:i w:val="false"/>
-                <w:iCs w:val="false"/>
-                <w:sz w:val="18"/>
-                <w:szCs w:val="18"/>
-              </w:rPr>
-              <w:t xml:space="preserve">⬜</w:t>
-            </w:r>
+            <w:sdt>
+              <w:sdtPr>
+                <w:alias w:val="状态"/>
+                <w:tag w:val="lc_status_39"/>
+                <w:id w:val="90039"/>
+                <w:dropDownList>
+                  <w:listItem w:displayText="⬜ 未做" w:value="0"/>
+                  <w:listItem w:displayText="🔥 已手撕" w:value="1"/>
+                  <w:listItem w:displayText="✅ 已完成" w:value="2"/>
+                </w:dropDownList>
+                <w:showingPlcHdr w:val="0"/>
+              </w:sdtPr>
+              <w:sdtContent>
+                <w:r>
+                  <w:rPr>
+                    <w:rFonts w:ascii="Microsoft YaHei" w:cs="Microsoft YaHei" w:eastAsia="Microsoft YaHei" w:hAnsi="Microsoft YaHei"/>
+                    <w:b w:val="false"/>
+                    <w:bCs w:val="false"/>
+                    <w:i w:val="false"/>
+                    <w:iCs w:val="false"/>
+                    <w:sz w:val="18"/>
+                    <w:szCs w:val="18"/>
+                  </w:rPr>
+                  <w:t>⬜</w:t>
+                </w:r>
+              </w:sdtContent>
+            </w:sdt>
           </w:p>
         </w:tc>
         <w:tc>
@@ -10004,18 +10589,33 @@
             <w:pPr>
               <w:jc w:val="center"/>
             </w:pPr>
-            <w:r>
-              <w:rPr>
-                <w:rFonts w:ascii="Microsoft YaHei" w:cs="Microsoft YaHei" w:eastAsia="Microsoft YaHei" w:hAnsi="Microsoft YaHei"/>
-                <w:b w:val="false"/>
-                <w:bCs w:val="false"/>
-                <w:i w:val="false"/>
-                <w:iCs w:val="false"/>
-                <w:sz w:val="18"/>
-                <w:szCs w:val="18"/>
-              </w:rPr>
-              <w:t xml:space="preserve">⬜</w:t>
-            </w:r>
+            <w:sdt>
+              <w:sdtPr>
+                <w:alias w:val="状态"/>
+                <w:tag w:val="lc_status_40"/>
+                <w:id w:val="90040"/>
+                <w:dropDownList>
+                  <w:listItem w:displayText="⬜ 未做" w:value="0"/>
+                  <w:listItem w:displayText="🔥 已手撕" w:value="1"/>
+                  <w:listItem w:displayText="✅ 已完成" w:value="2"/>
+                </w:dropDownList>
+                <w:showingPlcHdr w:val="0"/>
+              </w:sdtPr>
+              <w:sdtContent>
+                <w:r>
+                  <w:rPr>
+                    <w:rFonts w:ascii="Microsoft YaHei" w:cs="Microsoft YaHei" w:eastAsia="Microsoft YaHei" w:hAnsi="Microsoft YaHei"/>
+                    <w:b w:val="false"/>
+                    <w:bCs w:val="false"/>
+                    <w:i w:val="false"/>
+                    <w:iCs w:val="false"/>
+                    <w:sz w:val="18"/>
+                    <w:szCs w:val="18"/>
+                  </w:rPr>
+                  <w:t>⬜</w:t>
+                </w:r>
+              </w:sdtContent>
+            </w:sdt>
           </w:p>
         </w:tc>
         <w:tc>
@@ -10519,18 +11119,33 @@
             <w:pPr>
               <w:jc w:val="center"/>
             </w:pPr>
-            <w:r>
-              <w:rPr>
-                <w:rFonts w:ascii="Microsoft YaHei" w:cs="Microsoft YaHei" w:eastAsia="Microsoft YaHei" w:hAnsi="Microsoft YaHei"/>
-                <w:b w:val="false"/>
-                <w:bCs w:val="false"/>
-                <w:i w:val="false"/>
-                <w:iCs w:val="false"/>
-                <w:sz w:val="18"/>
-                <w:szCs w:val="18"/>
-              </w:rPr>
-              <w:t xml:space="preserve">⬜</w:t>
-            </w:r>
+            <w:sdt>
+              <w:sdtPr>
+                <w:alias w:val="状态"/>
+                <w:tag w:val="lc_status_41"/>
+                <w:id w:val="90041"/>
+                <w:dropDownList>
+                  <w:listItem w:displayText="⬜ 未做" w:value="0"/>
+                  <w:listItem w:displayText="🔥 已手撕" w:value="1"/>
+                  <w:listItem w:displayText="✅ 已完成" w:value="2"/>
+                </w:dropDownList>
+                <w:showingPlcHdr w:val="0"/>
+              </w:sdtPr>
+              <w:sdtContent>
+                <w:r>
+                  <w:rPr>
+                    <w:rFonts w:ascii="Microsoft YaHei" w:cs="Microsoft YaHei" w:eastAsia="Microsoft YaHei" w:hAnsi="Microsoft YaHei"/>
+                    <w:b w:val="false"/>
+                    <w:bCs w:val="false"/>
+                    <w:i w:val="false"/>
+                    <w:iCs w:val="false"/>
+                    <w:sz w:val="18"/>
+                    <w:szCs w:val="18"/>
+                  </w:rPr>
+                  <w:t>⬜</w:t>
+                </w:r>
+              </w:sdtContent>
+            </w:sdt>
           </w:p>
         </w:tc>
         <w:tc>
@@ -10727,18 +11342,33 @@
             <w:pPr>
               <w:jc w:val="center"/>
             </w:pPr>
-            <w:r>
-              <w:rPr>
-                <w:rFonts w:ascii="Microsoft YaHei" w:cs="Microsoft YaHei" w:eastAsia="Microsoft YaHei" w:hAnsi="Microsoft YaHei"/>
-                <w:b w:val="false"/>
-                <w:bCs w:val="false"/>
-                <w:i w:val="false"/>
-                <w:iCs w:val="false"/>
-                <w:sz w:val="18"/>
-                <w:szCs w:val="18"/>
-              </w:rPr>
-              <w:t xml:space="preserve">⬜</w:t>
-            </w:r>
+            <w:sdt>
+              <w:sdtPr>
+                <w:alias w:val="状态"/>
+                <w:tag w:val="lc_status_42"/>
+                <w:id w:val="90042"/>
+                <w:dropDownList>
+                  <w:listItem w:displayText="⬜ 未做" w:value="0"/>
+                  <w:listItem w:displayText="🔥 已手撕" w:value="1"/>
+                  <w:listItem w:displayText="✅ 已完成" w:value="2"/>
+                </w:dropDownList>
+                <w:showingPlcHdr w:val="0"/>
+              </w:sdtPr>
+              <w:sdtContent>
+                <w:r>
+                  <w:rPr>
+                    <w:rFonts w:ascii="Microsoft YaHei" w:cs="Microsoft YaHei" w:eastAsia="Microsoft YaHei" w:hAnsi="Microsoft YaHei"/>
+                    <w:b w:val="false"/>
+                    <w:bCs w:val="false"/>
+                    <w:i w:val="false"/>
+                    <w:iCs w:val="false"/>
+                    <w:sz w:val="18"/>
+                    <w:szCs w:val="18"/>
+                  </w:rPr>
+                  <w:t>⬜</w:t>
+                </w:r>
+              </w:sdtContent>
+            </w:sdt>
           </w:p>
         </w:tc>
         <w:tc>
@@ -10935,18 +11565,33 @@
             <w:pPr>
               <w:jc w:val="center"/>
             </w:pPr>
-            <w:r>
-              <w:rPr>
-                <w:rFonts w:ascii="Microsoft YaHei" w:cs="Microsoft YaHei" w:eastAsia="Microsoft YaHei" w:hAnsi="Microsoft YaHei"/>
-                <w:b w:val="false"/>
-                <w:bCs w:val="false"/>
-                <w:i w:val="false"/>
-                <w:iCs w:val="false"/>
-                <w:sz w:val="18"/>
-                <w:szCs w:val="18"/>
-              </w:rPr>
-              <w:t xml:space="preserve">⬜</w:t>
-            </w:r>
+            <w:sdt>
+              <w:sdtPr>
+                <w:alias w:val="状态"/>
+                <w:tag w:val="lc_status_43"/>
+                <w:id w:val="90043"/>
+                <w:dropDownList>
+                  <w:listItem w:displayText="⬜ 未做" w:value="0"/>
+                  <w:listItem w:displayText="🔥 已手撕" w:value="1"/>
+                  <w:listItem w:displayText="✅ 已完成" w:value="2"/>
+                </w:dropDownList>
+                <w:showingPlcHdr w:val="0"/>
+              </w:sdtPr>
+              <w:sdtContent>
+                <w:r>
+                  <w:rPr>
+                    <w:rFonts w:ascii="Microsoft YaHei" w:cs="Microsoft YaHei" w:eastAsia="Microsoft YaHei" w:hAnsi="Microsoft YaHei"/>
+                    <w:b w:val="false"/>
+                    <w:bCs w:val="false"/>
+                    <w:i w:val="false"/>
+                    <w:iCs w:val="false"/>
+                    <w:sz w:val="18"/>
+                    <w:szCs w:val="18"/>
+                  </w:rPr>
+                  <w:t>⬜</w:t>
+                </w:r>
+              </w:sdtContent>
+            </w:sdt>
           </w:p>
         </w:tc>
         <w:tc>
@@ -11143,18 +11788,33 @@
             <w:pPr>
               <w:jc w:val="center"/>
             </w:pPr>
-            <w:r>
-              <w:rPr>
-                <w:rFonts w:ascii="Microsoft YaHei" w:cs="Microsoft YaHei" w:eastAsia="Microsoft YaHei" w:hAnsi="Microsoft YaHei"/>
-                <w:b w:val="false"/>
-                <w:bCs w:val="false"/>
-                <w:i w:val="false"/>
-                <w:iCs w:val="false"/>
-                <w:sz w:val="18"/>
-                <w:szCs w:val="18"/>
-              </w:rPr>
-              <w:t xml:space="preserve">⬜</w:t>
-            </w:r>
+            <w:sdt>
+              <w:sdtPr>
+                <w:alias w:val="状态"/>
+                <w:tag w:val="lc_status_44"/>
+                <w:id w:val="90044"/>
+                <w:dropDownList>
+                  <w:listItem w:displayText="⬜ 未做" w:value="0"/>
+                  <w:listItem w:displayText="🔥 已手撕" w:value="1"/>
+                  <w:listItem w:displayText="✅ 已完成" w:value="2"/>
+                </w:dropDownList>
+                <w:showingPlcHdr w:val="0"/>
+              </w:sdtPr>
+              <w:sdtContent>
+                <w:r>
+                  <w:rPr>
+                    <w:rFonts w:ascii="Microsoft YaHei" w:cs="Microsoft YaHei" w:eastAsia="Microsoft YaHei" w:hAnsi="Microsoft YaHei"/>
+                    <w:b w:val="false"/>
+                    <w:bCs w:val="false"/>
+                    <w:i w:val="false"/>
+                    <w:iCs w:val="false"/>
+                    <w:sz w:val="18"/>
+                    <w:szCs w:val="18"/>
+                  </w:rPr>
+                  <w:t>⬜</w:t>
+                </w:r>
+              </w:sdtContent>
+            </w:sdt>
           </w:p>
         </w:tc>
         <w:tc>
@@ -11658,18 +12318,33 @@
             <w:pPr>
               <w:jc w:val="center"/>
             </w:pPr>
-            <w:r>
-              <w:rPr>
-                <w:rFonts w:ascii="Microsoft YaHei" w:cs="Microsoft YaHei" w:eastAsia="Microsoft YaHei" w:hAnsi="Microsoft YaHei"/>
-                <w:b w:val="false"/>
-                <w:bCs w:val="false"/>
-                <w:i w:val="false"/>
-                <w:iCs w:val="false"/>
-                <w:sz w:val="18"/>
-                <w:szCs w:val="18"/>
-              </w:rPr>
-              <w:t xml:space="preserve">✅</w:t>
-            </w:r>
+            <w:sdt>
+              <w:sdtPr>
+                <w:alias w:val="状态"/>
+                <w:tag w:val="lc_status_45"/>
+                <w:id w:val="90045"/>
+                <w:dropDownList>
+                  <w:listItem w:displayText="⬜ 未做" w:value="0"/>
+                  <w:listItem w:displayText="🔥 已手撕" w:value="1"/>
+                  <w:listItem w:displayText="✅ 已完成" w:value="2"/>
+                </w:dropDownList>
+                <w:showingPlcHdr w:val="0"/>
+              </w:sdtPr>
+              <w:sdtContent>
+                <w:r>
+                  <w:rPr>
+                    <w:rFonts w:ascii="Microsoft YaHei" w:cs="Microsoft YaHei" w:eastAsia="Microsoft YaHei" w:hAnsi="Microsoft YaHei"/>
+                    <w:b w:val="false"/>
+                    <w:bCs w:val="false"/>
+                    <w:i w:val="false"/>
+                    <w:iCs w:val="false"/>
+                    <w:sz w:val="18"/>
+                    <w:szCs w:val="18"/>
+                  </w:rPr>
+                  <w:t>✅</w:t>
+                </w:r>
+              </w:sdtContent>
+            </w:sdt>
           </w:p>
         </w:tc>
         <w:tc>
@@ -11866,18 +12541,33 @@
             <w:pPr>
               <w:jc w:val="center"/>
             </w:pPr>
-            <w:r>
-              <w:rPr>
-                <w:rFonts w:ascii="Microsoft YaHei" w:cs="Microsoft YaHei" w:eastAsia="Microsoft YaHei" w:hAnsi="Microsoft YaHei"/>
-                <w:b w:val="false"/>
-                <w:bCs w:val="false"/>
-                <w:i w:val="false"/>
-                <w:iCs w:val="false"/>
-                <w:sz w:val="18"/>
-                <w:szCs w:val="18"/>
-              </w:rPr>
-              <w:t xml:space="preserve">✅</w:t>
-            </w:r>
+            <w:sdt>
+              <w:sdtPr>
+                <w:alias w:val="状态"/>
+                <w:tag w:val="lc_status_46"/>
+                <w:id w:val="90046"/>
+                <w:dropDownList>
+                  <w:listItem w:displayText="⬜ 未做" w:value="0"/>
+                  <w:listItem w:displayText="🔥 已手撕" w:value="1"/>
+                  <w:listItem w:displayText="✅ 已完成" w:value="2"/>
+                </w:dropDownList>
+                <w:showingPlcHdr w:val="0"/>
+              </w:sdtPr>
+              <w:sdtContent>
+                <w:r>
+                  <w:rPr>
+                    <w:rFonts w:ascii="Microsoft YaHei" w:cs="Microsoft YaHei" w:eastAsia="Microsoft YaHei" w:hAnsi="Microsoft YaHei"/>
+                    <w:b w:val="false"/>
+                    <w:bCs w:val="false"/>
+                    <w:i w:val="false"/>
+                    <w:iCs w:val="false"/>
+                    <w:sz w:val="18"/>
+                    <w:szCs w:val="18"/>
+                  </w:rPr>
+                  <w:t>✅</w:t>
+                </w:r>
+              </w:sdtContent>
+            </w:sdt>
           </w:p>
         </w:tc>
         <w:tc>
@@ -12074,18 +12764,33 @@
             <w:pPr>
               <w:jc w:val="center"/>
             </w:pPr>
-            <w:r>
-              <w:rPr>
-                <w:rFonts w:ascii="Microsoft YaHei" w:cs="Microsoft YaHei" w:eastAsia="Microsoft YaHei" w:hAnsi="Microsoft YaHei"/>
-                <w:b w:val="false"/>
-                <w:bCs w:val="false"/>
-                <w:i w:val="false"/>
-                <w:iCs w:val="false"/>
-                <w:sz w:val="18"/>
-                <w:szCs w:val="18"/>
-              </w:rPr>
-              <w:t xml:space="preserve">✅</w:t>
-            </w:r>
+            <w:sdt>
+              <w:sdtPr>
+                <w:alias w:val="状态"/>
+                <w:tag w:val="lc_status_47"/>
+                <w:id w:val="90047"/>
+                <w:dropDownList>
+                  <w:listItem w:displayText="⬜ 未做" w:value="0"/>
+                  <w:listItem w:displayText="🔥 已手撕" w:value="1"/>
+                  <w:listItem w:displayText="✅ 已完成" w:value="2"/>
+                </w:dropDownList>
+                <w:showingPlcHdr w:val="0"/>
+              </w:sdtPr>
+              <w:sdtContent>
+                <w:r>
+                  <w:rPr>
+                    <w:rFonts w:ascii="Microsoft YaHei" w:cs="Microsoft YaHei" w:eastAsia="Microsoft YaHei" w:hAnsi="Microsoft YaHei"/>
+                    <w:b w:val="false"/>
+                    <w:bCs w:val="false"/>
+                    <w:i w:val="false"/>
+                    <w:iCs w:val="false"/>
+                    <w:sz w:val="18"/>
+                    <w:szCs w:val="18"/>
+                  </w:rPr>
+                  <w:t>✅</w:t>
+                </w:r>
+              </w:sdtContent>
+            </w:sdt>
           </w:p>
         </w:tc>
         <w:tc>
@@ -12282,18 +12987,33 @@
             <w:pPr>
               <w:jc w:val="center"/>
             </w:pPr>
-            <w:r>
-              <w:rPr>
-                <w:rFonts w:ascii="Microsoft YaHei" w:cs="Microsoft YaHei" w:eastAsia="Microsoft YaHei" w:hAnsi="Microsoft YaHei"/>
-                <w:b w:val="false"/>
-                <w:bCs w:val="false"/>
-                <w:i w:val="false"/>
-                <w:iCs w:val="false"/>
-                <w:sz w:val="18"/>
-                <w:szCs w:val="18"/>
-              </w:rPr>
-              <w:t xml:space="preserve">⬜</w:t>
-            </w:r>
+            <w:sdt>
+              <w:sdtPr>
+                <w:alias w:val="状态"/>
+                <w:tag w:val="lc_status_48"/>
+                <w:id w:val="90048"/>
+                <w:dropDownList>
+                  <w:listItem w:displayText="⬜ 未做" w:value="0"/>
+                  <w:listItem w:displayText="🔥 已手撕" w:value="1"/>
+                  <w:listItem w:displayText="✅ 已完成" w:value="2"/>
+                </w:dropDownList>
+                <w:showingPlcHdr w:val="0"/>
+              </w:sdtPr>
+              <w:sdtContent>
+                <w:r>
+                  <w:rPr>
+                    <w:rFonts w:ascii="Microsoft YaHei" w:cs="Microsoft YaHei" w:eastAsia="Microsoft YaHei" w:hAnsi="Microsoft YaHei"/>
+                    <w:b w:val="false"/>
+                    <w:bCs w:val="false"/>
+                    <w:i w:val="false"/>
+                    <w:iCs w:val="false"/>
+                    <w:sz w:val="18"/>
+                    <w:szCs w:val="18"/>
+                  </w:rPr>
+                  <w:t>⬜</w:t>
+                </w:r>
+              </w:sdtContent>
+            </w:sdt>
           </w:p>
         </w:tc>
         <w:tc>
@@ -12490,18 +13210,33 @@
             <w:pPr>
               <w:jc w:val="center"/>
             </w:pPr>
-            <w:r>
-              <w:rPr>
-                <w:rFonts w:ascii="Microsoft YaHei" w:cs="Microsoft YaHei" w:eastAsia="Microsoft YaHei" w:hAnsi="Microsoft YaHei"/>
-                <w:b w:val="false"/>
-                <w:bCs w:val="false"/>
-                <w:i w:val="false"/>
-                <w:iCs w:val="false"/>
-                <w:sz w:val="18"/>
-                <w:szCs w:val="18"/>
-              </w:rPr>
-              <w:t xml:space="preserve">⬜</w:t>
-            </w:r>
+            <w:sdt>
+              <w:sdtPr>
+                <w:alias w:val="状态"/>
+                <w:tag w:val="lc_status_49"/>
+                <w:id w:val="90049"/>
+                <w:dropDownList>
+                  <w:listItem w:displayText="⬜ 未做" w:value="0"/>
+                  <w:listItem w:displayText="🔥 已手撕" w:value="1"/>
+                  <w:listItem w:displayText="✅ 已完成" w:value="2"/>
+                </w:dropDownList>
+                <w:showingPlcHdr w:val="0"/>
+              </w:sdtPr>
+              <w:sdtContent>
+                <w:r>
+                  <w:rPr>
+                    <w:rFonts w:ascii="Microsoft YaHei" w:cs="Microsoft YaHei" w:eastAsia="Microsoft YaHei" w:hAnsi="Microsoft YaHei"/>
+                    <w:b w:val="false"/>
+                    <w:bCs w:val="false"/>
+                    <w:i w:val="false"/>
+                    <w:iCs w:val="false"/>
+                    <w:sz w:val="18"/>
+                    <w:szCs w:val="18"/>
+                  </w:rPr>
+                  <w:t>⬜</w:t>
+                </w:r>
+              </w:sdtContent>
+            </w:sdt>
           </w:p>
         </w:tc>
         <w:tc>
@@ -12698,18 +13433,33 @@
             <w:pPr>
               <w:jc w:val="center"/>
             </w:pPr>
-            <w:r>
-              <w:rPr>
-                <w:rFonts w:ascii="Microsoft YaHei" w:cs="Microsoft YaHei" w:eastAsia="Microsoft YaHei" w:hAnsi="Microsoft YaHei"/>
-                <w:b w:val="false"/>
-                <w:bCs w:val="false"/>
-                <w:i w:val="false"/>
-                <w:iCs w:val="false"/>
-                <w:sz w:val="18"/>
-                <w:szCs w:val="18"/>
-              </w:rPr>
-              <w:t xml:space="preserve">⬜</w:t>
-            </w:r>
+            <w:sdt>
+              <w:sdtPr>
+                <w:alias w:val="状态"/>
+                <w:tag w:val="lc_status_50"/>
+                <w:id w:val="90050"/>
+                <w:dropDownList>
+                  <w:listItem w:displayText="⬜ 未做" w:value="0"/>
+                  <w:listItem w:displayText="🔥 已手撕" w:value="1"/>
+                  <w:listItem w:displayText="✅ 已完成" w:value="2"/>
+                </w:dropDownList>
+                <w:showingPlcHdr w:val="0"/>
+              </w:sdtPr>
+              <w:sdtContent>
+                <w:r>
+                  <w:rPr>
+                    <w:rFonts w:ascii="Microsoft YaHei" w:cs="Microsoft YaHei" w:eastAsia="Microsoft YaHei" w:hAnsi="Microsoft YaHei"/>
+                    <w:b w:val="false"/>
+                    <w:bCs w:val="false"/>
+                    <w:i w:val="false"/>
+                    <w:iCs w:val="false"/>
+                    <w:sz w:val="18"/>
+                    <w:szCs w:val="18"/>
+                  </w:rPr>
+                  <w:t>⬜</w:t>
+                </w:r>
+              </w:sdtContent>
+            </w:sdt>
           </w:p>
         </w:tc>
         <w:tc>
@@ -12906,18 +13656,33 @@
             <w:pPr>
               <w:jc w:val="center"/>
             </w:pPr>
-            <w:r>
-              <w:rPr>
-                <w:rFonts w:ascii="Microsoft YaHei" w:cs="Microsoft YaHei" w:eastAsia="Microsoft YaHei" w:hAnsi="Microsoft YaHei"/>
-                <w:b w:val="false"/>
-                <w:bCs w:val="false"/>
-                <w:i w:val="false"/>
-                <w:iCs w:val="false"/>
-                <w:sz w:val="18"/>
-                <w:szCs w:val="18"/>
-              </w:rPr>
-              <w:t xml:space="preserve">⬜</w:t>
-            </w:r>
+            <w:sdt>
+              <w:sdtPr>
+                <w:alias w:val="状态"/>
+                <w:tag w:val="lc_status_51"/>
+                <w:id w:val="90051"/>
+                <w:dropDownList>
+                  <w:listItem w:displayText="⬜ 未做" w:value="0"/>
+                  <w:listItem w:displayText="🔥 已手撕" w:value="1"/>
+                  <w:listItem w:displayText="✅ 已完成" w:value="2"/>
+                </w:dropDownList>
+                <w:showingPlcHdr w:val="0"/>
+              </w:sdtPr>
+              <w:sdtContent>
+                <w:r>
+                  <w:rPr>
+                    <w:rFonts w:ascii="Microsoft YaHei" w:cs="Microsoft YaHei" w:eastAsia="Microsoft YaHei" w:hAnsi="Microsoft YaHei"/>
+                    <w:b w:val="false"/>
+                    <w:bCs w:val="false"/>
+                    <w:i w:val="false"/>
+                    <w:iCs w:val="false"/>
+                    <w:sz w:val="18"/>
+                    <w:szCs w:val="18"/>
+                  </w:rPr>
+                  <w:t>⬜</w:t>
+                </w:r>
+              </w:sdtContent>
+            </w:sdt>
           </w:p>
         </w:tc>
         <w:tc>
@@ -13114,18 +13879,33 @@
             <w:pPr>
               <w:jc w:val="center"/>
             </w:pPr>
-            <w:r>
-              <w:rPr>
-                <w:rFonts w:ascii="Microsoft YaHei" w:cs="Microsoft YaHei" w:eastAsia="Microsoft YaHei" w:hAnsi="Microsoft YaHei"/>
-                <w:b w:val="false"/>
-                <w:bCs w:val="false"/>
-                <w:i w:val="false"/>
-                <w:iCs w:val="false"/>
-                <w:sz w:val="18"/>
-                <w:szCs w:val="18"/>
-              </w:rPr>
-              <w:t xml:space="preserve">⬜</w:t>
-            </w:r>
+            <w:sdt>
+              <w:sdtPr>
+                <w:alias w:val="状态"/>
+                <w:tag w:val="lc_status_52"/>
+                <w:id w:val="90052"/>
+                <w:dropDownList>
+                  <w:listItem w:displayText="⬜ 未做" w:value="0"/>
+                  <w:listItem w:displayText="🔥 已手撕" w:value="1"/>
+                  <w:listItem w:displayText="✅ 已完成" w:value="2"/>
+                </w:dropDownList>
+                <w:showingPlcHdr w:val="0"/>
+              </w:sdtPr>
+              <w:sdtContent>
+                <w:r>
+                  <w:rPr>
+                    <w:rFonts w:ascii="Microsoft YaHei" w:cs="Microsoft YaHei" w:eastAsia="Microsoft YaHei" w:hAnsi="Microsoft YaHei"/>
+                    <w:b w:val="false"/>
+                    <w:bCs w:val="false"/>
+                    <w:i w:val="false"/>
+                    <w:iCs w:val="false"/>
+                    <w:sz w:val="18"/>
+                    <w:szCs w:val="18"/>
+                  </w:rPr>
+                  <w:t>⬜</w:t>
+                </w:r>
+              </w:sdtContent>
+            </w:sdt>
           </w:p>
         </w:tc>
         <w:tc>
@@ -13322,18 +14102,33 @@
             <w:pPr>
               <w:jc w:val="center"/>
             </w:pPr>
-            <w:r>
-              <w:rPr>
-                <w:rFonts w:ascii="Microsoft YaHei" w:cs="Microsoft YaHei" w:eastAsia="Microsoft YaHei" w:hAnsi="Microsoft YaHei"/>
-                <w:b w:val="false"/>
-                <w:bCs w:val="false"/>
-                <w:i w:val="false"/>
-                <w:iCs w:val="false"/>
-                <w:sz w:val="18"/>
-                <w:szCs w:val="18"/>
-              </w:rPr>
-              <w:t xml:space="preserve">⬜</w:t>
-            </w:r>
+            <w:sdt>
+              <w:sdtPr>
+                <w:alias w:val="状态"/>
+                <w:tag w:val="lc_status_53"/>
+                <w:id w:val="90053"/>
+                <w:dropDownList>
+                  <w:listItem w:displayText="⬜ 未做" w:value="0"/>
+                  <w:listItem w:displayText="🔥 已手撕" w:value="1"/>
+                  <w:listItem w:displayText="✅ 已完成" w:value="2"/>
+                </w:dropDownList>
+                <w:showingPlcHdr w:val="0"/>
+              </w:sdtPr>
+              <w:sdtContent>
+                <w:r>
+                  <w:rPr>
+                    <w:rFonts w:ascii="Microsoft YaHei" w:cs="Microsoft YaHei" w:eastAsia="Microsoft YaHei" w:hAnsi="Microsoft YaHei"/>
+                    <w:b w:val="false"/>
+                    <w:bCs w:val="false"/>
+                    <w:i w:val="false"/>
+                    <w:iCs w:val="false"/>
+                    <w:sz w:val="18"/>
+                    <w:szCs w:val="18"/>
+                  </w:rPr>
+                  <w:t>⬜</w:t>
+                </w:r>
+              </w:sdtContent>
+            </w:sdt>
           </w:p>
         </w:tc>
         <w:tc>
@@ -13530,18 +14325,33 @@
             <w:pPr>
               <w:jc w:val="center"/>
             </w:pPr>
-            <w:r>
-              <w:rPr>
-                <w:rFonts w:ascii="Microsoft YaHei" w:cs="Microsoft YaHei" w:eastAsia="Microsoft YaHei" w:hAnsi="Microsoft YaHei"/>
-                <w:b w:val="false"/>
-                <w:bCs w:val="false"/>
-                <w:i w:val="false"/>
-                <w:iCs w:val="false"/>
-                <w:sz w:val="18"/>
-                <w:szCs w:val="18"/>
-              </w:rPr>
-              <w:t xml:space="preserve">⬜</w:t>
-            </w:r>
+            <w:sdt>
+              <w:sdtPr>
+                <w:alias w:val="状态"/>
+                <w:tag w:val="lc_status_54"/>
+                <w:id w:val="90054"/>
+                <w:dropDownList>
+                  <w:listItem w:displayText="⬜ 未做" w:value="0"/>
+                  <w:listItem w:displayText="🔥 已手撕" w:value="1"/>
+                  <w:listItem w:displayText="✅ 已完成" w:value="2"/>
+                </w:dropDownList>
+                <w:showingPlcHdr w:val="0"/>
+              </w:sdtPr>
+              <w:sdtContent>
+                <w:r>
+                  <w:rPr>
+                    <w:rFonts w:ascii="Microsoft YaHei" w:cs="Microsoft YaHei" w:eastAsia="Microsoft YaHei" w:hAnsi="Microsoft YaHei"/>
+                    <w:b w:val="false"/>
+                    <w:bCs w:val="false"/>
+                    <w:i w:val="false"/>
+                    <w:iCs w:val="false"/>
+                    <w:sz w:val="18"/>
+                    <w:szCs w:val="18"/>
+                  </w:rPr>
+                  <w:t>⬜</w:t>
+                </w:r>
+              </w:sdtContent>
+            </w:sdt>
           </w:p>
         </w:tc>
         <w:tc>
@@ -13738,18 +14548,33 @@
             <w:pPr>
               <w:jc w:val="center"/>
             </w:pPr>
-            <w:r>
-              <w:rPr>
-                <w:rFonts w:ascii="Microsoft YaHei" w:cs="Microsoft YaHei" w:eastAsia="Microsoft YaHei" w:hAnsi="Microsoft YaHei"/>
-                <w:b w:val="false"/>
-                <w:bCs w:val="false"/>
-                <w:i w:val="false"/>
-                <w:iCs w:val="false"/>
-                <w:sz w:val="18"/>
-                <w:szCs w:val="18"/>
-              </w:rPr>
-              <w:t xml:space="preserve">⬜</w:t>
-            </w:r>
+            <w:sdt>
+              <w:sdtPr>
+                <w:alias w:val="状态"/>
+                <w:tag w:val="lc_status_55"/>
+                <w:id w:val="90055"/>
+                <w:dropDownList>
+                  <w:listItem w:displayText="⬜ 未做" w:value="0"/>
+                  <w:listItem w:displayText="🔥 已手撕" w:value="1"/>
+                  <w:listItem w:displayText="✅ 已完成" w:value="2"/>
+                </w:dropDownList>
+                <w:showingPlcHdr w:val="0"/>
+              </w:sdtPr>
+              <w:sdtContent>
+                <w:r>
+                  <w:rPr>
+                    <w:rFonts w:ascii="Microsoft YaHei" w:cs="Microsoft YaHei" w:eastAsia="Microsoft YaHei" w:hAnsi="Microsoft YaHei"/>
+                    <w:b w:val="false"/>
+                    <w:bCs w:val="false"/>
+                    <w:i w:val="false"/>
+                    <w:iCs w:val="false"/>
+                    <w:sz w:val="18"/>
+                    <w:szCs w:val="18"/>
+                  </w:rPr>
+                  <w:t>⬜</w:t>
+                </w:r>
+              </w:sdtContent>
+            </w:sdt>
           </w:p>
         </w:tc>
         <w:tc>
@@ -13946,18 +14771,33 @@
             <w:pPr>
               <w:jc w:val="center"/>
             </w:pPr>
-            <w:r>
-              <w:rPr>
-                <w:rFonts w:ascii="Microsoft YaHei" w:cs="Microsoft YaHei" w:eastAsia="Microsoft YaHei" w:hAnsi="Microsoft YaHei"/>
-                <w:b w:val="false"/>
-                <w:bCs w:val="false"/>
-                <w:i w:val="false"/>
-                <w:iCs w:val="false"/>
-                <w:sz w:val="18"/>
-                <w:szCs w:val="18"/>
-              </w:rPr>
-              <w:t xml:space="preserve">⬜</w:t>
-            </w:r>
+            <w:sdt>
+              <w:sdtPr>
+                <w:alias w:val="状态"/>
+                <w:tag w:val="lc_status_56"/>
+                <w:id w:val="90056"/>
+                <w:dropDownList>
+                  <w:listItem w:displayText="⬜ 未做" w:value="0"/>
+                  <w:listItem w:displayText="🔥 已手撕" w:value="1"/>
+                  <w:listItem w:displayText="✅ 已完成" w:value="2"/>
+                </w:dropDownList>
+                <w:showingPlcHdr w:val="0"/>
+              </w:sdtPr>
+              <w:sdtContent>
+                <w:r>
+                  <w:rPr>
+                    <w:rFonts w:ascii="Microsoft YaHei" w:cs="Microsoft YaHei" w:eastAsia="Microsoft YaHei" w:hAnsi="Microsoft YaHei"/>
+                    <w:b w:val="false"/>
+                    <w:bCs w:val="false"/>
+                    <w:i w:val="false"/>
+                    <w:iCs w:val="false"/>
+                    <w:sz w:val="18"/>
+                    <w:szCs w:val="18"/>
+                  </w:rPr>
+                  <w:t>⬜</w:t>
+                </w:r>
+              </w:sdtContent>
+            </w:sdt>
           </w:p>
         </w:tc>
         <w:tc>
@@ -14154,18 +14994,33 @@
             <w:pPr>
               <w:jc w:val="center"/>
             </w:pPr>
-            <w:r>
-              <w:rPr>
-                <w:rFonts w:ascii="Microsoft YaHei" w:cs="Microsoft YaHei" w:eastAsia="Microsoft YaHei" w:hAnsi="Microsoft YaHei"/>
-                <w:b w:val="false"/>
-                <w:bCs w:val="false"/>
-                <w:i w:val="false"/>
-                <w:iCs w:val="false"/>
-                <w:sz w:val="18"/>
-                <w:szCs w:val="18"/>
-              </w:rPr>
-              <w:t xml:space="preserve">⬜</w:t>
-            </w:r>
+            <w:sdt>
+              <w:sdtPr>
+                <w:alias w:val="状态"/>
+                <w:tag w:val="lc_status_57"/>
+                <w:id w:val="90057"/>
+                <w:dropDownList>
+                  <w:listItem w:displayText="⬜ 未做" w:value="0"/>
+                  <w:listItem w:displayText="🔥 已手撕" w:value="1"/>
+                  <w:listItem w:displayText="✅ 已完成" w:value="2"/>
+                </w:dropDownList>
+                <w:showingPlcHdr w:val="0"/>
+              </w:sdtPr>
+              <w:sdtContent>
+                <w:r>
+                  <w:rPr>
+                    <w:rFonts w:ascii="Microsoft YaHei" w:cs="Microsoft YaHei" w:eastAsia="Microsoft YaHei" w:hAnsi="Microsoft YaHei"/>
+                    <w:b w:val="false"/>
+                    <w:bCs w:val="false"/>
+                    <w:i w:val="false"/>
+                    <w:iCs w:val="false"/>
+                    <w:sz w:val="18"/>
+                    <w:szCs w:val="18"/>
+                  </w:rPr>
+                  <w:t>⬜</w:t>
+                </w:r>
+              </w:sdtContent>
+            </w:sdt>
           </w:p>
         </w:tc>
         <w:tc>
@@ -14362,18 +15217,33 @@
             <w:pPr>
               <w:jc w:val="center"/>
             </w:pPr>
-            <w:r>
-              <w:rPr>
-                <w:rFonts w:ascii="Microsoft YaHei" w:cs="Microsoft YaHei" w:eastAsia="Microsoft YaHei" w:hAnsi="Microsoft YaHei"/>
-                <w:b w:val="false"/>
-                <w:bCs w:val="false"/>
-                <w:i w:val="false"/>
-                <w:iCs w:val="false"/>
-                <w:sz w:val="18"/>
-                <w:szCs w:val="18"/>
-              </w:rPr>
-              <w:t xml:space="preserve">⬜</w:t>
-            </w:r>
+            <w:sdt>
+              <w:sdtPr>
+                <w:alias w:val="状态"/>
+                <w:tag w:val="lc_status_58"/>
+                <w:id w:val="90058"/>
+                <w:dropDownList>
+                  <w:listItem w:displayText="⬜ 未做" w:value="0"/>
+                  <w:listItem w:displayText="🔥 已手撕" w:value="1"/>
+                  <w:listItem w:displayText="✅ 已完成" w:value="2"/>
+                </w:dropDownList>
+                <w:showingPlcHdr w:val="0"/>
+              </w:sdtPr>
+              <w:sdtContent>
+                <w:r>
+                  <w:rPr>
+                    <w:rFonts w:ascii="Microsoft YaHei" w:cs="Microsoft YaHei" w:eastAsia="Microsoft YaHei" w:hAnsi="Microsoft YaHei"/>
+                    <w:b w:val="false"/>
+                    <w:bCs w:val="false"/>
+                    <w:i w:val="false"/>
+                    <w:iCs w:val="false"/>
+                    <w:sz w:val="18"/>
+                    <w:szCs w:val="18"/>
+                  </w:rPr>
+                  <w:t>⬜</w:t>
+                </w:r>
+              </w:sdtContent>
+            </w:sdt>
           </w:p>
         </w:tc>
         <w:tc>
@@ -14877,18 +15747,33 @@
             <w:pPr>
               <w:jc w:val="center"/>
             </w:pPr>
-            <w:r>
-              <w:rPr>
-                <w:rFonts w:ascii="Microsoft YaHei" w:cs="Microsoft YaHei" w:eastAsia="Microsoft YaHei" w:hAnsi="Microsoft YaHei"/>
-                <w:b w:val="false"/>
-                <w:bCs w:val="false"/>
-                <w:i w:val="false"/>
-                <w:iCs w:val="false"/>
-                <w:sz w:val="18"/>
-                <w:szCs w:val="18"/>
-              </w:rPr>
-              <w:t xml:space="preserve">⬜</w:t>
-            </w:r>
+            <w:sdt>
+              <w:sdtPr>
+                <w:alias w:val="状态"/>
+                <w:tag w:val="lc_status_59"/>
+                <w:id w:val="90059"/>
+                <w:dropDownList>
+                  <w:listItem w:displayText="⬜ 未做" w:value="0"/>
+                  <w:listItem w:displayText="🔥 已手撕" w:value="1"/>
+                  <w:listItem w:displayText="✅ 已完成" w:value="2"/>
+                </w:dropDownList>
+                <w:showingPlcHdr w:val="0"/>
+              </w:sdtPr>
+              <w:sdtContent>
+                <w:r>
+                  <w:rPr>
+                    <w:rFonts w:ascii="Microsoft YaHei" w:cs="Microsoft YaHei" w:eastAsia="Microsoft YaHei" w:hAnsi="Microsoft YaHei"/>
+                    <w:b w:val="false"/>
+                    <w:bCs w:val="false"/>
+                    <w:i w:val="false"/>
+                    <w:iCs w:val="false"/>
+                    <w:sz w:val="18"/>
+                    <w:szCs w:val="18"/>
+                  </w:rPr>
+                  <w:t>⬜</w:t>
+                </w:r>
+              </w:sdtContent>
+            </w:sdt>
           </w:p>
         </w:tc>
         <w:tc>
@@ -15085,18 +15970,33 @@
             <w:pPr>
               <w:jc w:val="center"/>
             </w:pPr>
-            <w:r>
-              <w:rPr>
-                <w:rFonts w:ascii="Microsoft YaHei" w:cs="Microsoft YaHei" w:eastAsia="Microsoft YaHei" w:hAnsi="Microsoft YaHei"/>
-                <w:b w:val="false"/>
-                <w:bCs w:val="false"/>
-                <w:i w:val="false"/>
-                <w:iCs w:val="false"/>
-                <w:sz w:val="18"/>
-                <w:szCs w:val="18"/>
-              </w:rPr>
-              <w:t xml:space="preserve">⬜</w:t>
-            </w:r>
+            <w:sdt>
+              <w:sdtPr>
+                <w:alias w:val="状态"/>
+                <w:tag w:val="lc_status_60"/>
+                <w:id w:val="90060"/>
+                <w:dropDownList>
+                  <w:listItem w:displayText="⬜ 未做" w:value="0"/>
+                  <w:listItem w:displayText="🔥 已手撕" w:value="1"/>
+                  <w:listItem w:displayText="✅ 已完成" w:value="2"/>
+                </w:dropDownList>
+                <w:showingPlcHdr w:val="0"/>
+              </w:sdtPr>
+              <w:sdtContent>
+                <w:r>
+                  <w:rPr>
+                    <w:rFonts w:ascii="Microsoft YaHei" w:cs="Microsoft YaHei" w:eastAsia="Microsoft YaHei" w:hAnsi="Microsoft YaHei"/>
+                    <w:b w:val="false"/>
+                    <w:bCs w:val="false"/>
+                    <w:i w:val="false"/>
+                    <w:iCs w:val="false"/>
+                    <w:sz w:val="18"/>
+                    <w:szCs w:val="18"/>
+                  </w:rPr>
+                  <w:t>⬜</w:t>
+                </w:r>
+              </w:sdtContent>
+            </w:sdt>
           </w:p>
         </w:tc>
         <w:tc>
@@ -15293,18 +16193,33 @@
             <w:pPr>
               <w:jc w:val="center"/>
             </w:pPr>
-            <w:r>
-              <w:rPr>
-                <w:rFonts w:ascii="Microsoft YaHei" w:cs="Microsoft YaHei" w:eastAsia="Microsoft YaHei" w:hAnsi="Microsoft YaHei"/>
-                <w:b w:val="false"/>
-                <w:bCs w:val="false"/>
-                <w:i w:val="false"/>
-                <w:iCs w:val="false"/>
-                <w:sz w:val="18"/>
-                <w:szCs w:val="18"/>
-              </w:rPr>
-              <w:t xml:space="preserve">⬜</w:t>
-            </w:r>
+            <w:sdt>
+              <w:sdtPr>
+                <w:alias w:val="状态"/>
+                <w:tag w:val="lc_status_61"/>
+                <w:id w:val="90061"/>
+                <w:dropDownList>
+                  <w:listItem w:displayText="⬜ 未做" w:value="0"/>
+                  <w:listItem w:displayText="🔥 已手撕" w:value="1"/>
+                  <w:listItem w:displayText="✅ 已完成" w:value="2"/>
+                </w:dropDownList>
+                <w:showingPlcHdr w:val="0"/>
+              </w:sdtPr>
+              <w:sdtContent>
+                <w:r>
+                  <w:rPr>
+                    <w:rFonts w:ascii="Microsoft YaHei" w:cs="Microsoft YaHei" w:eastAsia="Microsoft YaHei" w:hAnsi="Microsoft YaHei"/>
+                    <w:b w:val="false"/>
+                    <w:bCs w:val="false"/>
+                    <w:i w:val="false"/>
+                    <w:iCs w:val="false"/>
+                    <w:sz w:val="18"/>
+                    <w:szCs w:val="18"/>
+                  </w:rPr>
+                  <w:t>⬜</w:t>
+                </w:r>
+              </w:sdtContent>
+            </w:sdt>
           </w:p>
         </w:tc>
         <w:tc>
@@ -15501,18 +16416,33 @@
             <w:pPr>
               <w:jc w:val="center"/>
             </w:pPr>
-            <w:r>
-              <w:rPr>
-                <w:rFonts w:ascii="Microsoft YaHei" w:cs="Microsoft YaHei" w:eastAsia="Microsoft YaHei" w:hAnsi="Microsoft YaHei"/>
-                <w:b w:val="false"/>
-                <w:bCs w:val="false"/>
-                <w:i w:val="false"/>
-                <w:iCs w:val="false"/>
-                <w:sz w:val="18"/>
-                <w:szCs w:val="18"/>
-              </w:rPr>
-              <w:t xml:space="preserve">⬜</w:t>
-            </w:r>
+            <w:sdt>
+              <w:sdtPr>
+                <w:alias w:val="状态"/>
+                <w:tag w:val="lc_status_62"/>
+                <w:id w:val="90062"/>
+                <w:dropDownList>
+                  <w:listItem w:displayText="⬜ 未做" w:value="0"/>
+                  <w:listItem w:displayText="🔥 已手撕" w:value="1"/>
+                  <w:listItem w:displayText="✅ 已完成" w:value="2"/>
+                </w:dropDownList>
+                <w:showingPlcHdr w:val="0"/>
+              </w:sdtPr>
+              <w:sdtContent>
+                <w:r>
+                  <w:rPr>
+                    <w:rFonts w:ascii="Microsoft YaHei" w:cs="Microsoft YaHei" w:eastAsia="Microsoft YaHei" w:hAnsi="Microsoft YaHei"/>
+                    <w:b w:val="false"/>
+                    <w:bCs w:val="false"/>
+                    <w:i w:val="false"/>
+                    <w:iCs w:val="false"/>
+                    <w:sz w:val="18"/>
+                    <w:szCs w:val="18"/>
+                  </w:rPr>
+                  <w:t>⬜</w:t>
+                </w:r>
+              </w:sdtContent>
+            </w:sdt>
           </w:p>
         </w:tc>
         <w:tc>
@@ -15709,18 +16639,33 @@
             <w:pPr>
               <w:jc w:val="center"/>
             </w:pPr>
-            <w:r>
-              <w:rPr>
-                <w:rFonts w:ascii="Microsoft YaHei" w:cs="Microsoft YaHei" w:eastAsia="Microsoft YaHei" w:hAnsi="Microsoft YaHei"/>
-                <w:b w:val="false"/>
-                <w:bCs w:val="false"/>
-                <w:i w:val="false"/>
-                <w:iCs w:val="false"/>
-                <w:sz w:val="18"/>
-                <w:szCs w:val="18"/>
-              </w:rPr>
-              <w:t xml:space="preserve">⬜</w:t>
-            </w:r>
+            <w:sdt>
+              <w:sdtPr>
+                <w:alias w:val="状态"/>
+                <w:tag w:val="lc_status_63"/>
+                <w:id w:val="90063"/>
+                <w:dropDownList>
+                  <w:listItem w:displayText="⬜ 未做" w:value="0"/>
+                  <w:listItem w:displayText="🔥 已手撕" w:value="1"/>
+                  <w:listItem w:displayText="✅ 已完成" w:value="2"/>
+                </w:dropDownList>
+                <w:showingPlcHdr w:val="0"/>
+              </w:sdtPr>
+              <w:sdtContent>
+                <w:r>
+                  <w:rPr>
+                    <w:rFonts w:ascii="Microsoft YaHei" w:cs="Microsoft YaHei" w:eastAsia="Microsoft YaHei" w:hAnsi="Microsoft YaHei"/>
+                    <w:b w:val="false"/>
+                    <w:bCs w:val="false"/>
+                    <w:i w:val="false"/>
+                    <w:iCs w:val="false"/>
+                    <w:sz w:val="18"/>
+                    <w:szCs w:val="18"/>
+                  </w:rPr>
+                  <w:t>⬜</w:t>
+                </w:r>
+              </w:sdtContent>
+            </w:sdt>
           </w:p>
         </w:tc>
         <w:tc>
@@ -15917,18 +16862,33 @@
             <w:pPr>
               <w:jc w:val="center"/>
             </w:pPr>
-            <w:r>
-              <w:rPr>
-                <w:rFonts w:ascii="Microsoft YaHei" w:cs="Microsoft YaHei" w:eastAsia="Microsoft YaHei" w:hAnsi="Microsoft YaHei"/>
-                <w:b w:val="false"/>
-                <w:bCs w:val="false"/>
-                <w:i w:val="false"/>
-                <w:iCs w:val="false"/>
-                <w:sz w:val="18"/>
-                <w:szCs w:val="18"/>
-              </w:rPr>
-              <w:t xml:space="preserve">⬜</w:t>
-            </w:r>
+            <w:sdt>
+              <w:sdtPr>
+                <w:alias w:val="状态"/>
+                <w:tag w:val="lc_status_64"/>
+                <w:id w:val="90064"/>
+                <w:dropDownList>
+                  <w:listItem w:displayText="⬜ 未做" w:value="0"/>
+                  <w:listItem w:displayText="🔥 已手撕" w:value="1"/>
+                  <w:listItem w:displayText="✅ 已完成" w:value="2"/>
+                </w:dropDownList>
+                <w:showingPlcHdr w:val="0"/>
+              </w:sdtPr>
+              <w:sdtContent>
+                <w:r>
+                  <w:rPr>
+                    <w:rFonts w:ascii="Microsoft YaHei" w:cs="Microsoft YaHei" w:eastAsia="Microsoft YaHei" w:hAnsi="Microsoft YaHei"/>
+                    <w:b w:val="false"/>
+                    <w:bCs w:val="false"/>
+                    <w:i w:val="false"/>
+                    <w:iCs w:val="false"/>
+                    <w:sz w:val="18"/>
+                    <w:szCs w:val="18"/>
+                  </w:rPr>
+                  <w:t>⬜</w:t>
+                </w:r>
+              </w:sdtContent>
+            </w:sdt>
           </w:p>
         </w:tc>
         <w:tc>
@@ -16125,18 +17085,33 @@
             <w:pPr>
               <w:jc w:val="center"/>
             </w:pPr>
-            <w:r>
-              <w:rPr>
-                <w:rFonts w:ascii="Microsoft YaHei" w:cs="Microsoft YaHei" w:eastAsia="Microsoft YaHei" w:hAnsi="Microsoft YaHei"/>
-                <w:b w:val="false"/>
-                <w:bCs w:val="false"/>
-                <w:i w:val="false"/>
-                <w:iCs w:val="false"/>
-                <w:sz w:val="18"/>
-                <w:szCs w:val="18"/>
-              </w:rPr>
-              <w:t xml:space="preserve">⬜</w:t>
-            </w:r>
+            <w:sdt>
+              <w:sdtPr>
+                <w:alias w:val="状态"/>
+                <w:tag w:val="lc_status_65"/>
+                <w:id w:val="90065"/>
+                <w:dropDownList>
+                  <w:listItem w:displayText="⬜ 未做" w:value="0"/>
+                  <w:listItem w:displayText="🔥 已手撕" w:value="1"/>
+                  <w:listItem w:displayText="✅ 已完成" w:value="2"/>
+                </w:dropDownList>
+                <w:showingPlcHdr w:val="0"/>
+              </w:sdtPr>
+              <w:sdtContent>
+                <w:r>
+                  <w:rPr>
+                    <w:rFonts w:ascii="Microsoft YaHei" w:cs="Microsoft YaHei" w:eastAsia="Microsoft YaHei" w:hAnsi="Microsoft YaHei"/>
+                    <w:b w:val="false"/>
+                    <w:bCs w:val="false"/>
+                    <w:i w:val="false"/>
+                    <w:iCs w:val="false"/>
+                    <w:sz w:val="18"/>
+                    <w:szCs w:val="18"/>
+                  </w:rPr>
+                  <w:t>⬜</w:t>
+                </w:r>
+              </w:sdtContent>
+            </w:sdt>
           </w:p>
         </w:tc>
         <w:tc>
@@ -16333,18 +17308,33 @@
             <w:pPr>
               <w:jc w:val="center"/>
             </w:pPr>
-            <w:r>
-              <w:rPr>
-                <w:rFonts w:ascii="Microsoft YaHei" w:cs="Microsoft YaHei" w:eastAsia="Microsoft YaHei" w:hAnsi="Microsoft YaHei"/>
-                <w:b w:val="false"/>
-                <w:bCs w:val="false"/>
-                <w:i w:val="false"/>
-                <w:iCs w:val="false"/>
-                <w:sz w:val="18"/>
-                <w:szCs w:val="18"/>
-              </w:rPr>
-              <w:t xml:space="preserve">⬜</w:t>
-            </w:r>
+            <w:sdt>
+              <w:sdtPr>
+                <w:alias w:val="状态"/>
+                <w:tag w:val="lc_status_66"/>
+                <w:id w:val="90066"/>
+                <w:dropDownList>
+                  <w:listItem w:displayText="⬜ 未做" w:value="0"/>
+                  <w:listItem w:displayText="🔥 已手撕" w:value="1"/>
+                  <w:listItem w:displayText="✅ 已完成" w:value="2"/>
+                </w:dropDownList>
+                <w:showingPlcHdr w:val="0"/>
+              </w:sdtPr>
+              <w:sdtContent>
+                <w:r>
+                  <w:rPr>
+                    <w:rFonts w:ascii="Microsoft YaHei" w:cs="Microsoft YaHei" w:eastAsia="Microsoft YaHei" w:hAnsi="Microsoft YaHei"/>
+                    <w:b w:val="false"/>
+                    <w:bCs w:val="false"/>
+                    <w:i w:val="false"/>
+                    <w:iCs w:val="false"/>
+                    <w:sz w:val="18"/>
+                    <w:szCs w:val="18"/>
+                  </w:rPr>
+                  <w:t>⬜</w:t>
+                </w:r>
+              </w:sdtContent>
+            </w:sdt>
           </w:p>
         </w:tc>
         <w:tc>
@@ -16541,18 +17531,33 @@
             <w:pPr>
               <w:jc w:val="center"/>
             </w:pPr>
-            <w:r>
-              <w:rPr>
-                <w:rFonts w:ascii="Microsoft YaHei" w:cs="Microsoft YaHei" w:eastAsia="Microsoft YaHei" w:hAnsi="Microsoft YaHei"/>
-                <w:b w:val="false"/>
-                <w:bCs w:val="false"/>
-                <w:i w:val="false"/>
-                <w:iCs w:val="false"/>
-                <w:sz w:val="18"/>
-                <w:szCs w:val="18"/>
-              </w:rPr>
-              <w:t xml:space="preserve">⬜</w:t>
-            </w:r>
+            <w:sdt>
+              <w:sdtPr>
+                <w:alias w:val="状态"/>
+                <w:tag w:val="lc_status_67"/>
+                <w:id w:val="90067"/>
+                <w:dropDownList>
+                  <w:listItem w:displayText="⬜ 未做" w:value="0"/>
+                  <w:listItem w:displayText="🔥 已手撕" w:value="1"/>
+                  <w:listItem w:displayText="✅ 已完成" w:value="2"/>
+                </w:dropDownList>
+                <w:showingPlcHdr w:val="0"/>
+              </w:sdtPr>
+              <w:sdtContent>
+                <w:r>
+                  <w:rPr>
+                    <w:rFonts w:ascii="Microsoft YaHei" w:cs="Microsoft YaHei" w:eastAsia="Microsoft YaHei" w:hAnsi="Microsoft YaHei"/>
+                    <w:b w:val="false"/>
+                    <w:bCs w:val="false"/>
+                    <w:i w:val="false"/>
+                    <w:iCs w:val="false"/>
+                    <w:sz w:val="18"/>
+                    <w:szCs w:val="18"/>
+                  </w:rPr>
+                  <w:t>⬜</w:t>
+                </w:r>
+              </w:sdtContent>
+            </w:sdt>
           </w:p>
         </w:tc>
         <w:tc>
@@ -16749,18 +17754,33 @@
             <w:pPr>
               <w:jc w:val="center"/>
             </w:pPr>
-            <w:r>
-              <w:rPr>
-                <w:rFonts w:ascii="Microsoft YaHei" w:cs="Microsoft YaHei" w:eastAsia="Microsoft YaHei" w:hAnsi="Microsoft YaHei"/>
-                <w:b w:val="false"/>
-                <w:bCs w:val="false"/>
-                <w:i w:val="false"/>
-                <w:iCs w:val="false"/>
-                <w:sz w:val="18"/>
-                <w:szCs w:val="18"/>
-              </w:rPr>
-              <w:t xml:space="preserve">⬜</w:t>
-            </w:r>
+            <w:sdt>
+              <w:sdtPr>
+                <w:alias w:val="状态"/>
+                <w:tag w:val="lc_status_68"/>
+                <w:id w:val="90068"/>
+                <w:dropDownList>
+                  <w:listItem w:displayText="⬜ 未做" w:value="0"/>
+                  <w:listItem w:displayText="🔥 已手撕" w:value="1"/>
+                  <w:listItem w:displayText="✅ 已完成" w:value="2"/>
+                </w:dropDownList>
+                <w:showingPlcHdr w:val="0"/>
+              </w:sdtPr>
+              <w:sdtContent>
+                <w:r>
+                  <w:rPr>
+                    <w:rFonts w:ascii="Microsoft YaHei" w:cs="Microsoft YaHei" w:eastAsia="Microsoft YaHei" w:hAnsi="Microsoft YaHei"/>
+                    <w:b w:val="false"/>
+                    <w:bCs w:val="false"/>
+                    <w:i w:val="false"/>
+                    <w:iCs w:val="false"/>
+                    <w:sz w:val="18"/>
+                    <w:szCs w:val="18"/>
+                  </w:rPr>
+                  <w:t>⬜</w:t>
+                </w:r>
+              </w:sdtContent>
+            </w:sdt>
           </w:p>
         </w:tc>
         <w:tc>
@@ -16957,18 +17977,33 @@
             <w:pPr>
               <w:jc w:val="center"/>
             </w:pPr>
-            <w:r>
-              <w:rPr>
-                <w:rFonts w:ascii="Microsoft YaHei" w:cs="Microsoft YaHei" w:eastAsia="Microsoft YaHei" w:hAnsi="Microsoft YaHei"/>
-                <w:b w:val="false"/>
-                <w:bCs w:val="false"/>
-                <w:i w:val="false"/>
-                <w:iCs w:val="false"/>
-                <w:sz w:val="18"/>
-                <w:szCs w:val="18"/>
-              </w:rPr>
-              <w:t xml:space="preserve">⬜</w:t>
-            </w:r>
+            <w:sdt>
+              <w:sdtPr>
+                <w:alias w:val="状态"/>
+                <w:tag w:val="lc_status_69"/>
+                <w:id w:val="90069"/>
+                <w:dropDownList>
+                  <w:listItem w:displayText="⬜ 未做" w:value="0"/>
+                  <w:listItem w:displayText="🔥 已手撕" w:value="1"/>
+                  <w:listItem w:displayText="✅ 已完成" w:value="2"/>
+                </w:dropDownList>
+                <w:showingPlcHdr w:val="0"/>
+              </w:sdtPr>
+              <w:sdtContent>
+                <w:r>
+                  <w:rPr>
+                    <w:rFonts w:ascii="Microsoft YaHei" w:cs="Microsoft YaHei" w:eastAsia="Microsoft YaHei" w:hAnsi="Microsoft YaHei"/>
+                    <w:b w:val="false"/>
+                    <w:bCs w:val="false"/>
+                    <w:i w:val="false"/>
+                    <w:iCs w:val="false"/>
+                    <w:sz w:val="18"/>
+                    <w:szCs w:val="18"/>
+                  </w:rPr>
+                  <w:t>⬜</w:t>
+                </w:r>
+              </w:sdtContent>
+            </w:sdt>
           </w:p>
         </w:tc>
         <w:tc>
@@ -17165,18 +18200,33 @@
             <w:pPr>
               <w:jc w:val="center"/>
             </w:pPr>
-            <w:r>
-              <w:rPr>
-                <w:rFonts w:ascii="Microsoft YaHei" w:cs="Microsoft YaHei" w:eastAsia="Microsoft YaHei" w:hAnsi="Microsoft YaHei"/>
-                <w:b w:val="false"/>
-                <w:bCs w:val="false"/>
-                <w:i w:val="false"/>
-                <w:iCs w:val="false"/>
-                <w:sz w:val="18"/>
-                <w:szCs w:val="18"/>
-              </w:rPr>
-              <w:t xml:space="preserve">⬜</w:t>
-            </w:r>
+            <w:sdt>
+              <w:sdtPr>
+                <w:alias w:val="状态"/>
+                <w:tag w:val="lc_status_70"/>
+                <w:id w:val="90070"/>
+                <w:dropDownList>
+                  <w:listItem w:displayText="⬜ 未做" w:value="0"/>
+                  <w:listItem w:displayText="🔥 已手撕" w:value="1"/>
+                  <w:listItem w:displayText="✅ 已完成" w:value="2"/>
+                </w:dropDownList>
+                <w:showingPlcHdr w:val="0"/>
+              </w:sdtPr>
+              <w:sdtContent>
+                <w:r>
+                  <w:rPr>
+                    <w:rFonts w:ascii="Microsoft YaHei" w:cs="Microsoft YaHei" w:eastAsia="Microsoft YaHei" w:hAnsi="Microsoft YaHei"/>
+                    <w:b w:val="false"/>
+                    <w:bCs w:val="false"/>
+                    <w:i w:val="false"/>
+                    <w:iCs w:val="false"/>
+                    <w:sz w:val="18"/>
+                    <w:szCs w:val="18"/>
+                  </w:rPr>
+                  <w:t>⬜</w:t>
+                </w:r>
+              </w:sdtContent>
+            </w:sdt>
           </w:p>
         </w:tc>
         <w:tc>
@@ -17373,18 +18423,33 @@
             <w:pPr>
               <w:jc w:val="center"/>
             </w:pPr>
-            <w:r>
-              <w:rPr>
-                <w:rFonts w:ascii="Microsoft YaHei" w:cs="Microsoft YaHei" w:eastAsia="Microsoft YaHei" w:hAnsi="Microsoft YaHei"/>
-                <w:b w:val="false"/>
-                <w:bCs w:val="false"/>
-                <w:i w:val="false"/>
-                <w:iCs w:val="false"/>
-                <w:sz w:val="18"/>
-                <w:szCs w:val="18"/>
-              </w:rPr>
-              <w:t xml:space="preserve">⬜</w:t>
-            </w:r>
+            <w:sdt>
+              <w:sdtPr>
+                <w:alias w:val="状态"/>
+                <w:tag w:val="lc_status_71"/>
+                <w:id w:val="90071"/>
+                <w:dropDownList>
+                  <w:listItem w:displayText="⬜ 未做" w:value="0"/>
+                  <w:listItem w:displayText="🔥 已手撕" w:value="1"/>
+                  <w:listItem w:displayText="✅ 已完成" w:value="2"/>
+                </w:dropDownList>
+                <w:showingPlcHdr w:val="0"/>
+              </w:sdtPr>
+              <w:sdtContent>
+                <w:r>
+                  <w:rPr>
+                    <w:rFonts w:ascii="Microsoft YaHei" w:cs="Microsoft YaHei" w:eastAsia="Microsoft YaHei" w:hAnsi="Microsoft YaHei"/>
+                    <w:b w:val="false"/>
+                    <w:bCs w:val="false"/>
+                    <w:i w:val="false"/>
+                    <w:iCs w:val="false"/>
+                    <w:sz w:val="18"/>
+                    <w:szCs w:val="18"/>
+                  </w:rPr>
+                  <w:t>⬜</w:t>
+                </w:r>
+              </w:sdtContent>
+            </w:sdt>
           </w:p>
         </w:tc>
         <w:tc>
@@ -17581,18 +18646,33 @@
             <w:pPr>
               <w:jc w:val="center"/>
             </w:pPr>
-            <w:r>
-              <w:rPr>
-                <w:rFonts w:ascii="Microsoft YaHei" w:cs="Microsoft YaHei" w:eastAsia="Microsoft YaHei" w:hAnsi="Microsoft YaHei"/>
-                <w:b w:val="false"/>
-                <w:bCs w:val="false"/>
-                <w:i w:val="false"/>
-                <w:iCs w:val="false"/>
-                <w:sz w:val="18"/>
-                <w:szCs w:val="18"/>
-              </w:rPr>
-              <w:t xml:space="preserve">⬜</w:t>
-            </w:r>
+            <w:sdt>
+              <w:sdtPr>
+                <w:alias w:val="状态"/>
+                <w:tag w:val="lc_status_72"/>
+                <w:id w:val="90072"/>
+                <w:dropDownList>
+                  <w:listItem w:displayText="⬜ 未做" w:value="0"/>
+                  <w:listItem w:displayText="🔥 已手撕" w:value="1"/>
+                  <w:listItem w:displayText="✅ 已完成" w:value="2"/>
+                </w:dropDownList>
+                <w:showingPlcHdr w:val="0"/>
+              </w:sdtPr>
+              <w:sdtContent>
+                <w:r>
+                  <w:rPr>
+                    <w:rFonts w:ascii="Microsoft YaHei" w:cs="Microsoft YaHei" w:eastAsia="Microsoft YaHei" w:hAnsi="Microsoft YaHei"/>
+                    <w:b w:val="false"/>
+                    <w:bCs w:val="false"/>
+                    <w:i w:val="false"/>
+                    <w:iCs w:val="false"/>
+                    <w:sz w:val="18"/>
+                    <w:szCs w:val="18"/>
+                  </w:rPr>
+                  <w:t>⬜</w:t>
+                </w:r>
+              </w:sdtContent>
+            </w:sdt>
           </w:p>
         </w:tc>
         <w:tc>
@@ -17789,18 +18869,33 @@
             <w:pPr>
               <w:jc w:val="center"/>
             </w:pPr>
-            <w:r>
-              <w:rPr>
-                <w:rFonts w:ascii="Microsoft YaHei" w:cs="Microsoft YaHei" w:eastAsia="Microsoft YaHei" w:hAnsi="Microsoft YaHei"/>
-                <w:b w:val="false"/>
-                <w:bCs w:val="false"/>
-                <w:i w:val="false"/>
-                <w:iCs w:val="false"/>
-                <w:sz w:val="18"/>
-                <w:szCs w:val="18"/>
-              </w:rPr>
-              <w:t xml:space="preserve">⬜</w:t>
-            </w:r>
+            <w:sdt>
+              <w:sdtPr>
+                <w:alias w:val="状态"/>
+                <w:tag w:val="lc_status_73"/>
+                <w:id w:val="90073"/>
+                <w:dropDownList>
+                  <w:listItem w:displayText="⬜ 未做" w:value="0"/>
+                  <w:listItem w:displayText="🔥 已手撕" w:value="1"/>
+                  <w:listItem w:displayText="✅ 已完成" w:value="2"/>
+                </w:dropDownList>
+                <w:showingPlcHdr w:val="0"/>
+              </w:sdtPr>
+              <w:sdtContent>
+                <w:r>
+                  <w:rPr>
+                    <w:rFonts w:ascii="Microsoft YaHei" w:cs="Microsoft YaHei" w:eastAsia="Microsoft YaHei" w:hAnsi="Microsoft YaHei"/>
+                    <w:b w:val="false"/>
+                    <w:bCs w:val="false"/>
+                    <w:i w:val="false"/>
+                    <w:iCs w:val="false"/>
+                    <w:sz w:val="18"/>
+                    <w:szCs w:val="18"/>
+                  </w:rPr>
+                  <w:t>⬜</w:t>
+                </w:r>
+              </w:sdtContent>
+            </w:sdt>
           </w:p>
         </w:tc>
         <w:tc>
@@ -17997,18 +19092,33 @@
             <w:pPr>
               <w:jc w:val="center"/>
             </w:pPr>
-            <w:r>
-              <w:rPr>
-                <w:rFonts w:ascii="Microsoft YaHei" w:cs="Microsoft YaHei" w:eastAsia="Microsoft YaHei" w:hAnsi="Microsoft YaHei"/>
-                <w:b w:val="false"/>
-                <w:bCs w:val="false"/>
-                <w:i w:val="false"/>
-                <w:iCs w:val="false"/>
-                <w:sz w:val="18"/>
-                <w:szCs w:val="18"/>
-              </w:rPr>
-              <w:t xml:space="preserve">⬜</w:t>
-            </w:r>
+            <w:sdt>
+              <w:sdtPr>
+                <w:alias w:val="状态"/>
+                <w:tag w:val="lc_status_74"/>
+                <w:id w:val="90074"/>
+                <w:dropDownList>
+                  <w:listItem w:displayText="⬜ 未做" w:value="0"/>
+                  <w:listItem w:displayText="🔥 已手撕" w:value="1"/>
+                  <w:listItem w:displayText="✅ 已完成" w:value="2"/>
+                </w:dropDownList>
+                <w:showingPlcHdr w:val="0"/>
+              </w:sdtPr>
+              <w:sdtContent>
+                <w:r>
+                  <w:rPr>
+                    <w:rFonts w:ascii="Microsoft YaHei" w:cs="Microsoft YaHei" w:eastAsia="Microsoft YaHei" w:hAnsi="Microsoft YaHei"/>
+                    <w:b w:val="false"/>
+                    <w:bCs w:val="false"/>
+                    <w:i w:val="false"/>
+                    <w:iCs w:val="false"/>
+                    <w:sz w:val="18"/>
+                    <w:szCs w:val="18"/>
+                  </w:rPr>
+                  <w:t>⬜</w:t>
+                </w:r>
+              </w:sdtContent>
+            </w:sdt>
           </w:p>
         </w:tc>
         <w:tc>
@@ -18205,18 +19315,33 @@
             <w:pPr>
               <w:jc w:val="center"/>
             </w:pPr>
-            <w:r>
-              <w:rPr>
-                <w:rFonts w:ascii="Microsoft YaHei" w:cs="Microsoft YaHei" w:eastAsia="Microsoft YaHei" w:hAnsi="Microsoft YaHei"/>
-                <w:b w:val="false"/>
-                <w:bCs w:val="false"/>
-                <w:i w:val="false"/>
-                <w:iCs w:val="false"/>
-                <w:sz w:val="18"/>
-                <w:szCs w:val="18"/>
-              </w:rPr>
-              <w:t xml:space="preserve">⬜</w:t>
-            </w:r>
+            <w:sdt>
+              <w:sdtPr>
+                <w:alias w:val="状态"/>
+                <w:tag w:val="lc_status_75"/>
+                <w:id w:val="90075"/>
+                <w:dropDownList>
+                  <w:listItem w:displayText="⬜ 未做" w:value="0"/>
+                  <w:listItem w:displayText="🔥 已手撕" w:value="1"/>
+                  <w:listItem w:displayText="✅ 已完成" w:value="2"/>
+                </w:dropDownList>
+                <w:showingPlcHdr w:val="0"/>
+              </w:sdtPr>
+              <w:sdtContent>
+                <w:r>
+                  <w:rPr>
+                    <w:rFonts w:ascii="Microsoft YaHei" w:cs="Microsoft YaHei" w:eastAsia="Microsoft YaHei" w:hAnsi="Microsoft YaHei"/>
+                    <w:b w:val="false"/>
+                    <w:bCs w:val="false"/>
+                    <w:i w:val="false"/>
+                    <w:iCs w:val="false"/>
+                    <w:sz w:val="18"/>
+                    <w:szCs w:val="18"/>
+                  </w:rPr>
+                  <w:t>⬜</w:t>
+                </w:r>
+              </w:sdtContent>
+            </w:sdt>
           </w:p>
         </w:tc>
         <w:tc>
@@ -18413,18 +19538,33 @@
             <w:pPr>
               <w:jc w:val="center"/>
             </w:pPr>
-            <w:r>
-              <w:rPr>
-                <w:rFonts w:ascii="Microsoft YaHei" w:cs="Microsoft YaHei" w:eastAsia="Microsoft YaHei" w:hAnsi="Microsoft YaHei"/>
-                <w:b w:val="false"/>
-                <w:bCs w:val="false"/>
-                <w:i w:val="false"/>
-                <w:iCs w:val="false"/>
-                <w:sz w:val="18"/>
-                <w:szCs w:val="18"/>
-              </w:rPr>
-              <w:t xml:space="preserve">⬜</w:t>
-            </w:r>
+            <w:sdt>
+              <w:sdtPr>
+                <w:alias w:val="状态"/>
+                <w:tag w:val="lc_status_76"/>
+                <w:id w:val="90076"/>
+                <w:dropDownList>
+                  <w:listItem w:displayText="⬜ 未做" w:value="0"/>
+                  <w:listItem w:displayText="🔥 已手撕" w:value="1"/>
+                  <w:listItem w:displayText="✅ 已完成" w:value="2"/>
+                </w:dropDownList>
+                <w:showingPlcHdr w:val="0"/>
+              </w:sdtPr>
+              <w:sdtContent>
+                <w:r>
+                  <w:rPr>
+                    <w:rFonts w:ascii="Microsoft YaHei" w:cs="Microsoft YaHei" w:eastAsia="Microsoft YaHei" w:hAnsi="Microsoft YaHei"/>
+                    <w:b w:val="false"/>
+                    <w:bCs w:val="false"/>
+                    <w:i w:val="false"/>
+                    <w:iCs w:val="false"/>
+                    <w:sz w:val="18"/>
+                    <w:szCs w:val="18"/>
+                  </w:rPr>
+                  <w:t>⬜</w:t>
+                </w:r>
+              </w:sdtContent>
+            </w:sdt>
           </w:p>
         </w:tc>
         <w:tc>
@@ -18928,18 +20068,33 @@
             <w:pPr>
               <w:jc w:val="center"/>
             </w:pPr>
-            <w:r>
-              <w:rPr>
-                <w:rFonts w:ascii="Microsoft YaHei" w:cs="Microsoft YaHei" w:eastAsia="Microsoft YaHei" w:hAnsi="Microsoft YaHei"/>
-                <w:b w:val="false"/>
-                <w:bCs w:val="false"/>
-                <w:i w:val="false"/>
-                <w:iCs w:val="false"/>
-                <w:sz w:val="18"/>
-                <w:szCs w:val="18"/>
-              </w:rPr>
-              <w:t xml:space="preserve">⬜</w:t>
-            </w:r>
+            <w:sdt>
+              <w:sdtPr>
+                <w:alias w:val="状态"/>
+                <w:tag w:val="lc_status_77"/>
+                <w:id w:val="90077"/>
+                <w:dropDownList>
+                  <w:listItem w:displayText="⬜ 未做" w:value="0"/>
+                  <w:listItem w:displayText="🔥 已手撕" w:value="1"/>
+                  <w:listItem w:displayText="✅ 已完成" w:value="2"/>
+                </w:dropDownList>
+                <w:showingPlcHdr w:val="0"/>
+              </w:sdtPr>
+              <w:sdtContent>
+                <w:r>
+                  <w:rPr>
+                    <w:rFonts w:ascii="Microsoft YaHei" w:cs="Microsoft YaHei" w:eastAsia="Microsoft YaHei" w:hAnsi="Microsoft YaHei"/>
+                    <w:b w:val="false"/>
+                    <w:bCs w:val="false"/>
+                    <w:i w:val="false"/>
+                    <w:iCs w:val="false"/>
+                    <w:sz w:val="18"/>
+                    <w:szCs w:val="18"/>
+                  </w:rPr>
+                  <w:t>⬜</w:t>
+                </w:r>
+              </w:sdtContent>
+            </w:sdt>
           </w:p>
         </w:tc>
         <w:tc>
@@ -19136,18 +20291,33 @@
             <w:pPr>
               <w:jc w:val="center"/>
             </w:pPr>
-            <w:r>
-              <w:rPr>
-                <w:rFonts w:ascii="Microsoft YaHei" w:cs="Microsoft YaHei" w:eastAsia="Microsoft YaHei" w:hAnsi="Microsoft YaHei"/>
-                <w:b w:val="false"/>
-                <w:bCs w:val="false"/>
-                <w:i w:val="false"/>
-                <w:iCs w:val="false"/>
-                <w:sz w:val="18"/>
-                <w:szCs w:val="18"/>
-              </w:rPr>
-              <w:t xml:space="preserve">⬜</w:t>
-            </w:r>
+            <w:sdt>
+              <w:sdtPr>
+                <w:alias w:val="状态"/>
+                <w:tag w:val="lc_status_78"/>
+                <w:id w:val="90078"/>
+                <w:dropDownList>
+                  <w:listItem w:displayText="⬜ 未做" w:value="0"/>
+                  <w:listItem w:displayText="🔥 已手撕" w:value="1"/>
+                  <w:listItem w:displayText="✅ 已完成" w:value="2"/>
+                </w:dropDownList>
+                <w:showingPlcHdr w:val="0"/>
+              </w:sdtPr>
+              <w:sdtContent>
+                <w:r>
+                  <w:rPr>
+                    <w:rFonts w:ascii="Microsoft YaHei" w:cs="Microsoft YaHei" w:eastAsia="Microsoft YaHei" w:hAnsi="Microsoft YaHei"/>
+                    <w:b w:val="false"/>
+                    <w:bCs w:val="false"/>
+                    <w:i w:val="false"/>
+                    <w:iCs w:val="false"/>
+                    <w:sz w:val="18"/>
+                    <w:szCs w:val="18"/>
+                  </w:rPr>
+                  <w:t>⬜</w:t>
+                </w:r>
+              </w:sdtContent>
+            </w:sdt>
           </w:p>
         </w:tc>
         <w:tc>
@@ -19344,18 +20514,33 @@
             <w:pPr>
               <w:jc w:val="center"/>
             </w:pPr>
-            <w:r>
-              <w:rPr>
-                <w:rFonts w:ascii="Microsoft YaHei" w:cs="Microsoft YaHei" w:eastAsia="Microsoft YaHei" w:hAnsi="Microsoft YaHei"/>
-                <w:b w:val="false"/>
-                <w:bCs w:val="false"/>
-                <w:i w:val="false"/>
-                <w:iCs w:val="false"/>
-                <w:sz w:val="18"/>
-                <w:szCs w:val="18"/>
-              </w:rPr>
-              <w:t xml:space="preserve">⬜</w:t>
-            </w:r>
+            <w:sdt>
+              <w:sdtPr>
+                <w:alias w:val="状态"/>
+                <w:tag w:val="lc_status_79"/>
+                <w:id w:val="90079"/>
+                <w:dropDownList>
+                  <w:listItem w:displayText="⬜ 未做" w:value="0"/>
+                  <w:listItem w:displayText="🔥 已手撕" w:value="1"/>
+                  <w:listItem w:displayText="✅ 已完成" w:value="2"/>
+                </w:dropDownList>
+                <w:showingPlcHdr w:val="0"/>
+              </w:sdtPr>
+              <w:sdtContent>
+                <w:r>
+                  <w:rPr>
+                    <w:rFonts w:ascii="Microsoft YaHei" w:cs="Microsoft YaHei" w:eastAsia="Microsoft YaHei" w:hAnsi="Microsoft YaHei"/>
+                    <w:b w:val="false"/>
+                    <w:bCs w:val="false"/>
+                    <w:i w:val="false"/>
+                    <w:iCs w:val="false"/>
+                    <w:sz w:val="18"/>
+                    <w:szCs w:val="18"/>
+                  </w:rPr>
+                  <w:t>⬜</w:t>
+                </w:r>
+              </w:sdtContent>
+            </w:sdt>
           </w:p>
         </w:tc>
         <w:tc>
@@ -19552,18 +20737,33 @@
             <w:pPr>
               <w:jc w:val="center"/>
             </w:pPr>
-            <w:r>
-              <w:rPr>
-                <w:rFonts w:ascii="Microsoft YaHei" w:cs="Microsoft YaHei" w:eastAsia="Microsoft YaHei" w:hAnsi="Microsoft YaHei"/>
-                <w:b w:val="false"/>
-                <w:bCs w:val="false"/>
-                <w:i w:val="false"/>
-                <w:iCs w:val="false"/>
-                <w:sz w:val="18"/>
-                <w:szCs w:val="18"/>
-              </w:rPr>
-              <w:t xml:space="preserve">⬜</w:t>
-            </w:r>
+            <w:sdt>
+              <w:sdtPr>
+                <w:alias w:val="状态"/>
+                <w:tag w:val="lc_status_80"/>
+                <w:id w:val="90080"/>
+                <w:dropDownList>
+                  <w:listItem w:displayText="⬜ 未做" w:value="0"/>
+                  <w:listItem w:displayText="🔥 已手撕" w:value="1"/>
+                  <w:listItem w:displayText="✅ 已完成" w:value="2"/>
+                </w:dropDownList>
+                <w:showingPlcHdr w:val="0"/>
+              </w:sdtPr>
+              <w:sdtContent>
+                <w:r>
+                  <w:rPr>
+                    <w:rFonts w:ascii="Microsoft YaHei" w:cs="Microsoft YaHei" w:eastAsia="Microsoft YaHei" w:hAnsi="Microsoft YaHei"/>
+                    <w:b w:val="false"/>
+                    <w:bCs w:val="false"/>
+                    <w:i w:val="false"/>
+                    <w:iCs w:val="false"/>
+                    <w:sz w:val="18"/>
+                    <w:szCs w:val="18"/>
+                  </w:rPr>
+                  <w:t>⬜</w:t>
+                </w:r>
+              </w:sdtContent>
+            </w:sdt>
           </w:p>
         </w:tc>
         <w:tc>
@@ -19760,18 +20960,33 @@
             <w:pPr>
               <w:jc w:val="center"/>
             </w:pPr>
-            <w:r>
-              <w:rPr>
-                <w:rFonts w:ascii="Microsoft YaHei" w:cs="Microsoft YaHei" w:eastAsia="Microsoft YaHei" w:hAnsi="Microsoft YaHei"/>
-                <w:b w:val="false"/>
-                <w:bCs w:val="false"/>
-                <w:i w:val="false"/>
-                <w:iCs w:val="false"/>
-                <w:sz w:val="18"/>
-                <w:szCs w:val="18"/>
-              </w:rPr>
-              <w:t xml:space="preserve">⬜</w:t>
-            </w:r>
+            <w:sdt>
+              <w:sdtPr>
+                <w:alias w:val="状态"/>
+                <w:tag w:val="lc_status_81"/>
+                <w:id w:val="90081"/>
+                <w:dropDownList>
+                  <w:listItem w:displayText="⬜ 未做" w:value="0"/>
+                  <w:listItem w:displayText="🔥 已手撕" w:value="1"/>
+                  <w:listItem w:displayText="✅ 已完成" w:value="2"/>
+                </w:dropDownList>
+                <w:showingPlcHdr w:val="0"/>
+              </w:sdtPr>
+              <w:sdtContent>
+                <w:r>
+                  <w:rPr>
+                    <w:rFonts w:ascii="Microsoft YaHei" w:cs="Microsoft YaHei" w:eastAsia="Microsoft YaHei" w:hAnsi="Microsoft YaHei"/>
+                    <w:b w:val="false"/>
+                    <w:bCs w:val="false"/>
+                    <w:i w:val="false"/>
+                    <w:iCs w:val="false"/>
+                    <w:sz w:val="18"/>
+                    <w:szCs w:val="18"/>
+                  </w:rPr>
+                  <w:t>⬜</w:t>
+                </w:r>
+              </w:sdtContent>
+            </w:sdt>
           </w:p>
         </w:tc>
         <w:tc>
@@ -19968,18 +21183,33 @@
             <w:pPr>
               <w:jc w:val="center"/>
             </w:pPr>
-            <w:r>
-              <w:rPr>
-                <w:rFonts w:ascii="Microsoft YaHei" w:cs="Microsoft YaHei" w:eastAsia="Microsoft YaHei" w:hAnsi="Microsoft YaHei"/>
-                <w:b w:val="false"/>
-                <w:bCs w:val="false"/>
-                <w:i w:val="false"/>
-                <w:iCs w:val="false"/>
-                <w:sz w:val="18"/>
-                <w:szCs w:val="18"/>
-              </w:rPr>
-              <w:t xml:space="preserve">⬜</w:t>
-            </w:r>
+            <w:sdt>
+              <w:sdtPr>
+                <w:alias w:val="状态"/>
+                <w:tag w:val="lc_status_82"/>
+                <w:id w:val="90082"/>
+                <w:dropDownList>
+                  <w:listItem w:displayText="⬜ 未做" w:value="0"/>
+                  <w:listItem w:displayText="🔥 已手撕" w:value="1"/>
+                  <w:listItem w:displayText="✅ 已完成" w:value="2"/>
+                </w:dropDownList>
+                <w:showingPlcHdr w:val="0"/>
+              </w:sdtPr>
+              <w:sdtContent>
+                <w:r>
+                  <w:rPr>
+                    <w:rFonts w:ascii="Microsoft YaHei" w:cs="Microsoft YaHei" w:eastAsia="Microsoft YaHei" w:hAnsi="Microsoft YaHei"/>
+                    <w:b w:val="false"/>
+                    <w:bCs w:val="false"/>
+                    <w:i w:val="false"/>
+                    <w:iCs w:val="false"/>
+                    <w:sz w:val="18"/>
+                    <w:szCs w:val="18"/>
+                  </w:rPr>
+                  <w:t>⬜</w:t>
+                </w:r>
+              </w:sdtContent>
+            </w:sdt>
           </w:p>
         </w:tc>
         <w:tc>
@@ -20176,18 +21406,33 @@
             <w:pPr>
               <w:jc w:val="center"/>
             </w:pPr>
-            <w:r>
-              <w:rPr>
-                <w:rFonts w:ascii="Microsoft YaHei" w:cs="Microsoft YaHei" w:eastAsia="Microsoft YaHei" w:hAnsi="Microsoft YaHei"/>
-                <w:b w:val="false"/>
-                <w:bCs w:val="false"/>
-                <w:i w:val="false"/>
-                <w:iCs w:val="false"/>
-                <w:sz w:val="18"/>
-                <w:szCs w:val="18"/>
-              </w:rPr>
-              <w:t xml:space="preserve">⬜</w:t>
-            </w:r>
+            <w:sdt>
+              <w:sdtPr>
+                <w:alias w:val="状态"/>
+                <w:tag w:val="lc_status_83"/>
+                <w:id w:val="90083"/>
+                <w:dropDownList>
+                  <w:listItem w:displayText="⬜ 未做" w:value="0"/>
+                  <w:listItem w:displayText="🔥 已手撕" w:value="1"/>
+                  <w:listItem w:displayText="✅ 已完成" w:value="2"/>
+                </w:dropDownList>
+                <w:showingPlcHdr w:val="0"/>
+              </w:sdtPr>
+              <w:sdtContent>
+                <w:r>
+                  <w:rPr>
+                    <w:rFonts w:ascii="Microsoft YaHei" w:cs="Microsoft YaHei" w:eastAsia="Microsoft YaHei" w:hAnsi="Microsoft YaHei"/>
+                    <w:b w:val="false"/>
+                    <w:bCs w:val="false"/>
+                    <w:i w:val="false"/>
+                    <w:iCs w:val="false"/>
+                    <w:sz w:val="18"/>
+                    <w:szCs w:val="18"/>
+                  </w:rPr>
+                  <w:t>⬜</w:t>
+                </w:r>
+              </w:sdtContent>
+            </w:sdt>
           </w:p>
         </w:tc>
         <w:tc>
@@ -20384,18 +21629,33 @@
             <w:pPr>
               <w:jc w:val="center"/>
             </w:pPr>
-            <w:r>
-              <w:rPr>
-                <w:rFonts w:ascii="Microsoft YaHei" w:cs="Microsoft YaHei" w:eastAsia="Microsoft YaHei" w:hAnsi="Microsoft YaHei"/>
-                <w:b w:val="false"/>
-                <w:bCs w:val="false"/>
-                <w:i w:val="false"/>
-                <w:iCs w:val="false"/>
-                <w:sz w:val="18"/>
-                <w:szCs w:val="18"/>
-              </w:rPr>
-              <w:t xml:space="preserve">⬜</w:t>
-            </w:r>
+            <w:sdt>
+              <w:sdtPr>
+                <w:alias w:val="状态"/>
+                <w:tag w:val="lc_status_84"/>
+                <w:id w:val="90084"/>
+                <w:dropDownList>
+                  <w:listItem w:displayText="⬜ 未做" w:value="0"/>
+                  <w:listItem w:displayText="🔥 已手撕" w:value="1"/>
+                  <w:listItem w:displayText="✅ 已完成" w:value="2"/>
+                </w:dropDownList>
+                <w:showingPlcHdr w:val="0"/>
+              </w:sdtPr>
+              <w:sdtContent>
+                <w:r>
+                  <w:rPr>
+                    <w:rFonts w:ascii="Microsoft YaHei" w:cs="Microsoft YaHei" w:eastAsia="Microsoft YaHei" w:hAnsi="Microsoft YaHei"/>
+                    <w:b w:val="false"/>
+                    <w:bCs w:val="false"/>
+                    <w:i w:val="false"/>
+                    <w:iCs w:val="false"/>
+                    <w:sz w:val="18"/>
+                    <w:szCs w:val="18"/>
+                  </w:rPr>
+                  <w:t>⬜</w:t>
+                </w:r>
+              </w:sdtContent>
+            </w:sdt>
           </w:p>
         </w:tc>
         <w:tc>
@@ -20899,18 +22159,33 @@
             <w:pPr>
               <w:jc w:val="center"/>
             </w:pPr>
-            <w:r>
-              <w:rPr>
-                <w:rFonts w:ascii="Microsoft YaHei" w:cs="Microsoft YaHei" w:eastAsia="Microsoft YaHei" w:hAnsi="Microsoft YaHei"/>
-                <w:b w:val="false"/>
-                <w:bCs w:val="false"/>
-                <w:i w:val="false"/>
-                <w:iCs w:val="false"/>
-                <w:sz w:val="18"/>
-                <w:szCs w:val="18"/>
-              </w:rPr>
-              <w:t xml:space="preserve">⬜</w:t>
-            </w:r>
+            <w:sdt>
+              <w:sdtPr>
+                <w:alias w:val="状态"/>
+                <w:tag w:val="lc_status_85"/>
+                <w:id w:val="90085"/>
+                <w:dropDownList>
+                  <w:listItem w:displayText="⬜ 未做" w:value="0"/>
+                  <w:listItem w:displayText="🔥 已手撕" w:value="1"/>
+                  <w:listItem w:displayText="✅ 已完成" w:value="2"/>
+                </w:dropDownList>
+                <w:showingPlcHdr w:val="0"/>
+              </w:sdtPr>
+              <w:sdtContent>
+                <w:r>
+                  <w:rPr>
+                    <w:rFonts w:ascii="Microsoft YaHei" w:cs="Microsoft YaHei" w:eastAsia="Microsoft YaHei" w:hAnsi="Microsoft YaHei"/>
+                    <w:b w:val="false"/>
+                    <w:bCs w:val="false"/>
+                    <w:i w:val="false"/>
+                    <w:iCs w:val="false"/>
+                    <w:sz w:val="18"/>
+                    <w:szCs w:val="18"/>
+                  </w:rPr>
+                  <w:t>⬜</w:t>
+                </w:r>
+              </w:sdtContent>
+            </w:sdt>
           </w:p>
         </w:tc>
         <w:tc>
@@ -21107,18 +22382,33 @@
             <w:pPr>
               <w:jc w:val="center"/>
             </w:pPr>
-            <w:r>
-              <w:rPr>
-                <w:rFonts w:ascii="Microsoft YaHei" w:cs="Microsoft YaHei" w:eastAsia="Microsoft YaHei" w:hAnsi="Microsoft YaHei"/>
-                <w:b w:val="false"/>
-                <w:bCs w:val="false"/>
-                <w:i w:val="false"/>
-                <w:iCs w:val="false"/>
-                <w:sz w:val="18"/>
-                <w:szCs w:val="18"/>
-              </w:rPr>
-              <w:t xml:space="preserve">⬜</w:t>
-            </w:r>
+            <w:sdt>
+              <w:sdtPr>
+                <w:alias w:val="状态"/>
+                <w:tag w:val="lc_status_86"/>
+                <w:id w:val="90086"/>
+                <w:dropDownList>
+                  <w:listItem w:displayText="⬜ 未做" w:value="0"/>
+                  <w:listItem w:displayText="🔥 已手撕" w:value="1"/>
+                  <w:listItem w:displayText="✅ 已完成" w:value="2"/>
+                </w:dropDownList>
+                <w:showingPlcHdr w:val="0"/>
+              </w:sdtPr>
+              <w:sdtContent>
+                <w:r>
+                  <w:rPr>
+                    <w:rFonts w:ascii="Microsoft YaHei" w:cs="Microsoft YaHei" w:eastAsia="Microsoft YaHei" w:hAnsi="Microsoft YaHei"/>
+                    <w:b w:val="false"/>
+                    <w:bCs w:val="false"/>
+                    <w:i w:val="false"/>
+                    <w:iCs w:val="false"/>
+                    <w:sz w:val="18"/>
+                    <w:szCs w:val="18"/>
+                  </w:rPr>
+                  <w:t>⬜</w:t>
+                </w:r>
+              </w:sdtContent>
+            </w:sdt>
           </w:p>
         </w:tc>
         <w:tc>
@@ -21315,18 +22605,33 @@
             <w:pPr>
               <w:jc w:val="center"/>
             </w:pPr>
-            <w:r>
-              <w:rPr>
-                <w:rFonts w:ascii="Microsoft YaHei" w:cs="Microsoft YaHei" w:eastAsia="Microsoft YaHei" w:hAnsi="Microsoft YaHei"/>
-                <w:b w:val="false"/>
-                <w:bCs w:val="false"/>
-                <w:i w:val="false"/>
-                <w:iCs w:val="false"/>
-                <w:sz w:val="18"/>
-                <w:szCs w:val="18"/>
-              </w:rPr>
-              <w:t xml:space="preserve">⬜</w:t>
-            </w:r>
+            <w:sdt>
+              <w:sdtPr>
+                <w:alias w:val="状态"/>
+                <w:tag w:val="lc_status_87"/>
+                <w:id w:val="90087"/>
+                <w:dropDownList>
+                  <w:listItem w:displayText="⬜ 未做" w:value="0"/>
+                  <w:listItem w:displayText="🔥 已手撕" w:value="1"/>
+                  <w:listItem w:displayText="✅ 已完成" w:value="2"/>
+                </w:dropDownList>
+                <w:showingPlcHdr w:val="0"/>
+              </w:sdtPr>
+              <w:sdtContent>
+                <w:r>
+                  <w:rPr>
+                    <w:rFonts w:ascii="Microsoft YaHei" w:cs="Microsoft YaHei" w:eastAsia="Microsoft YaHei" w:hAnsi="Microsoft YaHei"/>
+                    <w:b w:val="false"/>
+                    <w:bCs w:val="false"/>
+                    <w:i w:val="false"/>
+                    <w:iCs w:val="false"/>
+                    <w:sz w:val="18"/>
+                    <w:szCs w:val="18"/>
+                  </w:rPr>
+                  <w:t>⬜</w:t>
+                </w:r>
+              </w:sdtContent>
+            </w:sdt>
           </w:p>
         </w:tc>
         <w:tc>
@@ -21523,18 +22828,33 @@
             <w:pPr>
               <w:jc w:val="center"/>
             </w:pPr>
-            <w:r>
-              <w:rPr>
-                <w:rFonts w:ascii="Microsoft YaHei" w:cs="Microsoft YaHei" w:eastAsia="Microsoft YaHei" w:hAnsi="Microsoft YaHei"/>
-                <w:b w:val="false"/>
-                <w:bCs w:val="false"/>
-                <w:i w:val="false"/>
-                <w:iCs w:val="false"/>
-                <w:sz w:val="18"/>
-                <w:szCs w:val="18"/>
-              </w:rPr>
-              <w:t xml:space="preserve">⬜</w:t>
-            </w:r>
+            <w:sdt>
+              <w:sdtPr>
+                <w:alias w:val="状态"/>
+                <w:tag w:val="lc_status_88"/>
+                <w:id w:val="90088"/>
+                <w:dropDownList>
+                  <w:listItem w:displayText="⬜ 未做" w:value="0"/>
+                  <w:listItem w:displayText="🔥 已手撕" w:value="1"/>
+                  <w:listItem w:displayText="✅ 已完成" w:value="2"/>
+                </w:dropDownList>
+                <w:showingPlcHdr w:val="0"/>
+              </w:sdtPr>
+              <w:sdtContent>
+                <w:r>
+                  <w:rPr>
+                    <w:rFonts w:ascii="Microsoft YaHei" w:cs="Microsoft YaHei" w:eastAsia="Microsoft YaHei" w:hAnsi="Microsoft YaHei"/>
+                    <w:b w:val="false"/>
+                    <w:bCs w:val="false"/>
+                    <w:i w:val="false"/>
+                    <w:iCs w:val="false"/>
+                    <w:sz w:val="18"/>
+                    <w:szCs w:val="18"/>
+                  </w:rPr>
+                  <w:t>⬜</w:t>
+                </w:r>
+              </w:sdtContent>
+            </w:sdt>
           </w:p>
         </w:tc>
         <w:tc>
@@ -21731,18 +23051,33 @@
             <w:pPr>
               <w:jc w:val="center"/>
             </w:pPr>
-            <w:r>
-              <w:rPr>
-                <w:rFonts w:ascii="Microsoft YaHei" w:cs="Microsoft YaHei" w:eastAsia="Microsoft YaHei" w:hAnsi="Microsoft YaHei"/>
-                <w:b w:val="false"/>
-                <w:bCs w:val="false"/>
-                <w:i w:val="false"/>
-                <w:iCs w:val="false"/>
-                <w:sz w:val="18"/>
-                <w:szCs w:val="18"/>
-              </w:rPr>
-              <w:t xml:space="preserve">⬜</w:t>
-            </w:r>
+            <w:sdt>
+              <w:sdtPr>
+                <w:alias w:val="状态"/>
+                <w:tag w:val="lc_status_89"/>
+                <w:id w:val="90089"/>
+                <w:dropDownList>
+                  <w:listItem w:displayText="⬜ 未做" w:value="0"/>
+                  <w:listItem w:displayText="🔥 已手撕" w:value="1"/>
+                  <w:listItem w:displayText="✅ 已完成" w:value="2"/>
+                </w:dropDownList>
+                <w:showingPlcHdr w:val="0"/>
+              </w:sdtPr>
+              <w:sdtContent>
+                <w:r>
+                  <w:rPr>
+                    <w:rFonts w:ascii="Microsoft YaHei" w:cs="Microsoft YaHei" w:eastAsia="Microsoft YaHei" w:hAnsi="Microsoft YaHei"/>
+                    <w:b w:val="false"/>
+                    <w:bCs w:val="false"/>
+                    <w:i w:val="false"/>
+                    <w:iCs w:val="false"/>
+                    <w:sz w:val="18"/>
+                    <w:szCs w:val="18"/>
+                  </w:rPr>
+                  <w:t>⬜</w:t>
+                </w:r>
+              </w:sdtContent>
+            </w:sdt>
           </w:p>
         </w:tc>
         <w:tc>
@@ -21939,18 +23274,33 @@
             <w:pPr>
               <w:jc w:val="center"/>
             </w:pPr>
-            <w:r>
-              <w:rPr>
-                <w:rFonts w:ascii="Microsoft YaHei" w:cs="Microsoft YaHei" w:eastAsia="Microsoft YaHei" w:hAnsi="Microsoft YaHei"/>
-                <w:b w:val="false"/>
-                <w:bCs w:val="false"/>
-                <w:i w:val="false"/>
-                <w:iCs w:val="false"/>
-                <w:sz w:val="18"/>
-                <w:szCs w:val="18"/>
-              </w:rPr>
-              <w:t xml:space="preserve">⬜</w:t>
-            </w:r>
+            <w:sdt>
+              <w:sdtPr>
+                <w:alias w:val="状态"/>
+                <w:tag w:val="lc_status_90"/>
+                <w:id w:val="90090"/>
+                <w:dropDownList>
+                  <w:listItem w:displayText="⬜ 未做" w:value="0"/>
+                  <w:listItem w:displayText="🔥 已手撕" w:value="1"/>
+                  <w:listItem w:displayText="✅ 已完成" w:value="2"/>
+                </w:dropDownList>
+                <w:showingPlcHdr w:val="0"/>
+              </w:sdtPr>
+              <w:sdtContent>
+                <w:r>
+                  <w:rPr>
+                    <w:rFonts w:ascii="Microsoft YaHei" w:cs="Microsoft YaHei" w:eastAsia="Microsoft YaHei" w:hAnsi="Microsoft YaHei"/>
+                    <w:b w:val="false"/>
+                    <w:bCs w:val="false"/>
+                    <w:i w:val="false"/>
+                    <w:iCs w:val="false"/>
+                    <w:sz w:val="18"/>
+                    <w:szCs w:val="18"/>
+                  </w:rPr>
+                  <w:t>⬜</w:t>
+                </w:r>
+              </w:sdtContent>
+            </w:sdt>
           </w:p>
         </w:tc>
         <w:tc>
@@ -22147,18 +23497,33 @@
             <w:pPr>
               <w:jc w:val="center"/>
             </w:pPr>
-            <w:r>
-              <w:rPr>
-                <w:rFonts w:ascii="Microsoft YaHei" w:cs="Microsoft YaHei" w:eastAsia="Microsoft YaHei" w:hAnsi="Microsoft YaHei"/>
-                <w:b w:val="false"/>
-                <w:bCs w:val="false"/>
-                <w:i w:val="false"/>
-                <w:iCs w:val="false"/>
-                <w:sz w:val="18"/>
-                <w:szCs w:val="18"/>
-              </w:rPr>
-              <w:t xml:space="preserve">⬜</w:t>
-            </w:r>
+            <w:sdt>
+              <w:sdtPr>
+                <w:alias w:val="状态"/>
+                <w:tag w:val="lc_status_91"/>
+                <w:id w:val="90091"/>
+                <w:dropDownList>
+                  <w:listItem w:displayText="⬜ 未做" w:value="0"/>
+                  <w:listItem w:displayText="🔥 已手撕" w:value="1"/>
+                  <w:listItem w:displayText="✅ 已完成" w:value="2"/>
+                </w:dropDownList>
+                <w:showingPlcHdr w:val="0"/>
+              </w:sdtPr>
+              <w:sdtContent>
+                <w:r>
+                  <w:rPr>
+                    <w:rFonts w:ascii="Microsoft YaHei" w:cs="Microsoft YaHei" w:eastAsia="Microsoft YaHei" w:hAnsi="Microsoft YaHei"/>
+                    <w:b w:val="false"/>
+                    <w:bCs w:val="false"/>
+                    <w:i w:val="false"/>
+                    <w:iCs w:val="false"/>
+                    <w:sz w:val="18"/>
+                    <w:szCs w:val="18"/>
+                  </w:rPr>
+                  <w:t>⬜</w:t>
+                </w:r>
+              </w:sdtContent>
+            </w:sdt>
           </w:p>
         </w:tc>
         <w:tc>
@@ -22355,18 +23720,33 @@
             <w:pPr>
               <w:jc w:val="center"/>
             </w:pPr>
-            <w:r>
-              <w:rPr>
-                <w:rFonts w:ascii="Microsoft YaHei" w:cs="Microsoft YaHei" w:eastAsia="Microsoft YaHei" w:hAnsi="Microsoft YaHei"/>
-                <w:b w:val="false"/>
-                <w:bCs w:val="false"/>
-                <w:i w:val="false"/>
-                <w:iCs w:val="false"/>
-                <w:sz w:val="18"/>
-                <w:szCs w:val="18"/>
-              </w:rPr>
-              <w:t xml:space="preserve">⬜</w:t>
-            </w:r>
+            <w:sdt>
+              <w:sdtPr>
+                <w:alias w:val="状态"/>
+                <w:tag w:val="lc_status_92"/>
+                <w:id w:val="90092"/>
+                <w:dropDownList>
+                  <w:listItem w:displayText="⬜ 未做" w:value="0"/>
+                  <w:listItem w:displayText="🔥 已手撕" w:value="1"/>
+                  <w:listItem w:displayText="✅ 已完成" w:value="2"/>
+                </w:dropDownList>
+                <w:showingPlcHdr w:val="0"/>
+              </w:sdtPr>
+              <w:sdtContent>
+                <w:r>
+                  <w:rPr>
+                    <w:rFonts w:ascii="Microsoft YaHei" w:cs="Microsoft YaHei" w:eastAsia="Microsoft YaHei" w:hAnsi="Microsoft YaHei"/>
+                    <w:b w:val="false"/>
+                    <w:bCs w:val="false"/>
+                    <w:i w:val="false"/>
+                    <w:iCs w:val="false"/>
+                    <w:sz w:val="18"/>
+                    <w:szCs w:val="18"/>
+                  </w:rPr>
+                  <w:t>⬜</w:t>
+                </w:r>
+              </w:sdtContent>
+            </w:sdt>
           </w:p>
         </w:tc>
         <w:tc>
@@ -22563,18 +23943,33 @@
             <w:pPr>
               <w:jc w:val="center"/>
             </w:pPr>
-            <w:r>
-              <w:rPr>
-                <w:rFonts w:ascii="Microsoft YaHei" w:cs="Microsoft YaHei" w:eastAsia="Microsoft YaHei" w:hAnsi="Microsoft YaHei"/>
-                <w:b w:val="false"/>
-                <w:bCs w:val="false"/>
-                <w:i w:val="false"/>
-                <w:iCs w:val="false"/>
-                <w:sz w:val="18"/>
-                <w:szCs w:val="18"/>
-              </w:rPr>
-              <w:t xml:space="preserve">⬜</w:t>
-            </w:r>
+            <w:sdt>
+              <w:sdtPr>
+                <w:alias w:val="状态"/>
+                <w:tag w:val="lc_status_93"/>
+                <w:id w:val="90093"/>
+                <w:dropDownList>
+                  <w:listItem w:displayText="⬜ 未做" w:value="0"/>
+                  <w:listItem w:displayText="🔥 已手撕" w:value="1"/>
+                  <w:listItem w:displayText="✅ 已完成" w:value="2"/>
+                </w:dropDownList>
+                <w:showingPlcHdr w:val="0"/>
+              </w:sdtPr>
+              <w:sdtContent>
+                <w:r>
+                  <w:rPr>
+                    <w:rFonts w:ascii="Microsoft YaHei" w:cs="Microsoft YaHei" w:eastAsia="Microsoft YaHei" w:hAnsi="Microsoft YaHei"/>
+                    <w:b w:val="false"/>
+                    <w:bCs w:val="false"/>
+                    <w:i w:val="false"/>
+                    <w:iCs w:val="false"/>
+                    <w:sz w:val="18"/>
+                    <w:szCs w:val="18"/>
+                  </w:rPr>
+                  <w:t>⬜</w:t>
+                </w:r>
+              </w:sdtContent>
+            </w:sdt>
           </w:p>
         </w:tc>
         <w:tc>
@@ -22771,18 +24166,33 @@
             <w:pPr>
               <w:jc w:val="center"/>
             </w:pPr>
-            <w:r>
-              <w:rPr>
-                <w:rFonts w:ascii="Microsoft YaHei" w:cs="Microsoft YaHei" w:eastAsia="Microsoft YaHei" w:hAnsi="Microsoft YaHei"/>
-                <w:b w:val="false"/>
-                <w:bCs w:val="false"/>
-                <w:i w:val="false"/>
-                <w:iCs w:val="false"/>
-                <w:sz w:val="18"/>
-                <w:szCs w:val="18"/>
-              </w:rPr>
-              <w:t xml:space="preserve">⬜</w:t>
-            </w:r>
+            <w:sdt>
+              <w:sdtPr>
+                <w:alias w:val="状态"/>
+                <w:tag w:val="lc_status_94"/>
+                <w:id w:val="90094"/>
+                <w:dropDownList>
+                  <w:listItem w:displayText="⬜ 未做" w:value="0"/>
+                  <w:listItem w:displayText="🔥 已手撕" w:value="1"/>
+                  <w:listItem w:displayText="✅ 已完成" w:value="2"/>
+                </w:dropDownList>
+                <w:showingPlcHdr w:val="0"/>
+              </w:sdtPr>
+              <w:sdtContent>
+                <w:r>
+                  <w:rPr>
+                    <w:rFonts w:ascii="Microsoft YaHei" w:cs="Microsoft YaHei" w:eastAsia="Microsoft YaHei" w:hAnsi="Microsoft YaHei"/>
+                    <w:b w:val="false"/>
+                    <w:bCs w:val="false"/>
+                    <w:i w:val="false"/>
+                    <w:iCs w:val="false"/>
+                    <w:sz w:val="18"/>
+                    <w:szCs w:val="18"/>
+                  </w:rPr>
+                  <w:t>⬜</w:t>
+                </w:r>
+              </w:sdtContent>
+            </w:sdt>
           </w:p>
         </w:tc>
         <w:tc>
@@ -22979,18 +24389,33 @@
             <w:pPr>
               <w:jc w:val="center"/>
             </w:pPr>
-            <w:r>
-              <w:rPr>
-                <w:rFonts w:ascii="Microsoft YaHei" w:cs="Microsoft YaHei" w:eastAsia="Microsoft YaHei" w:hAnsi="Microsoft YaHei"/>
-                <w:b w:val="false"/>
-                <w:bCs w:val="false"/>
-                <w:i w:val="false"/>
-                <w:iCs w:val="false"/>
-                <w:sz w:val="18"/>
-                <w:szCs w:val="18"/>
-              </w:rPr>
-              <w:t xml:space="preserve">⬜</w:t>
-            </w:r>
+            <w:sdt>
+              <w:sdtPr>
+                <w:alias w:val="状态"/>
+                <w:tag w:val="lc_status_95"/>
+                <w:id w:val="90095"/>
+                <w:dropDownList>
+                  <w:listItem w:displayText="⬜ 未做" w:value="0"/>
+                  <w:listItem w:displayText="🔥 已手撕" w:value="1"/>
+                  <w:listItem w:displayText="✅ 已完成" w:value="2"/>
+                </w:dropDownList>
+                <w:showingPlcHdr w:val="0"/>
+              </w:sdtPr>
+              <w:sdtContent>
+                <w:r>
+                  <w:rPr>
+                    <w:rFonts w:ascii="Microsoft YaHei" w:cs="Microsoft YaHei" w:eastAsia="Microsoft YaHei" w:hAnsi="Microsoft YaHei"/>
+                    <w:b w:val="false"/>
+                    <w:bCs w:val="false"/>
+                    <w:i w:val="false"/>
+                    <w:iCs w:val="false"/>
+                    <w:sz w:val="18"/>
+                    <w:szCs w:val="18"/>
+                  </w:rPr>
+                  <w:t>⬜</w:t>
+                </w:r>
+              </w:sdtContent>
+            </w:sdt>
           </w:p>
         </w:tc>
         <w:tc>
@@ -23187,18 +24612,33 @@
             <w:pPr>
               <w:jc w:val="center"/>
             </w:pPr>
-            <w:r>
-              <w:rPr>
-                <w:rFonts w:ascii="Microsoft YaHei" w:cs="Microsoft YaHei" w:eastAsia="Microsoft YaHei" w:hAnsi="Microsoft YaHei"/>
-                <w:b w:val="false"/>
-                <w:bCs w:val="false"/>
-                <w:i w:val="false"/>
-                <w:iCs w:val="false"/>
-                <w:sz w:val="18"/>
-                <w:szCs w:val="18"/>
-              </w:rPr>
-              <w:t xml:space="preserve">⬜</w:t>
-            </w:r>
+            <w:sdt>
+              <w:sdtPr>
+                <w:alias w:val="状态"/>
+                <w:tag w:val="lc_status_96"/>
+                <w:id w:val="90096"/>
+                <w:dropDownList>
+                  <w:listItem w:displayText="⬜ 未做" w:value="0"/>
+                  <w:listItem w:displayText="🔥 已手撕" w:value="1"/>
+                  <w:listItem w:displayText="✅ 已完成" w:value="2"/>
+                </w:dropDownList>
+                <w:showingPlcHdr w:val="0"/>
+              </w:sdtPr>
+              <w:sdtContent>
+                <w:r>
+                  <w:rPr>
+                    <w:rFonts w:ascii="Microsoft YaHei" w:cs="Microsoft YaHei" w:eastAsia="Microsoft YaHei" w:hAnsi="Microsoft YaHei"/>
+                    <w:b w:val="false"/>
+                    <w:bCs w:val="false"/>
+                    <w:i w:val="false"/>
+                    <w:iCs w:val="false"/>
+                    <w:sz w:val="18"/>
+                    <w:szCs w:val="18"/>
+                  </w:rPr>
+                  <w:t>⬜</w:t>
+                </w:r>
+              </w:sdtContent>
+            </w:sdt>
           </w:p>
         </w:tc>
         <w:tc>
@@ -23702,18 +25142,33 @@
             <w:pPr>
               <w:jc w:val="center"/>
             </w:pPr>
-            <w:r>
-              <w:rPr>
-                <w:rFonts w:ascii="Microsoft YaHei" w:cs="Microsoft YaHei" w:eastAsia="Microsoft YaHei" w:hAnsi="Microsoft YaHei"/>
-                <w:b w:val="false"/>
-                <w:bCs w:val="false"/>
-                <w:i w:val="false"/>
-                <w:iCs w:val="false"/>
-                <w:sz w:val="18"/>
-                <w:szCs w:val="18"/>
-              </w:rPr>
-              <w:t xml:space="preserve">⬜</w:t>
-            </w:r>
+            <w:sdt>
+              <w:sdtPr>
+                <w:alias w:val="状态"/>
+                <w:tag w:val="lc_status_97"/>
+                <w:id w:val="90097"/>
+                <w:dropDownList>
+                  <w:listItem w:displayText="⬜ 未做" w:value="0"/>
+                  <w:listItem w:displayText="🔥 已手撕" w:value="1"/>
+                  <w:listItem w:displayText="✅ 已完成" w:value="2"/>
+                </w:dropDownList>
+                <w:showingPlcHdr w:val="0"/>
+              </w:sdtPr>
+              <w:sdtContent>
+                <w:r>
+                  <w:rPr>
+                    <w:rFonts w:ascii="Microsoft YaHei" w:cs="Microsoft YaHei" w:eastAsia="Microsoft YaHei" w:hAnsi="Microsoft YaHei"/>
+                    <w:b w:val="false"/>
+                    <w:bCs w:val="false"/>
+                    <w:i w:val="false"/>
+                    <w:iCs w:val="false"/>
+                    <w:sz w:val="18"/>
+                    <w:szCs w:val="18"/>
+                  </w:rPr>
+                  <w:t>⬜</w:t>
+                </w:r>
+              </w:sdtContent>
+            </w:sdt>
           </w:p>
         </w:tc>
         <w:tc>
@@ -23910,18 +25365,33 @@
             <w:pPr>
               <w:jc w:val="center"/>
             </w:pPr>
-            <w:r>
-              <w:rPr>
-                <w:rFonts w:ascii="Microsoft YaHei" w:cs="Microsoft YaHei" w:eastAsia="Microsoft YaHei" w:hAnsi="Microsoft YaHei"/>
-                <w:b w:val="false"/>
-                <w:bCs w:val="false"/>
-                <w:i w:val="false"/>
-                <w:iCs w:val="false"/>
-                <w:sz w:val="18"/>
-                <w:szCs w:val="18"/>
-              </w:rPr>
-              <w:t xml:space="preserve">⬜</w:t>
-            </w:r>
+            <w:sdt>
+              <w:sdtPr>
+                <w:alias w:val="状态"/>
+                <w:tag w:val="lc_status_98"/>
+                <w:id w:val="90098"/>
+                <w:dropDownList>
+                  <w:listItem w:displayText="⬜ 未做" w:value="0"/>
+                  <w:listItem w:displayText="🔥 已手撕" w:value="1"/>
+                  <w:listItem w:displayText="✅ 已完成" w:value="2"/>
+                </w:dropDownList>
+                <w:showingPlcHdr w:val="0"/>
+              </w:sdtPr>
+              <w:sdtContent>
+                <w:r>
+                  <w:rPr>
+                    <w:rFonts w:ascii="Microsoft YaHei" w:cs="Microsoft YaHei" w:eastAsia="Microsoft YaHei" w:hAnsi="Microsoft YaHei"/>
+                    <w:b w:val="false"/>
+                    <w:bCs w:val="false"/>
+                    <w:i w:val="false"/>
+                    <w:iCs w:val="false"/>
+                    <w:sz w:val="18"/>
+                    <w:szCs w:val="18"/>
+                  </w:rPr>
+                  <w:t>⬜</w:t>
+                </w:r>
+              </w:sdtContent>
+            </w:sdt>
           </w:p>
         </w:tc>
         <w:tc>
@@ -24118,18 +25588,33 @@
             <w:pPr>
               <w:jc w:val="center"/>
             </w:pPr>
-            <w:r>
-              <w:rPr>
-                <w:rFonts w:ascii="Microsoft YaHei" w:cs="Microsoft YaHei" w:eastAsia="Microsoft YaHei" w:hAnsi="Microsoft YaHei"/>
-                <w:b w:val="false"/>
-                <w:bCs w:val="false"/>
-                <w:i w:val="false"/>
-                <w:iCs w:val="false"/>
-                <w:sz w:val="18"/>
-                <w:szCs w:val="18"/>
-              </w:rPr>
-              <w:t xml:space="preserve">⬜</w:t>
-            </w:r>
+            <w:sdt>
+              <w:sdtPr>
+                <w:alias w:val="状态"/>
+                <w:tag w:val="lc_status_99"/>
+                <w:id w:val="90099"/>
+                <w:dropDownList>
+                  <w:listItem w:displayText="⬜ 未做" w:value="0"/>
+                  <w:listItem w:displayText="🔥 已手撕" w:value="1"/>
+                  <w:listItem w:displayText="✅ 已完成" w:value="2"/>
+                </w:dropDownList>
+                <w:showingPlcHdr w:val="0"/>
+              </w:sdtPr>
+              <w:sdtContent>
+                <w:r>
+                  <w:rPr>
+                    <w:rFonts w:ascii="Microsoft YaHei" w:cs="Microsoft YaHei" w:eastAsia="Microsoft YaHei" w:hAnsi="Microsoft YaHei"/>
+                    <w:b w:val="false"/>
+                    <w:bCs w:val="false"/>
+                    <w:i w:val="false"/>
+                    <w:iCs w:val="false"/>
+                    <w:sz w:val="18"/>
+                    <w:szCs w:val="18"/>
+                  </w:rPr>
+                  <w:t>⬜</w:t>
+                </w:r>
+              </w:sdtContent>
+            </w:sdt>
           </w:p>
         </w:tc>
         <w:tc>
@@ -24326,18 +25811,33 @@
             <w:pPr>
               <w:jc w:val="center"/>
             </w:pPr>
-            <w:r>
-              <w:rPr>
-                <w:rFonts w:ascii="Microsoft YaHei" w:cs="Microsoft YaHei" w:eastAsia="Microsoft YaHei" w:hAnsi="Microsoft YaHei"/>
-                <w:b w:val="false"/>
-                <w:bCs w:val="false"/>
-                <w:i w:val="false"/>
-                <w:iCs w:val="false"/>
-                <w:sz w:val="18"/>
-                <w:szCs w:val="18"/>
-              </w:rPr>
-              <w:t xml:space="preserve">⬜</w:t>
-            </w:r>
+            <w:sdt>
+              <w:sdtPr>
+                <w:alias w:val="状态"/>
+                <w:tag w:val="lc_status_100"/>
+                <w:id w:val="90100"/>
+                <w:dropDownList>
+                  <w:listItem w:displayText="⬜ 未做" w:value="0"/>
+                  <w:listItem w:displayText="🔥 已手撕" w:value="1"/>
+                  <w:listItem w:displayText="✅ 已完成" w:value="2"/>
+                </w:dropDownList>
+                <w:showingPlcHdr w:val="0"/>
+              </w:sdtPr>
+              <w:sdtContent>
+                <w:r>
+                  <w:rPr>
+                    <w:rFonts w:ascii="Microsoft YaHei" w:cs="Microsoft YaHei" w:eastAsia="Microsoft YaHei" w:hAnsi="Microsoft YaHei"/>
+                    <w:b w:val="false"/>
+                    <w:bCs w:val="false"/>
+                    <w:i w:val="false"/>
+                    <w:iCs w:val="false"/>
+                    <w:sz w:val="18"/>
+                    <w:szCs w:val="18"/>
+                  </w:rPr>
+                  <w:t>⬜</w:t>
+                </w:r>
+              </w:sdtContent>
+            </w:sdt>
           </w:p>
         </w:tc>
         <w:tc>
@@ -24534,18 +26034,33 @@
             <w:pPr>
               <w:jc w:val="center"/>
             </w:pPr>
-            <w:r>
-              <w:rPr>
-                <w:rFonts w:ascii="Microsoft YaHei" w:cs="Microsoft YaHei" w:eastAsia="Microsoft YaHei" w:hAnsi="Microsoft YaHei"/>
-                <w:b w:val="false"/>
-                <w:bCs w:val="false"/>
-                <w:i w:val="false"/>
-                <w:iCs w:val="false"/>
-                <w:sz w:val="18"/>
-                <w:szCs w:val="18"/>
-              </w:rPr>
-              <w:t xml:space="preserve">⬜</w:t>
-            </w:r>
+            <w:sdt>
+              <w:sdtPr>
+                <w:alias w:val="状态"/>
+                <w:tag w:val="lc_status_101"/>
+                <w:id w:val="90101"/>
+                <w:dropDownList>
+                  <w:listItem w:displayText="⬜ 未做" w:value="0"/>
+                  <w:listItem w:displayText="🔥 已手撕" w:value="1"/>
+                  <w:listItem w:displayText="✅ 已完成" w:value="2"/>
+                </w:dropDownList>
+                <w:showingPlcHdr w:val="0"/>
+              </w:sdtPr>
+              <w:sdtContent>
+                <w:r>
+                  <w:rPr>
+                    <w:rFonts w:ascii="Microsoft YaHei" w:cs="Microsoft YaHei" w:eastAsia="Microsoft YaHei" w:hAnsi="Microsoft YaHei"/>
+                    <w:b w:val="false"/>
+                    <w:bCs w:val="false"/>
+                    <w:i w:val="false"/>
+                    <w:iCs w:val="false"/>
+                    <w:sz w:val="18"/>
+                    <w:szCs w:val="18"/>
+                  </w:rPr>
+                  <w:t>⬜</w:t>
+                </w:r>
+              </w:sdtContent>
+            </w:sdt>
           </w:p>
         </w:tc>
         <w:tc>
@@ -24742,18 +26257,33 @@
             <w:pPr>
               <w:jc w:val="center"/>
             </w:pPr>
-            <w:r>
-              <w:rPr>
-                <w:rFonts w:ascii="Microsoft YaHei" w:cs="Microsoft YaHei" w:eastAsia="Microsoft YaHei" w:hAnsi="Microsoft YaHei"/>
-                <w:b w:val="false"/>
-                <w:bCs w:val="false"/>
-                <w:i w:val="false"/>
-                <w:iCs w:val="false"/>
-                <w:sz w:val="18"/>
-                <w:szCs w:val="18"/>
-              </w:rPr>
-              <w:t xml:space="preserve">⬜</w:t>
-            </w:r>
+            <w:sdt>
+              <w:sdtPr>
+                <w:alias w:val="状态"/>
+                <w:tag w:val="lc_status_102"/>
+                <w:id w:val="90102"/>
+                <w:dropDownList>
+                  <w:listItem w:displayText="⬜ 未做" w:value="0"/>
+                  <w:listItem w:displayText="🔥 已手撕" w:value="1"/>
+                  <w:listItem w:displayText="✅ 已完成" w:value="2"/>
+                </w:dropDownList>
+                <w:showingPlcHdr w:val="0"/>
+              </w:sdtPr>
+              <w:sdtContent>
+                <w:r>
+                  <w:rPr>
+                    <w:rFonts w:ascii="Microsoft YaHei" w:cs="Microsoft YaHei" w:eastAsia="Microsoft YaHei" w:hAnsi="Microsoft YaHei"/>
+                    <w:b w:val="false"/>
+                    <w:bCs w:val="false"/>
+                    <w:i w:val="false"/>
+                    <w:iCs w:val="false"/>
+                    <w:sz w:val="18"/>
+                    <w:szCs w:val="18"/>
+                  </w:rPr>
+                  <w:t>⬜</w:t>
+                </w:r>
+              </w:sdtContent>
+            </w:sdt>
           </w:p>
         </w:tc>
         <w:tc>
@@ -24950,18 +26480,33 @@
             <w:pPr>
               <w:jc w:val="center"/>
             </w:pPr>
-            <w:r>
-              <w:rPr>
-                <w:rFonts w:ascii="Microsoft YaHei" w:cs="Microsoft YaHei" w:eastAsia="Microsoft YaHei" w:hAnsi="Microsoft YaHei"/>
-                <w:b w:val="false"/>
-                <w:bCs w:val="false"/>
-                <w:i w:val="false"/>
-                <w:iCs w:val="false"/>
-                <w:sz w:val="18"/>
-                <w:szCs w:val="18"/>
-              </w:rPr>
-              <w:t xml:space="preserve">⬜</w:t>
-            </w:r>
+            <w:sdt>
+              <w:sdtPr>
+                <w:alias w:val="状态"/>
+                <w:tag w:val="lc_status_103"/>
+                <w:id w:val="90103"/>
+                <w:dropDownList>
+                  <w:listItem w:displayText="⬜ 未做" w:value="0"/>
+                  <w:listItem w:displayText="🔥 已手撕" w:value="1"/>
+                  <w:listItem w:displayText="✅ 已完成" w:value="2"/>
+                </w:dropDownList>
+                <w:showingPlcHdr w:val="0"/>
+              </w:sdtPr>
+              <w:sdtContent>
+                <w:r>
+                  <w:rPr>
+                    <w:rFonts w:ascii="Microsoft YaHei" w:cs="Microsoft YaHei" w:eastAsia="Microsoft YaHei" w:hAnsi="Microsoft YaHei"/>
+                    <w:b w:val="false"/>
+                    <w:bCs w:val="false"/>
+                    <w:i w:val="false"/>
+                    <w:iCs w:val="false"/>
+                    <w:sz w:val="18"/>
+                    <w:szCs w:val="18"/>
+                  </w:rPr>
+                  <w:t>⬜</w:t>
+                </w:r>
+              </w:sdtContent>
+            </w:sdt>
           </w:p>
         </w:tc>
         <w:tc>
@@ -25158,18 +26703,33 @@
             <w:pPr>
               <w:jc w:val="center"/>
             </w:pPr>
-            <w:r>
-              <w:rPr>
-                <w:rFonts w:ascii="Microsoft YaHei" w:cs="Microsoft YaHei" w:eastAsia="Microsoft YaHei" w:hAnsi="Microsoft YaHei"/>
-                <w:b w:val="false"/>
-                <w:bCs w:val="false"/>
-                <w:i w:val="false"/>
-                <w:iCs w:val="false"/>
-                <w:sz w:val="18"/>
-                <w:szCs w:val="18"/>
-              </w:rPr>
-              <w:t xml:space="preserve">⬜</w:t>
-            </w:r>
+            <w:sdt>
+              <w:sdtPr>
+                <w:alias w:val="状态"/>
+                <w:tag w:val="lc_status_104"/>
+                <w:id w:val="90104"/>
+                <w:dropDownList>
+                  <w:listItem w:displayText="⬜ 未做" w:value="0"/>
+                  <w:listItem w:displayText="🔥 已手撕" w:value="1"/>
+                  <w:listItem w:displayText="✅ 已完成" w:value="2"/>
+                </w:dropDownList>
+                <w:showingPlcHdr w:val="0"/>
+              </w:sdtPr>
+              <w:sdtContent>
+                <w:r>
+                  <w:rPr>
+                    <w:rFonts w:ascii="Microsoft YaHei" w:cs="Microsoft YaHei" w:eastAsia="Microsoft YaHei" w:hAnsi="Microsoft YaHei"/>
+                    <w:b w:val="false"/>
+                    <w:bCs w:val="false"/>
+                    <w:i w:val="false"/>
+                    <w:iCs w:val="false"/>
+                    <w:sz w:val="18"/>
+                    <w:szCs w:val="18"/>
+                  </w:rPr>
+                  <w:t>⬜</w:t>
+                </w:r>
+              </w:sdtContent>
+            </w:sdt>
           </w:p>
         </w:tc>
         <w:tc>
@@ -25366,18 +26926,33 @@
             <w:pPr>
               <w:jc w:val="center"/>
             </w:pPr>
-            <w:r>
-              <w:rPr>
-                <w:rFonts w:ascii="Microsoft YaHei" w:cs="Microsoft YaHei" w:eastAsia="Microsoft YaHei" w:hAnsi="Microsoft YaHei"/>
-                <w:b w:val="false"/>
-                <w:bCs w:val="false"/>
-                <w:i w:val="false"/>
-                <w:iCs w:val="false"/>
-                <w:sz w:val="18"/>
-                <w:szCs w:val="18"/>
-              </w:rPr>
-              <w:t xml:space="preserve">⬜</w:t>
-            </w:r>
+            <w:sdt>
+              <w:sdtPr>
+                <w:alias w:val="状态"/>
+                <w:tag w:val="lc_status_105"/>
+                <w:id w:val="90105"/>
+                <w:dropDownList>
+                  <w:listItem w:displayText="⬜ 未做" w:value="0"/>
+                  <w:listItem w:displayText="🔥 已手撕" w:value="1"/>
+                  <w:listItem w:displayText="✅ 已完成" w:value="2"/>
+                </w:dropDownList>
+                <w:showingPlcHdr w:val="0"/>
+              </w:sdtPr>
+              <w:sdtContent>
+                <w:r>
+                  <w:rPr>
+                    <w:rFonts w:ascii="Microsoft YaHei" w:cs="Microsoft YaHei" w:eastAsia="Microsoft YaHei" w:hAnsi="Microsoft YaHei"/>
+                    <w:b w:val="false"/>
+                    <w:bCs w:val="false"/>
+                    <w:i w:val="false"/>
+                    <w:iCs w:val="false"/>
+                    <w:sz w:val="18"/>
+                    <w:szCs w:val="18"/>
+                  </w:rPr>
+                  <w:t>⬜</w:t>
+                </w:r>
+              </w:sdtContent>
+            </w:sdt>
           </w:p>
         </w:tc>
         <w:tc>
@@ -25574,18 +27149,33 @@
             <w:pPr>
               <w:jc w:val="center"/>
             </w:pPr>
-            <w:r>
-              <w:rPr>
-                <w:rFonts w:ascii="Microsoft YaHei" w:cs="Microsoft YaHei" w:eastAsia="Microsoft YaHei" w:hAnsi="Microsoft YaHei"/>
-                <w:b w:val="false"/>
-                <w:bCs w:val="false"/>
-                <w:i w:val="false"/>
-                <w:iCs w:val="false"/>
-                <w:sz w:val="18"/>
-                <w:szCs w:val="18"/>
-              </w:rPr>
-              <w:t xml:space="preserve">⬜</w:t>
-            </w:r>
+            <w:sdt>
+              <w:sdtPr>
+                <w:alias w:val="状态"/>
+                <w:tag w:val="lc_status_106"/>
+                <w:id w:val="90106"/>
+                <w:dropDownList>
+                  <w:listItem w:displayText="⬜ 未做" w:value="0"/>
+                  <w:listItem w:displayText="🔥 已手撕" w:value="1"/>
+                  <w:listItem w:displayText="✅ 已完成" w:value="2"/>
+                </w:dropDownList>
+                <w:showingPlcHdr w:val="0"/>
+              </w:sdtPr>
+              <w:sdtContent>
+                <w:r>
+                  <w:rPr>
+                    <w:rFonts w:ascii="Microsoft YaHei" w:cs="Microsoft YaHei" w:eastAsia="Microsoft YaHei" w:hAnsi="Microsoft YaHei"/>
+                    <w:b w:val="false"/>
+                    <w:bCs w:val="false"/>
+                    <w:i w:val="false"/>
+                    <w:iCs w:val="false"/>
+                    <w:sz w:val="18"/>
+                    <w:szCs w:val="18"/>
+                  </w:rPr>
+                  <w:t>⬜</w:t>
+                </w:r>
+              </w:sdtContent>
+            </w:sdt>
           </w:p>
         </w:tc>
         <w:tc>
@@ -26089,18 +27679,33 @@
             <w:pPr>
               <w:jc w:val="center"/>
             </w:pPr>
-            <w:r>
-              <w:rPr>
-                <w:rFonts w:ascii="Microsoft YaHei" w:cs="Microsoft YaHei" w:eastAsia="Microsoft YaHei" w:hAnsi="Microsoft YaHei"/>
-                <w:b w:val="false"/>
-                <w:bCs w:val="false"/>
-                <w:i w:val="false"/>
-                <w:iCs w:val="false"/>
-                <w:sz w:val="18"/>
-                <w:szCs w:val="18"/>
-              </w:rPr>
-              <w:t xml:space="preserve">⬜</w:t>
-            </w:r>
+            <w:sdt>
+              <w:sdtPr>
+                <w:alias w:val="状态"/>
+                <w:tag w:val="lc_status_107"/>
+                <w:id w:val="90107"/>
+                <w:dropDownList>
+                  <w:listItem w:displayText="⬜ 未做" w:value="0"/>
+                  <w:listItem w:displayText="🔥 已手撕" w:value="1"/>
+                  <w:listItem w:displayText="✅ 已完成" w:value="2"/>
+                </w:dropDownList>
+                <w:showingPlcHdr w:val="0"/>
+              </w:sdtPr>
+              <w:sdtContent>
+                <w:r>
+                  <w:rPr>
+                    <w:rFonts w:ascii="Microsoft YaHei" w:cs="Microsoft YaHei" w:eastAsia="Microsoft YaHei" w:hAnsi="Microsoft YaHei"/>
+                    <w:b w:val="false"/>
+                    <w:bCs w:val="false"/>
+                    <w:i w:val="false"/>
+                    <w:iCs w:val="false"/>
+                    <w:sz w:val="18"/>
+                    <w:szCs w:val="18"/>
+                  </w:rPr>
+                  <w:t>⬜</w:t>
+                </w:r>
+              </w:sdtContent>
+            </w:sdt>
           </w:p>
         </w:tc>
         <w:tc>
@@ -26297,18 +27902,33 @@
             <w:pPr>
               <w:jc w:val="center"/>
             </w:pPr>
-            <w:r>
-              <w:rPr>
-                <w:rFonts w:ascii="Microsoft YaHei" w:cs="Microsoft YaHei" w:eastAsia="Microsoft YaHei" w:hAnsi="Microsoft YaHei"/>
-                <w:b w:val="false"/>
-                <w:bCs w:val="false"/>
-                <w:i w:val="false"/>
-                <w:iCs w:val="false"/>
-                <w:sz w:val="18"/>
-                <w:szCs w:val="18"/>
-              </w:rPr>
-              <w:t xml:space="preserve">⬜</w:t>
-            </w:r>
+            <w:sdt>
+              <w:sdtPr>
+                <w:alias w:val="状态"/>
+                <w:tag w:val="lc_status_108"/>
+                <w:id w:val="90108"/>
+                <w:dropDownList>
+                  <w:listItem w:displayText="⬜ 未做" w:value="0"/>
+                  <w:listItem w:displayText="🔥 已手撕" w:value="1"/>
+                  <w:listItem w:displayText="✅ 已完成" w:value="2"/>
+                </w:dropDownList>
+                <w:showingPlcHdr w:val="0"/>
+              </w:sdtPr>
+              <w:sdtContent>
+                <w:r>
+                  <w:rPr>
+                    <w:rFonts w:ascii="Microsoft YaHei" w:cs="Microsoft YaHei" w:eastAsia="Microsoft YaHei" w:hAnsi="Microsoft YaHei"/>
+                    <w:b w:val="false"/>
+                    <w:bCs w:val="false"/>
+                    <w:i w:val="false"/>
+                    <w:iCs w:val="false"/>
+                    <w:sz w:val="18"/>
+                    <w:szCs w:val="18"/>
+                  </w:rPr>
+                  <w:t>⬜</w:t>
+                </w:r>
+              </w:sdtContent>
+            </w:sdt>
           </w:p>
         </w:tc>
         <w:tc>
@@ -26505,18 +28125,33 @@
             <w:pPr>
               <w:jc w:val="center"/>
             </w:pPr>
-            <w:r>
-              <w:rPr>
-                <w:rFonts w:ascii="Microsoft YaHei" w:cs="Microsoft YaHei" w:eastAsia="Microsoft YaHei" w:hAnsi="Microsoft YaHei"/>
-                <w:b w:val="false"/>
-                <w:bCs w:val="false"/>
-                <w:i w:val="false"/>
-                <w:iCs w:val="false"/>
-                <w:sz w:val="18"/>
-                <w:szCs w:val="18"/>
-              </w:rPr>
-              <w:t xml:space="preserve">⬜</w:t>
-            </w:r>
+            <w:sdt>
+              <w:sdtPr>
+                <w:alias w:val="状态"/>
+                <w:tag w:val="lc_status_109"/>
+                <w:id w:val="90109"/>
+                <w:dropDownList>
+                  <w:listItem w:displayText="⬜ 未做" w:value="0"/>
+                  <w:listItem w:displayText="🔥 已手撕" w:value="1"/>
+                  <w:listItem w:displayText="✅ 已完成" w:value="2"/>
+                </w:dropDownList>
+                <w:showingPlcHdr w:val="0"/>
+              </w:sdtPr>
+              <w:sdtContent>
+                <w:r>
+                  <w:rPr>
+                    <w:rFonts w:ascii="Microsoft YaHei" w:cs="Microsoft YaHei" w:eastAsia="Microsoft YaHei" w:hAnsi="Microsoft YaHei"/>
+                    <w:b w:val="false"/>
+                    <w:bCs w:val="false"/>
+                    <w:i w:val="false"/>
+                    <w:iCs w:val="false"/>
+                    <w:sz w:val="18"/>
+                    <w:szCs w:val="18"/>
+                  </w:rPr>
+                  <w:t>⬜</w:t>
+                </w:r>
+              </w:sdtContent>
+            </w:sdt>
           </w:p>
         </w:tc>
         <w:tc>
@@ -26713,18 +28348,33 @@
             <w:pPr>
               <w:jc w:val="center"/>
             </w:pPr>
-            <w:r>
-              <w:rPr>
-                <w:rFonts w:ascii="Microsoft YaHei" w:cs="Microsoft YaHei" w:eastAsia="Microsoft YaHei" w:hAnsi="Microsoft YaHei"/>
-                <w:b w:val="false"/>
-                <w:bCs w:val="false"/>
-                <w:i w:val="false"/>
-                <w:iCs w:val="false"/>
-                <w:sz w:val="18"/>
-                <w:szCs w:val="18"/>
-              </w:rPr>
-              <w:t xml:space="preserve">⬜</w:t>
-            </w:r>
+            <w:sdt>
+              <w:sdtPr>
+                <w:alias w:val="状态"/>
+                <w:tag w:val="lc_status_110"/>
+                <w:id w:val="90110"/>
+                <w:dropDownList>
+                  <w:listItem w:displayText="⬜ 未做" w:value="0"/>
+                  <w:listItem w:displayText="🔥 已手撕" w:value="1"/>
+                  <w:listItem w:displayText="✅ 已完成" w:value="2"/>
+                </w:dropDownList>
+                <w:showingPlcHdr w:val="0"/>
+              </w:sdtPr>
+              <w:sdtContent>
+                <w:r>
+                  <w:rPr>
+                    <w:rFonts w:ascii="Microsoft YaHei" w:cs="Microsoft YaHei" w:eastAsia="Microsoft YaHei" w:hAnsi="Microsoft YaHei"/>
+                    <w:b w:val="false"/>
+                    <w:bCs w:val="false"/>
+                    <w:i w:val="false"/>
+                    <w:iCs w:val="false"/>
+                    <w:sz w:val="18"/>
+                    <w:szCs w:val="18"/>
+                  </w:rPr>
+                  <w:t>⬜</w:t>
+                </w:r>
+              </w:sdtContent>
+            </w:sdt>
           </w:p>
         </w:tc>
         <w:tc>
@@ -26921,18 +28571,33 @@
             <w:pPr>
               <w:jc w:val="center"/>
             </w:pPr>
-            <w:r>
-              <w:rPr>
-                <w:rFonts w:ascii="Microsoft YaHei" w:cs="Microsoft YaHei" w:eastAsia="Microsoft YaHei" w:hAnsi="Microsoft YaHei"/>
-                <w:b w:val="false"/>
-                <w:bCs w:val="false"/>
-                <w:i w:val="false"/>
-                <w:iCs w:val="false"/>
-                <w:sz w:val="18"/>
-                <w:szCs w:val="18"/>
-              </w:rPr>
-              <w:t xml:space="preserve">⬜</w:t>
-            </w:r>
+            <w:sdt>
+              <w:sdtPr>
+                <w:alias w:val="状态"/>
+                <w:tag w:val="lc_status_111"/>
+                <w:id w:val="90111"/>
+                <w:dropDownList>
+                  <w:listItem w:displayText="⬜ 未做" w:value="0"/>
+                  <w:listItem w:displayText="🔥 已手撕" w:value="1"/>
+                  <w:listItem w:displayText="✅ 已完成" w:value="2"/>
+                </w:dropDownList>
+                <w:showingPlcHdr w:val="0"/>
+              </w:sdtPr>
+              <w:sdtContent>
+                <w:r>
+                  <w:rPr>
+                    <w:rFonts w:ascii="Microsoft YaHei" w:cs="Microsoft YaHei" w:eastAsia="Microsoft YaHei" w:hAnsi="Microsoft YaHei"/>
+                    <w:b w:val="false"/>
+                    <w:bCs w:val="false"/>
+                    <w:i w:val="false"/>
+                    <w:iCs w:val="false"/>
+                    <w:sz w:val="18"/>
+                    <w:szCs w:val="18"/>
+                  </w:rPr>
+                  <w:t>⬜</w:t>
+                </w:r>
+              </w:sdtContent>
+            </w:sdt>
           </w:p>
         </w:tc>
         <w:tc>
@@ -27129,18 +28794,33 @@
             <w:pPr>
               <w:jc w:val="center"/>
             </w:pPr>
-            <w:r>
-              <w:rPr>
-                <w:rFonts w:ascii="Microsoft YaHei" w:cs="Microsoft YaHei" w:eastAsia="Microsoft YaHei" w:hAnsi="Microsoft YaHei"/>
-                <w:b w:val="false"/>
-                <w:bCs w:val="false"/>
-                <w:i w:val="false"/>
-                <w:iCs w:val="false"/>
-                <w:sz w:val="18"/>
-                <w:szCs w:val="18"/>
-              </w:rPr>
-              <w:t xml:space="preserve">⬜</w:t>
-            </w:r>
+            <w:sdt>
+              <w:sdtPr>
+                <w:alias w:val="状态"/>
+                <w:tag w:val="lc_status_112"/>
+                <w:id w:val="90112"/>
+                <w:dropDownList>
+                  <w:listItem w:displayText="⬜ 未做" w:value="0"/>
+                  <w:listItem w:displayText="🔥 已手撕" w:value="1"/>
+                  <w:listItem w:displayText="✅ 已完成" w:value="2"/>
+                </w:dropDownList>
+                <w:showingPlcHdr w:val="0"/>
+              </w:sdtPr>
+              <w:sdtContent>
+                <w:r>
+                  <w:rPr>
+                    <w:rFonts w:ascii="Microsoft YaHei" w:cs="Microsoft YaHei" w:eastAsia="Microsoft YaHei" w:hAnsi="Microsoft YaHei"/>
+                    <w:b w:val="false"/>
+                    <w:bCs w:val="false"/>
+                    <w:i w:val="false"/>
+                    <w:iCs w:val="false"/>
+                    <w:sz w:val="18"/>
+                    <w:szCs w:val="18"/>
+                  </w:rPr>
+                  <w:t>⬜</w:t>
+                </w:r>
+              </w:sdtContent>
+            </w:sdt>
           </w:p>
         </w:tc>
         <w:tc>
@@ -27337,18 +29017,33 @@
             <w:pPr>
               <w:jc w:val="center"/>
             </w:pPr>
-            <w:r>
-              <w:rPr>
-                <w:rFonts w:ascii="Microsoft YaHei" w:cs="Microsoft YaHei" w:eastAsia="Microsoft YaHei" w:hAnsi="Microsoft YaHei"/>
-                <w:b w:val="false"/>
-                <w:bCs w:val="false"/>
-                <w:i w:val="false"/>
-                <w:iCs w:val="false"/>
-                <w:sz w:val="18"/>
-                <w:szCs w:val="18"/>
-              </w:rPr>
-              <w:t xml:space="preserve">⬜</w:t>
-            </w:r>
+            <w:sdt>
+              <w:sdtPr>
+                <w:alias w:val="状态"/>
+                <w:tag w:val="lc_status_113"/>
+                <w:id w:val="90113"/>
+                <w:dropDownList>
+                  <w:listItem w:displayText="⬜ 未做" w:value="0"/>
+                  <w:listItem w:displayText="🔥 已手撕" w:value="1"/>
+                  <w:listItem w:displayText="✅ 已完成" w:value="2"/>
+                </w:dropDownList>
+                <w:showingPlcHdr w:val="0"/>
+              </w:sdtPr>
+              <w:sdtContent>
+                <w:r>
+                  <w:rPr>
+                    <w:rFonts w:ascii="Microsoft YaHei" w:cs="Microsoft YaHei" w:eastAsia="Microsoft YaHei" w:hAnsi="Microsoft YaHei"/>
+                    <w:b w:val="false"/>
+                    <w:bCs w:val="false"/>
+                    <w:i w:val="false"/>
+                    <w:iCs w:val="false"/>
+                    <w:sz w:val="18"/>
+                    <w:szCs w:val="18"/>
+                  </w:rPr>
+                  <w:t>⬜</w:t>
+                </w:r>
+              </w:sdtContent>
+            </w:sdt>
           </w:p>
         </w:tc>
         <w:tc>
@@ -27852,18 +29547,33 @@
             <w:pPr>
               <w:jc w:val="center"/>
             </w:pPr>
-            <w:r>
-              <w:rPr>
-                <w:rFonts w:ascii="Microsoft YaHei" w:cs="Microsoft YaHei" w:eastAsia="Microsoft YaHei" w:hAnsi="Microsoft YaHei"/>
-                <w:b w:val="false"/>
-                <w:bCs w:val="false"/>
-                <w:i w:val="false"/>
-                <w:iCs w:val="false"/>
-                <w:sz w:val="18"/>
-                <w:szCs w:val="18"/>
-              </w:rPr>
-              <w:t xml:space="preserve">⬜</w:t>
-            </w:r>
+            <w:sdt>
+              <w:sdtPr>
+                <w:alias w:val="状态"/>
+                <w:tag w:val="lc_status_114"/>
+                <w:id w:val="90114"/>
+                <w:dropDownList>
+                  <w:listItem w:displayText="⬜ 未做" w:value="0"/>
+                  <w:listItem w:displayText="🔥 已手撕" w:value="1"/>
+                  <w:listItem w:displayText="✅ 已完成" w:value="2"/>
+                </w:dropDownList>
+                <w:showingPlcHdr w:val="0"/>
+              </w:sdtPr>
+              <w:sdtContent>
+                <w:r>
+                  <w:rPr>
+                    <w:rFonts w:ascii="Microsoft YaHei" w:cs="Microsoft YaHei" w:eastAsia="Microsoft YaHei" w:hAnsi="Microsoft YaHei"/>
+                    <w:b w:val="false"/>
+                    <w:bCs w:val="false"/>
+                    <w:i w:val="false"/>
+                    <w:iCs w:val="false"/>
+                    <w:sz w:val="18"/>
+                    <w:szCs w:val="18"/>
+                  </w:rPr>
+                  <w:t>⬜</w:t>
+                </w:r>
+              </w:sdtContent>
+            </w:sdt>
           </w:p>
         </w:tc>
         <w:tc>
@@ -28060,18 +29770,33 @@
             <w:pPr>
               <w:jc w:val="center"/>
             </w:pPr>
-            <w:r>
-              <w:rPr>
-                <w:rFonts w:ascii="Microsoft YaHei" w:cs="Microsoft YaHei" w:eastAsia="Microsoft YaHei" w:hAnsi="Microsoft YaHei"/>
-                <w:b w:val="false"/>
-                <w:bCs w:val="false"/>
-                <w:i w:val="false"/>
-                <w:iCs w:val="false"/>
-                <w:sz w:val="18"/>
-                <w:szCs w:val="18"/>
-              </w:rPr>
-              <w:t xml:space="preserve">⬜</w:t>
-            </w:r>
+            <w:sdt>
+              <w:sdtPr>
+                <w:alias w:val="状态"/>
+                <w:tag w:val="lc_status_115"/>
+                <w:id w:val="90115"/>
+                <w:dropDownList>
+                  <w:listItem w:displayText="⬜ 未做" w:value="0"/>
+                  <w:listItem w:displayText="🔥 已手撕" w:value="1"/>
+                  <w:listItem w:displayText="✅ 已完成" w:value="2"/>
+                </w:dropDownList>
+                <w:showingPlcHdr w:val="0"/>
+              </w:sdtPr>
+              <w:sdtContent>
+                <w:r>
+                  <w:rPr>
+                    <w:rFonts w:ascii="Microsoft YaHei" w:cs="Microsoft YaHei" w:eastAsia="Microsoft YaHei" w:hAnsi="Microsoft YaHei"/>
+                    <w:b w:val="false"/>
+                    <w:bCs w:val="false"/>
+                    <w:i w:val="false"/>
+                    <w:iCs w:val="false"/>
+                    <w:sz w:val="18"/>
+                    <w:szCs w:val="18"/>
+                  </w:rPr>
+                  <w:t>⬜</w:t>
+                </w:r>
+              </w:sdtContent>
+            </w:sdt>
           </w:p>
         </w:tc>
         <w:tc>
@@ -28268,18 +29993,33 @@
             <w:pPr>
               <w:jc w:val="center"/>
             </w:pPr>
-            <w:r>
-              <w:rPr>
-                <w:rFonts w:ascii="Microsoft YaHei" w:cs="Microsoft YaHei" w:eastAsia="Microsoft YaHei" w:hAnsi="Microsoft YaHei"/>
-                <w:b w:val="false"/>
-                <w:bCs w:val="false"/>
-                <w:i w:val="false"/>
-                <w:iCs w:val="false"/>
-                <w:sz w:val="18"/>
-                <w:szCs w:val="18"/>
-              </w:rPr>
-              <w:t xml:space="preserve">⬜</w:t>
-            </w:r>
+            <w:sdt>
+              <w:sdtPr>
+                <w:alias w:val="状态"/>
+                <w:tag w:val="lc_status_116"/>
+                <w:id w:val="90116"/>
+                <w:dropDownList>
+                  <w:listItem w:displayText="⬜ 未做" w:value="0"/>
+                  <w:listItem w:displayText="🔥 已手撕" w:value="1"/>
+                  <w:listItem w:displayText="✅ 已完成" w:value="2"/>
+                </w:dropDownList>
+                <w:showingPlcHdr w:val="0"/>
+              </w:sdtPr>
+              <w:sdtContent>
+                <w:r>
+                  <w:rPr>
+                    <w:rFonts w:ascii="Microsoft YaHei" w:cs="Microsoft YaHei" w:eastAsia="Microsoft YaHei" w:hAnsi="Microsoft YaHei"/>
+                    <w:b w:val="false"/>
+                    <w:bCs w:val="false"/>
+                    <w:i w:val="false"/>
+                    <w:iCs w:val="false"/>
+                    <w:sz w:val="18"/>
+                    <w:szCs w:val="18"/>
+                  </w:rPr>
+                  <w:t>⬜</w:t>
+                </w:r>
+              </w:sdtContent>
+            </w:sdt>
           </w:p>
         </w:tc>
         <w:tc>
@@ -28476,18 +30216,33 @@
             <w:pPr>
               <w:jc w:val="center"/>
             </w:pPr>
-            <w:r>
-              <w:rPr>
-                <w:rFonts w:ascii="Microsoft YaHei" w:cs="Microsoft YaHei" w:eastAsia="Microsoft YaHei" w:hAnsi="Microsoft YaHei"/>
-                <w:b w:val="false"/>
-                <w:bCs w:val="false"/>
-                <w:i w:val="false"/>
-                <w:iCs w:val="false"/>
-                <w:sz w:val="18"/>
-                <w:szCs w:val="18"/>
-              </w:rPr>
-              <w:t xml:space="preserve">⬜</w:t>
-            </w:r>
+            <w:sdt>
+              <w:sdtPr>
+                <w:alias w:val="状态"/>
+                <w:tag w:val="lc_status_117"/>
+                <w:id w:val="90117"/>
+                <w:dropDownList>
+                  <w:listItem w:displayText="⬜ 未做" w:value="0"/>
+                  <w:listItem w:displayText="🔥 已手撕" w:value="1"/>
+                  <w:listItem w:displayText="✅ 已完成" w:value="2"/>
+                </w:dropDownList>
+                <w:showingPlcHdr w:val="0"/>
+              </w:sdtPr>
+              <w:sdtContent>
+                <w:r>
+                  <w:rPr>
+                    <w:rFonts w:ascii="Microsoft YaHei" w:cs="Microsoft YaHei" w:eastAsia="Microsoft YaHei" w:hAnsi="Microsoft YaHei"/>
+                    <w:b w:val="false"/>
+                    <w:bCs w:val="false"/>
+                    <w:i w:val="false"/>
+                    <w:iCs w:val="false"/>
+                    <w:sz w:val="18"/>
+                    <w:szCs w:val="18"/>
+                  </w:rPr>
+                  <w:t>⬜</w:t>
+                </w:r>
+              </w:sdtContent>
+            </w:sdt>
           </w:p>
         </w:tc>
         <w:tc>
@@ -28684,18 +30439,33 @@
             <w:pPr>
               <w:jc w:val="center"/>
             </w:pPr>
-            <w:r>
-              <w:rPr>
-                <w:rFonts w:ascii="Microsoft YaHei" w:cs="Microsoft YaHei" w:eastAsia="Microsoft YaHei" w:hAnsi="Microsoft YaHei"/>
-                <w:b w:val="false"/>
-                <w:bCs w:val="false"/>
-                <w:i w:val="false"/>
-                <w:iCs w:val="false"/>
-                <w:sz w:val="18"/>
-                <w:szCs w:val="18"/>
-              </w:rPr>
-              <w:t xml:space="preserve">⬜</w:t>
-            </w:r>
+            <w:sdt>
+              <w:sdtPr>
+                <w:alias w:val="状态"/>
+                <w:tag w:val="lc_status_118"/>
+                <w:id w:val="90118"/>
+                <w:dropDownList>
+                  <w:listItem w:displayText="⬜ 未做" w:value="0"/>
+                  <w:listItem w:displayText="🔥 已手撕" w:value="1"/>
+                  <w:listItem w:displayText="✅ 已完成" w:value="2"/>
+                </w:dropDownList>
+                <w:showingPlcHdr w:val="0"/>
+              </w:sdtPr>
+              <w:sdtContent>
+                <w:r>
+                  <w:rPr>
+                    <w:rFonts w:ascii="Microsoft YaHei" w:cs="Microsoft YaHei" w:eastAsia="Microsoft YaHei" w:hAnsi="Microsoft YaHei"/>
+                    <w:b w:val="false"/>
+                    <w:bCs w:val="false"/>
+                    <w:i w:val="false"/>
+                    <w:iCs w:val="false"/>
+                    <w:sz w:val="18"/>
+                    <w:szCs w:val="18"/>
+                  </w:rPr>
+                  <w:t>⬜</w:t>
+                </w:r>
+              </w:sdtContent>
+            </w:sdt>
           </w:p>
         </w:tc>
         <w:tc>
@@ -28892,18 +30662,33 @@
             <w:pPr>
               <w:jc w:val="center"/>
             </w:pPr>
-            <w:r>
-              <w:rPr>
-                <w:rFonts w:ascii="Microsoft YaHei" w:cs="Microsoft YaHei" w:eastAsia="Microsoft YaHei" w:hAnsi="Microsoft YaHei"/>
-                <w:b w:val="false"/>
-                <w:bCs w:val="false"/>
-                <w:i w:val="false"/>
-                <w:iCs w:val="false"/>
-                <w:sz w:val="18"/>
-                <w:szCs w:val="18"/>
-              </w:rPr>
-              <w:t xml:space="preserve">⬜</w:t>
-            </w:r>
+            <w:sdt>
+              <w:sdtPr>
+                <w:alias w:val="状态"/>
+                <w:tag w:val="lc_status_119"/>
+                <w:id w:val="90119"/>
+                <w:dropDownList>
+                  <w:listItem w:displayText="⬜ 未做" w:value="0"/>
+                  <w:listItem w:displayText="🔥 已手撕" w:value="1"/>
+                  <w:listItem w:displayText="✅ 已完成" w:value="2"/>
+                </w:dropDownList>
+                <w:showingPlcHdr w:val="0"/>
+              </w:sdtPr>
+              <w:sdtContent>
+                <w:r>
+                  <w:rPr>
+                    <w:rFonts w:ascii="Microsoft YaHei" w:cs="Microsoft YaHei" w:eastAsia="Microsoft YaHei" w:hAnsi="Microsoft YaHei"/>
+                    <w:b w:val="false"/>
+                    <w:bCs w:val="false"/>
+                    <w:i w:val="false"/>
+                    <w:iCs w:val="false"/>
+                    <w:sz w:val="18"/>
+                    <w:szCs w:val="18"/>
+                  </w:rPr>
+                  <w:t>⬜</w:t>
+                </w:r>
+              </w:sdtContent>
+            </w:sdt>
           </w:p>
         </w:tc>
         <w:tc>
@@ -29100,18 +30885,33 @@
             <w:pPr>
               <w:jc w:val="center"/>
             </w:pPr>
-            <w:r>
-              <w:rPr>
-                <w:rFonts w:ascii="Microsoft YaHei" w:cs="Microsoft YaHei" w:eastAsia="Microsoft YaHei" w:hAnsi="Microsoft YaHei"/>
-                <w:b w:val="false"/>
-                <w:bCs w:val="false"/>
-                <w:i w:val="false"/>
-                <w:iCs w:val="false"/>
-                <w:sz w:val="18"/>
-                <w:szCs w:val="18"/>
-              </w:rPr>
-              <w:t xml:space="preserve">⬜</w:t>
-            </w:r>
+            <w:sdt>
+              <w:sdtPr>
+                <w:alias w:val="状态"/>
+                <w:tag w:val="lc_status_120"/>
+                <w:id w:val="90120"/>
+                <w:dropDownList>
+                  <w:listItem w:displayText="⬜ 未做" w:value="0"/>
+                  <w:listItem w:displayText="🔥 已手撕" w:value="1"/>
+                  <w:listItem w:displayText="✅ 已完成" w:value="2"/>
+                </w:dropDownList>
+                <w:showingPlcHdr w:val="0"/>
+              </w:sdtPr>
+              <w:sdtContent>
+                <w:r>
+                  <w:rPr>
+                    <w:rFonts w:ascii="Microsoft YaHei" w:cs="Microsoft YaHei" w:eastAsia="Microsoft YaHei" w:hAnsi="Microsoft YaHei"/>
+                    <w:b w:val="false"/>
+                    <w:bCs w:val="false"/>
+                    <w:i w:val="false"/>
+                    <w:iCs w:val="false"/>
+                    <w:sz w:val="18"/>
+                    <w:szCs w:val="18"/>
+                  </w:rPr>
+                  <w:t>⬜</w:t>
+                </w:r>
+              </w:sdtContent>
+            </w:sdt>
           </w:p>
         </w:tc>
         <w:tc>
@@ -29308,18 +31108,33 @@
             <w:pPr>
               <w:jc w:val="center"/>
             </w:pPr>
-            <w:r>
-              <w:rPr>
-                <w:rFonts w:ascii="Microsoft YaHei" w:cs="Microsoft YaHei" w:eastAsia="Microsoft YaHei" w:hAnsi="Microsoft YaHei"/>
-                <w:b w:val="false"/>
-                <w:bCs w:val="false"/>
-                <w:i w:val="false"/>
-                <w:iCs w:val="false"/>
-                <w:sz w:val="18"/>
-                <w:szCs w:val="18"/>
-              </w:rPr>
-              <w:t xml:space="preserve">⬜</w:t>
-            </w:r>
+            <w:sdt>
+              <w:sdtPr>
+                <w:alias w:val="状态"/>
+                <w:tag w:val="lc_status_121"/>
+                <w:id w:val="90121"/>
+                <w:dropDownList>
+                  <w:listItem w:displayText="⬜ 未做" w:value="0"/>
+                  <w:listItem w:displayText="🔥 已手撕" w:value="1"/>
+                  <w:listItem w:displayText="✅ 已完成" w:value="2"/>
+                </w:dropDownList>
+                <w:showingPlcHdr w:val="0"/>
+              </w:sdtPr>
+              <w:sdtContent>
+                <w:r>
+                  <w:rPr>
+                    <w:rFonts w:ascii="Microsoft YaHei" w:cs="Microsoft YaHei" w:eastAsia="Microsoft YaHei" w:hAnsi="Microsoft YaHei"/>
+                    <w:b w:val="false"/>
+                    <w:bCs w:val="false"/>
+                    <w:i w:val="false"/>
+                    <w:iCs w:val="false"/>
+                    <w:sz w:val="18"/>
+                    <w:szCs w:val="18"/>
+                  </w:rPr>
+                  <w:t>⬜</w:t>
+                </w:r>
+              </w:sdtContent>
+            </w:sdt>
           </w:p>
         </w:tc>
         <w:tc>
@@ -29516,18 +31331,33 @@
             <w:pPr>
               <w:jc w:val="center"/>
             </w:pPr>
-            <w:r>
-              <w:rPr>
-                <w:rFonts w:ascii="Microsoft YaHei" w:cs="Microsoft YaHei" w:eastAsia="Microsoft YaHei" w:hAnsi="Microsoft YaHei"/>
-                <w:b w:val="false"/>
-                <w:bCs w:val="false"/>
-                <w:i w:val="false"/>
-                <w:iCs w:val="false"/>
-                <w:sz w:val="18"/>
-                <w:szCs w:val="18"/>
-              </w:rPr>
-              <w:t xml:space="preserve">⬜</w:t>
-            </w:r>
+            <w:sdt>
+              <w:sdtPr>
+                <w:alias w:val="状态"/>
+                <w:tag w:val="lc_status_122"/>
+                <w:id w:val="90122"/>
+                <w:dropDownList>
+                  <w:listItem w:displayText="⬜ 未做" w:value="0"/>
+                  <w:listItem w:displayText="🔥 已手撕" w:value="1"/>
+                  <w:listItem w:displayText="✅ 已完成" w:value="2"/>
+                </w:dropDownList>
+                <w:showingPlcHdr w:val="0"/>
+              </w:sdtPr>
+              <w:sdtContent>
+                <w:r>
+                  <w:rPr>
+                    <w:rFonts w:ascii="Microsoft YaHei" w:cs="Microsoft YaHei" w:eastAsia="Microsoft YaHei" w:hAnsi="Microsoft YaHei"/>
+                    <w:b w:val="false"/>
+                    <w:bCs w:val="false"/>
+                    <w:i w:val="false"/>
+                    <w:iCs w:val="false"/>
+                    <w:sz w:val="18"/>
+                    <w:szCs w:val="18"/>
+                  </w:rPr>
+                  <w:t>⬜</w:t>
+                </w:r>
+              </w:sdtContent>
+            </w:sdt>
           </w:p>
         </w:tc>
         <w:tc>
@@ -29724,18 +31554,33 @@
             <w:pPr>
               <w:jc w:val="center"/>
             </w:pPr>
-            <w:r>
-              <w:rPr>
-                <w:rFonts w:ascii="Microsoft YaHei" w:cs="Microsoft YaHei" w:eastAsia="Microsoft YaHei" w:hAnsi="Microsoft YaHei"/>
-                <w:b w:val="false"/>
-                <w:bCs w:val="false"/>
-                <w:i w:val="false"/>
-                <w:iCs w:val="false"/>
-                <w:sz w:val="18"/>
-                <w:szCs w:val="18"/>
-              </w:rPr>
-              <w:t xml:space="preserve">⬜</w:t>
-            </w:r>
+            <w:sdt>
+              <w:sdtPr>
+                <w:alias w:val="状态"/>
+                <w:tag w:val="lc_status_123"/>
+                <w:id w:val="90123"/>
+                <w:dropDownList>
+                  <w:listItem w:displayText="⬜ 未做" w:value="0"/>
+                  <w:listItem w:displayText="🔥 已手撕" w:value="1"/>
+                  <w:listItem w:displayText="✅ 已完成" w:value="2"/>
+                </w:dropDownList>
+                <w:showingPlcHdr w:val="0"/>
+              </w:sdtPr>
+              <w:sdtContent>
+                <w:r>
+                  <w:rPr>
+                    <w:rFonts w:ascii="Microsoft YaHei" w:cs="Microsoft YaHei" w:eastAsia="Microsoft YaHei" w:hAnsi="Microsoft YaHei"/>
+                    <w:b w:val="false"/>
+                    <w:bCs w:val="false"/>
+                    <w:i w:val="false"/>
+                    <w:iCs w:val="false"/>
+                    <w:sz w:val="18"/>
+                    <w:szCs w:val="18"/>
+                  </w:rPr>
+                  <w:t>⬜</w:t>
+                </w:r>
+              </w:sdtContent>
+            </w:sdt>
           </w:p>
         </w:tc>
         <w:tc>
@@ -29932,18 +31777,33 @@
             <w:pPr>
               <w:jc w:val="center"/>
             </w:pPr>
-            <w:r>
-              <w:rPr>
-                <w:rFonts w:ascii="Microsoft YaHei" w:cs="Microsoft YaHei" w:eastAsia="Microsoft YaHei" w:hAnsi="Microsoft YaHei"/>
-                <w:b w:val="false"/>
-                <w:bCs w:val="false"/>
-                <w:i w:val="false"/>
-                <w:iCs w:val="false"/>
-                <w:sz w:val="18"/>
-                <w:szCs w:val="18"/>
-              </w:rPr>
-              <w:t xml:space="preserve">⬜</w:t>
-            </w:r>
+            <w:sdt>
+              <w:sdtPr>
+                <w:alias w:val="状态"/>
+                <w:tag w:val="lc_status_124"/>
+                <w:id w:val="90124"/>
+                <w:dropDownList>
+                  <w:listItem w:displayText="⬜ 未做" w:value="0"/>
+                  <w:listItem w:displayText="🔥 已手撕" w:value="1"/>
+                  <w:listItem w:displayText="✅ 已完成" w:value="2"/>
+                </w:dropDownList>
+                <w:showingPlcHdr w:val="0"/>
+              </w:sdtPr>
+              <w:sdtContent>
+                <w:r>
+                  <w:rPr>
+                    <w:rFonts w:ascii="Microsoft YaHei" w:cs="Microsoft YaHei" w:eastAsia="Microsoft YaHei" w:hAnsi="Microsoft YaHei"/>
+                    <w:b w:val="false"/>
+                    <w:bCs w:val="false"/>
+                    <w:i w:val="false"/>
+                    <w:iCs w:val="false"/>
+                    <w:sz w:val="18"/>
+                    <w:szCs w:val="18"/>
+                  </w:rPr>
+                  <w:t>⬜</w:t>
+                </w:r>
+              </w:sdtContent>
+            </w:sdt>
           </w:p>
         </w:tc>
         <w:tc>
@@ -30140,18 +32000,33 @@
             <w:pPr>
               <w:jc w:val="center"/>
             </w:pPr>
-            <w:r>
-              <w:rPr>
-                <w:rFonts w:ascii="Microsoft YaHei" w:cs="Microsoft YaHei" w:eastAsia="Microsoft YaHei" w:hAnsi="Microsoft YaHei"/>
-                <w:b w:val="false"/>
-                <w:bCs w:val="false"/>
-                <w:i w:val="false"/>
-                <w:iCs w:val="false"/>
-                <w:sz w:val="18"/>
-                <w:szCs w:val="18"/>
-              </w:rPr>
-              <w:t xml:space="preserve">⬜</w:t>
-            </w:r>
+            <w:sdt>
+              <w:sdtPr>
+                <w:alias w:val="状态"/>
+                <w:tag w:val="lc_status_125"/>
+                <w:id w:val="90125"/>
+                <w:dropDownList>
+                  <w:listItem w:displayText="⬜ 未做" w:value="0"/>
+                  <w:listItem w:displayText="🔥 已手撕" w:value="1"/>
+                  <w:listItem w:displayText="✅ 已完成" w:value="2"/>
+                </w:dropDownList>
+                <w:showingPlcHdr w:val="0"/>
+              </w:sdtPr>
+              <w:sdtContent>
+                <w:r>
+                  <w:rPr>
+                    <w:rFonts w:ascii="Microsoft YaHei" w:cs="Microsoft YaHei" w:eastAsia="Microsoft YaHei" w:hAnsi="Microsoft YaHei"/>
+                    <w:b w:val="false"/>
+                    <w:bCs w:val="false"/>
+                    <w:i w:val="false"/>
+                    <w:iCs w:val="false"/>
+                    <w:sz w:val="18"/>
+                    <w:szCs w:val="18"/>
+                  </w:rPr>
+                  <w:t>⬜</w:t>
+                </w:r>
+              </w:sdtContent>
+            </w:sdt>
           </w:p>
         </w:tc>
         <w:tc>
@@ -30655,18 +32530,33 @@
             <w:pPr>
               <w:jc w:val="center"/>
             </w:pPr>
-            <w:r>
-              <w:rPr>
-                <w:rFonts w:ascii="Microsoft YaHei" w:cs="Microsoft YaHei" w:eastAsia="Microsoft YaHei" w:hAnsi="Microsoft YaHei"/>
-                <w:b w:val="false"/>
-                <w:bCs w:val="false"/>
-                <w:i w:val="false"/>
-                <w:iCs w:val="false"/>
-                <w:sz w:val="18"/>
-                <w:szCs w:val="18"/>
-              </w:rPr>
-              <w:t xml:space="preserve">⬜</w:t>
-            </w:r>
+            <w:sdt>
+              <w:sdtPr>
+                <w:alias w:val="状态"/>
+                <w:tag w:val="lc_status_126"/>
+                <w:id w:val="90126"/>
+                <w:dropDownList>
+                  <w:listItem w:displayText="⬜ 未做" w:value="0"/>
+                  <w:listItem w:displayText="🔥 已手撕" w:value="1"/>
+                  <w:listItem w:displayText="✅ 已完成" w:value="2"/>
+                </w:dropDownList>
+                <w:showingPlcHdr w:val="0"/>
+              </w:sdtPr>
+              <w:sdtContent>
+                <w:r>
+                  <w:rPr>
+                    <w:rFonts w:ascii="Microsoft YaHei" w:cs="Microsoft YaHei" w:eastAsia="Microsoft YaHei" w:hAnsi="Microsoft YaHei"/>
+                    <w:b w:val="false"/>
+                    <w:bCs w:val="false"/>
+                    <w:i w:val="false"/>
+                    <w:iCs w:val="false"/>
+                    <w:sz w:val="18"/>
+                    <w:szCs w:val="18"/>
+                  </w:rPr>
+                  <w:t>⬜</w:t>
+                </w:r>
+              </w:sdtContent>
+            </w:sdt>
           </w:p>
         </w:tc>
         <w:tc>
@@ -30863,18 +32753,33 @@
             <w:pPr>
               <w:jc w:val="center"/>
             </w:pPr>
-            <w:r>
-              <w:rPr>
-                <w:rFonts w:ascii="Microsoft YaHei" w:cs="Microsoft YaHei" w:eastAsia="Microsoft YaHei" w:hAnsi="Microsoft YaHei"/>
-                <w:b w:val="false"/>
-                <w:bCs w:val="false"/>
-                <w:i w:val="false"/>
-                <w:iCs w:val="false"/>
-                <w:sz w:val="18"/>
-                <w:szCs w:val="18"/>
-              </w:rPr>
-              <w:t xml:space="preserve">⬜</w:t>
-            </w:r>
+            <w:sdt>
+              <w:sdtPr>
+                <w:alias w:val="状态"/>
+                <w:tag w:val="lc_status_127"/>
+                <w:id w:val="90127"/>
+                <w:dropDownList>
+                  <w:listItem w:displayText="⬜ 未做" w:value="0"/>
+                  <w:listItem w:displayText="🔥 已手撕" w:value="1"/>
+                  <w:listItem w:displayText="✅ 已完成" w:value="2"/>
+                </w:dropDownList>
+                <w:showingPlcHdr w:val="0"/>
+              </w:sdtPr>
+              <w:sdtContent>
+                <w:r>
+                  <w:rPr>
+                    <w:rFonts w:ascii="Microsoft YaHei" w:cs="Microsoft YaHei" w:eastAsia="Microsoft YaHei" w:hAnsi="Microsoft YaHei"/>
+                    <w:b w:val="false"/>
+                    <w:bCs w:val="false"/>
+                    <w:i w:val="false"/>
+                    <w:iCs w:val="false"/>
+                    <w:sz w:val="18"/>
+                    <w:szCs w:val="18"/>
+                  </w:rPr>
+                  <w:t>⬜</w:t>
+                </w:r>
+              </w:sdtContent>
+            </w:sdt>
           </w:p>
         </w:tc>
         <w:tc>
@@ -31071,18 +32976,33 @@
             <w:pPr>
               <w:jc w:val="center"/>
             </w:pPr>
-            <w:r>
-              <w:rPr>
-                <w:rFonts w:ascii="Microsoft YaHei" w:cs="Microsoft YaHei" w:eastAsia="Microsoft YaHei" w:hAnsi="Microsoft YaHei"/>
-                <w:b w:val="false"/>
-                <w:bCs w:val="false"/>
-                <w:i w:val="false"/>
-                <w:iCs w:val="false"/>
-                <w:sz w:val="18"/>
-                <w:szCs w:val="18"/>
-              </w:rPr>
-              <w:t xml:space="preserve">⬜</w:t>
-            </w:r>
+            <w:sdt>
+              <w:sdtPr>
+                <w:alias w:val="状态"/>
+                <w:tag w:val="lc_status_128"/>
+                <w:id w:val="90128"/>
+                <w:dropDownList>
+                  <w:listItem w:displayText="⬜ 未做" w:value="0"/>
+                  <w:listItem w:displayText="🔥 已手撕" w:value="1"/>
+                  <w:listItem w:displayText="✅ 已完成" w:value="2"/>
+                </w:dropDownList>
+                <w:showingPlcHdr w:val="0"/>
+              </w:sdtPr>
+              <w:sdtContent>
+                <w:r>
+                  <w:rPr>
+                    <w:rFonts w:ascii="Microsoft YaHei" w:cs="Microsoft YaHei" w:eastAsia="Microsoft YaHei" w:hAnsi="Microsoft YaHei"/>
+                    <w:b w:val="false"/>
+                    <w:bCs w:val="false"/>
+                    <w:i w:val="false"/>
+                    <w:iCs w:val="false"/>
+                    <w:sz w:val="18"/>
+                    <w:szCs w:val="18"/>
+                  </w:rPr>
+                  <w:t>⬜</w:t>
+                </w:r>
+              </w:sdtContent>
+            </w:sdt>
           </w:p>
         </w:tc>
         <w:tc>
@@ -31279,18 +33199,33 @@
             <w:pPr>
               <w:jc w:val="center"/>
             </w:pPr>
-            <w:r>
-              <w:rPr>
-                <w:rFonts w:ascii="Microsoft YaHei" w:cs="Microsoft YaHei" w:eastAsia="Microsoft YaHei" w:hAnsi="Microsoft YaHei"/>
-                <w:b w:val="false"/>
-                <w:bCs w:val="false"/>
-                <w:i w:val="false"/>
-                <w:iCs w:val="false"/>
-                <w:sz w:val="18"/>
-                <w:szCs w:val="18"/>
-              </w:rPr>
-              <w:t xml:space="preserve">⬜</w:t>
-            </w:r>
+            <w:sdt>
+              <w:sdtPr>
+                <w:alias w:val="状态"/>
+                <w:tag w:val="lc_status_129"/>
+                <w:id w:val="90129"/>
+                <w:dropDownList>
+                  <w:listItem w:displayText="⬜ 未做" w:value="0"/>
+                  <w:listItem w:displayText="🔥 已手撕" w:value="1"/>
+                  <w:listItem w:displayText="✅ 已完成" w:value="2"/>
+                </w:dropDownList>
+                <w:showingPlcHdr w:val="0"/>
+              </w:sdtPr>
+              <w:sdtContent>
+                <w:r>
+                  <w:rPr>
+                    <w:rFonts w:ascii="Microsoft YaHei" w:cs="Microsoft YaHei" w:eastAsia="Microsoft YaHei" w:hAnsi="Microsoft YaHei"/>
+                    <w:b w:val="false"/>
+                    <w:bCs w:val="false"/>
+                    <w:i w:val="false"/>
+                    <w:iCs w:val="false"/>
+                    <w:sz w:val="18"/>
+                    <w:szCs w:val="18"/>
+                  </w:rPr>
+                  <w:t>⬜</w:t>
+                </w:r>
+              </w:sdtContent>
+            </w:sdt>
           </w:p>
         </w:tc>
         <w:tc>
@@ -31487,18 +33422,33 @@
             <w:pPr>
               <w:jc w:val="center"/>
             </w:pPr>
-            <w:r>
-              <w:rPr>
-                <w:rFonts w:ascii="Microsoft YaHei" w:cs="Microsoft YaHei" w:eastAsia="Microsoft YaHei" w:hAnsi="Microsoft YaHei"/>
-                <w:b w:val="false"/>
-                <w:bCs w:val="false"/>
-                <w:i w:val="false"/>
-                <w:iCs w:val="false"/>
-                <w:sz w:val="18"/>
-                <w:szCs w:val="18"/>
-              </w:rPr>
-              <w:t xml:space="preserve">⬜</w:t>
-            </w:r>
+            <w:sdt>
+              <w:sdtPr>
+                <w:alias w:val="状态"/>
+                <w:tag w:val="lc_status_130"/>
+                <w:id w:val="90130"/>
+                <w:dropDownList>
+                  <w:listItem w:displayText="⬜ 未做" w:value="0"/>
+                  <w:listItem w:displayText="🔥 已手撕" w:value="1"/>
+                  <w:listItem w:displayText="✅ 已完成" w:value="2"/>
+                </w:dropDownList>
+                <w:showingPlcHdr w:val="0"/>
+              </w:sdtPr>
+              <w:sdtContent>
+                <w:r>
+                  <w:rPr>
+                    <w:rFonts w:ascii="Microsoft YaHei" w:cs="Microsoft YaHei" w:eastAsia="Microsoft YaHei" w:hAnsi="Microsoft YaHei"/>
+                    <w:b w:val="false"/>
+                    <w:bCs w:val="false"/>
+                    <w:i w:val="false"/>
+                    <w:iCs w:val="false"/>
+                    <w:sz w:val="18"/>
+                    <w:szCs w:val="18"/>
+                  </w:rPr>
+                  <w:t>⬜</w:t>
+                </w:r>
+              </w:sdtContent>
+            </w:sdt>
           </w:p>
         </w:tc>
         <w:tc>
@@ -31695,18 +33645,33 @@
             <w:pPr>
               <w:jc w:val="center"/>
             </w:pPr>
-            <w:r>
-              <w:rPr>
-                <w:rFonts w:ascii="Microsoft YaHei" w:cs="Microsoft YaHei" w:eastAsia="Microsoft YaHei" w:hAnsi="Microsoft YaHei"/>
-                <w:b w:val="false"/>
-                <w:bCs w:val="false"/>
-                <w:i w:val="false"/>
-                <w:iCs w:val="false"/>
-                <w:sz w:val="18"/>
-                <w:szCs w:val="18"/>
-              </w:rPr>
-              <w:t xml:space="preserve">⬜</w:t>
-            </w:r>
+            <w:sdt>
+              <w:sdtPr>
+                <w:alias w:val="状态"/>
+                <w:tag w:val="lc_status_131"/>
+                <w:id w:val="90131"/>
+                <w:dropDownList>
+                  <w:listItem w:displayText="⬜ 未做" w:value="0"/>
+                  <w:listItem w:displayText="🔥 已手撕" w:value="1"/>
+                  <w:listItem w:displayText="✅ 已完成" w:value="2"/>
+                </w:dropDownList>
+                <w:showingPlcHdr w:val="0"/>
+              </w:sdtPr>
+              <w:sdtContent>
+                <w:r>
+                  <w:rPr>
+                    <w:rFonts w:ascii="Microsoft YaHei" w:cs="Microsoft YaHei" w:eastAsia="Microsoft YaHei" w:hAnsi="Microsoft YaHei"/>
+                    <w:b w:val="false"/>
+                    <w:bCs w:val="false"/>
+                    <w:i w:val="false"/>
+                    <w:iCs w:val="false"/>
+                    <w:sz w:val="18"/>
+                    <w:szCs w:val="18"/>
+                  </w:rPr>
+                  <w:t>⬜</w:t>
+                </w:r>
+              </w:sdtContent>
+            </w:sdt>
           </w:p>
         </w:tc>
         <w:tc>
@@ -31903,18 +33868,33 @@
             <w:pPr>
               <w:jc w:val="center"/>
             </w:pPr>
-            <w:r>
-              <w:rPr>
-                <w:rFonts w:ascii="Microsoft YaHei" w:cs="Microsoft YaHei" w:eastAsia="Microsoft YaHei" w:hAnsi="Microsoft YaHei"/>
-                <w:b w:val="false"/>
-                <w:bCs w:val="false"/>
-                <w:i w:val="false"/>
-                <w:iCs w:val="false"/>
-                <w:sz w:val="18"/>
-                <w:szCs w:val="18"/>
-              </w:rPr>
-              <w:t xml:space="preserve">⬜</w:t>
-            </w:r>
+            <w:sdt>
+              <w:sdtPr>
+                <w:alias w:val="状态"/>
+                <w:tag w:val="lc_status_132"/>
+                <w:id w:val="90132"/>
+                <w:dropDownList>
+                  <w:listItem w:displayText="⬜ 未做" w:value="0"/>
+                  <w:listItem w:displayText="🔥 已手撕" w:value="1"/>
+                  <w:listItem w:displayText="✅ 已完成" w:value="2"/>
+                </w:dropDownList>
+                <w:showingPlcHdr w:val="0"/>
+              </w:sdtPr>
+              <w:sdtContent>
+                <w:r>
+                  <w:rPr>
+                    <w:rFonts w:ascii="Microsoft YaHei" w:cs="Microsoft YaHei" w:eastAsia="Microsoft YaHei" w:hAnsi="Microsoft YaHei"/>
+                    <w:b w:val="false"/>
+                    <w:bCs w:val="false"/>
+                    <w:i w:val="false"/>
+                    <w:iCs w:val="false"/>
+                    <w:sz w:val="18"/>
+                    <w:szCs w:val="18"/>
+                  </w:rPr>
+                  <w:t>⬜</w:t>
+                </w:r>
+              </w:sdtContent>
+            </w:sdt>
           </w:p>
         </w:tc>
         <w:tc>
@@ -32111,18 +34091,33 @@
             <w:pPr>
               <w:jc w:val="center"/>
             </w:pPr>
-            <w:r>
-              <w:rPr>
-                <w:rFonts w:ascii="Microsoft YaHei" w:cs="Microsoft YaHei" w:eastAsia="Microsoft YaHei" w:hAnsi="Microsoft YaHei"/>
-                <w:b w:val="false"/>
-                <w:bCs w:val="false"/>
-                <w:i w:val="false"/>
-                <w:iCs w:val="false"/>
-                <w:sz w:val="18"/>
-                <w:szCs w:val="18"/>
-              </w:rPr>
-              <w:t xml:space="preserve">⬜</w:t>
-            </w:r>
+            <w:sdt>
+              <w:sdtPr>
+                <w:alias w:val="状态"/>
+                <w:tag w:val="lc_status_133"/>
+                <w:id w:val="90133"/>
+                <w:dropDownList>
+                  <w:listItem w:displayText="⬜ 未做" w:value="0"/>
+                  <w:listItem w:displayText="🔥 已手撕" w:value="1"/>
+                  <w:listItem w:displayText="✅ 已完成" w:value="2"/>
+                </w:dropDownList>
+                <w:showingPlcHdr w:val="0"/>
+              </w:sdtPr>
+              <w:sdtContent>
+                <w:r>
+                  <w:rPr>
+                    <w:rFonts w:ascii="Microsoft YaHei" w:cs="Microsoft YaHei" w:eastAsia="Microsoft YaHei" w:hAnsi="Microsoft YaHei"/>
+                    <w:b w:val="false"/>
+                    <w:bCs w:val="false"/>
+                    <w:i w:val="false"/>
+                    <w:iCs w:val="false"/>
+                    <w:sz w:val="18"/>
+                    <w:szCs w:val="18"/>
+                  </w:rPr>
+                  <w:t>⬜</w:t>
+                </w:r>
+              </w:sdtContent>
+            </w:sdt>
           </w:p>
         </w:tc>
         <w:tc>
@@ -32319,18 +34314,33 @@
             <w:pPr>
               <w:jc w:val="center"/>
             </w:pPr>
-            <w:r>
-              <w:rPr>
-                <w:rFonts w:ascii="Microsoft YaHei" w:cs="Microsoft YaHei" w:eastAsia="Microsoft YaHei" w:hAnsi="Microsoft YaHei"/>
-                <w:b w:val="false"/>
-                <w:bCs w:val="false"/>
-                <w:i w:val="false"/>
-                <w:iCs w:val="false"/>
-                <w:sz w:val="18"/>
-                <w:szCs w:val="18"/>
-              </w:rPr>
-              <w:t xml:space="preserve">⬜</w:t>
-            </w:r>
+            <w:sdt>
+              <w:sdtPr>
+                <w:alias w:val="状态"/>
+                <w:tag w:val="lc_status_134"/>
+                <w:id w:val="90134"/>
+                <w:dropDownList>
+                  <w:listItem w:displayText="⬜ 未做" w:value="0"/>
+                  <w:listItem w:displayText="🔥 已手撕" w:value="1"/>
+                  <w:listItem w:displayText="✅ 已完成" w:value="2"/>
+                </w:dropDownList>
+                <w:showingPlcHdr w:val="0"/>
+              </w:sdtPr>
+              <w:sdtContent>
+                <w:r>
+                  <w:rPr>
+                    <w:rFonts w:ascii="Microsoft YaHei" w:cs="Microsoft YaHei" w:eastAsia="Microsoft YaHei" w:hAnsi="Microsoft YaHei"/>
+                    <w:b w:val="false"/>
+                    <w:bCs w:val="false"/>
+                    <w:i w:val="false"/>
+                    <w:iCs w:val="false"/>
+                    <w:sz w:val="18"/>
+                    <w:szCs w:val="18"/>
+                  </w:rPr>
+                  <w:t>⬜</w:t>
+                </w:r>
+              </w:sdtContent>
+            </w:sdt>
           </w:p>
         </w:tc>
         <w:tc>
@@ -32527,18 +34537,33 @@
             <w:pPr>
               <w:jc w:val="center"/>
             </w:pPr>
-            <w:r>
-              <w:rPr>
-                <w:rFonts w:ascii="Microsoft YaHei" w:cs="Microsoft YaHei" w:eastAsia="Microsoft YaHei" w:hAnsi="Microsoft YaHei"/>
-                <w:b w:val="false"/>
-                <w:bCs w:val="false"/>
-                <w:i w:val="false"/>
-                <w:iCs w:val="false"/>
-                <w:sz w:val="18"/>
-                <w:szCs w:val="18"/>
-              </w:rPr>
-              <w:t xml:space="preserve">⬜</w:t>
-            </w:r>
+            <w:sdt>
+              <w:sdtPr>
+                <w:alias w:val="状态"/>
+                <w:tag w:val="lc_status_135"/>
+                <w:id w:val="90135"/>
+                <w:dropDownList>
+                  <w:listItem w:displayText="⬜ 未做" w:value="0"/>
+                  <w:listItem w:displayText="🔥 已手撕" w:value="1"/>
+                  <w:listItem w:displayText="✅ 已完成" w:value="2"/>
+                </w:dropDownList>
+                <w:showingPlcHdr w:val="0"/>
+              </w:sdtPr>
+              <w:sdtContent>
+                <w:r>
+                  <w:rPr>
+                    <w:rFonts w:ascii="Microsoft YaHei" w:cs="Microsoft YaHei" w:eastAsia="Microsoft YaHei" w:hAnsi="Microsoft YaHei"/>
+                    <w:b w:val="false"/>
+                    <w:bCs w:val="false"/>
+                    <w:i w:val="false"/>
+                    <w:iCs w:val="false"/>
+                    <w:sz w:val="18"/>
+                    <w:szCs w:val="18"/>
+                  </w:rPr>
+                  <w:t>⬜</w:t>
+                </w:r>
+              </w:sdtContent>
+            </w:sdt>
           </w:p>
         </w:tc>
         <w:tc>
@@ -32735,18 +34760,33 @@
             <w:pPr>
               <w:jc w:val="center"/>
             </w:pPr>
-            <w:r>
-              <w:rPr>
-                <w:rFonts w:ascii="Microsoft YaHei" w:cs="Microsoft YaHei" w:eastAsia="Microsoft YaHei" w:hAnsi="Microsoft YaHei"/>
-                <w:b w:val="false"/>
-                <w:bCs w:val="false"/>
-                <w:i w:val="false"/>
-                <w:iCs w:val="false"/>
-                <w:sz w:val="18"/>
-                <w:szCs w:val="18"/>
-              </w:rPr>
-              <w:t xml:space="preserve">⬜</w:t>
-            </w:r>
+            <w:sdt>
+              <w:sdtPr>
+                <w:alias w:val="状态"/>
+                <w:tag w:val="lc_status_136"/>
+                <w:id w:val="90136"/>
+                <w:dropDownList>
+                  <w:listItem w:displayText="⬜ 未做" w:value="0"/>
+                  <w:listItem w:displayText="🔥 已手撕" w:value="1"/>
+                  <w:listItem w:displayText="✅ 已完成" w:value="2"/>
+                </w:dropDownList>
+                <w:showingPlcHdr w:val="0"/>
+              </w:sdtPr>
+              <w:sdtContent>
+                <w:r>
+                  <w:rPr>
+                    <w:rFonts w:ascii="Microsoft YaHei" w:cs="Microsoft YaHei" w:eastAsia="Microsoft YaHei" w:hAnsi="Microsoft YaHei"/>
+                    <w:b w:val="false"/>
+                    <w:bCs w:val="false"/>
+                    <w:i w:val="false"/>
+                    <w:iCs w:val="false"/>
+                    <w:sz w:val="18"/>
+                    <w:szCs w:val="18"/>
+                  </w:rPr>
+                  <w:t>⬜</w:t>
+                </w:r>
+              </w:sdtContent>
+            </w:sdt>
           </w:p>
         </w:tc>
         <w:tc>
@@ -32943,18 +34983,33 @@
             <w:pPr>
               <w:jc w:val="center"/>
             </w:pPr>
-            <w:r>
-              <w:rPr>
-                <w:rFonts w:ascii="Microsoft YaHei" w:cs="Microsoft YaHei" w:eastAsia="Microsoft YaHei" w:hAnsi="Microsoft YaHei"/>
-                <w:b w:val="false"/>
-                <w:bCs w:val="false"/>
-                <w:i w:val="false"/>
-                <w:iCs w:val="false"/>
-                <w:sz w:val="18"/>
-                <w:szCs w:val="18"/>
-              </w:rPr>
-              <w:t xml:space="preserve">⬜</w:t>
-            </w:r>
+            <w:sdt>
+              <w:sdtPr>
+                <w:alias w:val="状态"/>
+                <w:tag w:val="lc_status_137"/>
+                <w:id w:val="90137"/>
+                <w:dropDownList>
+                  <w:listItem w:displayText="⬜ 未做" w:value="0"/>
+                  <w:listItem w:displayText="🔥 已手撕" w:value="1"/>
+                  <w:listItem w:displayText="✅ 已完成" w:value="2"/>
+                </w:dropDownList>
+                <w:showingPlcHdr w:val="0"/>
+              </w:sdtPr>
+              <w:sdtContent>
+                <w:r>
+                  <w:rPr>
+                    <w:rFonts w:ascii="Microsoft YaHei" w:cs="Microsoft YaHei" w:eastAsia="Microsoft YaHei" w:hAnsi="Microsoft YaHei"/>
+                    <w:b w:val="false"/>
+                    <w:bCs w:val="false"/>
+                    <w:i w:val="false"/>
+                    <w:iCs w:val="false"/>
+                    <w:sz w:val="18"/>
+                    <w:szCs w:val="18"/>
+                  </w:rPr>
+                  <w:t>⬜</w:t>
+                </w:r>
+              </w:sdtContent>
+            </w:sdt>
           </w:p>
         </w:tc>
         <w:tc>
@@ -33151,18 +35206,33 @@
             <w:pPr>
               <w:jc w:val="center"/>
             </w:pPr>
-            <w:r>
-              <w:rPr>
-                <w:rFonts w:ascii="Microsoft YaHei" w:cs="Microsoft YaHei" w:eastAsia="Microsoft YaHei" w:hAnsi="Microsoft YaHei"/>
-                <w:b w:val="false"/>
-                <w:bCs w:val="false"/>
-                <w:i w:val="false"/>
-                <w:iCs w:val="false"/>
-                <w:sz w:val="18"/>
-                <w:szCs w:val="18"/>
-              </w:rPr>
-              <w:t xml:space="preserve">⬜</w:t>
-            </w:r>
+            <w:sdt>
+              <w:sdtPr>
+                <w:alias w:val="状态"/>
+                <w:tag w:val="lc_status_138"/>
+                <w:id w:val="90138"/>
+                <w:dropDownList>
+                  <w:listItem w:displayText="⬜ 未做" w:value="0"/>
+                  <w:listItem w:displayText="🔥 已手撕" w:value="1"/>
+                  <w:listItem w:displayText="✅ 已完成" w:value="2"/>
+                </w:dropDownList>
+                <w:showingPlcHdr w:val="0"/>
+              </w:sdtPr>
+              <w:sdtContent>
+                <w:r>
+                  <w:rPr>
+                    <w:rFonts w:ascii="Microsoft YaHei" w:cs="Microsoft YaHei" w:eastAsia="Microsoft YaHei" w:hAnsi="Microsoft YaHei"/>
+                    <w:b w:val="false"/>
+                    <w:bCs w:val="false"/>
+                    <w:i w:val="false"/>
+                    <w:iCs w:val="false"/>
+                    <w:sz w:val="18"/>
+                    <w:szCs w:val="18"/>
+                  </w:rPr>
+                  <w:t>⬜</w:t>
+                </w:r>
+              </w:sdtContent>
+            </w:sdt>
           </w:p>
         </w:tc>
         <w:tc>
@@ -33359,18 +35429,33 @@
             <w:pPr>
               <w:jc w:val="center"/>
             </w:pPr>
-            <w:r>
-              <w:rPr>
-                <w:rFonts w:ascii="Microsoft YaHei" w:cs="Microsoft YaHei" w:eastAsia="Microsoft YaHei" w:hAnsi="Microsoft YaHei"/>
-                <w:b w:val="false"/>
-                <w:bCs w:val="false"/>
-                <w:i w:val="false"/>
-                <w:iCs w:val="false"/>
-                <w:sz w:val="18"/>
-                <w:szCs w:val="18"/>
-              </w:rPr>
-              <w:t xml:space="preserve">⬜</w:t>
-            </w:r>
+            <w:sdt>
+              <w:sdtPr>
+                <w:alias w:val="状态"/>
+                <w:tag w:val="lc_status_139"/>
+                <w:id w:val="90139"/>
+                <w:dropDownList>
+                  <w:listItem w:displayText="⬜ 未做" w:value="0"/>
+                  <w:listItem w:displayText="🔥 已手撕" w:value="1"/>
+                  <w:listItem w:displayText="✅ 已完成" w:value="2"/>
+                </w:dropDownList>
+                <w:showingPlcHdr w:val="0"/>
+              </w:sdtPr>
+              <w:sdtContent>
+                <w:r>
+                  <w:rPr>
+                    <w:rFonts w:ascii="Microsoft YaHei" w:cs="Microsoft YaHei" w:eastAsia="Microsoft YaHei" w:hAnsi="Microsoft YaHei"/>
+                    <w:b w:val="false"/>
+                    <w:bCs w:val="false"/>
+                    <w:i w:val="false"/>
+                    <w:iCs w:val="false"/>
+                    <w:sz w:val="18"/>
+                    <w:szCs w:val="18"/>
+                  </w:rPr>
+                  <w:t>⬜</w:t>
+                </w:r>
+              </w:sdtContent>
+            </w:sdt>
           </w:p>
         </w:tc>
         <w:tc>
@@ -33567,18 +35652,33 @@
             <w:pPr>
               <w:jc w:val="center"/>
             </w:pPr>
-            <w:r>
-              <w:rPr>
-                <w:rFonts w:ascii="Microsoft YaHei" w:cs="Microsoft YaHei" w:eastAsia="Microsoft YaHei" w:hAnsi="Microsoft YaHei"/>
-                <w:b w:val="false"/>
-                <w:bCs w:val="false"/>
-                <w:i w:val="false"/>
-                <w:iCs w:val="false"/>
-                <w:sz w:val="18"/>
-                <w:szCs w:val="18"/>
-              </w:rPr>
-              <w:t xml:space="preserve">⬜</w:t>
-            </w:r>
+            <w:sdt>
+              <w:sdtPr>
+                <w:alias w:val="状态"/>
+                <w:tag w:val="lc_status_140"/>
+                <w:id w:val="90140"/>
+                <w:dropDownList>
+                  <w:listItem w:displayText="⬜ 未做" w:value="0"/>
+                  <w:listItem w:displayText="🔥 已手撕" w:value="1"/>
+                  <w:listItem w:displayText="✅ 已完成" w:value="2"/>
+                </w:dropDownList>
+                <w:showingPlcHdr w:val="0"/>
+              </w:sdtPr>
+              <w:sdtContent>
+                <w:r>
+                  <w:rPr>
+                    <w:rFonts w:ascii="Microsoft YaHei" w:cs="Microsoft YaHei" w:eastAsia="Microsoft YaHei" w:hAnsi="Microsoft YaHei"/>
+                    <w:b w:val="false"/>
+                    <w:bCs w:val="false"/>
+                    <w:i w:val="false"/>
+                    <w:iCs w:val="false"/>
+                    <w:sz w:val="18"/>
+                    <w:szCs w:val="18"/>
+                  </w:rPr>
+                  <w:t>⬜</w:t>
+                </w:r>
+              </w:sdtContent>
+            </w:sdt>
           </w:p>
         </w:tc>
         <w:tc>
@@ -33775,18 +35875,33 @@
             <w:pPr>
               <w:jc w:val="center"/>
             </w:pPr>
-            <w:r>
-              <w:rPr>
-                <w:rFonts w:ascii="Microsoft YaHei" w:cs="Microsoft YaHei" w:eastAsia="Microsoft YaHei" w:hAnsi="Microsoft YaHei"/>
-                <w:b w:val="false"/>
-                <w:bCs w:val="false"/>
-                <w:i w:val="false"/>
-                <w:iCs w:val="false"/>
-                <w:sz w:val="18"/>
-                <w:szCs w:val="18"/>
-              </w:rPr>
-              <w:t xml:space="preserve">⬜</w:t>
-            </w:r>
+            <w:sdt>
+              <w:sdtPr>
+                <w:alias w:val="状态"/>
+                <w:tag w:val="lc_status_141"/>
+                <w:id w:val="90141"/>
+                <w:dropDownList>
+                  <w:listItem w:displayText="⬜ 未做" w:value="0"/>
+                  <w:listItem w:displayText="🔥 已手撕" w:value="1"/>
+                  <w:listItem w:displayText="✅ 已完成" w:value="2"/>
+                </w:dropDownList>
+                <w:showingPlcHdr w:val="0"/>
+              </w:sdtPr>
+              <w:sdtContent>
+                <w:r>
+                  <w:rPr>
+                    <w:rFonts w:ascii="Microsoft YaHei" w:cs="Microsoft YaHei" w:eastAsia="Microsoft YaHei" w:hAnsi="Microsoft YaHei"/>
+                    <w:b w:val="false"/>
+                    <w:bCs w:val="false"/>
+                    <w:i w:val="false"/>
+                    <w:iCs w:val="false"/>
+                    <w:sz w:val="18"/>
+                    <w:szCs w:val="18"/>
+                  </w:rPr>
+                  <w:t>⬜</w:t>
+                </w:r>
+              </w:sdtContent>
+            </w:sdt>
           </w:p>
         </w:tc>
         <w:tc>
@@ -33983,18 +36098,33 @@
             <w:pPr>
               <w:jc w:val="center"/>
             </w:pPr>
-            <w:r>
-              <w:rPr>
-                <w:rFonts w:ascii="Microsoft YaHei" w:cs="Microsoft YaHei" w:eastAsia="Microsoft YaHei" w:hAnsi="Microsoft YaHei"/>
-                <w:b w:val="false"/>
-                <w:bCs w:val="false"/>
-                <w:i w:val="false"/>
-                <w:iCs w:val="false"/>
-                <w:sz w:val="18"/>
-                <w:szCs w:val="18"/>
-              </w:rPr>
-              <w:t xml:space="preserve">⬜</w:t>
-            </w:r>
+            <w:sdt>
+              <w:sdtPr>
+                <w:alias w:val="状态"/>
+                <w:tag w:val="lc_status_142"/>
+                <w:id w:val="90142"/>
+                <w:dropDownList>
+                  <w:listItem w:displayText="⬜ 未做" w:value="0"/>
+                  <w:listItem w:displayText="🔥 已手撕" w:value="1"/>
+                  <w:listItem w:displayText="✅ 已完成" w:value="2"/>
+                </w:dropDownList>
+                <w:showingPlcHdr w:val="0"/>
+              </w:sdtPr>
+              <w:sdtContent>
+                <w:r>
+                  <w:rPr>
+                    <w:rFonts w:ascii="Microsoft YaHei" w:cs="Microsoft YaHei" w:eastAsia="Microsoft YaHei" w:hAnsi="Microsoft YaHei"/>
+                    <w:b w:val="false"/>
+                    <w:bCs w:val="false"/>
+                    <w:i w:val="false"/>
+                    <w:iCs w:val="false"/>
+                    <w:sz w:val="18"/>
+                    <w:szCs w:val="18"/>
+                  </w:rPr>
+                  <w:t>⬜</w:t>
+                </w:r>
+              </w:sdtContent>
+            </w:sdt>
           </w:p>
         </w:tc>
         <w:tc>
@@ -34191,18 +36321,33 @@
             <w:pPr>
               <w:jc w:val="center"/>
             </w:pPr>
-            <w:r>
-              <w:rPr>
-                <w:rFonts w:ascii="Microsoft YaHei" w:cs="Microsoft YaHei" w:eastAsia="Microsoft YaHei" w:hAnsi="Microsoft YaHei"/>
-                <w:b w:val="false"/>
-                <w:bCs w:val="false"/>
-                <w:i w:val="false"/>
-                <w:iCs w:val="false"/>
-                <w:sz w:val="18"/>
-                <w:szCs w:val="18"/>
-              </w:rPr>
-              <w:t xml:space="preserve">⬜</w:t>
-            </w:r>
+            <w:sdt>
+              <w:sdtPr>
+                <w:alias w:val="状态"/>
+                <w:tag w:val="lc_status_143"/>
+                <w:id w:val="90143"/>
+                <w:dropDownList>
+                  <w:listItem w:displayText="⬜ 未做" w:value="0"/>
+                  <w:listItem w:displayText="🔥 已手撕" w:value="1"/>
+                  <w:listItem w:displayText="✅ 已完成" w:value="2"/>
+                </w:dropDownList>
+                <w:showingPlcHdr w:val="0"/>
+              </w:sdtPr>
+              <w:sdtContent>
+                <w:r>
+                  <w:rPr>
+                    <w:rFonts w:ascii="Microsoft YaHei" w:cs="Microsoft YaHei" w:eastAsia="Microsoft YaHei" w:hAnsi="Microsoft YaHei"/>
+                    <w:b w:val="false"/>
+                    <w:bCs w:val="false"/>
+                    <w:i w:val="false"/>
+                    <w:iCs w:val="false"/>
+                    <w:sz w:val="18"/>
+                    <w:szCs w:val="18"/>
+                  </w:rPr>
+                  <w:t>⬜</w:t>
+                </w:r>
+              </w:sdtContent>
+            </w:sdt>
           </w:p>
         </w:tc>
         <w:tc>
@@ -34399,18 +36544,33 @@
             <w:pPr>
               <w:jc w:val="center"/>
             </w:pPr>
-            <w:r>
-              <w:rPr>
-                <w:rFonts w:ascii="Microsoft YaHei" w:cs="Microsoft YaHei" w:eastAsia="Microsoft YaHei" w:hAnsi="Microsoft YaHei"/>
-                <w:b w:val="false"/>
-                <w:bCs w:val="false"/>
-                <w:i w:val="false"/>
-                <w:iCs w:val="false"/>
-                <w:sz w:val="18"/>
-                <w:szCs w:val="18"/>
-              </w:rPr>
-              <w:t xml:space="preserve">⬜</w:t>
-            </w:r>
+            <w:sdt>
+              <w:sdtPr>
+                <w:alias w:val="状态"/>
+                <w:tag w:val="lc_status_144"/>
+                <w:id w:val="90144"/>
+                <w:dropDownList>
+                  <w:listItem w:displayText="⬜ 未做" w:value="0"/>
+                  <w:listItem w:displayText="🔥 已手撕" w:value="1"/>
+                  <w:listItem w:displayText="✅ 已完成" w:value="2"/>
+                </w:dropDownList>
+                <w:showingPlcHdr w:val="0"/>
+              </w:sdtPr>
+              <w:sdtContent>
+                <w:r>
+                  <w:rPr>
+                    <w:rFonts w:ascii="Microsoft YaHei" w:cs="Microsoft YaHei" w:eastAsia="Microsoft YaHei" w:hAnsi="Microsoft YaHei"/>
+                    <w:b w:val="false"/>
+                    <w:bCs w:val="false"/>
+                    <w:i w:val="false"/>
+                    <w:iCs w:val="false"/>
+                    <w:sz w:val="18"/>
+                    <w:szCs w:val="18"/>
+                  </w:rPr>
+                  <w:t>⬜</w:t>
+                </w:r>
+              </w:sdtContent>
+            </w:sdt>
           </w:p>
         </w:tc>
         <w:tc>
@@ -34607,18 +36767,33 @@
             <w:pPr>
               <w:jc w:val="center"/>
             </w:pPr>
-            <w:r>
-              <w:rPr>
-                <w:rFonts w:ascii="Microsoft YaHei" w:cs="Microsoft YaHei" w:eastAsia="Microsoft YaHei" w:hAnsi="Microsoft YaHei"/>
-                <w:b w:val="false"/>
-                <w:bCs w:val="false"/>
-                <w:i w:val="false"/>
-                <w:iCs w:val="false"/>
-                <w:sz w:val="18"/>
-                <w:szCs w:val="18"/>
-              </w:rPr>
-              <w:t xml:space="preserve">⬜</w:t>
-            </w:r>
+            <w:sdt>
+              <w:sdtPr>
+                <w:alias w:val="状态"/>
+                <w:tag w:val="lc_status_145"/>
+                <w:id w:val="90145"/>
+                <w:dropDownList>
+                  <w:listItem w:displayText="⬜ 未做" w:value="0"/>
+                  <w:listItem w:displayText="🔥 已手撕" w:value="1"/>
+                  <w:listItem w:displayText="✅ 已完成" w:value="2"/>
+                </w:dropDownList>
+                <w:showingPlcHdr w:val="0"/>
+              </w:sdtPr>
+              <w:sdtContent>
+                <w:r>
+                  <w:rPr>
+                    <w:rFonts w:ascii="Microsoft YaHei" w:cs="Microsoft YaHei" w:eastAsia="Microsoft YaHei" w:hAnsi="Microsoft YaHei"/>
+                    <w:b w:val="false"/>
+                    <w:bCs w:val="false"/>
+                    <w:i w:val="false"/>
+                    <w:iCs w:val="false"/>
+                    <w:sz w:val="18"/>
+                    <w:szCs w:val="18"/>
+                  </w:rPr>
+                  <w:t>⬜</w:t>
+                </w:r>
+              </w:sdtContent>
+            </w:sdt>
           </w:p>
         </w:tc>
         <w:tc>
@@ -35122,18 +37297,33 @@
             <w:pPr>
               <w:jc w:val="center"/>
             </w:pPr>
-            <w:r>
-              <w:rPr>
-                <w:rFonts w:ascii="Microsoft YaHei" w:cs="Microsoft YaHei" w:eastAsia="Microsoft YaHei" w:hAnsi="Microsoft YaHei"/>
-                <w:b w:val="false"/>
-                <w:bCs w:val="false"/>
-                <w:i w:val="false"/>
-                <w:iCs w:val="false"/>
-                <w:sz w:val="18"/>
-                <w:szCs w:val="18"/>
-              </w:rPr>
-              <w:t xml:space="preserve">⬜</w:t>
-            </w:r>
+            <w:sdt>
+              <w:sdtPr>
+                <w:alias w:val="状态"/>
+                <w:tag w:val="lc_status_146"/>
+                <w:id w:val="90146"/>
+                <w:dropDownList>
+                  <w:listItem w:displayText="⬜ 未做" w:value="0"/>
+                  <w:listItem w:displayText="🔥 已手撕" w:value="1"/>
+                  <w:listItem w:displayText="✅ 已完成" w:value="2"/>
+                </w:dropDownList>
+                <w:showingPlcHdr w:val="0"/>
+              </w:sdtPr>
+              <w:sdtContent>
+                <w:r>
+                  <w:rPr>
+                    <w:rFonts w:ascii="Microsoft YaHei" w:cs="Microsoft YaHei" w:eastAsia="Microsoft YaHei" w:hAnsi="Microsoft YaHei"/>
+                    <w:b w:val="false"/>
+                    <w:bCs w:val="false"/>
+                    <w:i w:val="false"/>
+                    <w:iCs w:val="false"/>
+                    <w:sz w:val="18"/>
+                    <w:szCs w:val="18"/>
+                  </w:rPr>
+                  <w:t>⬜</w:t>
+                </w:r>
+              </w:sdtContent>
+            </w:sdt>
           </w:p>
         </w:tc>
         <w:tc>
@@ -35330,18 +37520,33 @@
             <w:pPr>
               <w:jc w:val="center"/>
             </w:pPr>
-            <w:r>
-              <w:rPr>
-                <w:rFonts w:ascii="Microsoft YaHei" w:cs="Microsoft YaHei" w:eastAsia="Microsoft YaHei" w:hAnsi="Microsoft YaHei"/>
-                <w:b w:val="false"/>
-                <w:bCs w:val="false"/>
-                <w:i w:val="false"/>
-                <w:iCs w:val="false"/>
-                <w:sz w:val="18"/>
-                <w:szCs w:val="18"/>
-              </w:rPr>
-              <w:t xml:space="preserve">⬜</w:t>
-            </w:r>
+            <w:sdt>
+              <w:sdtPr>
+                <w:alias w:val="状态"/>
+                <w:tag w:val="lc_status_147"/>
+                <w:id w:val="90147"/>
+                <w:dropDownList>
+                  <w:listItem w:displayText="⬜ 未做" w:value="0"/>
+                  <w:listItem w:displayText="🔥 已手撕" w:value="1"/>
+                  <w:listItem w:displayText="✅ 已完成" w:value="2"/>
+                </w:dropDownList>
+                <w:showingPlcHdr w:val="0"/>
+              </w:sdtPr>
+              <w:sdtContent>
+                <w:r>
+                  <w:rPr>
+                    <w:rFonts w:ascii="Microsoft YaHei" w:cs="Microsoft YaHei" w:eastAsia="Microsoft YaHei" w:hAnsi="Microsoft YaHei"/>
+                    <w:b w:val="false"/>
+                    <w:bCs w:val="false"/>
+                    <w:i w:val="false"/>
+                    <w:iCs w:val="false"/>
+                    <w:sz w:val="18"/>
+                    <w:szCs w:val="18"/>
+                  </w:rPr>
+                  <w:t>⬜</w:t>
+                </w:r>
+              </w:sdtContent>
+            </w:sdt>
           </w:p>
         </w:tc>
         <w:tc>
@@ -35538,18 +37743,33 @@
             <w:pPr>
               <w:jc w:val="center"/>
             </w:pPr>
-            <w:r>
-              <w:rPr>
-                <w:rFonts w:ascii="Microsoft YaHei" w:cs="Microsoft YaHei" w:eastAsia="Microsoft YaHei" w:hAnsi="Microsoft YaHei"/>
-                <w:b w:val="false"/>
-                <w:bCs w:val="false"/>
-                <w:i w:val="false"/>
-                <w:iCs w:val="false"/>
-                <w:sz w:val="18"/>
-                <w:szCs w:val="18"/>
-              </w:rPr>
-              <w:t xml:space="preserve">⬜</w:t>
-            </w:r>
+            <w:sdt>
+              <w:sdtPr>
+                <w:alias w:val="状态"/>
+                <w:tag w:val="lc_status_148"/>
+                <w:id w:val="90148"/>
+                <w:dropDownList>
+                  <w:listItem w:displayText="⬜ 未做" w:value="0"/>
+                  <w:listItem w:displayText="🔥 已手撕" w:value="1"/>
+                  <w:listItem w:displayText="✅ 已完成" w:value="2"/>
+                </w:dropDownList>
+                <w:showingPlcHdr w:val="0"/>
+              </w:sdtPr>
+              <w:sdtContent>
+                <w:r>
+                  <w:rPr>
+                    <w:rFonts w:ascii="Microsoft YaHei" w:cs="Microsoft YaHei" w:eastAsia="Microsoft YaHei" w:hAnsi="Microsoft YaHei"/>
+                    <w:b w:val="false"/>
+                    <w:bCs w:val="false"/>
+                    <w:i w:val="false"/>
+                    <w:iCs w:val="false"/>
+                    <w:sz w:val="18"/>
+                    <w:szCs w:val="18"/>
+                  </w:rPr>
+                  <w:t>⬜</w:t>
+                </w:r>
+              </w:sdtContent>
+            </w:sdt>
           </w:p>
         </w:tc>
         <w:tc>
@@ -35746,18 +37966,33 @@
             <w:pPr>
               <w:jc w:val="center"/>
             </w:pPr>
-            <w:r>
-              <w:rPr>
-                <w:rFonts w:ascii="Microsoft YaHei" w:cs="Microsoft YaHei" w:eastAsia="Microsoft YaHei" w:hAnsi="Microsoft YaHei"/>
-                <w:b w:val="false"/>
-                <w:bCs w:val="false"/>
-                <w:i w:val="false"/>
-                <w:iCs w:val="false"/>
-                <w:sz w:val="18"/>
-                <w:szCs w:val="18"/>
-              </w:rPr>
-              <w:t xml:space="preserve">⬜</w:t>
-            </w:r>
+            <w:sdt>
+              <w:sdtPr>
+                <w:alias w:val="状态"/>
+                <w:tag w:val="lc_status_149"/>
+                <w:id w:val="90149"/>
+                <w:dropDownList>
+                  <w:listItem w:displayText="⬜ 未做" w:value="0"/>
+                  <w:listItem w:displayText="🔥 已手撕" w:value="1"/>
+                  <w:listItem w:displayText="✅ 已完成" w:value="2"/>
+                </w:dropDownList>
+                <w:showingPlcHdr w:val="0"/>
+              </w:sdtPr>
+              <w:sdtContent>
+                <w:r>
+                  <w:rPr>
+                    <w:rFonts w:ascii="Microsoft YaHei" w:cs="Microsoft YaHei" w:eastAsia="Microsoft YaHei" w:hAnsi="Microsoft YaHei"/>
+                    <w:b w:val="false"/>
+                    <w:bCs w:val="false"/>
+                    <w:i w:val="false"/>
+                    <w:iCs w:val="false"/>
+                    <w:sz w:val="18"/>
+                    <w:szCs w:val="18"/>
+                  </w:rPr>
+                  <w:t>⬜</w:t>
+                </w:r>
+              </w:sdtContent>
+            </w:sdt>
           </w:p>
         </w:tc>
         <w:tc>
@@ -35954,18 +38189,33 @@
             <w:pPr>
               <w:jc w:val="center"/>
             </w:pPr>
-            <w:r>
-              <w:rPr>
-                <w:rFonts w:ascii="Microsoft YaHei" w:cs="Microsoft YaHei" w:eastAsia="Microsoft YaHei" w:hAnsi="Microsoft YaHei"/>
-                <w:b w:val="false"/>
-                <w:bCs w:val="false"/>
-                <w:i w:val="false"/>
-                <w:iCs w:val="false"/>
-                <w:sz w:val="18"/>
-                <w:szCs w:val="18"/>
-              </w:rPr>
-              <w:t xml:space="preserve">⬜</w:t>
-            </w:r>
+            <w:sdt>
+              <w:sdtPr>
+                <w:alias w:val="状态"/>
+                <w:tag w:val="lc_status_150"/>
+                <w:id w:val="90150"/>
+                <w:dropDownList>
+                  <w:listItem w:displayText="⬜ 未做" w:value="0"/>
+                  <w:listItem w:displayText="🔥 已手撕" w:value="1"/>
+                  <w:listItem w:displayText="✅ 已完成" w:value="2"/>
+                </w:dropDownList>
+                <w:showingPlcHdr w:val="0"/>
+              </w:sdtPr>
+              <w:sdtContent>
+                <w:r>
+                  <w:rPr>
+                    <w:rFonts w:ascii="Microsoft YaHei" w:cs="Microsoft YaHei" w:eastAsia="Microsoft YaHei" w:hAnsi="Microsoft YaHei"/>
+                    <w:b w:val="false"/>
+                    <w:bCs w:val="false"/>
+                    <w:i w:val="false"/>
+                    <w:iCs w:val="false"/>
+                    <w:sz w:val="18"/>
+                    <w:szCs w:val="18"/>
+                  </w:rPr>
+                  <w:t>⬜</w:t>
+                </w:r>
+              </w:sdtContent>
+            </w:sdt>
           </w:p>
         </w:tc>
         <w:tc>
@@ -36162,18 +38412,33 @@
             <w:pPr>
               <w:jc w:val="center"/>
             </w:pPr>
-            <w:r>
-              <w:rPr>
-                <w:rFonts w:ascii="Microsoft YaHei" w:cs="Microsoft YaHei" w:eastAsia="Microsoft YaHei" w:hAnsi="Microsoft YaHei"/>
-                <w:b w:val="false"/>
-                <w:bCs w:val="false"/>
-                <w:i w:val="false"/>
-                <w:iCs w:val="false"/>
-                <w:sz w:val="18"/>
-                <w:szCs w:val="18"/>
-              </w:rPr>
-              <w:t xml:space="preserve">⬜</w:t>
-            </w:r>
+            <w:sdt>
+              <w:sdtPr>
+                <w:alias w:val="状态"/>
+                <w:tag w:val="lc_status_151"/>
+                <w:id w:val="90151"/>
+                <w:dropDownList>
+                  <w:listItem w:displayText="⬜ 未做" w:value="0"/>
+                  <w:listItem w:displayText="🔥 已手撕" w:value="1"/>
+                  <w:listItem w:displayText="✅ 已完成" w:value="2"/>
+                </w:dropDownList>
+                <w:showingPlcHdr w:val="0"/>
+              </w:sdtPr>
+              <w:sdtContent>
+                <w:r>
+                  <w:rPr>
+                    <w:rFonts w:ascii="Microsoft YaHei" w:cs="Microsoft YaHei" w:eastAsia="Microsoft YaHei" w:hAnsi="Microsoft YaHei"/>
+                    <w:b w:val="false"/>
+                    <w:bCs w:val="false"/>
+                    <w:i w:val="false"/>
+                    <w:iCs w:val="false"/>
+                    <w:sz w:val="18"/>
+                    <w:szCs w:val="18"/>
+                  </w:rPr>
+                  <w:t>⬜</w:t>
+                </w:r>
+              </w:sdtContent>
+            </w:sdt>
           </w:p>
         </w:tc>
         <w:tc>
@@ -36370,18 +38635,33 @@
             <w:pPr>
               <w:jc w:val="center"/>
             </w:pPr>
-            <w:r>
-              <w:rPr>
-                <w:rFonts w:ascii="Microsoft YaHei" w:cs="Microsoft YaHei" w:eastAsia="Microsoft YaHei" w:hAnsi="Microsoft YaHei"/>
-                <w:b w:val="false"/>
-                <w:bCs w:val="false"/>
-                <w:i w:val="false"/>
-                <w:iCs w:val="false"/>
-                <w:sz w:val="18"/>
-                <w:szCs w:val="18"/>
-              </w:rPr>
-              <w:t xml:space="preserve">⬜</w:t>
-            </w:r>
+            <w:sdt>
+              <w:sdtPr>
+                <w:alias w:val="状态"/>
+                <w:tag w:val="lc_status_152"/>
+                <w:id w:val="90152"/>
+                <w:dropDownList>
+                  <w:listItem w:displayText="⬜ 未做" w:value="0"/>
+                  <w:listItem w:displayText="🔥 已手撕" w:value="1"/>
+                  <w:listItem w:displayText="✅ 已完成" w:value="2"/>
+                </w:dropDownList>
+                <w:showingPlcHdr w:val="0"/>
+              </w:sdtPr>
+              <w:sdtContent>
+                <w:r>
+                  <w:rPr>
+                    <w:rFonts w:ascii="Microsoft YaHei" w:cs="Microsoft YaHei" w:eastAsia="Microsoft YaHei" w:hAnsi="Microsoft YaHei"/>
+                    <w:b w:val="false"/>
+                    <w:bCs w:val="false"/>
+                    <w:i w:val="false"/>
+                    <w:iCs w:val="false"/>
+                    <w:sz w:val="18"/>
+                    <w:szCs w:val="18"/>
+                  </w:rPr>
+                  <w:t>⬜</w:t>
+                </w:r>
+              </w:sdtContent>
+            </w:sdt>
           </w:p>
         </w:tc>
         <w:tc>
@@ -36885,18 +39165,33 @@
             <w:pPr>
               <w:jc w:val="center"/>
             </w:pPr>
-            <w:r>
-              <w:rPr>
-                <w:rFonts w:ascii="Microsoft YaHei" w:cs="Microsoft YaHei" w:eastAsia="Microsoft YaHei" w:hAnsi="Microsoft YaHei"/>
-                <w:b w:val="false"/>
-                <w:bCs w:val="false"/>
-                <w:i w:val="false"/>
-                <w:iCs w:val="false"/>
-                <w:sz w:val="18"/>
-                <w:szCs w:val="18"/>
-              </w:rPr>
-              <w:t xml:space="preserve">⬜</w:t>
-            </w:r>
+            <w:sdt>
+              <w:sdtPr>
+                <w:alias w:val="状态"/>
+                <w:tag w:val="lc_status_153"/>
+                <w:id w:val="90153"/>
+                <w:dropDownList>
+                  <w:listItem w:displayText="⬜ 未做" w:value="0"/>
+                  <w:listItem w:displayText="🔥 已手撕" w:value="1"/>
+                  <w:listItem w:displayText="✅ 已完成" w:value="2"/>
+                </w:dropDownList>
+                <w:showingPlcHdr w:val="0"/>
+              </w:sdtPr>
+              <w:sdtContent>
+                <w:r>
+                  <w:rPr>
+                    <w:rFonts w:ascii="Microsoft YaHei" w:cs="Microsoft YaHei" w:eastAsia="Microsoft YaHei" w:hAnsi="Microsoft YaHei"/>
+                    <w:b w:val="false"/>
+                    <w:bCs w:val="false"/>
+                    <w:i w:val="false"/>
+                    <w:iCs w:val="false"/>
+                    <w:sz w:val="18"/>
+                    <w:szCs w:val="18"/>
+                  </w:rPr>
+                  <w:t>⬜</w:t>
+                </w:r>
+              </w:sdtContent>
+            </w:sdt>
           </w:p>
         </w:tc>
         <w:tc>
@@ -37093,18 +39388,33 @@
             <w:pPr>
               <w:jc w:val="center"/>
             </w:pPr>
-            <w:r>
-              <w:rPr>
-                <w:rFonts w:ascii="Microsoft YaHei" w:cs="Microsoft YaHei" w:eastAsia="Microsoft YaHei" w:hAnsi="Microsoft YaHei"/>
-                <w:b w:val="false"/>
-                <w:bCs w:val="false"/>
-                <w:i w:val="false"/>
-                <w:iCs w:val="false"/>
-                <w:sz w:val="18"/>
-                <w:szCs w:val="18"/>
-              </w:rPr>
-              <w:t xml:space="preserve">⬜</w:t>
-            </w:r>
+            <w:sdt>
+              <w:sdtPr>
+                <w:alias w:val="状态"/>
+                <w:tag w:val="lc_status_154"/>
+                <w:id w:val="90154"/>
+                <w:dropDownList>
+                  <w:listItem w:displayText="⬜ 未做" w:value="0"/>
+                  <w:listItem w:displayText="🔥 已手撕" w:value="1"/>
+                  <w:listItem w:displayText="✅ 已完成" w:value="2"/>
+                </w:dropDownList>
+                <w:showingPlcHdr w:val="0"/>
+              </w:sdtPr>
+              <w:sdtContent>
+                <w:r>
+                  <w:rPr>
+                    <w:rFonts w:ascii="Microsoft YaHei" w:cs="Microsoft YaHei" w:eastAsia="Microsoft YaHei" w:hAnsi="Microsoft YaHei"/>
+                    <w:b w:val="false"/>
+                    <w:bCs w:val="false"/>
+                    <w:i w:val="false"/>
+                    <w:iCs w:val="false"/>
+                    <w:sz w:val="18"/>
+                    <w:szCs w:val="18"/>
+                  </w:rPr>
+                  <w:t>⬜</w:t>
+                </w:r>
+              </w:sdtContent>
+            </w:sdt>
           </w:p>
         </w:tc>
         <w:tc>
@@ -37301,18 +39611,33 @@
             <w:pPr>
               <w:jc w:val="center"/>
             </w:pPr>
-            <w:r>
-              <w:rPr>
-                <w:rFonts w:ascii="Microsoft YaHei" w:cs="Microsoft YaHei" w:eastAsia="Microsoft YaHei" w:hAnsi="Microsoft YaHei"/>
-                <w:b w:val="false"/>
-                <w:bCs w:val="false"/>
-                <w:i w:val="false"/>
-                <w:iCs w:val="false"/>
-                <w:sz w:val="18"/>
-                <w:szCs w:val="18"/>
-              </w:rPr>
-              <w:t xml:space="preserve">⬜</w:t>
-            </w:r>
+            <w:sdt>
+              <w:sdtPr>
+                <w:alias w:val="状态"/>
+                <w:tag w:val="lc_status_155"/>
+                <w:id w:val="90155"/>
+                <w:dropDownList>
+                  <w:listItem w:displayText="⬜ 未做" w:value="0"/>
+                  <w:listItem w:displayText="🔥 已手撕" w:value="1"/>
+                  <w:listItem w:displayText="✅ 已完成" w:value="2"/>
+                </w:dropDownList>
+                <w:showingPlcHdr w:val="0"/>
+              </w:sdtPr>
+              <w:sdtContent>
+                <w:r>
+                  <w:rPr>
+                    <w:rFonts w:ascii="Microsoft YaHei" w:cs="Microsoft YaHei" w:eastAsia="Microsoft YaHei" w:hAnsi="Microsoft YaHei"/>
+                    <w:b w:val="false"/>
+                    <w:bCs w:val="false"/>
+                    <w:i w:val="false"/>
+                    <w:iCs w:val="false"/>
+                    <w:sz w:val="18"/>
+                    <w:szCs w:val="18"/>
+                  </w:rPr>
+                  <w:t>⬜</w:t>
+                </w:r>
+              </w:sdtContent>
+            </w:sdt>
           </w:p>
         </w:tc>
         <w:tc>
@@ -37509,18 +39834,33 @@
             <w:pPr>
               <w:jc w:val="center"/>
             </w:pPr>
-            <w:r>
-              <w:rPr>
-                <w:rFonts w:ascii="Microsoft YaHei" w:cs="Microsoft YaHei" w:eastAsia="Microsoft YaHei" w:hAnsi="Microsoft YaHei"/>
-                <w:b w:val="false"/>
-                <w:bCs w:val="false"/>
-                <w:i w:val="false"/>
-                <w:iCs w:val="false"/>
-                <w:sz w:val="18"/>
-                <w:szCs w:val="18"/>
-              </w:rPr>
-              <w:t xml:space="preserve">⬜</w:t>
-            </w:r>
+            <w:sdt>
+              <w:sdtPr>
+                <w:alias w:val="状态"/>
+                <w:tag w:val="lc_status_156"/>
+                <w:id w:val="90156"/>
+                <w:dropDownList>
+                  <w:listItem w:displayText="⬜ 未做" w:value="0"/>
+                  <w:listItem w:displayText="🔥 已手撕" w:value="1"/>
+                  <w:listItem w:displayText="✅ 已完成" w:value="2"/>
+                </w:dropDownList>
+                <w:showingPlcHdr w:val="0"/>
+              </w:sdtPr>
+              <w:sdtContent>
+                <w:r>
+                  <w:rPr>
+                    <w:rFonts w:ascii="Microsoft YaHei" w:cs="Microsoft YaHei" w:eastAsia="Microsoft YaHei" w:hAnsi="Microsoft YaHei"/>
+                    <w:b w:val="false"/>
+                    <w:bCs w:val="false"/>
+                    <w:i w:val="false"/>
+                    <w:iCs w:val="false"/>
+                    <w:sz w:val="18"/>
+                    <w:szCs w:val="18"/>
+                  </w:rPr>
+                  <w:t>⬜</w:t>
+                </w:r>
+              </w:sdtContent>
+            </w:sdt>
           </w:p>
         </w:tc>
         <w:tc>
@@ -37717,18 +40057,33 @@
             <w:pPr>
               <w:jc w:val="center"/>
             </w:pPr>
-            <w:r>
-              <w:rPr>
-                <w:rFonts w:ascii="Microsoft YaHei" w:cs="Microsoft YaHei" w:eastAsia="Microsoft YaHei" w:hAnsi="Microsoft YaHei"/>
-                <w:b w:val="false"/>
-                <w:bCs w:val="false"/>
-                <w:i w:val="false"/>
-                <w:iCs w:val="false"/>
-                <w:sz w:val="18"/>
-                <w:szCs w:val="18"/>
-              </w:rPr>
-              <w:t xml:space="preserve">⬜</w:t>
-            </w:r>
+            <w:sdt>
+              <w:sdtPr>
+                <w:alias w:val="状态"/>
+                <w:tag w:val="lc_status_157"/>
+                <w:id w:val="90157"/>
+                <w:dropDownList>
+                  <w:listItem w:displayText="⬜ 未做" w:value="0"/>
+                  <w:listItem w:displayText="🔥 已手撕" w:value="1"/>
+                  <w:listItem w:displayText="✅ 已完成" w:value="2"/>
+                </w:dropDownList>
+                <w:showingPlcHdr w:val="0"/>
+              </w:sdtPr>
+              <w:sdtContent>
+                <w:r>
+                  <w:rPr>
+                    <w:rFonts w:ascii="Microsoft YaHei" w:cs="Microsoft YaHei" w:eastAsia="Microsoft YaHei" w:hAnsi="Microsoft YaHei"/>
+                    <w:b w:val="false"/>
+                    <w:bCs w:val="false"/>
+                    <w:i w:val="false"/>
+                    <w:iCs w:val="false"/>
+                    <w:sz w:val="18"/>
+                    <w:szCs w:val="18"/>
+                  </w:rPr>
+                  <w:t>⬜</w:t>
+                </w:r>
+              </w:sdtContent>
+            </w:sdt>
           </w:p>
         </w:tc>
         <w:tc>
@@ -37925,18 +40280,33 @@
             <w:pPr>
               <w:jc w:val="center"/>
             </w:pPr>
-            <w:r>
-              <w:rPr>
-                <w:rFonts w:ascii="Microsoft YaHei" w:cs="Microsoft YaHei" w:eastAsia="Microsoft YaHei" w:hAnsi="Microsoft YaHei"/>
-                <w:b w:val="false"/>
-                <w:bCs w:val="false"/>
-                <w:i w:val="false"/>
-                <w:iCs w:val="false"/>
-                <w:sz w:val="18"/>
-                <w:szCs w:val="18"/>
-              </w:rPr>
-              <w:t xml:space="preserve">⬜</w:t>
-            </w:r>
+            <w:sdt>
+              <w:sdtPr>
+                <w:alias w:val="状态"/>
+                <w:tag w:val="lc_status_158"/>
+                <w:id w:val="90158"/>
+                <w:dropDownList>
+                  <w:listItem w:displayText="⬜ 未做" w:value="0"/>
+                  <w:listItem w:displayText="🔥 已手撕" w:value="1"/>
+                  <w:listItem w:displayText="✅ 已完成" w:value="2"/>
+                </w:dropDownList>
+                <w:showingPlcHdr w:val="0"/>
+              </w:sdtPr>
+              <w:sdtContent>
+                <w:r>
+                  <w:rPr>
+                    <w:rFonts w:ascii="Microsoft YaHei" w:cs="Microsoft YaHei" w:eastAsia="Microsoft YaHei" w:hAnsi="Microsoft YaHei"/>
+                    <w:b w:val="false"/>
+                    <w:bCs w:val="false"/>
+                    <w:i w:val="false"/>
+                    <w:iCs w:val="false"/>
+                    <w:sz w:val="18"/>
+                    <w:szCs w:val="18"/>
+                  </w:rPr>
+                  <w:t>⬜</w:t>
+                </w:r>
+              </w:sdtContent>
+            </w:sdt>
           </w:p>
         </w:tc>
         <w:tc>
@@ -38133,18 +40503,33 @@
             <w:pPr>
               <w:jc w:val="center"/>
             </w:pPr>
-            <w:r>
-              <w:rPr>
-                <w:rFonts w:ascii="Microsoft YaHei" w:cs="Microsoft YaHei" w:eastAsia="Microsoft YaHei" w:hAnsi="Microsoft YaHei"/>
-                <w:b w:val="false"/>
-                <w:bCs w:val="false"/>
-                <w:i w:val="false"/>
-                <w:iCs w:val="false"/>
-                <w:sz w:val="18"/>
-                <w:szCs w:val="18"/>
-              </w:rPr>
-              <w:t xml:space="preserve">⬜</w:t>
-            </w:r>
+            <w:sdt>
+              <w:sdtPr>
+                <w:alias w:val="状态"/>
+                <w:tag w:val="lc_status_159"/>
+                <w:id w:val="90159"/>
+                <w:dropDownList>
+                  <w:listItem w:displayText="⬜ 未做" w:value="0"/>
+                  <w:listItem w:displayText="🔥 已手撕" w:value="1"/>
+                  <w:listItem w:displayText="✅ 已完成" w:value="2"/>
+                </w:dropDownList>
+                <w:showingPlcHdr w:val="0"/>
+              </w:sdtPr>
+              <w:sdtContent>
+                <w:r>
+                  <w:rPr>
+                    <w:rFonts w:ascii="Microsoft YaHei" w:cs="Microsoft YaHei" w:eastAsia="Microsoft YaHei" w:hAnsi="Microsoft YaHei"/>
+                    <w:b w:val="false"/>
+                    <w:bCs w:val="false"/>
+                    <w:i w:val="false"/>
+                    <w:iCs w:val="false"/>
+                    <w:sz w:val="18"/>
+                    <w:szCs w:val="18"/>
+                  </w:rPr>
+                  <w:t>⬜</w:t>
+                </w:r>
+              </w:sdtContent>
+            </w:sdt>
           </w:p>
         </w:tc>
         <w:tc>
@@ -38341,18 +40726,33 @@
             <w:pPr>
               <w:jc w:val="center"/>
             </w:pPr>
-            <w:r>
-              <w:rPr>
-                <w:rFonts w:ascii="Microsoft YaHei" w:cs="Microsoft YaHei" w:eastAsia="Microsoft YaHei" w:hAnsi="Microsoft YaHei"/>
-                <w:b w:val="false"/>
-                <w:bCs w:val="false"/>
-                <w:i w:val="false"/>
-                <w:iCs w:val="false"/>
-                <w:sz w:val="18"/>
-                <w:szCs w:val="18"/>
-              </w:rPr>
-              <w:t xml:space="preserve">⬜</w:t>
-            </w:r>
+            <w:sdt>
+              <w:sdtPr>
+                <w:alias w:val="状态"/>
+                <w:tag w:val="lc_status_160"/>
+                <w:id w:val="90160"/>
+                <w:dropDownList>
+                  <w:listItem w:displayText="⬜ 未做" w:value="0"/>
+                  <w:listItem w:displayText="🔥 已手撕" w:value="1"/>
+                  <w:listItem w:displayText="✅ 已完成" w:value="2"/>
+                </w:dropDownList>
+                <w:showingPlcHdr w:val="0"/>
+              </w:sdtPr>
+              <w:sdtContent>
+                <w:r>
+                  <w:rPr>
+                    <w:rFonts w:ascii="Microsoft YaHei" w:cs="Microsoft YaHei" w:eastAsia="Microsoft YaHei" w:hAnsi="Microsoft YaHei"/>
+                    <w:b w:val="false"/>
+                    <w:bCs w:val="false"/>
+                    <w:i w:val="false"/>
+                    <w:iCs w:val="false"/>
+                    <w:sz w:val="18"/>
+                    <w:szCs w:val="18"/>
+                  </w:rPr>
+                  <w:t>⬜</w:t>
+                </w:r>
+              </w:sdtContent>
+            </w:sdt>
           </w:p>
         </w:tc>
         <w:tc>
@@ -38856,18 +41256,33 @@
             <w:pPr>
               <w:jc w:val="center"/>
             </w:pPr>
-            <w:r>
-              <w:rPr>
-                <w:rFonts w:ascii="Microsoft YaHei" w:cs="Microsoft YaHei" w:eastAsia="Microsoft YaHei" w:hAnsi="Microsoft YaHei"/>
-                <w:b w:val="false"/>
-                <w:bCs w:val="false"/>
-                <w:i w:val="false"/>
-                <w:iCs w:val="false"/>
-                <w:sz w:val="18"/>
-                <w:szCs w:val="18"/>
-              </w:rPr>
-              <w:t xml:space="preserve">⬜</w:t>
-            </w:r>
+            <w:sdt>
+              <w:sdtPr>
+                <w:alias w:val="状态"/>
+                <w:tag w:val="lc_status_161"/>
+                <w:id w:val="90161"/>
+                <w:dropDownList>
+                  <w:listItem w:displayText="⬜ 未做" w:value="0"/>
+                  <w:listItem w:displayText="🔥 已手撕" w:value="1"/>
+                  <w:listItem w:displayText="✅ 已完成" w:value="2"/>
+                </w:dropDownList>
+                <w:showingPlcHdr w:val="0"/>
+              </w:sdtPr>
+              <w:sdtContent>
+                <w:r>
+                  <w:rPr>
+                    <w:rFonts w:ascii="Microsoft YaHei" w:cs="Microsoft YaHei" w:eastAsia="Microsoft YaHei" w:hAnsi="Microsoft YaHei"/>
+                    <w:b w:val="false"/>
+                    <w:bCs w:val="false"/>
+                    <w:i w:val="false"/>
+                    <w:iCs w:val="false"/>
+                    <w:sz w:val="18"/>
+                    <w:szCs w:val="18"/>
+                  </w:rPr>
+                  <w:t>⬜</w:t>
+                </w:r>
+              </w:sdtContent>
+            </w:sdt>
           </w:p>
         </w:tc>
         <w:tc>
@@ -39064,18 +41479,33 @@
             <w:pPr>
               <w:jc w:val="center"/>
             </w:pPr>
-            <w:r>
-              <w:rPr>
-                <w:rFonts w:ascii="Microsoft YaHei" w:cs="Microsoft YaHei" w:eastAsia="Microsoft YaHei" w:hAnsi="Microsoft YaHei"/>
-                <w:b w:val="false"/>
-                <w:bCs w:val="false"/>
-                <w:i w:val="false"/>
-                <w:iCs w:val="false"/>
-                <w:sz w:val="18"/>
-                <w:szCs w:val="18"/>
-              </w:rPr>
-              <w:t xml:space="preserve">⬜</w:t>
-            </w:r>
+            <w:sdt>
+              <w:sdtPr>
+                <w:alias w:val="状态"/>
+                <w:tag w:val="lc_status_162"/>
+                <w:id w:val="90162"/>
+                <w:dropDownList>
+                  <w:listItem w:displayText="⬜ 未做" w:value="0"/>
+                  <w:listItem w:displayText="🔥 已手撕" w:value="1"/>
+                  <w:listItem w:displayText="✅ 已完成" w:value="2"/>
+                </w:dropDownList>
+                <w:showingPlcHdr w:val="0"/>
+              </w:sdtPr>
+              <w:sdtContent>
+                <w:r>
+                  <w:rPr>
+                    <w:rFonts w:ascii="Microsoft YaHei" w:cs="Microsoft YaHei" w:eastAsia="Microsoft YaHei" w:hAnsi="Microsoft YaHei"/>
+                    <w:b w:val="false"/>
+                    <w:bCs w:val="false"/>
+                    <w:i w:val="false"/>
+                    <w:iCs w:val="false"/>
+                    <w:sz w:val="18"/>
+                    <w:szCs w:val="18"/>
+                  </w:rPr>
+                  <w:t>⬜</w:t>
+                </w:r>
+              </w:sdtContent>
+            </w:sdt>
           </w:p>
         </w:tc>
         <w:tc>
@@ -39272,18 +41702,33 @@
             <w:pPr>
               <w:jc w:val="center"/>
             </w:pPr>
-            <w:r>
-              <w:rPr>
-                <w:rFonts w:ascii="Microsoft YaHei" w:cs="Microsoft YaHei" w:eastAsia="Microsoft YaHei" w:hAnsi="Microsoft YaHei"/>
-                <w:b w:val="false"/>
-                <w:bCs w:val="false"/>
-                <w:i w:val="false"/>
-                <w:iCs w:val="false"/>
-                <w:sz w:val="18"/>
-                <w:szCs w:val="18"/>
-              </w:rPr>
-              <w:t xml:space="preserve">⬜</w:t>
-            </w:r>
+            <w:sdt>
+              <w:sdtPr>
+                <w:alias w:val="状态"/>
+                <w:tag w:val="lc_status_163"/>
+                <w:id w:val="90163"/>
+                <w:dropDownList>
+                  <w:listItem w:displayText="⬜ 未做" w:value="0"/>
+                  <w:listItem w:displayText="🔥 已手撕" w:value="1"/>
+                  <w:listItem w:displayText="✅ 已完成" w:value="2"/>
+                </w:dropDownList>
+                <w:showingPlcHdr w:val="0"/>
+              </w:sdtPr>
+              <w:sdtContent>
+                <w:r>
+                  <w:rPr>
+                    <w:rFonts w:ascii="Microsoft YaHei" w:cs="Microsoft YaHei" w:eastAsia="Microsoft YaHei" w:hAnsi="Microsoft YaHei"/>
+                    <w:b w:val="false"/>
+                    <w:bCs w:val="false"/>
+                    <w:i w:val="false"/>
+                    <w:iCs w:val="false"/>
+                    <w:sz w:val="18"/>
+                    <w:szCs w:val="18"/>
+                  </w:rPr>
+                  <w:t>⬜</w:t>
+                </w:r>
+              </w:sdtContent>
+            </w:sdt>
           </w:p>
         </w:tc>
         <w:tc>
@@ -39480,18 +41925,33 @@
             <w:pPr>
               <w:jc w:val="center"/>
             </w:pPr>
-            <w:r>
-              <w:rPr>
-                <w:rFonts w:ascii="Microsoft YaHei" w:cs="Microsoft YaHei" w:eastAsia="Microsoft YaHei" w:hAnsi="Microsoft YaHei"/>
-                <w:b w:val="false"/>
-                <w:bCs w:val="false"/>
-                <w:i w:val="false"/>
-                <w:iCs w:val="false"/>
-                <w:sz w:val="18"/>
-                <w:szCs w:val="18"/>
-              </w:rPr>
-              <w:t xml:space="preserve">⬜</w:t>
-            </w:r>
+            <w:sdt>
+              <w:sdtPr>
+                <w:alias w:val="状态"/>
+                <w:tag w:val="lc_status_164"/>
+                <w:id w:val="90164"/>
+                <w:dropDownList>
+                  <w:listItem w:displayText="⬜ 未做" w:value="0"/>
+                  <w:listItem w:displayText="🔥 已手撕" w:value="1"/>
+                  <w:listItem w:displayText="✅ 已完成" w:value="2"/>
+                </w:dropDownList>
+                <w:showingPlcHdr w:val="0"/>
+              </w:sdtPr>
+              <w:sdtContent>
+                <w:r>
+                  <w:rPr>
+                    <w:rFonts w:ascii="Microsoft YaHei" w:cs="Microsoft YaHei" w:eastAsia="Microsoft YaHei" w:hAnsi="Microsoft YaHei"/>
+                    <w:b w:val="false"/>
+                    <w:bCs w:val="false"/>
+                    <w:i w:val="false"/>
+                    <w:iCs w:val="false"/>
+                    <w:sz w:val="18"/>
+                    <w:szCs w:val="18"/>
+                  </w:rPr>
+                  <w:t>⬜</w:t>
+                </w:r>
+              </w:sdtContent>
+            </w:sdt>
           </w:p>
         </w:tc>
         <w:tc>
@@ -39688,18 +42148,33 @@
             <w:pPr>
               <w:jc w:val="center"/>
             </w:pPr>
-            <w:r>
-              <w:rPr>
-                <w:rFonts w:ascii="Microsoft YaHei" w:cs="Microsoft YaHei" w:eastAsia="Microsoft YaHei" w:hAnsi="Microsoft YaHei"/>
-                <w:b w:val="false"/>
-                <w:bCs w:val="false"/>
-                <w:i w:val="false"/>
-                <w:iCs w:val="false"/>
-                <w:sz w:val="18"/>
-                <w:szCs w:val="18"/>
-              </w:rPr>
-              <w:t xml:space="preserve">⬜</w:t>
-            </w:r>
+            <w:sdt>
+              <w:sdtPr>
+                <w:alias w:val="状态"/>
+                <w:tag w:val="lc_status_165"/>
+                <w:id w:val="90165"/>
+                <w:dropDownList>
+                  <w:listItem w:displayText="⬜ 未做" w:value="0"/>
+                  <w:listItem w:displayText="🔥 已手撕" w:value="1"/>
+                  <w:listItem w:displayText="✅ 已完成" w:value="2"/>
+                </w:dropDownList>
+                <w:showingPlcHdr w:val="0"/>
+              </w:sdtPr>
+              <w:sdtContent>
+                <w:r>
+                  <w:rPr>
+                    <w:rFonts w:ascii="Microsoft YaHei" w:cs="Microsoft YaHei" w:eastAsia="Microsoft YaHei" w:hAnsi="Microsoft YaHei"/>
+                    <w:b w:val="false"/>
+                    <w:bCs w:val="false"/>
+                    <w:i w:val="false"/>
+                    <w:iCs w:val="false"/>
+                    <w:sz w:val="18"/>
+                    <w:szCs w:val="18"/>
+                  </w:rPr>
+                  <w:t>⬜</w:t>
+                </w:r>
+              </w:sdtContent>
+            </w:sdt>
           </w:p>
         </w:tc>
         <w:tc>
@@ -39896,18 +42371,33 @@
             <w:pPr>
               <w:jc w:val="center"/>
             </w:pPr>
-            <w:r>
-              <w:rPr>
-                <w:rFonts w:ascii="Microsoft YaHei" w:cs="Microsoft YaHei" w:eastAsia="Microsoft YaHei" w:hAnsi="Microsoft YaHei"/>
-                <w:b w:val="false"/>
-                <w:bCs w:val="false"/>
-                <w:i w:val="false"/>
-                <w:iCs w:val="false"/>
-                <w:sz w:val="18"/>
-                <w:szCs w:val="18"/>
-              </w:rPr>
-              <w:t xml:space="preserve">⬜</w:t>
-            </w:r>
+            <w:sdt>
+              <w:sdtPr>
+                <w:alias w:val="状态"/>
+                <w:tag w:val="lc_status_166"/>
+                <w:id w:val="90166"/>
+                <w:dropDownList>
+                  <w:listItem w:displayText="⬜ 未做" w:value="0"/>
+                  <w:listItem w:displayText="🔥 已手撕" w:value="1"/>
+                  <w:listItem w:displayText="✅ 已完成" w:value="2"/>
+                </w:dropDownList>
+                <w:showingPlcHdr w:val="0"/>
+              </w:sdtPr>
+              <w:sdtContent>
+                <w:r>
+                  <w:rPr>
+                    <w:rFonts w:ascii="Microsoft YaHei" w:cs="Microsoft YaHei" w:eastAsia="Microsoft YaHei" w:hAnsi="Microsoft YaHei"/>
+                    <w:b w:val="false"/>
+                    <w:bCs w:val="false"/>
+                    <w:i w:val="false"/>
+                    <w:iCs w:val="false"/>
+                    <w:sz w:val="18"/>
+                    <w:szCs w:val="18"/>
+                  </w:rPr>
+                  <w:t>⬜</w:t>
+                </w:r>
+              </w:sdtContent>
+            </w:sdt>
           </w:p>
         </w:tc>
         <w:tc>
@@ -40411,18 +42901,33 @@
             <w:pPr>
               <w:jc w:val="center"/>
             </w:pPr>
-            <w:r>
-              <w:rPr>
-                <w:rFonts w:ascii="Microsoft YaHei" w:cs="Microsoft YaHei" w:eastAsia="Microsoft YaHei" w:hAnsi="Microsoft YaHei"/>
-                <w:b w:val="false"/>
-                <w:bCs w:val="false"/>
-                <w:i w:val="false"/>
-                <w:iCs w:val="false"/>
-                <w:sz w:val="18"/>
-                <w:szCs w:val="18"/>
-              </w:rPr>
-              <w:t xml:space="preserve">⬜</w:t>
-            </w:r>
+            <w:sdt>
+              <w:sdtPr>
+                <w:alias w:val="状态"/>
+                <w:tag w:val="lc_status_167"/>
+                <w:id w:val="90167"/>
+                <w:dropDownList>
+                  <w:listItem w:displayText="⬜ 未做" w:value="0"/>
+                  <w:listItem w:displayText="🔥 已手撕" w:value="1"/>
+                  <w:listItem w:displayText="✅ 已完成" w:value="2"/>
+                </w:dropDownList>
+                <w:showingPlcHdr w:val="0"/>
+              </w:sdtPr>
+              <w:sdtContent>
+                <w:r>
+                  <w:rPr>
+                    <w:rFonts w:ascii="Microsoft YaHei" w:cs="Microsoft YaHei" w:eastAsia="Microsoft YaHei" w:hAnsi="Microsoft YaHei"/>
+                    <w:b w:val="false"/>
+                    <w:bCs w:val="false"/>
+                    <w:i w:val="false"/>
+                    <w:iCs w:val="false"/>
+                    <w:sz w:val="18"/>
+                    <w:szCs w:val="18"/>
+                  </w:rPr>
+                  <w:t>⬜</w:t>
+                </w:r>
+              </w:sdtContent>
+            </w:sdt>
           </w:p>
         </w:tc>
         <w:tc>
@@ -40619,18 +43124,33 @@
             <w:pPr>
               <w:jc w:val="center"/>
             </w:pPr>
-            <w:r>
-              <w:rPr>
-                <w:rFonts w:ascii="Microsoft YaHei" w:cs="Microsoft YaHei" w:eastAsia="Microsoft YaHei" w:hAnsi="Microsoft YaHei"/>
-                <w:b w:val="false"/>
-                <w:bCs w:val="false"/>
-                <w:i w:val="false"/>
-                <w:iCs w:val="false"/>
-                <w:sz w:val="18"/>
-                <w:szCs w:val="18"/>
-              </w:rPr>
-              <w:t xml:space="preserve">⬜</w:t>
-            </w:r>
+            <w:sdt>
+              <w:sdtPr>
+                <w:alias w:val="状态"/>
+                <w:tag w:val="lc_status_168"/>
+                <w:id w:val="90168"/>
+                <w:dropDownList>
+                  <w:listItem w:displayText="⬜ 未做" w:value="0"/>
+                  <w:listItem w:displayText="🔥 已手撕" w:value="1"/>
+                  <w:listItem w:displayText="✅ 已完成" w:value="2"/>
+                </w:dropDownList>
+                <w:showingPlcHdr w:val="0"/>
+              </w:sdtPr>
+              <w:sdtContent>
+                <w:r>
+                  <w:rPr>
+                    <w:rFonts w:ascii="Microsoft YaHei" w:cs="Microsoft YaHei" w:eastAsia="Microsoft YaHei" w:hAnsi="Microsoft YaHei"/>
+                    <w:b w:val="false"/>
+                    <w:bCs w:val="false"/>
+                    <w:i w:val="false"/>
+                    <w:iCs w:val="false"/>
+                    <w:sz w:val="18"/>
+                    <w:szCs w:val="18"/>
+                  </w:rPr>
+                  <w:t>⬜</w:t>
+                </w:r>
+              </w:sdtContent>
+            </w:sdt>
           </w:p>
         </w:tc>
         <w:tc>
@@ -40827,18 +43347,33 @@
             <w:pPr>
               <w:jc w:val="center"/>
             </w:pPr>
-            <w:r>
-              <w:rPr>
-                <w:rFonts w:ascii="Microsoft YaHei" w:cs="Microsoft YaHei" w:eastAsia="Microsoft YaHei" w:hAnsi="Microsoft YaHei"/>
-                <w:b w:val="false"/>
-                <w:bCs w:val="false"/>
-                <w:i w:val="false"/>
-                <w:iCs w:val="false"/>
-                <w:sz w:val="18"/>
-                <w:szCs w:val="18"/>
-              </w:rPr>
-              <w:t xml:space="preserve">⬜</w:t>
-            </w:r>
+            <w:sdt>
+              <w:sdtPr>
+                <w:alias w:val="状态"/>
+                <w:tag w:val="lc_status_169"/>
+                <w:id w:val="90169"/>
+                <w:dropDownList>
+                  <w:listItem w:displayText="⬜ 未做" w:value="0"/>
+                  <w:listItem w:displayText="🔥 已手撕" w:value="1"/>
+                  <w:listItem w:displayText="✅ 已完成" w:value="2"/>
+                </w:dropDownList>
+                <w:showingPlcHdr w:val="0"/>
+              </w:sdtPr>
+              <w:sdtContent>
+                <w:r>
+                  <w:rPr>
+                    <w:rFonts w:ascii="Microsoft YaHei" w:cs="Microsoft YaHei" w:eastAsia="Microsoft YaHei" w:hAnsi="Microsoft YaHei"/>
+                    <w:b w:val="false"/>
+                    <w:bCs w:val="false"/>
+                    <w:i w:val="false"/>
+                    <w:iCs w:val="false"/>
+                    <w:sz w:val="18"/>
+                    <w:szCs w:val="18"/>
+                  </w:rPr>
+                  <w:t>⬜</w:t>
+                </w:r>
+              </w:sdtContent>
+            </w:sdt>
           </w:p>
         </w:tc>
         <w:tc>
@@ -41035,18 +43570,33 @@
             <w:pPr>
               <w:jc w:val="center"/>
             </w:pPr>
-            <w:r>
-              <w:rPr>
-                <w:rFonts w:ascii="Microsoft YaHei" w:cs="Microsoft YaHei" w:eastAsia="Microsoft YaHei" w:hAnsi="Microsoft YaHei"/>
-                <w:b w:val="false"/>
-                <w:bCs w:val="false"/>
-                <w:i w:val="false"/>
-                <w:iCs w:val="false"/>
-                <w:sz w:val="18"/>
-                <w:szCs w:val="18"/>
-              </w:rPr>
-              <w:t xml:space="preserve">⬜</w:t>
-            </w:r>
+            <w:sdt>
+              <w:sdtPr>
+                <w:alias w:val="状态"/>
+                <w:tag w:val="lc_status_170"/>
+                <w:id w:val="90170"/>
+                <w:dropDownList>
+                  <w:listItem w:displayText="⬜ 未做" w:value="0"/>
+                  <w:listItem w:displayText="🔥 已手撕" w:value="1"/>
+                  <w:listItem w:displayText="✅ 已完成" w:value="2"/>
+                </w:dropDownList>
+                <w:showingPlcHdr w:val="0"/>
+              </w:sdtPr>
+              <w:sdtContent>
+                <w:r>
+                  <w:rPr>
+                    <w:rFonts w:ascii="Microsoft YaHei" w:cs="Microsoft YaHei" w:eastAsia="Microsoft YaHei" w:hAnsi="Microsoft YaHei"/>
+                    <w:b w:val="false"/>
+                    <w:bCs w:val="false"/>
+                    <w:i w:val="false"/>
+                    <w:iCs w:val="false"/>
+                    <w:sz w:val="18"/>
+                    <w:szCs w:val="18"/>
+                  </w:rPr>
+                  <w:t>⬜</w:t>
+                </w:r>
+              </w:sdtContent>
+            </w:sdt>
           </w:p>
         </w:tc>
         <w:tc>
@@ -41243,18 +43793,33 @@
             <w:pPr>
               <w:jc w:val="center"/>
             </w:pPr>
-            <w:r>
-              <w:rPr>
-                <w:rFonts w:ascii="Microsoft YaHei" w:cs="Microsoft YaHei" w:eastAsia="Microsoft YaHei" w:hAnsi="Microsoft YaHei"/>
-                <w:b w:val="false"/>
-                <w:bCs w:val="false"/>
-                <w:i w:val="false"/>
-                <w:iCs w:val="false"/>
-                <w:sz w:val="18"/>
-                <w:szCs w:val="18"/>
-              </w:rPr>
-              <w:t xml:space="preserve">⬜</w:t>
-            </w:r>
+            <w:sdt>
+              <w:sdtPr>
+                <w:alias w:val="状态"/>
+                <w:tag w:val="lc_status_171"/>
+                <w:id w:val="90171"/>
+                <w:dropDownList>
+                  <w:listItem w:displayText="⬜ 未做" w:value="0"/>
+                  <w:listItem w:displayText="🔥 已手撕" w:value="1"/>
+                  <w:listItem w:displayText="✅ 已完成" w:value="2"/>
+                </w:dropDownList>
+                <w:showingPlcHdr w:val="0"/>
+              </w:sdtPr>
+              <w:sdtContent>
+                <w:r>
+                  <w:rPr>
+                    <w:rFonts w:ascii="Microsoft YaHei" w:cs="Microsoft YaHei" w:eastAsia="Microsoft YaHei" w:hAnsi="Microsoft YaHei"/>
+                    <w:b w:val="false"/>
+                    <w:bCs w:val="false"/>
+                    <w:i w:val="false"/>
+                    <w:iCs w:val="false"/>
+                    <w:sz w:val="18"/>
+                    <w:szCs w:val="18"/>
+                  </w:rPr>
+                  <w:t>⬜</w:t>
+                </w:r>
+              </w:sdtContent>
+            </w:sdt>
           </w:p>
         </w:tc>
         <w:tc>
@@ -41451,18 +44016,33 @@
             <w:pPr>
               <w:jc w:val="center"/>
             </w:pPr>
-            <w:r>
-              <w:rPr>
-                <w:rFonts w:ascii="Microsoft YaHei" w:cs="Microsoft YaHei" w:eastAsia="Microsoft YaHei" w:hAnsi="Microsoft YaHei"/>
-                <w:b w:val="false"/>
-                <w:bCs w:val="false"/>
-                <w:i w:val="false"/>
-                <w:iCs w:val="false"/>
-                <w:sz w:val="18"/>
-                <w:szCs w:val="18"/>
-              </w:rPr>
-              <w:t xml:space="preserve">⬜</w:t>
-            </w:r>
+            <w:sdt>
+              <w:sdtPr>
+                <w:alias w:val="状态"/>
+                <w:tag w:val="lc_status_172"/>
+                <w:id w:val="90172"/>
+                <w:dropDownList>
+                  <w:listItem w:displayText="⬜ 未做" w:value="0"/>
+                  <w:listItem w:displayText="🔥 已手撕" w:value="1"/>
+                  <w:listItem w:displayText="✅ 已完成" w:value="2"/>
+                </w:dropDownList>
+                <w:showingPlcHdr w:val="0"/>
+              </w:sdtPr>
+              <w:sdtContent>
+                <w:r>
+                  <w:rPr>
+                    <w:rFonts w:ascii="Microsoft YaHei" w:cs="Microsoft YaHei" w:eastAsia="Microsoft YaHei" w:hAnsi="Microsoft YaHei"/>
+                    <w:b w:val="false"/>
+                    <w:bCs w:val="false"/>
+                    <w:i w:val="false"/>
+                    <w:iCs w:val="false"/>
+                    <w:sz w:val="18"/>
+                    <w:szCs w:val="18"/>
+                  </w:rPr>
+                  <w:t>⬜</w:t>
+                </w:r>
+              </w:sdtContent>
+            </w:sdt>
           </w:p>
         </w:tc>
         <w:tc>

--- a/Project1/ds/LeetCode_Roadmap.docx
+++ b/Project1/ds/LeetCode_Roadmap.docx
@@ -76,7 +76,7 @@
           <w:sz w:val="22"/>
           <w:szCs w:val="22"/>
         </w:rPr>
-        <w:t xml:space="preserve">已完成 13 / 172 题</w:t>
+        <w:t xml:space="preserve">已完成 17 / 172 题</w:t>
       </w:r>
     </w:p>
     <w:p>
@@ -90,7 +90,7 @@
           <w:sz w:val="20"/>
           <w:szCs w:val="20"/>
         </w:rPr>
-        <w:t xml:space="preserve">██░░░░░░░░░░░░░░░░░░░░░░░░░░░░  8%</w:t>
+        <w:t xml:space="preserve">███░░░░░░░░░░░░░░░░░░░░░░░░░░░  10%</w:t>
       </w:r>
     </w:p>
     <w:p>
@@ -193,7 +193,7 @@
                 <w:sz w:val="18"/>
                 <w:szCs w:val="18"/>
               </w:rPr>
-              <w:t xml:space="preserve">10</w:t>
+              <w:t xml:space="preserve">12</w:t>
             </w:r>
           </w:p>
         </w:tc>
@@ -262,7 +262,7 @@
                 <w:sz w:val="18"/>
                 <w:szCs w:val="18"/>
               </w:rPr>
-              <w:t xml:space="preserve">3</w:t>
+              <w:t xml:space="preserve">5</w:t>
             </w:r>
           </w:p>
         </w:tc>
@@ -331,7 +331,7 @@
                 <w:sz w:val="18"/>
                 <w:szCs w:val="18"/>
               </w:rPr>
-              <w:t xml:space="preserve">159</w:t>
+              <w:t xml:space="preserve">155</w:t>
             </w:r>
           </w:p>
         </w:tc>
@@ -375,7 +375,7 @@
           <w:sz w:val="20"/>
           <w:szCs w:val="20"/>
         </w:rPr>
-        <w:t xml:space="preserve">阶段目标：先刷完 ⭐ 必刷的 46 题  →  再补到 100 题  →  最终 150 题。当前 13 题</w:t>
+        <w:t xml:space="preserve">阶段目标：先刷完 ⭐ 必刷的 46 题  →  再补到 100 题  →  最终 150 题。当前 17 题</w:t>
       </w:r>
     </w:p>
     <w:p>
@@ -994,7 +994,7 @@
                     <w:sz w:val="18"/>
                     <w:szCs w:val="18"/>
                   </w:rPr>
-                  <w:t>🔥</w:t>
+                  <w:t>🔥 已手撕</w:t>
                 </w:r>
               </w:sdtContent>
             </w:sdt>
@@ -1217,7 +1217,7 @@
                     <w:sz w:val="18"/>
                     <w:szCs w:val="18"/>
                   </w:rPr>
-                  <w:t>🔥</w:t>
+                  <w:t>🔥 已手撕</w:t>
                 </w:r>
               </w:sdtContent>
             </w:sdt>
@@ -1440,7 +1440,7 @@
                     <w:sz w:val="18"/>
                     <w:szCs w:val="18"/>
                   </w:rPr>
-                  <w:t>🔥</w:t>
+                  <w:t>🔥 已手撕</w:t>
                 </w:r>
               </w:sdtContent>
             </w:sdt>
@@ -1663,7 +1663,7 @@
                     <w:sz w:val="18"/>
                     <w:szCs w:val="18"/>
                   </w:rPr>
-                  <w:t>🔥</w:t>
+                  <w:t>🔥 已手撕</w:t>
                 </w:r>
               </w:sdtContent>
             </w:sdt>
@@ -1886,7 +1886,7 @@
                     <w:sz w:val="18"/>
                     <w:szCs w:val="18"/>
                   </w:rPr>
-                  <w:t>🔥</w:t>
+                  <w:t>🔥 已手撕</w:t>
                 </w:r>
               </w:sdtContent>
             </w:sdt>
@@ -1922,7 +1922,7 @@
                 <w:sz w:val="18"/>
                 <w:szCs w:val="18"/>
               </w:rPr>
-              <w:t xml:space="preserve">26-10-13</w:t>
+              <w:t xml:space="preserve">26-10-17</w:t>
             </w:r>
           </w:p>
         </w:tc>
@@ -2109,7 +2109,7 @@
                     <w:sz w:val="18"/>
                     <w:szCs w:val="18"/>
                   </w:rPr>
-                  <w:t>🔥</w:t>
+                  <w:t>🔥 已手撕</w:t>
                 </w:r>
               </w:sdtContent>
             </w:sdt>
@@ -2145,7 +2145,7 @@
                 <w:sz w:val="18"/>
                 <w:szCs w:val="18"/>
               </w:rPr>
-              <w:t xml:space="preserve">26-10-15</w:t>
+              <w:t xml:space="preserve">26-10-17</w:t>
             </w:r>
           </w:p>
         </w:tc>
@@ -2332,7 +2332,7 @@
                     <w:sz w:val="18"/>
                     <w:szCs w:val="18"/>
                   </w:rPr>
-                  <w:t>⬜</w:t>
+                  <w:t>⬜ 未做</w:t>
                 </w:r>
               </w:sdtContent>
             </w:sdt>
@@ -2555,7 +2555,7 @@
                     <w:sz w:val="18"/>
                     <w:szCs w:val="18"/>
                   </w:rPr>
-                  <w:t>⬜</w:t>
+                  <w:t>⬜ 未做</w:t>
                 </w:r>
               </w:sdtContent>
             </w:sdt>
@@ -2778,7 +2778,7 @@
                     <w:sz w:val="18"/>
                     <w:szCs w:val="18"/>
                   </w:rPr>
-                  <w:t>⬜</w:t>
+                  <w:t>⬜ 未做</w:t>
                 </w:r>
               </w:sdtContent>
             </w:sdt>
@@ -3001,7 +3001,7 @@
                     <w:sz w:val="18"/>
                     <w:szCs w:val="18"/>
                   </w:rPr>
-                  <w:t>⬜</w:t>
+                  <w:t>⬜ 未做</w:t>
                 </w:r>
               </w:sdtContent>
             </w:sdt>
@@ -3224,7 +3224,7 @@
                     <w:sz w:val="18"/>
                     <w:szCs w:val="18"/>
                   </w:rPr>
-                  <w:t>⬜</w:t>
+                  <w:t>⬜ 未做</w:t>
                 </w:r>
               </w:sdtContent>
             </w:sdt>
@@ -3447,7 +3447,7 @@
                     <w:sz w:val="18"/>
                     <w:szCs w:val="18"/>
                   </w:rPr>
-                  <w:t>⬜</w:t>
+                  <w:t>⬜ 未做</w:t>
                 </w:r>
               </w:sdtContent>
             </w:sdt>
@@ -3518,7 +3518,7 @@
           <w:sz w:val="19"/>
           <w:szCs w:val="19"/>
         </w:rPr>
-        <w:t xml:space="preserve">完成 0/10  </w:t>
+        <w:t xml:space="preserve">完成 2/10  </w:t>
       </w:r>
       <w:r>
         <w:rPr>
@@ -3530,7 +3530,7 @@
           <w:sz w:val="19"/>
           <w:szCs w:val="19"/>
         </w:rPr>
-        <w:t xml:space="preserve">░░░░░░░░░░░░░░░░░░░░░░░░</w:t>
+        <w:t xml:space="preserve">█████░░░░░░░░░░░░░░░░░░░</w:t>
       </w:r>
       <w:r>
         <w:rPr>
@@ -3977,7 +3977,7 @@
                     <w:sz w:val="18"/>
                     <w:szCs w:val="18"/>
                   </w:rPr>
-                  <w:t>⬜</w:t>
+                  <w:t>⬜ 未做</w:t>
                 </w:r>
               </w:sdtContent>
             </w:sdt>
@@ -4165,7 +4165,7 @@
               <w:bottom w:val="single" w:color="BBBBBB" w:sz="1"/>
               <w:right w:val="single" w:color="BBBBBB" w:sz="1"/>
             </w:tcBorders>
-            <w:shd w:fill="F2F2F2" w:val="clear"/>
+            <w:shd w:fill="FDE9D9" w:val="clear"/>
             <w:tcMar>
               <w:top w:type="dxa" w:w="40"/>
               <w:left w:type="dxa" w:w="80"/>
@@ -4200,7 +4200,7 @@
                     <w:sz w:val="18"/>
                     <w:szCs w:val="18"/>
                   </w:rPr>
-                  <w:t>⬜</w:t>
+                  <w:t>🔥 已手撕</w:t>
                 </w:r>
               </w:sdtContent>
             </w:sdt>
@@ -4236,7 +4236,7 @@
                 <w:sz w:val="18"/>
                 <w:szCs w:val="18"/>
               </w:rPr>
-              <w:t xml:space="preserve">-</w:t>
+              <w:t xml:space="preserve">26-10-17</w:t>
             </w:r>
           </w:p>
         </w:tc>
@@ -4388,7 +4388,7 @@
               <w:bottom w:val="single" w:color="BBBBBB" w:sz="1"/>
               <w:right w:val="single" w:color="BBBBBB" w:sz="1"/>
             </w:tcBorders>
-            <w:shd w:fill="F2F2F2" w:val="clear"/>
+            <w:shd w:fill="E2EFDA" w:val="clear"/>
             <w:tcMar>
               <w:top w:type="dxa" w:w="40"/>
               <w:left w:type="dxa" w:w="80"/>
@@ -4423,7 +4423,7 @@
                     <w:sz w:val="18"/>
                     <w:szCs w:val="18"/>
                   </w:rPr>
-                  <w:t>⬜</w:t>
+                  <w:t>✅ 已完成</w:t>
                 </w:r>
               </w:sdtContent>
             </w:sdt>
@@ -4459,7 +4459,7 @@
                 <w:sz w:val="18"/>
                 <w:szCs w:val="18"/>
               </w:rPr>
-              <w:t xml:space="preserve">-</w:t>
+              <w:t xml:space="preserve">26-10-17</w:t>
             </w:r>
           </w:p>
         </w:tc>
@@ -4646,7 +4646,7 @@
                     <w:sz w:val="18"/>
                     <w:szCs w:val="18"/>
                   </w:rPr>
-                  <w:t>⬜</w:t>
+                  <w:t>⬜ 未做</w:t>
                 </w:r>
               </w:sdtContent>
             </w:sdt>
@@ -4869,7 +4869,7 @@
                     <w:sz w:val="18"/>
                     <w:szCs w:val="18"/>
                   </w:rPr>
-                  <w:t>⬜</w:t>
+                  <w:t>⬜ 未做</w:t>
                 </w:r>
               </w:sdtContent>
             </w:sdt>
@@ -5092,7 +5092,7 @@
                     <w:sz w:val="18"/>
                     <w:szCs w:val="18"/>
                   </w:rPr>
-                  <w:t>⬜</w:t>
+                  <w:t>⬜ 未做</w:t>
                 </w:r>
               </w:sdtContent>
             </w:sdt>
@@ -5315,7 +5315,7 @@
                     <w:sz w:val="18"/>
                     <w:szCs w:val="18"/>
                   </w:rPr>
-                  <w:t>⬜</w:t>
+                  <w:t>⬜ 未做</w:t>
                 </w:r>
               </w:sdtContent>
             </w:sdt>
@@ -5538,7 +5538,7 @@
                     <w:sz w:val="18"/>
                     <w:szCs w:val="18"/>
                   </w:rPr>
-                  <w:t>⬜</w:t>
+                  <w:t>⬜ 未做</w:t>
                 </w:r>
               </w:sdtContent>
             </w:sdt>
@@ -5761,7 +5761,7 @@
                     <w:sz w:val="18"/>
                     <w:szCs w:val="18"/>
                   </w:rPr>
-                  <w:t>⬜</w:t>
+                  <w:t>⬜ 未做</w:t>
                 </w:r>
               </w:sdtContent>
             </w:sdt>
@@ -5984,7 +5984,7 @@
                     <w:sz w:val="18"/>
                     <w:szCs w:val="18"/>
                   </w:rPr>
-                  <w:t>⬜</w:t>
+                  <w:t>⬜ 未做</w:t>
                 </w:r>
               </w:sdtContent>
             </w:sdt>
@@ -6055,7 +6055,7 @@
           <w:sz w:val="19"/>
           <w:szCs w:val="19"/>
         </w:rPr>
-        <w:t xml:space="preserve">完成 0/8  </w:t>
+        <w:t xml:space="preserve">完成 1/8  </w:t>
       </w:r>
       <w:r>
         <w:rPr>
@@ -6067,7 +6067,7 @@
           <w:sz w:val="19"/>
           <w:szCs w:val="19"/>
         </w:rPr>
-        <w:t xml:space="preserve">░░░░░░░░░░░░░░░░░░░░░░░░</w:t>
+        <w:t xml:space="preserve">███░░░░░░░░░░░░░░░░░░░░░</w:t>
       </w:r>
       <w:r>
         <w:rPr>
@@ -6479,7 +6479,7 @@
               <w:bottom w:val="single" w:color="BBBBBB" w:sz="1"/>
               <w:right w:val="single" w:color="BBBBBB" w:sz="1"/>
             </w:tcBorders>
-            <w:shd w:fill="F2F2F2" w:val="clear"/>
+            <w:shd w:fill="E2EFDA" w:val="clear"/>
             <w:tcMar>
               <w:top w:type="dxa" w:w="40"/>
               <w:left w:type="dxa" w:w="80"/>
@@ -6514,7 +6514,7 @@
                     <w:sz w:val="18"/>
                     <w:szCs w:val="18"/>
                   </w:rPr>
-                  <w:t>⬜</w:t>
+                  <w:t>✅ 已完成</w:t>
                 </w:r>
               </w:sdtContent>
             </w:sdt>
@@ -6550,7 +6550,7 @@
                 <w:sz w:val="18"/>
                 <w:szCs w:val="18"/>
               </w:rPr>
-              <w:t xml:space="preserve">-</w:t>
+              <w:t xml:space="preserve">26-10-17</w:t>
             </w:r>
           </w:p>
         </w:tc>
@@ -6737,7 +6737,7 @@
                     <w:sz w:val="18"/>
                     <w:szCs w:val="18"/>
                   </w:rPr>
-                  <w:t>⬜</w:t>
+                  <w:t>⬜ 未做</w:t>
                 </w:r>
               </w:sdtContent>
             </w:sdt>
@@ -6960,7 +6960,7 @@
                     <w:sz w:val="18"/>
                     <w:szCs w:val="18"/>
                   </w:rPr>
-                  <w:t>⬜</w:t>
+                  <w:t>⬜ 未做</w:t>
                 </w:r>
               </w:sdtContent>
             </w:sdt>
@@ -7183,7 +7183,7 @@
                     <w:sz w:val="18"/>
                     <w:szCs w:val="18"/>
                   </w:rPr>
-                  <w:t>⬜</w:t>
+                  <w:t>⬜ 未做</w:t>
                 </w:r>
               </w:sdtContent>
             </w:sdt>
@@ -7406,7 +7406,7 @@
                     <w:sz w:val="18"/>
                     <w:szCs w:val="18"/>
                   </w:rPr>
-                  <w:t>⬜</w:t>
+                  <w:t>⬜ 未做</w:t>
                 </w:r>
               </w:sdtContent>
             </w:sdt>
@@ -7629,7 +7629,7 @@
                     <w:sz w:val="18"/>
                     <w:szCs w:val="18"/>
                   </w:rPr>
-                  <w:t>⬜</w:t>
+                  <w:t>⬜ 未做</w:t>
                 </w:r>
               </w:sdtContent>
             </w:sdt>
@@ -7852,7 +7852,7 @@
                     <w:sz w:val="18"/>
                     <w:szCs w:val="18"/>
                   </w:rPr>
-                  <w:t>⬜</w:t>
+                  <w:t>⬜ 未做</w:t>
                 </w:r>
               </w:sdtContent>
             </w:sdt>
@@ -8075,7 +8075,7 @@
                     <w:sz w:val="18"/>
                     <w:szCs w:val="18"/>
                   </w:rPr>
-                  <w:t>⬜</w:t>
+                  <w:t>⬜ 未做</w:t>
                 </w:r>
               </w:sdtContent>
             </w:sdt>
@@ -8146,7 +8146,7 @@
           <w:sz w:val="19"/>
           <w:szCs w:val="19"/>
         </w:rPr>
-        <w:t xml:space="preserve">完成 4/10  </w:t>
+        <w:t xml:space="preserve">完成 5/10  </w:t>
       </w:r>
       <w:r>
         <w:rPr>
@@ -8158,7 +8158,7 @@
           <w:sz w:val="19"/>
           <w:szCs w:val="19"/>
         </w:rPr>
-        <w:t xml:space="preserve">██████████░░░░░░░░░░░░░░</w:t>
+        <w:t xml:space="preserve">████████████░░░░░░░░░░░░</w:t>
       </w:r>
       <w:r>
         <w:rPr>
@@ -8605,7 +8605,7 @@
                     <w:sz w:val="18"/>
                     <w:szCs w:val="18"/>
                   </w:rPr>
-                  <w:t>🔥</w:t>
+                  <w:t>🔥 已手撕</w:t>
                 </w:r>
               </w:sdtContent>
             </w:sdt>
@@ -8828,7 +8828,7 @@
                     <w:sz w:val="18"/>
                     <w:szCs w:val="18"/>
                   </w:rPr>
-                  <w:t>🔥</w:t>
+                  <w:t>🔥 已手撕</w:t>
                 </w:r>
               </w:sdtContent>
             </w:sdt>
@@ -9051,7 +9051,7 @@
                     <w:sz w:val="18"/>
                     <w:szCs w:val="18"/>
                   </w:rPr>
-                  <w:t>🔥</w:t>
+                  <w:t>🔥 已手撕</w:t>
                 </w:r>
               </w:sdtContent>
             </w:sdt>
@@ -9274,7 +9274,7 @@
                     <w:sz w:val="18"/>
                     <w:szCs w:val="18"/>
                   </w:rPr>
-                  <w:t>🔥</w:t>
+                  <w:t>🔥 已手撕</w:t>
                 </w:r>
               </w:sdtContent>
             </w:sdt>
@@ -9310,7 +9310,7 @@
                 <w:sz w:val="18"/>
                 <w:szCs w:val="18"/>
               </w:rPr>
-              <w:t xml:space="preserve">26-10-15</w:t>
+              <w:t xml:space="preserve">26-10-16</w:t>
             </w:r>
           </w:p>
         </w:tc>
@@ -9462,7 +9462,7 @@
               <w:bottom w:val="single" w:color="BBBBBB" w:sz="1"/>
               <w:right w:val="single" w:color="BBBBBB" w:sz="1"/>
             </w:tcBorders>
-            <w:shd w:fill="F2F2F2" w:val="clear"/>
+            <w:shd w:fill="FDE9D9" w:val="clear"/>
             <w:tcMar>
               <w:top w:type="dxa" w:w="40"/>
               <w:left w:type="dxa" w:w="80"/>
@@ -9497,7 +9497,7 @@
                     <w:sz w:val="18"/>
                     <w:szCs w:val="18"/>
                   </w:rPr>
-                  <w:t>⬜</w:t>
+                  <w:t>🔥 已手撕</w:t>
                 </w:r>
               </w:sdtContent>
             </w:sdt>
@@ -9533,7 +9533,7 @@
                 <w:sz w:val="18"/>
                 <w:szCs w:val="18"/>
               </w:rPr>
-              <w:t xml:space="preserve">-</w:t>
+              <w:t xml:space="preserve">26-10-16</w:t>
             </w:r>
           </w:p>
         </w:tc>
@@ -9720,7 +9720,7 @@
                     <w:sz w:val="18"/>
                     <w:szCs w:val="18"/>
                   </w:rPr>
-                  <w:t>⬜</w:t>
+                  <w:t>⬜ 未做</w:t>
                 </w:r>
               </w:sdtContent>
             </w:sdt>
@@ -9943,7 +9943,7 @@
                     <w:sz w:val="18"/>
                     <w:szCs w:val="18"/>
                   </w:rPr>
-                  <w:t>⬜</w:t>
+                  <w:t>⬜ 未做</w:t>
                 </w:r>
               </w:sdtContent>
             </w:sdt>
@@ -10166,7 +10166,7 @@
                     <w:sz w:val="18"/>
                     <w:szCs w:val="18"/>
                   </w:rPr>
-                  <w:t>⬜</w:t>
+                  <w:t>⬜ 未做</w:t>
                 </w:r>
               </w:sdtContent>
             </w:sdt>
@@ -10389,7 +10389,7 @@
                     <w:sz w:val="18"/>
                     <w:szCs w:val="18"/>
                   </w:rPr>
-                  <w:t>⬜</w:t>
+                  <w:t>⬜ 未做</w:t>
                 </w:r>
               </w:sdtContent>
             </w:sdt>
@@ -10612,7 +10612,7 @@
                     <w:sz w:val="18"/>
                     <w:szCs w:val="18"/>
                   </w:rPr>
-                  <w:t>⬜</w:t>
+                  <w:t>⬜ 未做</w:t>
                 </w:r>
               </w:sdtContent>
             </w:sdt>
@@ -11142,7 +11142,7 @@
                     <w:sz w:val="18"/>
                     <w:szCs w:val="18"/>
                   </w:rPr>
-                  <w:t>⬜</w:t>
+                  <w:t>⬜ 未做</w:t>
                 </w:r>
               </w:sdtContent>
             </w:sdt>
@@ -11365,7 +11365,7 @@
                     <w:sz w:val="18"/>
                     <w:szCs w:val="18"/>
                   </w:rPr>
-                  <w:t>⬜</w:t>
+                  <w:t>⬜ 未做</w:t>
                 </w:r>
               </w:sdtContent>
             </w:sdt>
@@ -11588,7 +11588,7 @@
                     <w:sz w:val="18"/>
                     <w:szCs w:val="18"/>
                   </w:rPr>
-                  <w:t>⬜</w:t>
+                  <w:t>⬜ 未做</w:t>
                 </w:r>
               </w:sdtContent>
             </w:sdt>
@@ -11811,7 +11811,7 @@
                     <w:sz w:val="18"/>
                     <w:szCs w:val="18"/>
                   </w:rPr>
-                  <w:t>⬜</w:t>
+                  <w:t>⬜ 未做</w:t>
                 </w:r>
               </w:sdtContent>
             </w:sdt>
@@ -12341,7 +12341,7 @@
                     <w:sz w:val="18"/>
                     <w:szCs w:val="18"/>
                   </w:rPr>
-                  <w:t>✅</w:t>
+                  <w:t>✅ 已完成</w:t>
                 </w:r>
               </w:sdtContent>
             </w:sdt>
@@ -12564,7 +12564,7 @@
                     <w:sz w:val="18"/>
                     <w:szCs w:val="18"/>
                   </w:rPr>
-                  <w:t>✅</w:t>
+                  <w:t>✅ 已完成</w:t>
                 </w:r>
               </w:sdtContent>
             </w:sdt>
@@ -12787,7 +12787,7 @@
                     <w:sz w:val="18"/>
                     <w:szCs w:val="18"/>
                   </w:rPr>
-                  <w:t>✅</w:t>
+                  <w:t>✅ 已完成</w:t>
                 </w:r>
               </w:sdtContent>
             </w:sdt>
@@ -13010,7 +13010,7 @@
                     <w:sz w:val="18"/>
                     <w:szCs w:val="18"/>
                   </w:rPr>
-                  <w:t>⬜</w:t>
+                  <w:t>⬜ 未做</w:t>
                 </w:r>
               </w:sdtContent>
             </w:sdt>
@@ -13233,7 +13233,7 @@
                     <w:sz w:val="18"/>
                     <w:szCs w:val="18"/>
                   </w:rPr>
-                  <w:t>⬜</w:t>
+                  <w:t>⬜ 未做</w:t>
                 </w:r>
               </w:sdtContent>
             </w:sdt>
@@ -13456,7 +13456,7 @@
                     <w:sz w:val="18"/>
                     <w:szCs w:val="18"/>
                   </w:rPr>
-                  <w:t>⬜</w:t>
+                  <w:t>⬜ 未做</w:t>
                 </w:r>
               </w:sdtContent>
             </w:sdt>
@@ -13679,7 +13679,7 @@
                     <w:sz w:val="18"/>
                     <w:szCs w:val="18"/>
                   </w:rPr>
-                  <w:t>⬜</w:t>
+                  <w:t>⬜ 未做</w:t>
                 </w:r>
               </w:sdtContent>
             </w:sdt>
@@ -13902,7 +13902,7 @@
                     <w:sz w:val="18"/>
                     <w:szCs w:val="18"/>
                   </w:rPr>
-                  <w:t>⬜</w:t>
+                  <w:t>⬜ 未做</w:t>
                 </w:r>
               </w:sdtContent>
             </w:sdt>
@@ -14125,7 +14125,7 @@
                     <w:sz w:val="18"/>
                     <w:szCs w:val="18"/>
                   </w:rPr>
-                  <w:t>⬜</w:t>
+                  <w:t>⬜ 未做</w:t>
                 </w:r>
               </w:sdtContent>
             </w:sdt>
@@ -14348,7 +14348,7 @@
                     <w:sz w:val="18"/>
                     <w:szCs w:val="18"/>
                   </w:rPr>
-                  <w:t>⬜</w:t>
+                  <w:t>⬜ 未做</w:t>
                 </w:r>
               </w:sdtContent>
             </w:sdt>
@@ -14571,7 +14571,7 @@
                     <w:sz w:val="18"/>
                     <w:szCs w:val="18"/>
                   </w:rPr>
-                  <w:t>⬜</w:t>
+                  <w:t>⬜ 未做</w:t>
                 </w:r>
               </w:sdtContent>
             </w:sdt>
@@ -14794,7 +14794,7 @@
                     <w:sz w:val="18"/>
                     <w:szCs w:val="18"/>
                   </w:rPr>
-                  <w:t>⬜</w:t>
+                  <w:t>⬜ 未做</w:t>
                 </w:r>
               </w:sdtContent>
             </w:sdt>
@@ -15017,7 +15017,7 @@
                     <w:sz w:val="18"/>
                     <w:szCs w:val="18"/>
                   </w:rPr>
-                  <w:t>⬜</w:t>
+                  <w:t>⬜ 未做</w:t>
                 </w:r>
               </w:sdtContent>
             </w:sdt>
@@ -15240,7 +15240,7 @@
                     <w:sz w:val="18"/>
                     <w:szCs w:val="18"/>
                   </w:rPr>
-                  <w:t>⬜</w:t>
+                  <w:t>⬜ 未做</w:t>
                 </w:r>
               </w:sdtContent>
             </w:sdt>
@@ -15770,7 +15770,7 @@
                     <w:sz w:val="18"/>
                     <w:szCs w:val="18"/>
                   </w:rPr>
-                  <w:t>⬜</w:t>
+                  <w:t>⬜ 未做</w:t>
                 </w:r>
               </w:sdtContent>
             </w:sdt>
@@ -15993,7 +15993,7 @@
                     <w:sz w:val="18"/>
                     <w:szCs w:val="18"/>
                   </w:rPr>
-                  <w:t>⬜</w:t>
+                  <w:t>⬜ 未做</w:t>
                 </w:r>
               </w:sdtContent>
             </w:sdt>
@@ -16216,7 +16216,7 @@
                     <w:sz w:val="18"/>
                     <w:szCs w:val="18"/>
                   </w:rPr>
-                  <w:t>⬜</w:t>
+                  <w:t>⬜ 未做</w:t>
                 </w:r>
               </w:sdtContent>
             </w:sdt>
@@ -16439,7 +16439,7 @@
                     <w:sz w:val="18"/>
                     <w:szCs w:val="18"/>
                   </w:rPr>
-                  <w:t>⬜</w:t>
+                  <w:t>⬜ 未做</w:t>
                 </w:r>
               </w:sdtContent>
             </w:sdt>
@@ -16662,7 +16662,7 @@
                     <w:sz w:val="18"/>
                     <w:szCs w:val="18"/>
                   </w:rPr>
-                  <w:t>⬜</w:t>
+                  <w:t>⬜ 未做</w:t>
                 </w:r>
               </w:sdtContent>
             </w:sdt>
@@ -16885,7 +16885,7 @@
                     <w:sz w:val="18"/>
                     <w:szCs w:val="18"/>
                   </w:rPr>
-                  <w:t>⬜</w:t>
+                  <w:t>⬜ 未做</w:t>
                 </w:r>
               </w:sdtContent>
             </w:sdt>
@@ -17108,7 +17108,7 @@
                     <w:sz w:val="18"/>
                     <w:szCs w:val="18"/>
                   </w:rPr>
-                  <w:t>⬜</w:t>
+                  <w:t>⬜ 未做</w:t>
                 </w:r>
               </w:sdtContent>
             </w:sdt>
@@ -17331,7 +17331,7 @@
                     <w:sz w:val="18"/>
                     <w:szCs w:val="18"/>
                   </w:rPr>
-                  <w:t>⬜</w:t>
+                  <w:t>⬜ 未做</w:t>
                 </w:r>
               </w:sdtContent>
             </w:sdt>
@@ -17554,7 +17554,7 @@
                     <w:sz w:val="18"/>
                     <w:szCs w:val="18"/>
                   </w:rPr>
-                  <w:t>⬜</w:t>
+                  <w:t>⬜ 未做</w:t>
                 </w:r>
               </w:sdtContent>
             </w:sdt>
@@ -17777,7 +17777,7 @@
                     <w:sz w:val="18"/>
                     <w:szCs w:val="18"/>
                   </w:rPr>
-                  <w:t>⬜</w:t>
+                  <w:t>⬜ 未做</w:t>
                 </w:r>
               </w:sdtContent>
             </w:sdt>
@@ -18000,7 +18000,7 @@
                     <w:sz w:val="18"/>
                     <w:szCs w:val="18"/>
                   </w:rPr>
-                  <w:t>⬜</w:t>
+                  <w:t>⬜ 未做</w:t>
                 </w:r>
               </w:sdtContent>
             </w:sdt>
@@ -18223,7 +18223,7 @@
                     <w:sz w:val="18"/>
                     <w:szCs w:val="18"/>
                   </w:rPr>
-                  <w:t>⬜</w:t>
+                  <w:t>⬜ 未做</w:t>
                 </w:r>
               </w:sdtContent>
             </w:sdt>
@@ -18446,7 +18446,7 @@
                     <w:sz w:val="18"/>
                     <w:szCs w:val="18"/>
                   </w:rPr>
-                  <w:t>⬜</w:t>
+                  <w:t>⬜ 未做</w:t>
                 </w:r>
               </w:sdtContent>
             </w:sdt>
@@ -18669,7 +18669,7 @@
                     <w:sz w:val="18"/>
                     <w:szCs w:val="18"/>
                   </w:rPr>
-                  <w:t>⬜</w:t>
+                  <w:t>⬜ 未做</w:t>
                 </w:r>
               </w:sdtContent>
             </w:sdt>
@@ -18892,7 +18892,7 @@
                     <w:sz w:val="18"/>
                     <w:szCs w:val="18"/>
                   </w:rPr>
-                  <w:t>⬜</w:t>
+                  <w:t>⬜ 未做</w:t>
                 </w:r>
               </w:sdtContent>
             </w:sdt>
@@ -19115,7 +19115,7 @@
                     <w:sz w:val="18"/>
                     <w:szCs w:val="18"/>
                   </w:rPr>
-                  <w:t>⬜</w:t>
+                  <w:t>⬜ 未做</w:t>
                 </w:r>
               </w:sdtContent>
             </w:sdt>
@@ -19338,7 +19338,7 @@
                     <w:sz w:val="18"/>
                     <w:szCs w:val="18"/>
                   </w:rPr>
-                  <w:t>⬜</w:t>
+                  <w:t>⬜ 未做</w:t>
                 </w:r>
               </w:sdtContent>
             </w:sdt>
@@ -19561,7 +19561,7 @@
                     <w:sz w:val="18"/>
                     <w:szCs w:val="18"/>
                   </w:rPr>
-                  <w:t>⬜</w:t>
+                  <w:t>⬜ 未做</w:t>
                 </w:r>
               </w:sdtContent>
             </w:sdt>
@@ -20091,7 +20091,7 @@
                     <w:sz w:val="18"/>
                     <w:szCs w:val="18"/>
                   </w:rPr>
-                  <w:t>⬜</w:t>
+                  <w:t>⬜ 未做</w:t>
                 </w:r>
               </w:sdtContent>
             </w:sdt>
@@ -20314,7 +20314,7 @@
                     <w:sz w:val="18"/>
                     <w:szCs w:val="18"/>
                   </w:rPr>
-                  <w:t>⬜</w:t>
+                  <w:t>⬜ 未做</w:t>
                 </w:r>
               </w:sdtContent>
             </w:sdt>
@@ -20537,7 +20537,7 @@
                     <w:sz w:val="18"/>
                     <w:szCs w:val="18"/>
                   </w:rPr>
-                  <w:t>⬜</w:t>
+                  <w:t>⬜ 未做</w:t>
                 </w:r>
               </w:sdtContent>
             </w:sdt>
@@ -20760,7 +20760,7 @@
                     <w:sz w:val="18"/>
                     <w:szCs w:val="18"/>
                   </w:rPr>
-                  <w:t>⬜</w:t>
+                  <w:t>⬜ 未做</w:t>
                 </w:r>
               </w:sdtContent>
             </w:sdt>
@@ -20983,7 +20983,7 @@
                     <w:sz w:val="18"/>
                     <w:szCs w:val="18"/>
                   </w:rPr>
-                  <w:t>⬜</w:t>
+                  <w:t>⬜ 未做</w:t>
                 </w:r>
               </w:sdtContent>
             </w:sdt>
@@ -21206,7 +21206,7 @@
                     <w:sz w:val="18"/>
                     <w:szCs w:val="18"/>
                   </w:rPr>
-                  <w:t>⬜</w:t>
+                  <w:t>⬜ 未做</w:t>
                 </w:r>
               </w:sdtContent>
             </w:sdt>
@@ -21429,7 +21429,7 @@
                     <w:sz w:val="18"/>
                     <w:szCs w:val="18"/>
                   </w:rPr>
-                  <w:t>⬜</w:t>
+                  <w:t>⬜ 未做</w:t>
                 </w:r>
               </w:sdtContent>
             </w:sdt>
@@ -21652,7 +21652,7 @@
                     <w:sz w:val="18"/>
                     <w:szCs w:val="18"/>
                   </w:rPr>
-                  <w:t>⬜</w:t>
+                  <w:t>⬜ 未做</w:t>
                 </w:r>
               </w:sdtContent>
             </w:sdt>
@@ -22182,7 +22182,7 @@
                     <w:sz w:val="18"/>
                     <w:szCs w:val="18"/>
                   </w:rPr>
-                  <w:t>⬜</w:t>
+                  <w:t>⬜ 未做</w:t>
                 </w:r>
               </w:sdtContent>
             </w:sdt>
@@ -22405,7 +22405,7 @@
                     <w:sz w:val="18"/>
                     <w:szCs w:val="18"/>
                   </w:rPr>
-                  <w:t>⬜</w:t>
+                  <w:t>⬜ 未做</w:t>
                 </w:r>
               </w:sdtContent>
             </w:sdt>
@@ -22628,7 +22628,7 @@
                     <w:sz w:val="18"/>
                     <w:szCs w:val="18"/>
                   </w:rPr>
-                  <w:t>⬜</w:t>
+                  <w:t>⬜ 未做</w:t>
                 </w:r>
               </w:sdtContent>
             </w:sdt>
@@ -22851,7 +22851,7 @@
                     <w:sz w:val="18"/>
                     <w:szCs w:val="18"/>
                   </w:rPr>
-                  <w:t>⬜</w:t>
+                  <w:t>⬜ 未做</w:t>
                 </w:r>
               </w:sdtContent>
             </w:sdt>
@@ -23074,7 +23074,7 @@
                     <w:sz w:val="18"/>
                     <w:szCs w:val="18"/>
                   </w:rPr>
-                  <w:t>⬜</w:t>
+                  <w:t>⬜ 未做</w:t>
                 </w:r>
               </w:sdtContent>
             </w:sdt>
@@ -23297,7 +23297,7 @@
                     <w:sz w:val="18"/>
                     <w:szCs w:val="18"/>
                   </w:rPr>
-                  <w:t>⬜</w:t>
+                  <w:t>⬜ 未做</w:t>
                 </w:r>
               </w:sdtContent>
             </w:sdt>
@@ -23520,7 +23520,7 @@
                     <w:sz w:val="18"/>
                     <w:szCs w:val="18"/>
                   </w:rPr>
-                  <w:t>⬜</w:t>
+                  <w:t>⬜ 未做</w:t>
                 </w:r>
               </w:sdtContent>
             </w:sdt>
@@ -23743,7 +23743,7 @@
                     <w:sz w:val="18"/>
                     <w:szCs w:val="18"/>
                   </w:rPr>
-                  <w:t>⬜</w:t>
+                  <w:t>⬜ 未做</w:t>
                 </w:r>
               </w:sdtContent>
             </w:sdt>
@@ -23966,7 +23966,7 @@
                     <w:sz w:val="18"/>
                     <w:szCs w:val="18"/>
                   </w:rPr>
-                  <w:t>⬜</w:t>
+                  <w:t>⬜ 未做</w:t>
                 </w:r>
               </w:sdtContent>
             </w:sdt>
@@ -24189,7 +24189,7 @@
                     <w:sz w:val="18"/>
                     <w:szCs w:val="18"/>
                   </w:rPr>
-                  <w:t>⬜</w:t>
+                  <w:t>⬜ 未做</w:t>
                 </w:r>
               </w:sdtContent>
             </w:sdt>
@@ -24412,7 +24412,7 @@
                     <w:sz w:val="18"/>
                     <w:szCs w:val="18"/>
                   </w:rPr>
-                  <w:t>⬜</w:t>
+                  <w:t>⬜ 未做</w:t>
                 </w:r>
               </w:sdtContent>
             </w:sdt>
@@ -24635,7 +24635,7 @@
                     <w:sz w:val="18"/>
                     <w:szCs w:val="18"/>
                   </w:rPr>
-                  <w:t>⬜</w:t>
+                  <w:t>⬜ 未做</w:t>
                 </w:r>
               </w:sdtContent>
             </w:sdt>
@@ -25165,7 +25165,7 @@
                     <w:sz w:val="18"/>
                     <w:szCs w:val="18"/>
                   </w:rPr>
-                  <w:t>⬜</w:t>
+                  <w:t>⬜ 未做</w:t>
                 </w:r>
               </w:sdtContent>
             </w:sdt>
@@ -25388,7 +25388,7 @@
                     <w:sz w:val="18"/>
                     <w:szCs w:val="18"/>
                   </w:rPr>
-                  <w:t>⬜</w:t>
+                  <w:t>⬜ 未做</w:t>
                 </w:r>
               </w:sdtContent>
             </w:sdt>
@@ -25611,7 +25611,7 @@
                     <w:sz w:val="18"/>
                     <w:szCs w:val="18"/>
                   </w:rPr>
-                  <w:t>⬜</w:t>
+                  <w:t>⬜ 未做</w:t>
                 </w:r>
               </w:sdtContent>
             </w:sdt>
@@ -25834,7 +25834,7 @@
                     <w:sz w:val="18"/>
                     <w:szCs w:val="18"/>
                   </w:rPr>
-                  <w:t>⬜</w:t>
+                  <w:t>⬜ 未做</w:t>
                 </w:r>
               </w:sdtContent>
             </w:sdt>
@@ -26057,7 +26057,7 @@
                     <w:sz w:val="18"/>
                     <w:szCs w:val="18"/>
                   </w:rPr>
-                  <w:t>⬜</w:t>
+                  <w:t>⬜ 未做</w:t>
                 </w:r>
               </w:sdtContent>
             </w:sdt>
@@ -26280,7 +26280,7 @@
                     <w:sz w:val="18"/>
                     <w:szCs w:val="18"/>
                   </w:rPr>
-                  <w:t>⬜</w:t>
+                  <w:t>⬜ 未做</w:t>
                 </w:r>
               </w:sdtContent>
             </w:sdt>
@@ -26503,7 +26503,7 @@
                     <w:sz w:val="18"/>
                     <w:szCs w:val="18"/>
                   </w:rPr>
-                  <w:t>⬜</w:t>
+                  <w:t>⬜ 未做</w:t>
                 </w:r>
               </w:sdtContent>
             </w:sdt>
@@ -26726,7 +26726,7 @@
                     <w:sz w:val="18"/>
                     <w:szCs w:val="18"/>
                   </w:rPr>
-                  <w:t>⬜</w:t>
+                  <w:t>⬜ 未做</w:t>
                 </w:r>
               </w:sdtContent>
             </w:sdt>
@@ -26949,7 +26949,7 @@
                     <w:sz w:val="18"/>
                     <w:szCs w:val="18"/>
                   </w:rPr>
-                  <w:t>⬜</w:t>
+                  <w:t>⬜ 未做</w:t>
                 </w:r>
               </w:sdtContent>
             </w:sdt>
@@ -27172,7 +27172,7 @@
                     <w:sz w:val="18"/>
                     <w:szCs w:val="18"/>
                   </w:rPr>
-                  <w:t>⬜</w:t>
+                  <w:t>⬜ 未做</w:t>
                 </w:r>
               </w:sdtContent>
             </w:sdt>
@@ -27702,7 +27702,7 @@
                     <w:sz w:val="18"/>
                     <w:szCs w:val="18"/>
                   </w:rPr>
-                  <w:t>⬜</w:t>
+                  <w:t>⬜ 未做</w:t>
                 </w:r>
               </w:sdtContent>
             </w:sdt>
@@ -27925,7 +27925,7 @@
                     <w:sz w:val="18"/>
                     <w:szCs w:val="18"/>
                   </w:rPr>
-                  <w:t>⬜</w:t>
+                  <w:t>⬜ 未做</w:t>
                 </w:r>
               </w:sdtContent>
             </w:sdt>
@@ -28148,7 +28148,7 @@
                     <w:sz w:val="18"/>
                     <w:szCs w:val="18"/>
                   </w:rPr>
-                  <w:t>⬜</w:t>
+                  <w:t>⬜ 未做</w:t>
                 </w:r>
               </w:sdtContent>
             </w:sdt>
@@ -28371,7 +28371,7 @@
                     <w:sz w:val="18"/>
                     <w:szCs w:val="18"/>
                   </w:rPr>
-                  <w:t>⬜</w:t>
+                  <w:t>⬜ 未做</w:t>
                 </w:r>
               </w:sdtContent>
             </w:sdt>
@@ -28594,7 +28594,7 @@
                     <w:sz w:val="18"/>
                     <w:szCs w:val="18"/>
                   </w:rPr>
-                  <w:t>⬜</w:t>
+                  <w:t>⬜ 未做</w:t>
                 </w:r>
               </w:sdtContent>
             </w:sdt>
@@ -28817,7 +28817,7 @@
                     <w:sz w:val="18"/>
                     <w:szCs w:val="18"/>
                   </w:rPr>
-                  <w:t>⬜</w:t>
+                  <w:t>⬜ 未做</w:t>
                 </w:r>
               </w:sdtContent>
             </w:sdt>
@@ -29040,7 +29040,7 @@
                     <w:sz w:val="18"/>
                     <w:szCs w:val="18"/>
                   </w:rPr>
-                  <w:t>⬜</w:t>
+                  <w:t>⬜ 未做</w:t>
                 </w:r>
               </w:sdtContent>
             </w:sdt>
@@ -29570,7 +29570,7 @@
                     <w:sz w:val="18"/>
                     <w:szCs w:val="18"/>
                   </w:rPr>
-                  <w:t>⬜</w:t>
+                  <w:t>⬜ 未做</w:t>
                 </w:r>
               </w:sdtContent>
             </w:sdt>
@@ -29793,7 +29793,7 @@
                     <w:sz w:val="18"/>
                     <w:szCs w:val="18"/>
                   </w:rPr>
-                  <w:t>⬜</w:t>
+                  <w:t>⬜ 未做</w:t>
                 </w:r>
               </w:sdtContent>
             </w:sdt>
@@ -30016,7 +30016,7 @@
                     <w:sz w:val="18"/>
                     <w:szCs w:val="18"/>
                   </w:rPr>
-                  <w:t>⬜</w:t>
+                  <w:t>⬜ 未做</w:t>
                 </w:r>
               </w:sdtContent>
             </w:sdt>
@@ -30239,7 +30239,7 @@
                     <w:sz w:val="18"/>
                     <w:szCs w:val="18"/>
                   </w:rPr>
-                  <w:t>⬜</w:t>
+                  <w:t>⬜ 未做</w:t>
                 </w:r>
               </w:sdtContent>
             </w:sdt>
@@ -30462,7 +30462,7 @@
                     <w:sz w:val="18"/>
                     <w:szCs w:val="18"/>
                   </w:rPr>
-                  <w:t>⬜</w:t>
+                  <w:t>⬜ 未做</w:t>
                 </w:r>
               </w:sdtContent>
             </w:sdt>
@@ -30685,7 +30685,7 @@
                     <w:sz w:val="18"/>
                     <w:szCs w:val="18"/>
                   </w:rPr>
-                  <w:t>⬜</w:t>
+                  <w:t>⬜ 未做</w:t>
                 </w:r>
               </w:sdtContent>
             </w:sdt>
@@ -30908,7 +30908,7 @@
                     <w:sz w:val="18"/>
                     <w:szCs w:val="18"/>
                   </w:rPr>
-                  <w:t>⬜</w:t>
+                  <w:t>⬜ 未做</w:t>
                 </w:r>
               </w:sdtContent>
             </w:sdt>
@@ -31131,7 +31131,7 @@
                     <w:sz w:val="18"/>
                     <w:szCs w:val="18"/>
                   </w:rPr>
-                  <w:t>⬜</w:t>
+                  <w:t>⬜ 未做</w:t>
                 </w:r>
               </w:sdtContent>
             </w:sdt>
@@ -31354,7 +31354,7 @@
                     <w:sz w:val="18"/>
                     <w:szCs w:val="18"/>
                   </w:rPr>
-                  <w:t>⬜</w:t>
+                  <w:t>⬜ 未做</w:t>
                 </w:r>
               </w:sdtContent>
             </w:sdt>
@@ -31577,7 +31577,7 @@
                     <w:sz w:val="18"/>
                     <w:szCs w:val="18"/>
                   </w:rPr>
-                  <w:t>⬜</w:t>
+                  <w:t>⬜ 未做</w:t>
                 </w:r>
               </w:sdtContent>
             </w:sdt>
@@ -31800,7 +31800,7 @@
                     <w:sz w:val="18"/>
                     <w:szCs w:val="18"/>
                   </w:rPr>
-                  <w:t>⬜</w:t>
+                  <w:t>⬜ 未做</w:t>
                 </w:r>
               </w:sdtContent>
             </w:sdt>
@@ -32023,7 +32023,7 @@
                     <w:sz w:val="18"/>
                     <w:szCs w:val="18"/>
                   </w:rPr>
-                  <w:t>⬜</w:t>
+                  <w:t>⬜ 未做</w:t>
                 </w:r>
               </w:sdtContent>
             </w:sdt>
@@ -32553,7 +32553,7 @@
                     <w:sz w:val="18"/>
                     <w:szCs w:val="18"/>
                   </w:rPr>
-                  <w:t>⬜</w:t>
+                  <w:t>⬜ 未做</w:t>
                 </w:r>
               </w:sdtContent>
             </w:sdt>
@@ -32776,7 +32776,7 @@
                     <w:sz w:val="18"/>
                     <w:szCs w:val="18"/>
                   </w:rPr>
-                  <w:t>⬜</w:t>
+                  <w:t>⬜ 未做</w:t>
                 </w:r>
               </w:sdtContent>
             </w:sdt>
@@ -32999,7 +32999,7 @@
                     <w:sz w:val="18"/>
                     <w:szCs w:val="18"/>
                   </w:rPr>
-                  <w:t>⬜</w:t>
+                  <w:t>⬜ 未做</w:t>
                 </w:r>
               </w:sdtContent>
             </w:sdt>
@@ -33222,7 +33222,7 @@
                     <w:sz w:val="18"/>
                     <w:szCs w:val="18"/>
                   </w:rPr>
-                  <w:t>⬜</w:t>
+                  <w:t>⬜ 未做</w:t>
                 </w:r>
               </w:sdtContent>
             </w:sdt>
@@ -33445,7 +33445,7 @@
                     <w:sz w:val="18"/>
                     <w:szCs w:val="18"/>
                   </w:rPr>
-                  <w:t>⬜</w:t>
+                  <w:t>⬜ 未做</w:t>
                 </w:r>
               </w:sdtContent>
             </w:sdt>
@@ -33668,7 +33668,7 @@
                     <w:sz w:val="18"/>
                     <w:szCs w:val="18"/>
                   </w:rPr>
-                  <w:t>⬜</w:t>
+                  <w:t>⬜ 未做</w:t>
                 </w:r>
               </w:sdtContent>
             </w:sdt>
@@ -33891,7 +33891,7 @@
                     <w:sz w:val="18"/>
                     <w:szCs w:val="18"/>
                   </w:rPr>
-                  <w:t>⬜</w:t>
+                  <w:t>⬜ 未做</w:t>
                 </w:r>
               </w:sdtContent>
             </w:sdt>
@@ -34114,7 +34114,7 @@
                     <w:sz w:val="18"/>
                     <w:szCs w:val="18"/>
                   </w:rPr>
-                  <w:t>⬜</w:t>
+                  <w:t>⬜ 未做</w:t>
                 </w:r>
               </w:sdtContent>
             </w:sdt>
@@ -34337,7 +34337,7 @@
                     <w:sz w:val="18"/>
                     <w:szCs w:val="18"/>
                   </w:rPr>
-                  <w:t>⬜</w:t>
+                  <w:t>⬜ 未做</w:t>
                 </w:r>
               </w:sdtContent>
             </w:sdt>
@@ -34560,7 +34560,7 @@
                     <w:sz w:val="18"/>
                     <w:szCs w:val="18"/>
                   </w:rPr>
-                  <w:t>⬜</w:t>
+                  <w:t>⬜ 未做</w:t>
                 </w:r>
               </w:sdtContent>
             </w:sdt>
@@ -34783,7 +34783,7 @@
                     <w:sz w:val="18"/>
                     <w:szCs w:val="18"/>
                   </w:rPr>
-                  <w:t>⬜</w:t>
+                  <w:t>⬜ 未做</w:t>
                 </w:r>
               </w:sdtContent>
             </w:sdt>
@@ -35006,7 +35006,7 @@
                     <w:sz w:val="18"/>
                     <w:szCs w:val="18"/>
                   </w:rPr>
-                  <w:t>⬜</w:t>
+                  <w:t>⬜ 未做</w:t>
                 </w:r>
               </w:sdtContent>
             </w:sdt>
@@ -35229,7 +35229,7 @@
                     <w:sz w:val="18"/>
                     <w:szCs w:val="18"/>
                   </w:rPr>
-                  <w:t>⬜</w:t>
+                  <w:t>⬜ 未做</w:t>
                 </w:r>
               </w:sdtContent>
             </w:sdt>
@@ -35452,7 +35452,7 @@
                     <w:sz w:val="18"/>
                     <w:szCs w:val="18"/>
                   </w:rPr>
-                  <w:t>⬜</w:t>
+                  <w:t>⬜ 未做</w:t>
                 </w:r>
               </w:sdtContent>
             </w:sdt>
@@ -35675,7 +35675,7 @@
                     <w:sz w:val="18"/>
                     <w:szCs w:val="18"/>
                   </w:rPr>
-                  <w:t>⬜</w:t>
+                  <w:t>⬜ 未做</w:t>
                 </w:r>
               </w:sdtContent>
             </w:sdt>
@@ -35898,7 +35898,7 @@
                     <w:sz w:val="18"/>
                     <w:szCs w:val="18"/>
                   </w:rPr>
-                  <w:t>⬜</w:t>
+                  <w:t>⬜ 未做</w:t>
                 </w:r>
               </w:sdtContent>
             </w:sdt>
@@ -36121,7 +36121,7 @@
                     <w:sz w:val="18"/>
                     <w:szCs w:val="18"/>
                   </w:rPr>
-                  <w:t>⬜</w:t>
+                  <w:t>⬜ 未做</w:t>
                 </w:r>
               </w:sdtContent>
             </w:sdt>
@@ -36344,7 +36344,7 @@
                     <w:sz w:val="18"/>
                     <w:szCs w:val="18"/>
                   </w:rPr>
-                  <w:t>⬜</w:t>
+                  <w:t>⬜ 未做</w:t>
                 </w:r>
               </w:sdtContent>
             </w:sdt>
@@ -36567,7 +36567,7 @@
                     <w:sz w:val="18"/>
                     <w:szCs w:val="18"/>
                   </w:rPr>
-                  <w:t>⬜</w:t>
+                  <w:t>⬜ 未做</w:t>
                 </w:r>
               </w:sdtContent>
             </w:sdt>
@@ -36790,7 +36790,7 @@
                     <w:sz w:val="18"/>
                     <w:szCs w:val="18"/>
                   </w:rPr>
-                  <w:t>⬜</w:t>
+                  <w:t>⬜ 未做</w:t>
                 </w:r>
               </w:sdtContent>
             </w:sdt>
@@ -37320,7 +37320,7 @@
                     <w:sz w:val="18"/>
                     <w:szCs w:val="18"/>
                   </w:rPr>
-                  <w:t>⬜</w:t>
+                  <w:t>⬜ 未做</w:t>
                 </w:r>
               </w:sdtContent>
             </w:sdt>
@@ -37543,7 +37543,7 @@
                     <w:sz w:val="18"/>
                     <w:szCs w:val="18"/>
                   </w:rPr>
-                  <w:t>⬜</w:t>
+                  <w:t>⬜ 未做</w:t>
                 </w:r>
               </w:sdtContent>
             </w:sdt>
@@ -37766,7 +37766,7 @@
                     <w:sz w:val="18"/>
                     <w:szCs w:val="18"/>
                   </w:rPr>
-                  <w:t>⬜</w:t>
+                  <w:t>⬜ 未做</w:t>
                 </w:r>
               </w:sdtContent>
             </w:sdt>
@@ -37989,7 +37989,7 @@
                     <w:sz w:val="18"/>
                     <w:szCs w:val="18"/>
                   </w:rPr>
-                  <w:t>⬜</w:t>
+                  <w:t>⬜ 未做</w:t>
                 </w:r>
               </w:sdtContent>
             </w:sdt>
@@ -38212,7 +38212,7 @@
                     <w:sz w:val="18"/>
                     <w:szCs w:val="18"/>
                   </w:rPr>
-                  <w:t>⬜</w:t>
+                  <w:t>⬜ 未做</w:t>
                 </w:r>
               </w:sdtContent>
             </w:sdt>
@@ -38435,7 +38435,7 @@
                     <w:sz w:val="18"/>
                     <w:szCs w:val="18"/>
                   </w:rPr>
-                  <w:t>⬜</w:t>
+                  <w:t>⬜ 未做</w:t>
                 </w:r>
               </w:sdtContent>
             </w:sdt>
@@ -38658,7 +38658,7 @@
                     <w:sz w:val="18"/>
                     <w:szCs w:val="18"/>
                   </w:rPr>
-                  <w:t>⬜</w:t>
+                  <w:t>⬜ 未做</w:t>
                 </w:r>
               </w:sdtContent>
             </w:sdt>
@@ -39188,7 +39188,7 @@
                     <w:sz w:val="18"/>
                     <w:szCs w:val="18"/>
                   </w:rPr>
-                  <w:t>⬜</w:t>
+                  <w:t>⬜ 未做</w:t>
                 </w:r>
               </w:sdtContent>
             </w:sdt>
@@ -39411,7 +39411,7 @@
                     <w:sz w:val="18"/>
                     <w:szCs w:val="18"/>
                   </w:rPr>
-                  <w:t>⬜</w:t>
+                  <w:t>⬜ 未做</w:t>
                 </w:r>
               </w:sdtContent>
             </w:sdt>
@@ -39634,7 +39634,7 @@
                     <w:sz w:val="18"/>
                     <w:szCs w:val="18"/>
                   </w:rPr>
-                  <w:t>⬜</w:t>
+                  <w:t>⬜ 未做</w:t>
                 </w:r>
               </w:sdtContent>
             </w:sdt>
@@ -39857,7 +39857,7 @@
                     <w:sz w:val="18"/>
                     <w:szCs w:val="18"/>
                   </w:rPr>
-                  <w:t>⬜</w:t>
+                  <w:t>⬜ 未做</w:t>
                 </w:r>
               </w:sdtContent>
             </w:sdt>
@@ -40080,7 +40080,7 @@
                     <w:sz w:val="18"/>
                     <w:szCs w:val="18"/>
                   </w:rPr>
-                  <w:t>⬜</w:t>
+                  <w:t>⬜ 未做</w:t>
                 </w:r>
               </w:sdtContent>
             </w:sdt>
@@ -40303,7 +40303,7 @@
                     <w:sz w:val="18"/>
                     <w:szCs w:val="18"/>
                   </w:rPr>
-                  <w:t>⬜</w:t>
+                  <w:t>⬜ 未做</w:t>
                 </w:r>
               </w:sdtContent>
             </w:sdt>
@@ -40526,7 +40526,7 @@
                     <w:sz w:val="18"/>
                     <w:szCs w:val="18"/>
                   </w:rPr>
-                  <w:t>⬜</w:t>
+                  <w:t>⬜ 未做</w:t>
                 </w:r>
               </w:sdtContent>
             </w:sdt>
@@ -40749,7 +40749,7 @@
                     <w:sz w:val="18"/>
                     <w:szCs w:val="18"/>
                   </w:rPr>
-                  <w:t>⬜</w:t>
+                  <w:t>⬜ 未做</w:t>
                 </w:r>
               </w:sdtContent>
             </w:sdt>
@@ -41279,7 +41279,7 @@
                     <w:sz w:val="18"/>
                     <w:szCs w:val="18"/>
                   </w:rPr>
-                  <w:t>⬜</w:t>
+                  <w:t>⬜ 未做</w:t>
                 </w:r>
               </w:sdtContent>
             </w:sdt>
@@ -41502,7 +41502,7 @@
                     <w:sz w:val="18"/>
                     <w:szCs w:val="18"/>
                   </w:rPr>
-                  <w:t>⬜</w:t>
+                  <w:t>⬜ 未做</w:t>
                 </w:r>
               </w:sdtContent>
             </w:sdt>
@@ -41725,7 +41725,7 @@
                     <w:sz w:val="18"/>
                     <w:szCs w:val="18"/>
                   </w:rPr>
-                  <w:t>⬜</w:t>
+                  <w:t>⬜ 未做</w:t>
                 </w:r>
               </w:sdtContent>
             </w:sdt>
@@ -41948,7 +41948,7 @@
                     <w:sz w:val="18"/>
                     <w:szCs w:val="18"/>
                   </w:rPr>
-                  <w:t>⬜</w:t>
+                  <w:t>⬜ 未做</w:t>
                 </w:r>
               </w:sdtContent>
             </w:sdt>
@@ -42171,7 +42171,7 @@
                     <w:sz w:val="18"/>
                     <w:szCs w:val="18"/>
                   </w:rPr>
-                  <w:t>⬜</w:t>
+                  <w:t>⬜ 未做</w:t>
                 </w:r>
               </w:sdtContent>
             </w:sdt>
@@ -42394,7 +42394,7 @@
                     <w:sz w:val="18"/>
                     <w:szCs w:val="18"/>
                   </w:rPr>
-                  <w:t>⬜</w:t>
+                  <w:t>⬜ 未做</w:t>
                 </w:r>
               </w:sdtContent>
             </w:sdt>
@@ -42924,7 +42924,7 @@
                     <w:sz w:val="18"/>
                     <w:szCs w:val="18"/>
                   </w:rPr>
-                  <w:t>⬜</w:t>
+                  <w:t>⬜ 未做</w:t>
                 </w:r>
               </w:sdtContent>
             </w:sdt>
@@ -43147,7 +43147,7 @@
                     <w:sz w:val="18"/>
                     <w:szCs w:val="18"/>
                   </w:rPr>
-                  <w:t>⬜</w:t>
+                  <w:t>⬜ 未做</w:t>
                 </w:r>
               </w:sdtContent>
             </w:sdt>
@@ -43370,7 +43370,7 @@
                     <w:sz w:val="18"/>
                     <w:szCs w:val="18"/>
                   </w:rPr>
-                  <w:t>⬜</w:t>
+                  <w:t>⬜ 未做</w:t>
                 </w:r>
               </w:sdtContent>
             </w:sdt>
@@ -43593,7 +43593,7 @@
                     <w:sz w:val="18"/>
                     <w:szCs w:val="18"/>
                   </w:rPr>
-                  <w:t>⬜</w:t>
+                  <w:t>⬜ 未做</w:t>
                 </w:r>
               </w:sdtContent>
             </w:sdt>
@@ -43816,7 +43816,7 @@
                     <w:sz w:val="18"/>
                     <w:szCs w:val="18"/>
                   </w:rPr>
-                  <w:t>⬜</w:t>
+                  <w:t>⬜ 未做</w:t>
                 </w:r>
               </w:sdtContent>
             </w:sdt>
@@ -44039,7 +44039,7 @@
                     <w:sz w:val="18"/>
                     <w:szCs w:val="18"/>
                   </w:rPr>
-                  <w:t>⬜</w:t>
+                  <w:t>⬜ 未做</w:t>
                 </w:r>
               </w:sdtContent>
             </w:sdt>

--- a/Project1/ds/LeetCode_Roadmap.docx
+++ b/Project1/ds/LeetCode_Roadmap.docx
@@ -977,9 +977,9 @@
                 <w:tag w:val="lc_status_1"/>
                 <w:id w:val="90001"/>
                 <w:dropDownList>
-                  <w:listItem w:displayText="⬜ 未做" w:value="0"/>
-                  <w:listItem w:displayText="🔥 已手撕" w:value="1"/>
-                  <w:listItem w:displayText="✅ 已完成" w:value="2"/>
+                  <w:listItem w:displayText="⬜" w:value="0"/>
+                  <w:listItem w:displayText="🔥" w:value="1"/>
+                  <w:listItem w:displayText="✅" w:value="2"/>
                 </w:dropDownList>
                 <w:showingPlcHdr w:val="0"/>
               </w:sdtPr>
@@ -994,7 +994,7 @@
                     <w:sz w:val="18"/>
                     <w:szCs w:val="18"/>
                   </w:rPr>
-                  <w:t>🔥 已手撕</w:t>
+                  <w:t>🔥</w:t>
                 </w:r>
               </w:sdtContent>
             </w:sdt>
@@ -1200,9 +1200,9 @@
                 <w:tag w:val="lc_status_2"/>
                 <w:id w:val="90002"/>
                 <w:dropDownList>
-                  <w:listItem w:displayText="⬜ 未做" w:value="0"/>
-                  <w:listItem w:displayText="🔥 已手撕" w:value="1"/>
-                  <w:listItem w:displayText="✅ 已完成" w:value="2"/>
+                  <w:listItem w:displayText="⬜" w:value="0"/>
+                  <w:listItem w:displayText="🔥" w:value="1"/>
+                  <w:listItem w:displayText="✅" w:value="2"/>
                 </w:dropDownList>
                 <w:showingPlcHdr w:val="0"/>
               </w:sdtPr>
@@ -1217,7 +1217,7 @@
                     <w:sz w:val="18"/>
                     <w:szCs w:val="18"/>
                   </w:rPr>
-                  <w:t>🔥 已手撕</w:t>
+                  <w:t>🔥</w:t>
                 </w:r>
               </w:sdtContent>
             </w:sdt>
@@ -1423,9 +1423,9 @@
                 <w:tag w:val="lc_status_3"/>
                 <w:id w:val="90003"/>
                 <w:dropDownList>
-                  <w:listItem w:displayText="⬜ 未做" w:value="0"/>
-                  <w:listItem w:displayText="🔥 已手撕" w:value="1"/>
-                  <w:listItem w:displayText="✅ 已完成" w:value="2"/>
+                  <w:listItem w:displayText="⬜" w:value="0"/>
+                  <w:listItem w:displayText="🔥" w:value="1"/>
+                  <w:listItem w:displayText="✅" w:value="2"/>
                 </w:dropDownList>
                 <w:showingPlcHdr w:val="0"/>
               </w:sdtPr>
@@ -1440,7 +1440,7 @@
                     <w:sz w:val="18"/>
                     <w:szCs w:val="18"/>
                   </w:rPr>
-                  <w:t>🔥 已手撕</w:t>
+                  <w:t>🔥</w:t>
                 </w:r>
               </w:sdtContent>
             </w:sdt>
@@ -1646,9 +1646,9 @@
                 <w:tag w:val="lc_status_4"/>
                 <w:id w:val="90004"/>
                 <w:dropDownList>
-                  <w:listItem w:displayText="⬜ 未做" w:value="0"/>
-                  <w:listItem w:displayText="🔥 已手撕" w:value="1"/>
-                  <w:listItem w:displayText="✅ 已完成" w:value="2"/>
+                  <w:listItem w:displayText="⬜" w:value="0"/>
+                  <w:listItem w:displayText="🔥" w:value="1"/>
+                  <w:listItem w:displayText="✅" w:value="2"/>
                 </w:dropDownList>
                 <w:showingPlcHdr w:val="0"/>
               </w:sdtPr>
@@ -1663,7 +1663,7 @@
                     <w:sz w:val="18"/>
                     <w:szCs w:val="18"/>
                   </w:rPr>
-                  <w:t>🔥 已手撕</w:t>
+                  <w:t>🔥</w:t>
                 </w:r>
               </w:sdtContent>
             </w:sdt>
@@ -1869,9 +1869,9 @@
                 <w:tag w:val="lc_status_5"/>
                 <w:id w:val="90005"/>
                 <w:dropDownList>
-                  <w:listItem w:displayText="⬜ 未做" w:value="0"/>
-                  <w:listItem w:displayText="🔥 已手撕" w:value="1"/>
-                  <w:listItem w:displayText="✅ 已完成" w:value="2"/>
+                  <w:listItem w:displayText="⬜" w:value="0"/>
+                  <w:listItem w:displayText="🔥" w:value="1"/>
+                  <w:listItem w:displayText="✅" w:value="2"/>
                 </w:dropDownList>
                 <w:showingPlcHdr w:val="0"/>
               </w:sdtPr>
@@ -1886,7 +1886,7 @@
                     <w:sz w:val="18"/>
                     <w:szCs w:val="18"/>
                   </w:rPr>
-                  <w:t>🔥 已手撕</w:t>
+                  <w:t>🔥</w:t>
                 </w:r>
               </w:sdtContent>
             </w:sdt>
@@ -2092,9 +2092,9 @@
                 <w:tag w:val="lc_status_6"/>
                 <w:id w:val="90006"/>
                 <w:dropDownList>
-                  <w:listItem w:displayText="⬜ 未做" w:value="0"/>
-                  <w:listItem w:displayText="🔥 已手撕" w:value="1"/>
-                  <w:listItem w:displayText="✅ 已完成" w:value="2"/>
+                  <w:listItem w:displayText="⬜" w:value="0"/>
+                  <w:listItem w:displayText="🔥" w:value="1"/>
+                  <w:listItem w:displayText="✅" w:value="2"/>
                 </w:dropDownList>
                 <w:showingPlcHdr w:val="0"/>
               </w:sdtPr>
@@ -2109,7 +2109,7 @@
                     <w:sz w:val="18"/>
                     <w:szCs w:val="18"/>
                   </w:rPr>
-                  <w:t>🔥 已手撕</w:t>
+                  <w:t>🔥</w:t>
                 </w:r>
               </w:sdtContent>
             </w:sdt>
@@ -2315,9 +2315,9 @@
                 <w:tag w:val="lc_status_7"/>
                 <w:id w:val="90007"/>
                 <w:dropDownList>
-                  <w:listItem w:displayText="⬜ 未做" w:value="0"/>
-                  <w:listItem w:displayText="🔥 已手撕" w:value="1"/>
-                  <w:listItem w:displayText="✅ 已完成" w:value="2"/>
+                  <w:listItem w:displayText="⬜" w:value="0"/>
+                  <w:listItem w:displayText="🔥" w:value="1"/>
+                  <w:listItem w:displayText="✅" w:value="2"/>
                 </w:dropDownList>
                 <w:showingPlcHdr w:val="0"/>
               </w:sdtPr>
@@ -2332,7 +2332,7 @@
                     <w:sz w:val="18"/>
                     <w:szCs w:val="18"/>
                   </w:rPr>
-                  <w:t>⬜ 未做</w:t>
+                  <w:t>⬜</w:t>
                 </w:r>
               </w:sdtContent>
             </w:sdt>
@@ -2538,9 +2538,9 @@
                 <w:tag w:val="lc_status_8"/>
                 <w:id w:val="90008"/>
                 <w:dropDownList>
-                  <w:listItem w:displayText="⬜ 未做" w:value="0"/>
-                  <w:listItem w:displayText="🔥 已手撕" w:value="1"/>
-                  <w:listItem w:displayText="✅ 已完成" w:value="2"/>
+                  <w:listItem w:displayText="⬜" w:value="0"/>
+                  <w:listItem w:displayText="🔥" w:value="1"/>
+                  <w:listItem w:displayText="✅" w:value="2"/>
                 </w:dropDownList>
                 <w:showingPlcHdr w:val="0"/>
               </w:sdtPr>
@@ -2555,7 +2555,7 @@
                     <w:sz w:val="18"/>
                     <w:szCs w:val="18"/>
                   </w:rPr>
-                  <w:t>⬜ 未做</w:t>
+                  <w:t>⬜</w:t>
                 </w:r>
               </w:sdtContent>
             </w:sdt>
@@ -2761,9 +2761,9 @@
                 <w:tag w:val="lc_status_9"/>
                 <w:id w:val="90009"/>
                 <w:dropDownList>
-                  <w:listItem w:displayText="⬜ 未做" w:value="0"/>
-                  <w:listItem w:displayText="🔥 已手撕" w:value="1"/>
-                  <w:listItem w:displayText="✅ 已完成" w:value="2"/>
+                  <w:listItem w:displayText="⬜" w:value="0"/>
+                  <w:listItem w:displayText="🔥" w:value="1"/>
+                  <w:listItem w:displayText="✅" w:value="2"/>
                 </w:dropDownList>
                 <w:showingPlcHdr w:val="0"/>
               </w:sdtPr>
@@ -2778,7 +2778,7 @@
                     <w:sz w:val="18"/>
                     <w:szCs w:val="18"/>
                   </w:rPr>
-                  <w:t>⬜ 未做</w:t>
+                  <w:t>⬜</w:t>
                 </w:r>
               </w:sdtContent>
             </w:sdt>
@@ -2984,9 +2984,9 @@
                 <w:tag w:val="lc_status_10"/>
                 <w:id w:val="90010"/>
                 <w:dropDownList>
-                  <w:listItem w:displayText="⬜ 未做" w:value="0"/>
-                  <w:listItem w:displayText="🔥 已手撕" w:value="1"/>
-                  <w:listItem w:displayText="✅ 已完成" w:value="2"/>
+                  <w:listItem w:displayText="⬜" w:value="0"/>
+                  <w:listItem w:displayText="🔥" w:value="1"/>
+                  <w:listItem w:displayText="✅" w:value="2"/>
                 </w:dropDownList>
                 <w:showingPlcHdr w:val="0"/>
               </w:sdtPr>
@@ -3001,7 +3001,7 @@
                     <w:sz w:val="18"/>
                     <w:szCs w:val="18"/>
                   </w:rPr>
-                  <w:t>⬜ 未做</w:t>
+                  <w:t>⬜</w:t>
                 </w:r>
               </w:sdtContent>
             </w:sdt>
@@ -3207,9 +3207,9 @@
                 <w:tag w:val="lc_status_11"/>
                 <w:id w:val="90011"/>
                 <w:dropDownList>
-                  <w:listItem w:displayText="⬜ 未做" w:value="0"/>
-                  <w:listItem w:displayText="🔥 已手撕" w:value="1"/>
-                  <w:listItem w:displayText="✅ 已完成" w:value="2"/>
+                  <w:listItem w:displayText="⬜" w:value="0"/>
+                  <w:listItem w:displayText="🔥" w:value="1"/>
+                  <w:listItem w:displayText="✅" w:value="2"/>
                 </w:dropDownList>
                 <w:showingPlcHdr w:val="0"/>
               </w:sdtPr>
@@ -3224,7 +3224,7 @@
                     <w:sz w:val="18"/>
                     <w:szCs w:val="18"/>
                   </w:rPr>
-                  <w:t>⬜ 未做</w:t>
+                  <w:t>⬜</w:t>
                 </w:r>
               </w:sdtContent>
             </w:sdt>
@@ -3430,9 +3430,9 @@
                 <w:tag w:val="lc_status_12"/>
                 <w:id w:val="90012"/>
                 <w:dropDownList>
-                  <w:listItem w:displayText="⬜ 未做" w:value="0"/>
-                  <w:listItem w:displayText="🔥 已手撕" w:value="1"/>
-                  <w:listItem w:displayText="✅ 已完成" w:value="2"/>
+                  <w:listItem w:displayText="⬜" w:value="0"/>
+                  <w:listItem w:displayText="🔥" w:value="1"/>
+                  <w:listItem w:displayText="✅" w:value="2"/>
                 </w:dropDownList>
                 <w:showingPlcHdr w:val="0"/>
               </w:sdtPr>
@@ -3447,7 +3447,7 @@
                     <w:sz w:val="18"/>
                     <w:szCs w:val="18"/>
                   </w:rPr>
-                  <w:t>⬜ 未做</w:t>
+                  <w:t>⬜</w:t>
                 </w:r>
               </w:sdtContent>
             </w:sdt>
@@ -3960,9 +3960,9 @@
                 <w:tag w:val="lc_status_13"/>
                 <w:id w:val="90013"/>
                 <w:dropDownList>
-                  <w:listItem w:displayText="⬜ 未做" w:value="0"/>
-                  <w:listItem w:displayText="🔥 已手撕" w:value="1"/>
-                  <w:listItem w:displayText="✅ 已完成" w:value="2"/>
+                  <w:listItem w:displayText="⬜" w:value="0"/>
+                  <w:listItem w:displayText="🔥" w:value="1"/>
+                  <w:listItem w:displayText="✅" w:value="2"/>
                 </w:dropDownList>
                 <w:showingPlcHdr w:val="0"/>
               </w:sdtPr>
@@ -3977,7 +3977,7 @@
                     <w:sz w:val="18"/>
                     <w:szCs w:val="18"/>
                   </w:rPr>
-                  <w:t>⬜ 未做</w:t>
+                  <w:t>⬜</w:t>
                 </w:r>
               </w:sdtContent>
             </w:sdt>
@@ -4183,9 +4183,9 @@
                 <w:tag w:val="lc_status_14"/>
                 <w:id w:val="90014"/>
                 <w:dropDownList>
-                  <w:listItem w:displayText="⬜ 未做" w:value="0"/>
-                  <w:listItem w:displayText="🔥 已手撕" w:value="1"/>
-                  <w:listItem w:displayText="✅ 已完成" w:value="2"/>
+                  <w:listItem w:displayText="⬜" w:value="0"/>
+                  <w:listItem w:displayText="🔥" w:value="1"/>
+                  <w:listItem w:displayText="✅" w:value="2"/>
                 </w:dropDownList>
                 <w:showingPlcHdr w:val="0"/>
               </w:sdtPr>
@@ -4200,7 +4200,7 @@
                     <w:sz w:val="18"/>
                     <w:szCs w:val="18"/>
                   </w:rPr>
-                  <w:t>🔥 已手撕</w:t>
+                  <w:t>🔥</w:t>
                 </w:r>
               </w:sdtContent>
             </w:sdt>
@@ -4406,9 +4406,9 @@
                 <w:tag w:val="lc_status_15"/>
                 <w:id w:val="90015"/>
                 <w:dropDownList>
-                  <w:listItem w:displayText="⬜ 未做" w:value="0"/>
-                  <w:listItem w:displayText="🔥 已手撕" w:value="1"/>
-                  <w:listItem w:displayText="✅ 已完成" w:value="2"/>
+                  <w:listItem w:displayText="⬜" w:value="0"/>
+                  <w:listItem w:displayText="🔥" w:value="1"/>
+                  <w:listItem w:displayText="✅" w:value="2"/>
                 </w:dropDownList>
                 <w:showingPlcHdr w:val="0"/>
               </w:sdtPr>
@@ -4423,7 +4423,7 @@
                     <w:sz w:val="18"/>
                     <w:szCs w:val="18"/>
                   </w:rPr>
-                  <w:t>✅ 已完成</w:t>
+                  <w:t>✅</w:t>
                 </w:r>
               </w:sdtContent>
             </w:sdt>
@@ -4629,9 +4629,9 @@
                 <w:tag w:val="lc_status_16"/>
                 <w:id w:val="90016"/>
                 <w:dropDownList>
-                  <w:listItem w:displayText="⬜ 未做" w:value="0"/>
-                  <w:listItem w:displayText="🔥 已手撕" w:value="1"/>
-                  <w:listItem w:displayText="✅ 已完成" w:value="2"/>
+                  <w:listItem w:displayText="⬜" w:value="0"/>
+                  <w:listItem w:displayText="🔥" w:value="1"/>
+                  <w:listItem w:displayText="✅" w:value="2"/>
                 </w:dropDownList>
                 <w:showingPlcHdr w:val="0"/>
               </w:sdtPr>
@@ -4646,7 +4646,7 @@
                     <w:sz w:val="18"/>
                     <w:szCs w:val="18"/>
                   </w:rPr>
-                  <w:t>⬜ 未做</w:t>
+                  <w:t>⬜</w:t>
                 </w:r>
               </w:sdtContent>
             </w:sdt>
@@ -4852,9 +4852,9 @@
                 <w:tag w:val="lc_status_17"/>
                 <w:id w:val="90017"/>
                 <w:dropDownList>
-                  <w:listItem w:displayText="⬜ 未做" w:value="0"/>
-                  <w:listItem w:displayText="🔥 已手撕" w:value="1"/>
-                  <w:listItem w:displayText="✅ 已完成" w:value="2"/>
+                  <w:listItem w:displayText="⬜" w:value="0"/>
+                  <w:listItem w:displayText="🔥" w:value="1"/>
+                  <w:listItem w:displayText="✅" w:value="2"/>
                 </w:dropDownList>
                 <w:showingPlcHdr w:val="0"/>
               </w:sdtPr>
@@ -4869,7 +4869,7 @@
                     <w:sz w:val="18"/>
                     <w:szCs w:val="18"/>
                   </w:rPr>
-                  <w:t>⬜ 未做</w:t>
+                  <w:t>⬜</w:t>
                 </w:r>
               </w:sdtContent>
             </w:sdt>
@@ -5075,9 +5075,9 @@
                 <w:tag w:val="lc_status_18"/>
                 <w:id w:val="90018"/>
                 <w:dropDownList>
-                  <w:listItem w:displayText="⬜ 未做" w:value="0"/>
-                  <w:listItem w:displayText="🔥 已手撕" w:value="1"/>
-                  <w:listItem w:displayText="✅ 已完成" w:value="2"/>
+                  <w:listItem w:displayText="⬜" w:value="0"/>
+                  <w:listItem w:displayText="🔥" w:value="1"/>
+                  <w:listItem w:displayText="✅" w:value="2"/>
                 </w:dropDownList>
                 <w:showingPlcHdr w:val="0"/>
               </w:sdtPr>
@@ -5092,7 +5092,7 @@
                     <w:sz w:val="18"/>
                     <w:szCs w:val="18"/>
                   </w:rPr>
-                  <w:t>⬜ 未做</w:t>
+                  <w:t>⬜</w:t>
                 </w:r>
               </w:sdtContent>
             </w:sdt>
@@ -5298,9 +5298,9 @@
                 <w:tag w:val="lc_status_19"/>
                 <w:id w:val="90019"/>
                 <w:dropDownList>
-                  <w:listItem w:displayText="⬜ 未做" w:value="0"/>
-                  <w:listItem w:displayText="🔥 已手撕" w:value="1"/>
-                  <w:listItem w:displayText="✅ 已完成" w:value="2"/>
+                  <w:listItem w:displayText="⬜" w:value="0"/>
+                  <w:listItem w:displayText="🔥" w:value="1"/>
+                  <w:listItem w:displayText="✅" w:value="2"/>
                 </w:dropDownList>
                 <w:showingPlcHdr w:val="0"/>
               </w:sdtPr>
@@ -5315,7 +5315,7 @@
                     <w:sz w:val="18"/>
                     <w:szCs w:val="18"/>
                   </w:rPr>
-                  <w:t>⬜ 未做</w:t>
+                  <w:t>⬜</w:t>
                 </w:r>
               </w:sdtContent>
             </w:sdt>
@@ -5521,9 +5521,9 @@
                 <w:tag w:val="lc_status_20"/>
                 <w:id w:val="90020"/>
                 <w:dropDownList>
-                  <w:listItem w:displayText="⬜ 未做" w:value="0"/>
-                  <w:listItem w:displayText="🔥 已手撕" w:value="1"/>
-                  <w:listItem w:displayText="✅ 已完成" w:value="2"/>
+                  <w:listItem w:displayText="⬜" w:value="0"/>
+                  <w:listItem w:displayText="🔥" w:value="1"/>
+                  <w:listItem w:displayText="✅" w:value="2"/>
                 </w:dropDownList>
                 <w:showingPlcHdr w:val="0"/>
               </w:sdtPr>
@@ -5538,7 +5538,7 @@
                     <w:sz w:val="18"/>
                     <w:szCs w:val="18"/>
                   </w:rPr>
-                  <w:t>⬜ 未做</w:t>
+                  <w:t>⬜</w:t>
                 </w:r>
               </w:sdtContent>
             </w:sdt>
@@ -5744,9 +5744,9 @@
                 <w:tag w:val="lc_status_21"/>
                 <w:id w:val="90021"/>
                 <w:dropDownList>
-                  <w:listItem w:displayText="⬜ 未做" w:value="0"/>
-                  <w:listItem w:displayText="🔥 已手撕" w:value="1"/>
-                  <w:listItem w:displayText="✅ 已完成" w:value="2"/>
+                  <w:listItem w:displayText="⬜" w:value="0"/>
+                  <w:listItem w:displayText="🔥" w:value="1"/>
+                  <w:listItem w:displayText="✅" w:value="2"/>
                 </w:dropDownList>
                 <w:showingPlcHdr w:val="0"/>
               </w:sdtPr>
@@ -5761,7 +5761,7 @@
                     <w:sz w:val="18"/>
                     <w:szCs w:val="18"/>
                   </w:rPr>
-                  <w:t>⬜ 未做</w:t>
+                  <w:t>⬜</w:t>
                 </w:r>
               </w:sdtContent>
             </w:sdt>
@@ -5967,9 +5967,9 @@
                 <w:tag w:val="lc_status_22"/>
                 <w:id w:val="90022"/>
                 <w:dropDownList>
-                  <w:listItem w:displayText="⬜ 未做" w:value="0"/>
-                  <w:listItem w:displayText="🔥 已手撕" w:value="1"/>
-                  <w:listItem w:displayText="✅ 已完成" w:value="2"/>
+                  <w:listItem w:displayText="⬜" w:value="0"/>
+                  <w:listItem w:displayText="🔥" w:value="1"/>
+                  <w:listItem w:displayText="✅" w:value="2"/>
                 </w:dropDownList>
                 <w:showingPlcHdr w:val="0"/>
               </w:sdtPr>
@@ -5984,7 +5984,7 @@
                     <w:sz w:val="18"/>
                     <w:szCs w:val="18"/>
                   </w:rPr>
-                  <w:t>⬜ 未做</w:t>
+                  <w:t>⬜</w:t>
                 </w:r>
               </w:sdtContent>
             </w:sdt>
@@ -6497,9 +6497,9 @@
                 <w:tag w:val="lc_status_23"/>
                 <w:id w:val="90023"/>
                 <w:dropDownList>
-                  <w:listItem w:displayText="⬜ 未做" w:value="0"/>
-                  <w:listItem w:displayText="🔥 已手撕" w:value="1"/>
-                  <w:listItem w:displayText="✅ 已完成" w:value="2"/>
+                  <w:listItem w:displayText="⬜" w:value="0"/>
+                  <w:listItem w:displayText="🔥" w:value="1"/>
+                  <w:listItem w:displayText="✅" w:value="2"/>
                 </w:dropDownList>
                 <w:showingPlcHdr w:val="0"/>
               </w:sdtPr>
@@ -6514,7 +6514,7 @@
                     <w:sz w:val="18"/>
                     <w:szCs w:val="18"/>
                   </w:rPr>
-                  <w:t>✅ 已完成</w:t>
+                  <w:t>✅</w:t>
                 </w:r>
               </w:sdtContent>
             </w:sdt>
@@ -6720,9 +6720,9 @@
                 <w:tag w:val="lc_status_24"/>
                 <w:id w:val="90024"/>
                 <w:dropDownList>
-                  <w:listItem w:displayText="⬜ 未做" w:value="0"/>
-                  <w:listItem w:displayText="🔥 已手撕" w:value="1"/>
-                  <w:listItem w:displayText="✅ 已完成" w:value="2"/>
+                  <w:listItem w:displayText="⬜" w:value="0"/>
+                  <w:listItem w:displayText="🔥" w:value="1"/>
+                  <w:listItem w:displayText="✅" w:value="2"/>
                 </w:dropDownList>
                 <w:showingPlcHdr w:val="0"/>
               </w:sdtPr>
@@ -6737,7 +6737,7 @@
                     <w:sz w:val="18"/>
                     <w:szCs w:val="18"/>
                   </w:rPr>
-                  <w:t>⬜ 未做</w:t>
+                  <w:t>⬜</w:t>
                 </w:r>
               </w:sdtContent>
             </w:sdt>
@@ -6943,9 +6943,9 @@
                 <w:tag w:val="lc_status_25"/>
                 <w:id w:val="90025"/>
                 <w:dropDownList>
-                  <w:listItem w:displayText="⬜ 未做" w:value="0"/>
-                  <w:listItem w:displayText="🔥 已手撕" w:value="1"/>
-                  <w:listItem w:displayText="✅ 已完成" w:value="2"/>
+                  <w:listItem w:displayText="⬜" w:value="0"/>
+                  <w:listItem w:displayText="🔥" w:value="1"/>
+                  <w:listItem w:displayText="✅" w:value="2"/>
                 </w:dropDownList>
                 <w:showingPlcHdr w:val="0"/>
               </w:sdtPr>
@@ -6960,7 +6960,7 @@
                     <w:sz w:val="18"/>
                     <w:szCs w:val="18"/>
                   </w:rPr>
-                  <w:t>⬜ 未做</w:t>
+                  <w:t>⬜</w:t>
                 </w:r>
               </w:sdtContent>
             </w:sdt>
@@ -7166,9 +7166,9 @@
                 <w:tag w:val="lc_status_26"/>
                 <w:id w:val="90026"/>
                 <w:dropDownList>
-                  <w:listItem w:displayText="⬜ 未做" w:value="0"/>
-                  <w:listItem w:displayText="🔥 已手撕" w:value="1"/>
-                  <w:listItem w:displayText="✅ 已完成" w:value="2"/>
+                  <w:listItem w:displayText="⬜" w:value="0"/>
+                  <w:listItem w:displayText="🔥" w:value="1"/>
+                  <w:listItem w:displayText="✅" w:value="2"/>
                 </w:dropDownList>
                 <w:showingPlcHdr w:val="0"/>
               </w:sdtPr>
@@ -7183,7 +7183,7 @@
                     <w:sz w:val="18"/>
                     <w:szCs w:val="18"/>
                   </w:rPr>
-                  <w:t>⬜ 未做</w:t>
+                  <w:t>⬜</w:t>
                 </w:r>
               </w:sdtContent>
             </w:sdt>
@@ -7389,9 +7389,9 @@
                 <w:tag w:val="lc_status_27"/>
                 <w:id w:val="90027"/>
                 <w:dropDownList>
-                  <w:listItem w:displayText="⬜ 未做" w:value="0"/>
-                  <w:listItem w:displayText="🔥 已手撕" w:value="1"/>
-                  <w:listItem w:displayText="✅ 已完成" w:value="2"/>
+                  <w:listItem w:displayText="⬜" w:value="0"/>
+                  <w:listItem w:displayText="🔥" w:value="1"/>
+                  <w:listItem w:displayText="✅" w:value="2"/>
                 </w:dropDownList>
                 <w:showingPlcHdr w:val="0"/>
               </w:sdtPr>
@@ -7406,7 +7406,7 @@
                     <w:sz w:val="18"/>
                     <w:szCs w:val="18"/>
                   </w:rPr>
-                  <w:t>⬜ 未做</w:t>
+                  <w:t>⬜</w:t>
                 </w:r>
               </w:sdtContent>
             </w:sdt>
@@ -7612,9 +7612,9 @@
                 <w:tag w:val="lc_status_28"/>
                 <w:id w:val="90028"/>
                 <w:dropDownList>
-                  <w:listItem w:displayText="⬜ 未做" w:value="0"/>
-                  <w:listItem w:displayText="🔥 已手撕" w:value="1"/>
-                  <w:listItem w:displayText="✅ 已完成" w:value="2"/>
+                  <w:listItem w:displayText="⬜" w:value="0"/>
+                  <w:listItem w:displayText="🔥" w:value="1"/>
+                  <w:listItem w:displayText="✅" w:value="2"/>
                 </w:dropDownList>
                 <w:showingPlcHdr w:val="0"/>
               </w:sdtPr>
@@ -7629,7 +7629,7 @@
                     <w:sz w:val="18"/>
                     <w:szCs w:val="18"/>
                   </w:rPr>
-                  <w:t>⬜ 未做</w:t>
+                  <w:t>⬜</w:t>
                 </w:r>
               </w:sdtContent>
             </w:sdt>
@@ -7835,9 +7835,9 @@
                 <w:tag w:val="lc_status_29"/>
                 <w:id w:val="90029"/>
                 <w:dropDownList>
-                  <w:listItem w:displayText="⬜ 未做" w:value="0"/>
-                  <w:listItem w:displayText="🔥 已手撕" w:value="1"/>
-                  <w:listItem w:displayText="✅ 已完成" w:value="2"/>
+                  <w:listItem w:displayText="⬜" w:value="0"/>
+                  <w:listItem w:displayText="🔥" w:value="1"/>
+                  <w:listItem w:displayText="✅" w:value="2"/>
                 </w:dropDownList>
                 <w:showingPlcHdr w:val="0"/>
               </w:sdtPr>
@@ -7852,7 +7852,7 @@
                     <w:sz w:val="18"/>
                     <w:szCs w:val="18"/>
                   </w:rPr>
-                  <w:t>⬜ 未做</w:t>
+                  <w:t>⬜</w:t>
                 </w:r>
               </w:sdtContent>
             </w:sdt>
@@ -8058,9 +8058,9 @@
                 <w:tag w:val="lc_status_30"/>
                 <w:id w:val="90030"/>
                 <w:dropDownList>
-                  <w:listItem w:displayText="⬜ 未做" w:value="0"/>
-                  <w:listItem w:displayText="🔥 已手撕" w:value="1"/>
-                  <w:listItem w:displayText="✅ 已完成" w:value="2"/>
+                  <w:listItem w:displayText="⬜" w:value="0"/>
+                  <w:listItem w:displayText="🔥" w:value="1"/>
+                  <w:listItem w:displayText="✅" w:value="2"/>
                 </w:dropDownList>
                 <w:showingPlcHdr w:val="0"/>
               </w:sdtPr>
@@ -8075,7 +8075,7 @@
                     <w:sz w:val="18"/>
                     <w:szCs w:val="18"/>
                   </w:rPr>
-                  <w:t>⬜ 未做</w:t>
+                  <w:t>⬜</w:t>
                 </w:r>
               </w:sdtContent>
             </w:sdt>
@@ -8588,9 +8588,9 @@
                 <w:tag w:val="lc_status_31"/>
                 <w:id w:val="90031"/>
                 <w:dropDownList>
-                  <w:listItem w:displayText="⬜ 未做" w:value="0"/>
-                  <w:listItem w:displayText="🔥 已手撕" w:value="1"/>
-                  <w:listItem w:displayText="✅ 已完成" w:value="2"/>
+                  <w:listItem w:displayText="⬜" w:value="0"/>
+                  <w:listItem w:displayText="🔥" w:value="1"/>
+                  <w:listItem w:displayText="✅" w:value="2"/>
                 </w:dropDownList>
                 <w:showingPlcHdr w:val="0"/>
               </w:sdtPr>
@@ -8605,7 +8605,7 @@
                     <w:sz w:val="18"/>
                     <w:szCs w:val="18"/>
                   </w:rPr>
-                  <w:t>🔥 已手撕</w:t>
+                  <w:t>🔥</w:t>
                 </w:r>
               </w:sdtContent>
             </w:sdt>
@@ -8811,9 +8811,9 @@
                 <w:tag w:val="lc_status_32"/>
                 <w:id w:val="90032"/>
                 <w:dropDownList>
-                  <w:listItem w:displayText="⬜ 未做" w:value="0"/>
-                  <w:listItem w:displayText="🔥 已手撕" w:value="1"/>
-                  <w:listItem w:displayText="✅ 已完成" w:value="2"/>
+                  <w:listItem w:displayText="⬜" w:value="0"/>
+                  <w:listItem w:displayText="🔥" w:value="1"/>
+                  <w:listItem w:displayText="✅" w:value="2"/>
                 </w:dropDownList>
                 <w:showingPlcHdr w:val="0"/>
               </w:sdtPr>
@@ -8828,7 +8828,7 @@
                     <w:sz w:val="18"/>
                     <w:szCs w:val="18"/>
                   </w:rPr>
-                  <w:t>🔥 已手撕</w:t>
+                  <w:t>🔥</w:t>
                 </w:r>
               </w:sdtContent>
             </w:sdt>
@@ -9034,9 +9034,9 @@
                 <w:tag w:val="lc_status_33"/>
                 <w:id w:val="90033"/>
                 <w:dropDownList>
-                  <w:listItem w:displayText="⬜ 未做" w:value="0"/>
-                  <w:listItem w:displayText="🔥 已手撕" w:value="1"/>
-                  <w:listItem w:displayText="✅ 已完成" w:value="2"/>
+                  <w:listItem w:displayText="⬜" w:value="0"/>
+                  <w:listItem w:displayText="🔥" w:value="1"/>
+                  <w:listItem w:displayText="✅" w:value="2"/>
                 </w:dropDownList>
                 <w:showingPlcHdr w:val="0"/>
               </w:sdtPr>
@@ -9051,7 +9051,7 @@
                     <w:sz w:val="18"/>
                     <w:szCs w:val="18"/>
                   </w:rPr>
-                  <w:t>🔥 已手撕</w:t>
+                  <w:t>🔥</w:t>
                 </w:r>
               </w:sdtContent>
             </w:sdt>
@@ -9257,9 +9257,9 @@
                 <w:tag w:val="lc_status_34"/>
                 <w:id w:val="90034"/>
                 <w:dropDownList>
-                  <w:listItem w:displayText="⬜ 未做" w:value="0"/>
-                  <w:listItem w:displayText="🔥 已手撕" w:value="1"/>
-                  <w:listItem w:displayText="✅ 已完成" w:value="2"/>
+                  <w:listItem w:displayText="⬜" w:value="0"/>
+                  <w:listItem w:displayText="🔥" w:value="1"/>
+                  <w:listItem w:displayText="✅" w:value="2"/>
                 </w:dropDownList>
                 <w:showingPlcHdr w:val="0"/>
               </w:sdtPr>
@@ -9274,7 +9274,7 @@
                     <w:sz w:val="18"/>
                     <w:szCs w:val="18"/>
                   </w:rPr>
-                  <w:t>🔥 已手撕</w:t>
+                  <w:t>🔥</w:t>
                 </w:r>
               </w:sdtContent>
             </w:sdt>
@@ -9480,9 +9480,9 @@
                 <w:tag w:val="lc_status_35"/>
                 <w:id w:val="90035"/>
                 <w:dropDownList>
-                  <w:listItem w:displayText="⬜ 未做" w:value="0"/>
-                  <w:listItem w:displayText="🔥 已手撕" w:value="1"/>
-                  <w:listItem w:displayText="✅ 已完成" w:value="2"/>
+                  <w:listItem w:displayText="⬜" w:value="0"/>
+                  <w:listItem w:displayText="🔥" w:value="1"/>
+                  <w:listItem w:displayText="✅" w:value="2"/>
                 </w:dropDownList>
                 <w:showingPlcHdr w:val="0"/>
               </w:sdtPr>
@@ -9497,7 +9497,7 @@
                     <w:sz w:val="18"/>
                     <w:szCs w:val="18"/>
                   </w:rPr>
-                  <w:t>🔥 已手撕</w:t>
+                  <w:t>🔥</w:t>
                 </w:r>
               </w:sdtContent>
             </w:sdt>
@@ -9703,9 +9703,9 @@
                 <w:tag w:val="lc_status_36"/>
                 <w:id w:val="90036"/>
                 <w:dropDownList>
-                  <w:listItem w:displayText="⬜ 未做" w:value="0"/>
-                  <w:listItem w:displayText="🔥 已手撕" w:value="1"/>
-                  <w:listItem w:displayText="✅ 已完成" w:value="2"/>
+                  <w:listItem w:displayText="⬜" w:value="0"/>
+                  <w:listItem w:displayText="🔥" w:value="1"/>
+                  <w:listItem w:displayText="✅" w:value="2"/>
                 </w:dropDownList>
                 <w:showingPlcHdr w:val="0"/>
               </w:sdtPr>
@@ -9720,7 +9720,7 @@
                     <w:sz w:val="18"/>
                     <w:szCs w:val="18"/>
                   </w:rPr>
-                  <w:t>⬜ 未做</w:t>
+                  <w:t>⬜</w:t>
                 </w:r>
               </w:sdtContent>
             </w:sdt>
@@ -9926,9 +9926,9 @@
                 <w:tag w:val="lc_status_37"/>
                 <w:id w:val="90037"/>
                 <w:dropDownList>
-                  <w:listItem w:displayText="⬜ 未做" w:value="0"/>
-                  <w:listItem w:displayText="🔥 已手撕" w:value="1"/>
-                  <w:listItem w:displayText="✅ 已完成" w:value="2"/>
+                  <w:listItem w:displayText="⬜" w:value="0"/>
+                  <w:listItem w:displayText="🔥" w:value="1"/>
+                  <w:listItem w:displayText="✅" w:value="2"/>
                 </w:dropDownList>
                 <w:showingPlcHdr w:val="0"/>
               </w:sdtPr>
@@ -9943,7 +9943,7 @@
                     <w:sz w:val="18"/>
                     <w:szCs w:val="18"/>
                   </w:rPr>
-                  <w:t>⬜ 未做</w:t>
+                  <w:t>⬜</w:t>
                 </w:r>
               </w:sdtContent>
             </w:sdt>
@@ -10149,9 +10149,9 @@
                 <w:tag w:val="lc_status_38"/>
                 <w:id w:val="90038"/>
                 <w:dropDownList>
-                  <w:listItem w:displayText="⬜ 未做" w:value="0"/>
-                  <w:listItem w:displayText="🔥 已手撕" w:value="1"/>
-                  <w:listItem w:displayText="✅ 已完成" w:value="2"/>
+                  <w:listItem w:displayText="⬜" w:value="0"/>
+                  <w:listItem w:displayText="🔥" w:value="1"/>
+                  <w:listItem w:displayText="✅" w:value="2"/>
                 </w:dropDownList>
                 <w:showingPlcHdr w:val="0"/>
               </w:sdtPr>
@@ -10166,7 +10166,7 @@
                     <w:sz w:val="18"/>
                     <w:szCs w:val="18"/>
                   </w:rPr>
-                  <w:t>⬜ 未做</w:t>
+                  <w:t>⬜</w:t>
                 </w:r>
               </w:sdtContent>
             </w:sdt>
@@ -10372,9 +10372,9 @@
                 <w:tag w:val="lc_status_39"/>
                 <w:id w:val="90039"/>
                 <w:dropDownList>
-                  <w:listItem w:displayText="⬜ 未做" w:value="0"/>
-                  <w:listItem w:displayText="🔥 已手撕" w:value="1"/>
-                  <w:listItem w:displayText="✅ 已完成" w:value="2"/>
+                  <w:listItem w:displayText="⬜" w:value="0"/>
+                  <w:listItem w:displayText="🔥" w:value="1"/>
+                  <w:listItem w:displayText="✅" w:value="2"/>
                 </w:dropDownList>
                 <w:showingPlcHdr w:val="0"/>
               </w:sdtPr>
@@ -10389,7 +10389,7 @@
                     <w:sz w:val="18"/>
                     <w:szCs w:val="18"/>
                   </w:rPr>
-                  <w:t>⬜ 未做</w:t>
+                  <w:t>⬜</w:t>
                 </w:r>
               </w:sdtContent>
             </w:sdt>
@@ -10595,9 +10595,9 @@
                 <w:tag w:val="lc_status_40"/>
                 <w:id w:val="90040"/>
                 <w:dropDownList>
-                  <w:listItem w:displayText="⬜ 未做" w:value="0"/>
-                  <w:listItem w:displayText="🔥 已手撕" w:value="1"/>
-                  <w:listItem w:displayText="✅ 已完成" w:value="2"/>
+                  <w:listItem w:displayText="⬜" w:value="0"/>
+                  <w:listItem w:displayText="🔥" w:value="1"/>
+                  <w:listItem w:displayText="✅" w:value="2"/>
                 </w:dropDownList>
                 <w:showingPlcHdr w:val="0"/>
               </w:sdtPr>
@@ -10612,7 +10612,7 @@
                     <w:sz w:val="18"/>
                     <w:szCs w:val="18"/>
                   </w:rPr>
-                  <w:t>⬜ 未做</w:t>
+                  <w:t>⬜</w:t>
                 </w:r>
               </w:sdtContent>
             </w:sdt>
@@ -11125,9 +11125,9 @@
                 <w:tag w:val="lc_status_41"/>
                 <w:id w:val="90041"/>
                 <w:dropDownList>
-                  <w:listItem w:displayText="⬜ 未做" w:value="0"/>
-                  <w:listItem w:displayText="🔥 已手撕" w:value="1"/>
-                  <w:listItem w:displayText="✅ 已完成" w:value="2"/>
+                  <w:listItem w:displayText="⬜" w:value="0"/>
+                  <w:listItem w:displayText="🔥" w:value="1"/>
+                  <w:listItem w:displayText="✅" w:value="2"/>
                 </w:dropDownList>
                 <w:showingPlcHdr w:val="0"/>
               </w:sdtPr>
@@ -11142,7 +11142,7 @@
                     <w:sz w:val="18"/>
                     <w:szCs w:val="18"/>
                   </w:rPr>
-                  <w:t>⬜ 未做</w:t>
+                  <w:t>⬜</w:t>
                 </w:r>
               </w:sdtContent>
             </w:sdt>
@@ -11348,9 +11348,9 @@
                 <w:tag w:val="lc_status_42"/>
                 <w:id w:val="90042"/>
                 <w:dropDownList>
-                  <w:listItem w:displayText="⬜ 未做" w:value="0"/>
-                  <w:listItem w:displayText="🔥 已手撕" w:value="1"/>
-                  <w:listItem w:displayText="✅ 已完成" w:value="2"/>
+                  <w:listItem w:displayText="⬜" w:value="0"/>
+                  <w:listItem w:displayText="🔥" w:value="1"/>
+                  <w:listItem w:displayText="✅" w:value="2"/>
                 </w:dropDownList>
                 <w:showingPlcHdr w:val="0"/>
               </w:sdtPr>
@@ -11365,7 +11365,7 @@
                     <w:sz w:val="18"/>
                     <w:szCs w:val="18"/>
                   </w:rPr>
-                  <w:t>⬜ 未做</w:t>
+                  <w:t>⬜</w:t>
                 </w:r>
               </w:sdtContent>
             </w:sdt>
@@ -11571,9 +11571,9 @@
                 <w:tag w:val="lc_status_43"/>
                 <w:id w:val="90043"/>
                 <w:dropDownList>
-                  <w:listItem w:displayText="⬜ 未做" w:value="0"/>
-                  <w:listItem w:displayText="🔥 已手撕" w:value="1"/>
-                  <w:listItem w:displayText="✅ 已完成" w:value="2"/>
+                  <w:listItem w:displayText="⬜" w:value="0"/>
+                  <w:listItem w:displayText="🔥" w:value="1"/>
+                  <w:listItem w:displayText="✅" w:value="2"/>
                 </w:dropDownList>
                 <w:showingPlcHdr w:val="0"/>
               </w:sdtPr>
@@ -11588,7 +11588,7 @@
                     <w:sz w:val="18"/>
                     <w:szCs w:val="18"/>
                   </w:rPr>
-                  <w:t>⬜ 未做</w:t>
+                  <w:t>⬜</w:t>
                 </w:r>
               </w:sdtContent>
             </w:sdt>
@@ -11794,9 +11794,9 @@
                 <w:tag w:val="lc_status_44"/>
                 <w:id w:val="90044"/>
                 <w:dropDownList>
-                  <w:listItem w:displayText="⬜ 未做" w:value="0"/>
-                  <w:listItem w:displayText="🔥 已手撕" w:value="1"/>
-                  <w:listItem w:displayText="✅ 已完成" w:value="2"/>
+                  <w:listItem w:displayText="⬜" w:value="0"/>
+                  <w:listItem w:displayText="🔥" w:value="1"/>
+                  <w:listItem w:displayText="✅" w:value="2"/>
                 </w:dropDownList>
                 <w:showingPlcHdr w:val="0"/>
               </w:sdtPr>
@@ -11811,7 +11811,7 @@
                     <w:sz w:val="18"/>
                     <w:szCs w:val="18"/>
                   </w:rPr>
-                  <w:t>⬜ 未做</w:t>
+                  <w:t>⬜</w:t>
                 </w:r>
               </w:sdtContent>
             </w:sdt>
@@ -12324,9 +12324,9 @@
                 <w:tag w:val="lc_status_45"/>
                 <w:id w:val="90045"/>
                 <w:dropDownList>
-                  <w:listItem w:displayText="⬜ 未做" w:value="0"/>
-                  <w:listItem w:displayText="🔥 已手撕" w:value="1"/>
-                  <w:listItem w:displayText="✅ 已完成" w:value="2"/>
+                  <w:listItem w:displayText="⬜" w:value="0"/>
+                  <w:listItem w:displayText="🔥" w:value="1"/>
+                  <w:listItem w:displayText="✅" w:value="2"/>
                 </w:dropDownList>
                 <w:showingPlcHdr w:val="0"/>
               </w:sdtPr>
@@ -12341,7 +12341,7 @@
                     <w:sz w:val="18"/>
                     <w:szCs w:val="18"/>
                   </w:rPr>
-                  <w:t>✅ 已完成</w:t>
+                  <w:t>✅</w:t>
                 </w:r>
               </w:sdtContent>
             </w:sdt>
@@ -12547,9 +12547,9 @@
                 <w:tag w:val="lc_status_46"/>
                 <w:id w:val="90046"/>
                 <w:dropDownList>
-                  <w:listItem w:displayText="⬜ 未做" w:value="0"/>
-                  <w:listItem w:displayText="🔥 已手撕" w:value="1"/>
-                  <w:listItem w:displayText="✅ 已完成" w:value="2"/>
+                  <w:listItem w:displayText="⬜" w:value="0"/>
+                  <w:listItem w:displayText="🔥" w:value="1"/>
+                  <w:listItem w:displayText="✅" w:value="2"/>
                 </w:dropDownList>
                 <w:showingPlcHdr w:val="0"/>
               </w:sdtPr>
@@ -12564,7 +12564,7 @@
                     <w:sz w:val="18"/>
                     <w:szCs w:val="18"/>
                   </w:rPr>
-                  <w:t>✅ 已完成</w:t>
+                  <w:t>✅</w:t>
                 </w:r>
               </w:sdtContent>
             </w:sdt>
@@ -12770,9 +12770,9 @@
                 <w:tag w:val="lc_status_47"/>
                 <w:id w:val="90047"/>
                 <w:dropDownList>
-                  <w:listItem w:displayText="⬜ 未做" w:value="0"/>
-                  <w:listItem w:displayText="🔥 已手撕" w:value="1"/>
-                  <w:listItem w:displayText="✅ 已完成" w:value="2"/>
+                  <w:listItem w:displayText="⬜" w:value="0"/>
+                  <w:listItem w:displayText="🔥" w:value="1"/>
+                  <w:listItem w:displayText="✅" w:value="2"/>
                 </w:dropDownList>
                 <w:showingPlcHdr w:val="0"/>
               </w:sdtPr>
@@ -12787,7 +12787,7 @@
                     <w:sz w:val="18"/>
                     <w:szCs w:val="18"/>
                   </w:rPr>
-                  <w:t>✅ 已完成</w:t>
+                  <w:t>✅</w:t>
                 </w:r>
               </w:sdtContent>
             </w:sdt>
@@ -12993,9 +12993,9 @@
                 <w:tag w:val="lc_status_48"/>
                 <w:id w:val="90048"/>
                 <w:dropDownList>
-                  <w:listItem w:displayText="⬜ 未做" w:value="0"/>
-                  <w:listItem w:displayText="🔥 已手撕" w:value="1"/>
-                  <w:listItem w:displayText="✅ 已完成" w:value="2"/>
+                  <w:listItem w:displayText="⬜" w:value="0"/>
+                  <w:listItem w:displayText="🔥" w:value="1"/>
+                  <w:listItem w:displayText="✅" w:value="2"/>
                 </w:dropDownList>
                 <w:showingPlcHdr w:val="0"/>
               </w:sdtPr>
@@ -13010,7 +13010,7 @@
                     <w:sz w:val="18"/>
                     <w:szCs w:val="18"/>
                   </w:rPr>
-                  <w:t>⬜ 未做</w:t>
+                  <w:t>⬜</w:t>
                 </w:r>
               </w:sdtContent>
             </w:sdt>
@@ -13216,9 +13216,9 @@
                 <w:tag w:val="lc_status_49"/>
                 <w:id w:val="90049"/>
                 <w:dropDownList>
-                  <w:listItem w:displayText="⬜ 未做" w:value="0"/>
-                  <w:listItem w:displayText="🔥 已手撕" w:value="1"/>
-                  <w:listItem w:displayText="✅ 已完成" w:value="2"/>
+                  <w:listItem w:displayText="⬜" w:value="0"/>
+                  <w:listItem w:displayText="🔥" w:value="1"/>
+                  <w:listItem w:displayText="✅" w:value="2"/>
                 </w:dropDownList>
                 <w:showingPlcHdr w:val="0"/>
               </w:sdtPr>
@@ -13233,7 +13233,7 @@
                     <w:sz w:val="18"/>
                     <w:szCs w:val="18"/>
                   </w:rPr>
-                  <w:t>⬜ 未做</w:t>
+                  <w:t>⬜</w:t>
                 </w:r>
               </w:sdtContent>
             </w:sdt>
@@ -13439,9 +13439,9 @@
                 <w:tag w:val="lc_status_50"/>
                 <w:id w:val="90050"/>
                 <w:dropDownList>
-                  <w:listItem w:displayText="⬜ 未做" w:value="0"/>
-                  <w:listItem w:displayText="🔥 已手撕" w:value="1"/>
-                  <w:listItem w:displayText="✅ 已完成" w:value="2"/>
+                  <w:listItem w:displayText="⬜" w:value="0"/>
+                  <w:listItem w:displayText="🔥" w:value="1"/>
+                  <w:listItem w:displayText="✅" w:value="2"/>
                 </w:dropDownList>
                 <w:showingPlcHdr w:val="0"/>
               </w:sdtPr>
@@ -13456,7 +13456,7 @@
                     <w:sz w:val="18"/>
                     <w:szCs w:val="18"/>
                   </w:rPr>
-                  <w:t>⬜ 未做</w:t>
+                  <w:t>⬜</w:t>
                 </w:r>
               </w:sdtContent>
             </w:sdt>
@@ -13662,9 +13662,9 @@
                 <w:tag w:val="lc_status_51"/>
                 <w:id w:val="90051"/>
                 <w:dropDownList>
-                  <w:listItem w:displayText="⬜ 未做" w:value="0"/>
-                  <w:listItem w:displayText="🔥 已手撕" w:value="1"/>
-                  <w:listItem w:displayText="✅ 已完成" w:value="2"/>
+                  <w:listItem w:displayText="⬜" w:value="0"/>
+                  <w:listItem w:displayText="🔥" w:value="1"/>
+                  <w:listItem w:displayText="✅" w:value="2"/>
                 </w:dropDownList>
                 <w:showingPlcHdr w:val="0"/>
               </w:sdtPr>
@@ -13679,7 +13679,7 @@
                     <w:sz w:val="18"/>
                     <w:szCs w:val="18"/>
                   </w:rPr>
-                  <w:t>⬜ 未做</w:t>
+                  <w:t>⬜</w:t>
                 </w:r>
               </w:sdtContent>
             </w:sdt>
@@ -13885,9 +13885,9 @@
                 <w:tag w:val="lc_status_52"/>
                 <w:id w:val="90052"/>
                 <w:dropDownList>
-                  <w:listItem w:displayText="⬜ 未做" w:value="0"/>
-                  <w:listItem w:displayText="🔥 已手撕" w:value="1"/>
-                  <w:listItem w:displayText="✅ 已完成" w:value="2"/>
+                  <w:listItem w:displayText="⬜" w:value="0"/>
+                  <w:listItem w:displayText="🔥" w:value="1"/>
+                  <w:listItem w:displayText="✅" w:value="2"/>
                 </w:dropDownList>
                 <w:showingPlcHdr w:val="0"/>
               </w:sdtPr>
@@ -13902,7 +13902,7 @@
                     <w:sz w:val="18"/>
                     <w:szCs w:val="18"/>
                   </w:rPr>
-                  <w:t>⬜ 未做</w:t>
+                  <w:t>⬜</w:t>
                 </w:r>
               </w:sdtContent>
             </w:sdt>
@@ -14108,9 +14108,9 @@
                 <w:tag w:val="lc_status_53"/>
                 <w:id w:val="90053"/>
                 <w:dropDownList>
-                  <w:listItem w:displayText="⬜ 未做" w:value="0"/>
-                  <w:listItem w:displayText="🔥 已手撕" w:value="1"/>
-                  <w:listItem w:displayText="✅ 已完成" w:value="2"/>
+                  <w:listItem w:displayText="⬜" w:value="0"/>
+                  <w:listItem w:displayText="🔥" w:value="1"/>
+                  <w:listItem w:displayText="✅" w:value="2"/>
                 </w:dropDownList>
                 <w:showingPlcHdr w:val="0"/>
               </w:sdtPr>
@@ -14125,7 +14125,7 @@
                     <w:sz w:val="18"/>
                     <w:szCs w:val="18"/>
                   </w:rPr>
-                  <w:t>⬜ 未做</w:t>
+                  <w:t>⬜</w:t>
                 </w:r>
               </w:sdtContent>
             </w:sdt>
@@ -14331,9 +14331,9 @@
                 <w:tag w:val="lc_status_54"/>
                 <w:id w:val="90054"/>
                 <w:dropDownList>
-                  <w:listItem w:displayText="⬜ 未做" w:value="0"/>
-                  <w:listItem w:displayText="🔥 已手撕" w:value="1"/>
-                  <w:listItem w:displayText="✅ 已完成" w:value="2"/>
+                  <w:listItem w:displayText="⬜" w:value="0"/>
+                  <w:listItem w:displayText="🔥" w:value="1"/>
+                  <w:listItem w:displayText="✅" w:value="2"/>
                 </w:dropDownList>
                 <w:showingPlcHdr w:val="0"/>
               </w:sdtPr>
@@ -14348,7 +14348,7 @@
                     <w:sz w:val="18"/>
                     <w:szCs w:val="18"/>
                   </w:rPr>
-                  <w:t>⬜ 未做</w:t>
+                  <w:t>⬜</w:t>
                 </w:r>
               </w:sdtContent>
             </w:sdt>
@@ -14554,9 +14554,9 @@
                 <w:tag w:val="lc_status_55"/>
                 <w:id w:val="90055"/>
                 <w:dropDownList>
-                  <w:listItem w:displayText="⬜ 未做" w:value="0"/>
-                  <w:listItem w:displayText="🔥 已手撕" w:value="1"/>
-                  <w:listItem w:displayText="✅ 已完成" w:value="2"/>
+                  <w:listItem w:displayText="⬜" w:value="0"/>
+                  <w:listItem w:displayText="🔥" w:value="1"/>
+                  <w:listItem w:displayText="✅" w:value="2"/>
                 </w:dropDownList>
                 <w:showingPlcHdr w:val="0"/>
               </w:sdtPr>
@@ -14571,7 +14571,7 @@
                     <w:sz w:val="18"/>
                     <w:szCs w:val="18"/>
                   </w:rPr>
-                  <w:t>⬜ 未做</w:t>
+                  <w:t>⬜</w:t>
                 </w:r>
               </w:sdtContent>
             </w:sdt>
@@ -14777,9 +14777,9 @@
                 <w:tag w:val="lc_status_56"/>
                 <w:id w:val="90056"/>
                 <w:dropDownList>
-                  <w:listItem w:displayText="⬜ 未做" w:value="0"/>
-                  <w:listItem w:displayText="🔥 已手撕" w:value="1"/>
-                  <w:listItem w:displayText="✅ 已完成" w:value="2"/>
+                  <w:listItem w:displayText="⬜" w:value="0"/>
+                  <w:listItem w:displayText="🔥" w:value="1"/>
+                  <w:listItem w:displayText="✅" w:value="2"/>
                 </w:dropDownList>
                 <w:showingPlcHdr w:val="0"/>
               </w:sdtPr>
@@ -14794,7 +14794,7 @@
                     <w:sz w:val="18"/>
                     <w:szCs w:val="18"/>
                   </w:rPr>
-                  <w:t>⬜ 未做</w:t>
+                  <w:t>⬜</w:t>
                 </w:r>
               </w:sdtContent>
             </w:sdt>
@@ -15000,9 +15000,9 @@
                 <w:tag w:val="lc_status_57"/>
                 <w:id w:val="90057"/>
                 <w:dropDownList>
-                  <w:listItem w:displayText="⬜ 未做" w:value="0"/>
-                  <w:listItem w:displayText="🔥 已手撕" w:value="1"/>
-                  <w:listItem w:displayText="✅ 已完成" w:value="2"/>
+                  <w:listItem w:displayText="⬜" w:value="0"/>
+                  <w:listItem w:displayText="🔥" w:value="1"/>
+                  <w:listItem w:displayText="✅" w:value="2"/>
                 </w:dropDownList>
                 <w:showingPlcHdr w:val="0"/>
               </w:sdtPr>
@@ -15017,7 +15017,7 @@
                     <w:sz w:val="18"/>
                     <w:szCs w:val="18"/>
                   </w:rPr>
-                  <w:t>⬜ 未做</w:t>
+                  <w:t>⬜</w:t>
                 </w:r>
               </w:sdtContent>
             </w:sdt>
@@ -15223,9 +15223,9 @@
                 <w:tag w:val="lc_status_58"/>
                 <w:id w:val="90058"/>
                 <w:dropDownList>
-                  <w:listItem w:displayText="⬜ 未做" w:value="0"/>
-                  <w:listItem w:displayText="🔥 已手撕" w:value="1"/>
-                  <w:listItem w:displayText="✅ 已完成" w:value="2"/>
+                  <w:listItem w:displayText="⬜" w:value="0"/>
+                  <w:listItem w:displayText="🔥" w:value="1"/>
+                  <w:listItem w:displayText="✅" w:value="2"/>
                 </w:dropDownList>
                 <w:showingPlcHdr w:val="0"/>
               </w:sdtPr>
@@ -15240,7 +15240,7 @@
                     <w:sz w:val="18"/>
                     <w:szCs w:val="18"/>
                   </w:rPr>
-                  <w:t>⬜ 未做</w:t>
+                  <w:t>⬜</w:t>
                 </w:r>
               </w:sdtContent>
             </w:sdt>
@@ -15753,9 +15753,9 @@
                 <w:tag w:val="lc_status_59"/>
                 <w:id w:val="90059"/>
                 <w:dropDownList>
-                  <w:listItem w:displayText="⬜ 未做" w:value="0"/>
-                  <w:listItem w:displayText="🔥 已手撕" w:value="1"/>
-                  <w:listItem w:displayText="✅ 已完成" w:value="2"/>
+                  <w:listItem w:displayText="⬜" w:value="0"/>
+                  <w:listItem w:displayText="🔥" w:value="1"/>
+                  <w:listItem w:displayText="✅" w:value="2"/>
                 </w:dropDownList>
                 <w:showingPlcHdr w:val="0"/>
               </w:sdtPr>
@@ -15770,7 +15770,7 @@
                     <w:sz w:val="18"/>
                     <w:szCs w:val="18"/>
                   </w:rPr>
-                  <w:t>⬜ 未做</w:t>
+                  <w:t>⬜</w:t>
                 </w:r>
               </w:sdtContent>
             </w:sdt>
@@ -15976,9 +15976,9 @@
                 <w:tag w:val="lc_status_60"/>
                 <w:id w:val="90060"/>
                 <w:dropDownList>
-                  <w:listItem w:displayText="⬜ 未做" w:value="0"/>
-                  <w:listItem w:displayText="🔥 已手撕" w:value="1"/>
-                  <w:listItem w:displayText="✅ 已完成" w:value="2"/>
+                  <w:listItem w:displayText="⬜" w:value="0"/>
+                  <w:listItem w:displayText="🔥" w:value="1"/>
+                  <w:listItem w:displayText="✅" w:value="2"/>
                 </w:dropDownList>
                 <w:showingPlcHdr w:val="0"/>
               </w:sdtPr>
@@ -15993,7 +15993,7 @@
                     <w:sz w:val="18"/>
                     <w:szCs w:val="18"/>
                   </w:rPr>
-                  <w:t>⬜ 未做</w:t>
+                  <w:t>⬜</w:t>
                 </w:r>
               </w:sdtContent>
             </w:sdt>
@@ -16199,9 +16199,9 @@
                 <w:tag w:val="lc_status_61"/>
                 <w:id w:val="90061"/>
                 <w:dropDownList>
-                  <w:listItem w:displayText="⬜ 未做" w:value="0"/>
-                  <w:listItem w:displayText="🔥 已手撕" w:value="1"/>
-                  <w:listItem w:displayText="✅ 已完成" w:value="2"/>
+                  <w:listItem w:displayText="⬜" w:value="0"/>
+                  <w:listItem w:displayText="🔥" w:value="1"/>
+                  <w:listItem w:displayText="✅" w:value="2"/>
                 </w:dropDownList>
                 <w:showingPlcHdr w:val="0"/>
               </w:sdtPr>
@@ -16216,7 +16216,7 @@
                     <w:sz w:val="18"/>
                     <w:szCs w:val="18"/>
                   </w:rPr>
-                  <w:t>⬜ 未做</w:t>
+                  <w:t>⬜</w:t>
                 </w:r>
               </w:sdtContent>
             </w:sdt>
@@ -16422,9 +16422,9 @@
                 <w:tag w:val="lc_status_62"/>
                 <w:id w:val="90062"/>
                 <w:dropDownList>
-                  <w:listItem w:displayText="⬜ 未做" w:value="0"/>
-                  <w:listItem w:displayText="🔥 已手撕" w:value="1"/>
-                  <w:listItem w:displayText="✅ 已完成" w:value="2"/>
+                  <w:listItem w:displayText="⬜" w:value="0"/>
+                  <w:listItem w:displayText="🔥" w:value="1"/>
+                  <w:listItem w:displayText="✅" w:value="2"/>
                 </w:dropDownList>
                 <w:showingPlcHdr w:val="0"/>
               </w:sdtPr>
@@ -16439,7 +16439,7 @@
                     <w:sz w:val="18"/>
                     <w:szCs w:val="18"/>
                   </w:rPr>
-                  <w:t>⬜ 未做</w:t>
+                  <w:t>⬜</w:t>
                 </w:r>
               </w:sdtContent>
             </w:sdt>
@@ -16645,9 +16645,9 @@
                 <w:tag w:val="lc_status_63"/>
                 <w:id w:val="90063"/>
                 <w:dropDownList>
-                  <w:listItem w:displayText="⬜ 未做" w:value="0"/>
-                  <w:listItem w:displayText="🔥 已手撕" w:value="1"/>
-                  <w:listItem w:displayText="✅ 已完成" w:value="2"/>
+                  <w:listItem w:displayText="⬜" w:value="0"/>
+                  <w:listItem w:displayText="🔥" w:value="1"/>
+                  <w:listItem w:displayText="✅" w:value="2"/>
                 </w:dropDownList>
                 <w:showingPlcHdr w:val="0"/>
               </w:sdtPr>
@@ -16662,7 +16662,7 @@
                     <w:sz w:val="18"/>
                     <w:szCs w:val="18"/>
                   </w:rPr>
-                  <w:t>⬜ 未做</w:t>
+                  <w:t>⬜</w:t>
                 </w:r>
               </w:sdtContent>
             </w:sdt>
@@ -16868,9 +16868,9 @@
                 <w:tag w:val="lc_status_64"/>
                 <w:id w:val="90064"/>
                 <w:dropDownList>
-                  <w:listItem w:displayText="⬜ 未做" w:value="0"/>
-                  <w:listItem w:displayText="🔥 已手撕" w:value="1"/>
-                  <w:listItem w:displayText="✅ 已完成" w:value="2"/>
+                  <w:listItem w:displayText="⬜" w:value="0"/>
+                  <w:listItem w:displayText="🔥" w:value="1"/>
+                  <w:listItem w:displayText="✅" w:value="2"/>
                 </w:dropDownList>
                 <w:showingPlcHdr w:val="0"/>
               </w:sdtPr>
@@ -16885,7 +16885,7 @@
                     <w:sz w:val="18"/>
                     <w:szCs w:val="18"/>
                   </w:rPr>
-                  <w:t>⬜ 未做</w:t>
+                  <w:t>⬜</w:t>
                 </w:r>
               </w:sdtContent>
             </w:sdt>
@@ -17091,9 +17091,9 @@
                 <w:tag w:val="lc_status_65"/>
                 <w:id w:val="90065"/>
                 <w:dropDownList>
-                  <w:listItem w:displayText="⬜ 未做" w:value="0"/>
-                  <w:listItem w:displayText="🔥 已手撕" w:value="1"/>
-                  <w:listItem w:displayText="✅ 已完成" w:value="2"/>
+                  <w:listItem w:displayText="⬜" w:value="0"/>
+                  <w:listItem w:displayText="🔥" w:value="1"/>
+                  <w:listItem w:displayText="✅" w:value="2"/>
                 </w:dropDownList>
                 <w:showingPlcHdr w:val="0"/>
               </w:sdtPr>
@@ -17108,7 +17108,7 @@
                     <w:sz w:val="18"/>
                     <w:szCs w:val="18"/>
                   </w:rPr>
-                  <w:t>⬜ 未做</w:t>
+                  <w:t>⬜</w:t>
                 </w:r>
               </w:sdtContent>
             </w:sdt>
@@ -17314,9 +17314,9 @@
                 <w:tag w:val="lc_status_66"/>
                 <w:id w:val="90066"/>
                 <w:dropDownList>
-                  <w:listItem w:displayText="⬜ 未做" w:value="0"/>
-                  <w:listItem w:displayText="🔥 已手撕" w:value="1"/>
-                  <w:listItem w:displayText="✅ 已完成" w:value="2"/>
+                  <w:listItem w:displayText="⬜" w:value="0"/>
+                  <w:listItem w:displayText="🔥" w:value="1"/>
+                  <w:listItem w:displayText="✅" w:value="2"/>
                 </w:dropDownList>
                 <w:showingPlcHdr w:val="0"/>
               </w:sdtPr>
@@ -17331,7 +17331,7 @@
                     <w:sz w:val="18"/>
                     <w:szCs w:val="18"/>
                   </w:rPr>
-                  <w:t>⬜ 未做</w:t>
+                  <w:t>⬜</w:t>
                 </w:r>
               </w:sdtContent>
             </w:sdt>
@@ -17537,9 +17537,9 @@
                 <w:tag w:val="lc_status_67"/>
                 <w:id w:val="90067"/>
                 <w:dropDownList>
-                  <w:listItem w:displayText="⬜ 未做" w:value="0"/>
-                  <w:listItem w:displayText="🔥 已手撕" w:value="1"/>
-                  <w:listItem w:displayText="✅ 已完成" w:value="2"/>
+                  <w:listItem w:displayText="⬜" w:value="0"/>
+                  <w:listItem w:displayText="🔥" w:value="1"/>
+                  <w:listItem w:displayText="✅" w:value="2"/>
                 </w:dropDownList>
                 <w:showingPlcHdr w:val="0"/>
               </w:sdtPr>
@@ -17554,7 +17554,7 @@
                     <w:sz w:val="18"/>
                     <w:szCs w:val="18"/>
                   </w:rPr>
-                  <w:t>⬜ 未做</w:t>
+                  <w:t>⬜</w:t>
                 </w:r>
               </w:sdtContent>
             </w:sdt>
@@ -17760,9 +17760,9 @@
                 <w:tag w:val="lc_status_68"/>
                 <w:id w:val="90068"/>
                 <w:dropDownList>
-                  <w:listItem w:displayText="⬜ 未做" w:value="0"/>
-                  <w:listItem w:displayText="🔥 已手撕" w:value="1"/>
-                  <w:listItem w:displayText="✅ 已完成" w:value="2"/>
+                  <w:listItem w:displayText="⬜" w:value="0"/>
+                  <w:listItem w:displayText="🔥" w:value="1"/>
+                  <w:listItem w:displayText="✅" w:value="2"/>
                 </w:dropDownList>
                 <w:showingPlcHdr w:val="0"/>
               </w:sdtPr>
@@ -17777,7 +17777,7 @@
                     <w:sz w:val="18"/>
                     <w:szCs w:val="18"/>
                   </w:rPr>
-                  <w:t>⬜ 未做</w:t>
+                  <w:t>⬜</w:t>
                 </w:r>
               </w:sdtContent>
             </w:sdt>
@@ -17983,9 +17983,9 @@
                 <w:tag w:val="lc_status_69"/>
                 <w:id w:val="90069"/>
                 <w:dropDownList>
-                  <w:listItem w:displayText="⬜ 未做" w:value="0"/>
-                  <w:listItem w:displayText="🔥 已手撕" w:value="1"/>
-                  <w:listItem w:displayText="✅ 已完成" w:value="2"/>
+                  <w:listItem w:displayText="⬜" w:value="0"/>
+                  <w:listItem w:displayText="🔥" w:value="1"/>
+                  <w:listItem w:displayText="✅" w:value="2"/>
                 </w:dropDownList>
                 <w:showingPlcHdr w:val="0"/>
               </w:sdtPr>
@@ -18000,7 +18000,7 @@
                     <w:sz w:val="18"/>
                     <w:szCs w:val="18"/>
                   </w:rPr>
-                  <w:t>⬜ 未做</w:t>
+                  <w:t>⬜</w:t>
                 </w:r>
               </w:sdtContent>
             </w:sdt>
@@ -18206,9 +18206,9 @@
                 <w:tag w:val="lc_status_70"/>
                 <w:id w:val="90070"/>
                 <w:dropDownList>
-                  <w:listItem w:displayText="⬜ 未做" w:value="0"/>
-                  <w:listItem w:displayText="🔥 已手撕" w:value="1"/>
-                  <w:listItem w:displayText="✅ 已完成" w:value="2"/>
+                  <w:listItem w:displayText="⬜" w:value="0"/>
+                  <w:listItem w:displayText="🔥" w:value="1"/>
+                  <w:listItem w:displayText="✅" w:value="2"/>
                 </w:dropDownList>
                 <w:showingPlcHdr w:val="0"/>
               </w:sdtPr>
@@ -18223,7 +18223,7 @@
                     <w:sz w:val="18"/>
                     <w:szCs w:val="18"/>
                   </w:rPr>
-                  <w:t>⬜ 未做</w:t>
+                  <w:t>⬜</w:t>
                 </w:r>
               </w:sdtContent>
             </w:sdt>
@@ -18429,9 +18429,9 @@
                 <w:tag w:val="lc_status_71"/>
                 <w:id w:val="90071"/>
                 <w:dropDownList>
-                  <w:listItem w:displayText="⬜ 未做" w:value="0"/>
-                  <w:listItem w:displayText="🔥 已手撕" w:value="1"/>
-                  <w:listItem w:displayText="✅ 已完成" w:value="2"/>
+                  <w:listItem w:displayText="⬜" w:value="0"/>
+                  <w:listItem w:displayText="🔥" w:value="1"/>
+                  <w:listItem w:displayText="✅" w:value="2"/>
                 </w:dropDownList>
                 <w:showingPlcHdr w:val="0"/>
               </w:sdtPr>
@@ -18446,7 +18446,7 @@
                     <w:sz w:val="18"/>
                     <w:szCs w:val="18"/>
                   </w:rPr>
-                  <w:t>⬜ 未做</w:t>
+                  <w:t>⬜</w:t>
                 </w:r>
               </w:sdtContent>
             </w:sdt>
@@ -18652,9 +18652,9 @@
                 <w:tag w:val="lc_status_72"/>
                 <w:id w:val="90072"/>
                 <w:dropDownList>
-                  <w:listItem w:displayText="⬜ 未做" w:value="0"/>
-                  <w:listItem w:displayText="🔥 已手撕" w:value="1"/>
-                  <w:listItem w:displayText="✅ 已完成" w:value="2"/>
+                  <w:listItem w:displayText="⬜" w:value="0"/>
+                  <w:listItem w:displayText="🔥" w:value="1"/>
+                  <w:listItem w:displayText="✅" w:value="2"/>
                 </w:dropDownList>
                 <w:showingPlcHdr w:val="0"/>
               </w:sdtPr>
@@ -18669,7 +18669,7 @@
                     <w:sz w:val="18"/>
                     <w:szCs w:val="18"/>
                   </w:rPr>
-                  <w:t>⬜ 未做</w:t>
+                  <w:t>⬜</w:t>
                 </w:r>
               </w:sdtContent>
             </w:sdt>
@@ -18875,9 +18875,9 @@
                 <w:tag w:val="lc_status_73"/>
                 <w:id w:val="90073"/>
                 <w:dropDownList>
-                  <w:listItem w:displayText="⬜ 未做" w:value="0"/>
-                  <w:listItem w:displayText="🔥 已手撕" w:value="1"/>
-                  <w:listItem w:displayText="✅ 已完成" w:value="2"/>
+                  <w:listItem w:displayText="⬜" w:value="0"/>
+                  <w:listItem w:displayText="🔥" w:value="1"/>
+                  <w:listItem w:displayText="✅" w:value="2"/>
                 </w:dropDownList>
                 <w:showingPlcHdr w:val="0"/>
               </w:sdtPr>
@@ -18892,7 +18892,7 @@
                     <w:sz w:val="18"/>
                     <w:szCs w:val="18"/>
                   </w:rPr>
-                  <w:t>⬜ 未做</w:t>
+                  <w:t>⬜</w:t>
                 </w:r>
               </w:sdtContent>
             </w:sdt>
@@ -19098,9 +19098,9 @@
                 <w:tag w:val="lc_status_74"/>
                 <w:id w:val="90074"/>
                 <w:dropDownList>
-                  <w:listItem w:displayText="⬜ 未做" w:value="0"/>
-                  <w:listItem w:displayText="🔥 已手撕" w:value="1"/>
-                  <w:listItem w:displayText="✅ 已完成" w:value="2"/>
+                  <w:listItem w:displayText="⬜" w:value="0"/>
+                  <w:listItem w:displayText="🔥" w:value="1"/>
+                  <w:listItem w:displayText="✅" w:value="2"/>
                 </w:dropDownList>
                 <w:showingPlcHdr w:val="0"/>
               </w:sdtPr>
@@ -19115,7 +19115,7 @@
                     <w:sz w:val="18"/>
                     <w:szCs w:val="18"/>
                   </w:rPr>
-                  <w:t>⬜ 未做</w:t>
+                  <w:t>⬜</w:t>
                 </w:r>
               </w:sdtContent>
             </w:sdt>
@@ -19321,9 +19321,9 @@
                 <w:tag w:val="lc_status_75"/>
                 <w:id w:val="90075"/>
                 <w:dropDownList>
-                  <w:listItem w:displayText="⬜ 未做" w:value="0"/>
-                  <w:listItem w:displayText="🔥 已手撕" w:value="1"/>
-                  <w:listItem w:displayText="✅ 已完成" w:value="2"/>
+                  <w:listItem w:displayText="⬜" w:value="0"/>
+                  <w:listItem w:displayText="🔥" w:value="1"/>
+                  <w:listItem w:displayText="✅" w:value="2"/>
                 </w:dropDownList>
                 <w:showingPlcHdr w:val="0"/>
               </w:sdtPr>
@@ -19338,7 +19338,7 @@
                     <w:sz w:val="18"/>
                     <w:szCs w:val="18"/>
                   </w:rPr>
-                  <w:t>⬜ 未做</w:t>
+                  <w:t>⬜</w:t>
                 </w:r>
               </w:sdtContent>
             </w:sdt>
@@ -19544,9 +19544,9 @@
                 <w:tag w:val="lc_status_76"/>
                 <w:id w:val="90076"/>
                 <w:dropDownList>
-                  <w:listItem w:displayText="⬜ 未做" w:value="0"/>
-                  <w:listItem w:displayText="🔥 已手撕" w:value="1"/>
-                  <w:listItem w:displayText="✅ 已完成" w:value="2"/>
+                  <w:listItem w:displayText="⬜" w:value="0"/>
+                  <w:listItem w:displayText="🔥" w:value="1"/>
+                  <w:listItem w:displayText="✅" w:value="2"/>
                 </w:dropDownList>
                 <w:showingPlcHdr w:val="0"/>
               </w:sdtPr>
@@ -19561,7 +19561,7 @@
                     <w:sz w:val="18"/>
                     <w:szCs w:val="18"/>
                   </w:rPr>
-                  <w:t>⬜ 未做</w:t>
+                  <w:t>⬜</w:t>
                 </w:r>
               </w:sdtContent>
             </w:sdt>
@@ -20074,9 +20074,9 @@
                 <w:tag w:val="lc_status_77"/>
                 <w:id w:val="90077"/>
                 <w:dropDownList>
-                  <w:listItem w:displayText="⬜ 未做" w:value="0"/>
-                  <w:listItem w:displayText="🔥 已手撕" w:value="1"/>
-                  <w:listItem w:displayText="✅ 已完成" w:value="2"/>
+                  <w:listItem w:displayText="⬜" w:value="0"/>
+                  <w:listItem w:displayText="🔥" w:value="1"/>
+                  <w:listItem w:displayText="✅" w:value="2"/>
                 </w:dropDownList>
                 <w:showingPlcHdr w:val="0"/>
               </w:sdtPr>
@@ -20091,7 +20091,7 @@
                     <w:sz w:val="18"/>
                     <w:szCs w:val="18"/>
                   </w:rPr>
-                  <w:t>⬜ 未做</w:t>
+                  <w:t>⬜</w:t>
                 </w:r>
               </w:sdtContent>
             </w:sdt>
@@ -20297,9 +20297,9 @@
                 <w:tag w:val="lc_status_78"/>
                 <w:id w:val="90078"/>
                 <w:dropDownList>
-                  <w:listItem w:displayText="⬜ 未做" w:value="0"/>
-                  <w:listItem w:displayText="🔥 已手撕" w:value="1"/>
-                  <w:listItem w:displayText="✅ 已完成" w:value="2"/>
+                  <w:listItem w:displayText="⬜" w:value="0"/>
+                  <w:listItem w:displayText="🔥" w:value="1"/>
+                  <w:listItem w:displayText="✅" w:value="2"/>
                 </w:dropDownList>
                 <w:showingPlcHdr w:val="0"/>
               </w:sdtPr>
@@ -20314,7 +20314,7 @@
                     <w:sz w:val="18"/>
                     <w:szCs w:val="18"/>
                   </w:rPr>
-                  <w:t>⬜ 未做</w:t>
+                  <w:t>⬜</w:t>
                 </w:r>
               </w:sdtContent>
             </w:sdt>
@@ -20520,9 +20520,9 @@
                 <w:tag w:val="lc_status_79"/>
                 <w:id w:val="90079"/>
                 <w:dropDownList>
-                  <w:listItem w:displayText="⬜ 未做" w:value="0"/>
-                  <w:listItem w:displayText="🔥 已手撕" w:value="1"/>
-                  <w:listItem w:displayText="✅ 已完成" w:value="2"/>
+                  <w:listItem w:displayText="⬜" w:value="0"/>
+                  <w:listItem w:displayText="🔥" w:value="1"/>
+                  <w:listItem w:displayText="✅" w:value="2"/>
                 </w:dropDownList>
                 <w:showingPlcHdr w:val="0"/>
               </w:sdtPr>
@@ -20537,7 +20537,7 @@
                     <w:sz w:val="18"/>
                     <w:szCs w:val="18"/>
                   </w:rPr>
-                  <w:t>⬜ 未做</w:t>
+                  <w:t>⬜</w:t>
                 </w:r>
               </w:sdtContent>
             </w:sdt>
@@ -20743,9 +20743,9 @@
                 <w:tag w:val="lc_status_80"/>
                 <w:id w:val="90080"/>
                 <w:dropDownList>
-                  <w:listItem w:displayText="⬜ 未做" w:value="0"/>
-                  <w:listItem w:displayText="🔥 已手撕" w:value="1"/>
-                  <w:listItem w:displayText="✅ 已完成" w:value="2"/>
+                  <w:listItem w:displayText="⬜" w:value="0"/>
+                  <w:listItem w:displayText="🔥" w:value="1"/>
+                  <w:listItem w:displayText="✅" w:value="2"/>
                 </w:dropDownList>
                 <w:showingPlcHdr w:val="0"/>
               </w:sdtPr>
@@ -20760,7 +20760,7 @@
                     <w:sz w:val="18"/>
                     <w:szCs w:val="18"/>
                   </w:rPr>
-                  <w:t>⬜ 未做</w:t>
+                  <w:t>⬜</w:t>
                 </w:r>
               </w:sdtContent>
             </w:sdt>
@@ -20966,9 +20966,9 @@
                 <w:tag w:val="lc_status_81"/>
                 <w:id w:val="90081"/>
                 <w:dropDownList>
-                  <w:listItem w:displayText="⬜ 未做" w:value="0"/>
-                  <w:listItem w:displayText="🔥 已手撕" w:value="1"/>
-                  <w:listItem w:displayText="✅ 已完成" w:value="2"/>
+                  <w:listItem w:displayText="⬜" w:value="0"/>
+                  <w:listItem w:displayText="🔥" w:value="1"/>
+                  <w:listItem w:displayText="✅" w:value="2"/>
                 </w:dropDownList>
                 <w:showingPlcHdr w:val="0"/>
               </w:sdtPr>
@@ -20983,7 +20983,7 @@
                     <w:sz w:val="18"/>
                     <w:szCs w:val="18"/>
                   </w:rPr>
-                  <w:t>⬜ 未做</w:t>
+                  <w:t>⬜</w:t>
                 </w:r>
               </w:sdtContent>
             </w:sdt>
@@ -21189,9 +21189,9 @@
                 <w:tag w:val="lc_status_82"/>
                 <w:id w:val="90082"/>
                 <w:dropDownList>
-                  <w:listItem w:displayText="⬜ 未做" w:value="0"/>
-                  <w:listItem w:displayText="🔥 已手撕" w:value="1"/>
-                  <w:listItem w:displayText="✅ 已完成" w:value="2"/>
+                  <w:listItem w:displayText="⬜" w:value="0"/>
+                  <w:listItem w:displayText="🔥" w:value="1"/>
+                  <w:listItem w:displayText="✅" w:value="2"/>
                 </w:dropDownList>
                 <w:showingPlcHdr w:val="0"/>
               </w:sdtPr>
@@ -21206,7 +21206,7 @@
                     <w:sz w:val="18"/>
                     <w:szCs w:val="18"/>
                   </w:rPr>
-                  <w:t>⬜ 未做</w:t>
+                  <w:t>⬜</w:t>
                 </w:r>
               </w:sdtContent>
             </w:sdt>
@@ -21412,9 +21412,9 @@
                 <w:tag w:val="lc_status_83"/>
                 <w:id w:val="90083"/>
                 <w:dropDownList>
-                  <w:listItem w:displayText="⬜ 未做" w:value="0"/>
-                  <w:listItem w:displayText="🔥 已手撕" w:value="1"/>
-                  <w:listItem w:displayText="✅ 已完成" w:value="2"/>
+                  <w:listItem w:displayText="⬜" w:value="0"/>
+                  <w:listItem w:displayText="🔥" w:value="1"/>
+                  <w:listItem w:displayText="✅" w:value="2"/>
                 </w:dropDownList>
                 <w:showingPlcHdr w:val="0"/>
               </w:sdtPr>
@@ -21429,7 +21429,7 @@
                     <w:sz w:val="18"/>
                     <w:szCs w:val="18"/>
                   </w:rPr>
-                  <w:t>⬜ 未做</w:t>
+                  <w:t>⬜</w:t>
                 </w:r>
               </w:sdtContent>
             </w:sdt>
@@ -21635,9 +21635,9 @@
                 <w:tag w:val="lc_status_84"/>
                 <w:id w:val="90084"/>
                 <w:dropDownList>
-                  <w:listItem w:displayText="⬜ 未做" w:value="0"/>
-                  <w:listItem w:displayText="🔥 已手撕" w:value="1"/>
-                  <w:listItem w:displayText="✅ 已完成" w:value="2"/>
+                  <w:listItem w:displayText="⬜" w:value="0"/>
+                  <w:listItem w:displayText="🔥" w:value="1"/>
+                  <w:listItem w:displayText="✅" w:value="2"/>
                 </w:dropDownList>
                 <w:showingPlcHdr w:val="0"/>
               </w:sdtPr>
@@ -21652,7 +21652,7 @@
                     <w:sz w:val="18"/>
                     <w:szCs w:val="18"/>
                   </w:rPr>
-                  <w:t>⬜ 未做</w:t>
+                  <w:t>⬜</w:t>
                 </w:r>
               </w:sdtContent>
             </w:sdt>
@@ -22165,9 +22165,9 @@
                 <w:tag w:val="lc_status_85"/>
                 <w:id w:val="90085"/>
                 <w:dropDownList>
-                  <w:listItem w:displayText="⬜ 未做" w:value="0"/>
-                  <w:listItem w:displayText="🔥 已手撕" w:value="1"/>
-                  <w:listItem w:displayText="✅ 已完成" w:value="2"/>
+                  <w:listItem w:displayText="⬜" w:value="0"/>
+                  <w:listItem w:displayText="🔥" w:value="1"/>
+                  <w:listItem w:displayText="✅" w:value="2"/>
                 </w:dropDownList>
                 <w:showingPlcHdr w:val="0"/>
               </w:sdtPr>
@@ -22182,7 +22182,7 @@
                     <w:sz w:val="18"/>
                     <w:szCs w:val="18"/>
                   </w:rPr>
-                  <w:t>⬜ 未做</w:t>
+                  <w:t>⬜</w:t>
                 </w:r>
               </w:sdtContent>
             </w:sdt>
@@ -22388,9 +22388,9 @@
                 <w:tag w:val="lc_status_86"/>
                 <w:id w:val="90086"/>
                 <w:dropDownList>
-                  <w:listItem w:displayText="⬜ 未做" w:value="0"/>
-                  <w:listItem w:displayText="🔥 已手撕" w:value="1"/>
-                  <w:listItem w:displayText="✅ 已完成" w:value="2"/>
+                  <w:listItem w:displayText="⬜" w:value="0"/>
+                  <w:listItem w:displayText="🔥" w:value="1"/>
+                  <w:listItem w:displayText="✅" w:value="2"/>
                 </w:dropDownList>
                 <w:showingPlcHdr w:val="0"/>
               </w:sdtPr>
@@ -22405,7 +22405,7 @@
                     <w:sz w:val="18"/>
                     <w:szCs w:val="18"/>
                   </w:rPr>
-                  <w:t>⬜ 未做</w:t>
+                  <w:t>⬜</w:t>
                 </w:r>
               </w:sdtContent>
             </w:sdt>
@@ -22611,9 +22611,9 @@
                 <w:tag w:val="lc_status_87"/>
                 <w:id w:val="90087"/>
                 <w:dropDownList>
-                  <w:listItem w:displayText="⬜ 未做" w:value="0"/>
-                  <w:listItem w:displayText="🔥 已手撕" w:value="1"/>
-                  <w:listItem w:displayText="✅ 已完成" w:value="2"/>
+                  <w:listItem w:displayText="⬜" w:value="0"/>
+                  <w:listItem w:displayText="🔥" w:value="1"/>
+                  <w:listItem w:displayText="✅" w:value="2"/>
                 </w:dropDownList>
                 <w:showingPlcHdr w:val="0"/>
               </w:sdtPr>
@@ -22628,7 +22628,7 @@
                     <w:sz w:val="18"/>
                     <w:szCs w:val="18"/>
                   </w:rPr>
-                  <w:t>⬜ 未做</w:t>
+                  <w:t>⬜</w:t>
                 </w:r>
               </w:sdtContent>
             </w:sdt>
@@ -22834,9 +22834,9 @@
                 <w:tag w:val="lc_status_88"/>
                 <w:id w:val="90088"/>
                 <w:dropDownList>
-                  <w:listItem w:displayText="⬜ 未做" w:value="0"/>
-                  <w:listItem w:displayText="🔥 已手撕" w:value="1"/>
-                  <w:listItem w:displayText="✅ 已完成" w:value="2"/>
+                  <w:listItem w:displayText="⬜" w:value="0"/>
+                  <w:listItem w:displayText="🔥" w:value="1"/>
+                  <w:listItem w:displayText="✅" w:value="2"/>
                 </w:dropDownList>
                 <w:showingPlcHdr w:val="0"/>
               </w:sdtPr>
@@ -22851,7 +22851,7 @@
                     <w:sz w:val="18"/>
                     <w:szCs w:val="18"/>
                   </w:rPr>
-                  <w:t>⬜ 未做</w:t>
+                  <w:t>⬜</w:t>
                 </w:r>
               </w:sdtContent>
             </w:sdt>
@@ -23057,9 +23057,9 @@
                 <w:tag w:val="lc_status_89"/>
                 <w:id w:val="90089"/>
                 <w:dropDownList>
-                  <w:listItem w:displayText="⬜ 未做" w:value="0"/>
-                  <w:listItem w:displayText="🔥 已手撕" w:value="1"/>
-                  <w:listItem w:displayText="✅ 已完成" w:value="2"/>
+                  <w:listItem w:displayText="⬜" w:value="0"/>
+                  <w:listItem w:displayText="🔥" w:value="1"/>
+                  <w:listItem w:displayText="✅" w:value="2"/>
                 </w:dropDownList>
                 <w:showingPlcHdr w:val="0"/>
               </w:sdtPr>
@@ -23074,7 +23074,7 @@
                     <w:sz w:val="18"/>
                     <w:szCs w:val="18"/>
                   </w:rPr>
-                  <w:t>⬜ 未做</w:t>
+                  <w:t>⬜</w:t>
                 </w:r>
               </w:sdtContent>
             </w:sdt>
@@ -23280,9 +23280,9 @@
                 <w:tag w:val="lc_status_90"/>
                 <w:id w:val="90090"/>
                 <w:dropDownList>
-                  <w:listItem w:displayText="⬜ 未做" w:value="0"/>
-                  <w:listItem w:displayText="🔥 已手撕" w:value="1"/>
-                  <w:listItem w:displayText="✅ 已完成" w:value="2"/>
+                  <w:listItem w:displayText="⬜" w:value="0"/>
+                  <w:listItem w:displayText="🔥" w:value="1"/>
+                  <w:listItem w:displayText="✅" w:value="2"/>
                 </w:dropDownList>
                 <w:showingPlcHdr w:val="0"/>
               </w:sdtPr>
@@ -23297,7 +23297,7 @@
                     <w:sz w:val="18"/>
                     <w:szCs w:val="18"/>
                   </w:rPr>
-                  <w:t>⬜ 未做</w:t>
+                  <w:t>⬜</w:t>
                 </w:r>
               </w:sdtContent>
             </w:sdt>
@@ -23503,9 +23503,9 @@
                 <w:tag w:val="lc_status_91"/>
                 <w:id w:val="90091"/>
                 <w:dropDownList>
-                  <w:listItem w:displayText="⬜ 未做" w:value="0"/>
-                  <w:listItem w:displayText="🔥 已手撕" w:value="1"/>
-                  <w:listItem w:displayText="✅ 已完成" w:value="2"/>
+                  <w:listItem w:displayText="⬜" w:value="0"/>
+                  <w:listItem w:displayText="🔥" w:value="1"/>
+                  <w:listItem w:displayText="✅" w:value="2"/>
                 </w:dropDownList>
                 <w:showingPlcHdr w:val="0"/>
               </w:sdtPr>
@@ -23520,7 +23520,7 @@
                     <w:sz w:val="18"/>
                     <w:szCs w:val="18"/>
                   </w:rPr>
-                  <w:t>⬜ 未做</w:t>
+                  <w:t>⬜</w:t>
                 </w:r>
               </w:sdtContent>
             </w:sdt>
@@ -23726,9 +23726,9 @@
                 <w:tag w:val="lc_status_92"/>
                 <w:id w:val="90092"/>
                 <w:dropDownList>
-                  <w:listItem w:displayText="⬜ 未做" w:value="0"/>
-                  <w:listItem w:displayText="🔥 已手撕" w:value="1"/>
-                  <w:listItem w:displayText="✅ 已完成" w:value="2"/>
+                  <w:listItem w:displayText="⬜" w:value="0"/>
+                  <w:listItem w:displayText="🔥" w:value="1"/>
+                  <w:listItem w:displayText="✅" w:value="2"/>
                 </w:dropDownList>
                 <w:showingPlcHdr w:val="0"/>
               </w:sdtPr>
@@ -23743,7 +23743,7 @@
                     <w:sz w:val="18"/>
                     <w:szCs w:val="18"/>
                   </w:rPr>
-                  <w:t>⬜ 未做</w:t>
+                  <w:t>⬜</w:t>
                 </w:r>
               </w:sdtContent>
             </w:sdt>
@@ -23949,9 +23949,9 @@
                 <w:tag w:val="lc_status_93"/>
                 <w:id w:val="90093"/>
                 <w:dropDownList>
-                  <w:listItem w:displayText="⬜ 未做" w:value="0"/>
-                  <w:listItem w:displayText="🔥 已手撕" w:value="1"/>
-                  <w:listItem w:displayText="✅ 已完成" w:value="2"/>
+                  <w:listItem w:displayText="⬜" w:value="0"/>
+                  <w:listItem w:displayText="🔥" w:value="1"/>
+                  <w:listItem w:displayText="✅" w:value="2"/>
                 </w:dropDownList>
                 <w:showingPlcHdr w:val="0"/>
               </w:sdtPr>
@@ -23966,7 +23966,7 @@
                     <w:sz w:val="18"/>
                     <w:szCs w:val="18"/>
                   </w:rPr>
-                  <w:t>⬜ 未做</w:t>
+                  <w:t>⬜</w:t>
                 </w:r>
               </w:sdtContent>
             </w:sdt>
@@ -24172,9 +24172,9 @@
                 <w:tag w:val="lc_status_94"/>
                 <w:id w:val="90094"/>
                 <w:dropDownList>
-                  <w:listItem w:displayText="⬜ 未做" w:value="0"/>
-                  <w:listItem w:displayText="🔥 已手撕" w:value="1"/>
-                  <w:listItem w:displayText="✅ 已完成" w:value="2"/>
+                  <w:listItem w:displayText="⬜" w:value="0"/>
+                  <w:listItem w:displayText="🔥" w:value="1"/>
+                  <w:listItem w:displayText="✅" w:value="2"/>
                 </w:dropDownList>
                 <w:showingPlcHdr w:val="0"/>
               </w:sdtPr>
@@ -24189,7 +24189,7 @@
                     <w:sz w:val="18"/>
                     <w:szCs w:val="18"/>
                   </w:rPr>
-                  <w:t>⬜ 未做</w:t>
+                  <w:t>⬜</w:t>
                 </w:r>
               </w:sdtContent>
             </w:sdt>
@@ -24395,9 +24395,9 @@
                 <w:tag w:val="lc_status_95"/>
                 <w:id w:val="90095"/>
                 <w:dropDownList>
-                  <w:listItem w:displayText="⬜ 未做" w:value="0"/>
-                  <w:listItem w:displayText="🔥 已手撕" w:value="1"/>
-                  <w:listItem w:displayText="✅ 已完成" w:value="2"/>
+                  <w:listItem w:displayText="⬜" w:value="0"/>
+                  <w:listItem w:displayText="🔥" w:value="1"/>
+                  <w:listItem w:displayText="✅" w:value="2"/>
                 </w:dropDownList>
                 <w:showingPlcHdr w:val="0"/>
               </w:sdtPr>
@@ -24412,7 +24412,7 @@
                     <w:sz w:val="18"/>
                     <w:szCs w:val="18"/>
                   </w:rPr>
-                  <w:t>⬜ 未做</w:t>
+                  <w:t>⬜</w:t>
                 </w:r>
               </w:sdtContent>
             </w:sdt>
@@ -24618,9 +24618,9 @@
                 <w:tag w:val="lc_status_96"/>
                 <w:id w:val="90096"/>
                 <w:dropDownList>
-                  <w:listItem w:displayText="⬜ 未做" w:value="0"/>
-                  <w:listItem w:displayText="🔥 已手撕" w:value="1"/>
-                  <w:listItem w:displayText="✅ 已完成" w:value="2"/>
+                  <w:listItem w:displayText="⬜" w:value="0"/>
+                  <w:listItem w:displayText="🔥" w:value="1"/>
+                  <w:listItem w:displayText="✅" w:value="2"/>
                 </w:dropDownList>
                 <w:showingPlcHdr w:val="0"/>
               </w:sdtPr>
@@ -24635,7 +24635,7 @@
                     <w:sz w:val="18"/>
                     <w:szCs w:val="18"/>
                   </w:rPr>
-                  <w:t>⬜ 未做</w:t>
+                  <w:t>⬜</w:t>
                 </w:r>
               </w:sdtContent>
             </w:sdt>
@@ -25148,9 +25148,9 @@
                 <w:tag w:val="lc_status_97"/>
                 <w:id w:val="90097"/>
                 <w:dropDownList>
-                  <w:listItem w:displayText="⬜ 未做" w:value="0"/>
-                  <w:listItem w:displayText="🔥 已手撕" w:value="1"/>
-                  <w:listItem w:displayText="✅ 已完成" w:value="2"/>
+                  <w:listItem w:displayText="⬜" w:value="0"/>
+                  <w:listItem w:displayText="🔥" w:value="1"/>
+                  <w:listItem w:displayText="✅" w:value="2"/>
                 </w:dropDownList>
                 <w:showingPlcHdr w:val="0"/>
               </w:sdtPr>
@@ -25165,7 +25165,7 @@
                     <w:sz w:val="18"/>
                     <w:szCs w:val="18"/>
                   </w:rPr>
-                  <w:t>⬜ 未做</w:t>
+                  <w:t>⬜</w:t>
                 </w:r>
               </w:sdtContent>
             </w:sdt>
@@ -25371,9 +25371,9 @@
                 <w:tag w:val="lc_status_98"/>
                 <w:id w:val="90098"/>
                 <w:dropDownList>
-                  <w:listItem w:displayText="⬜ 未做" w:value="0"/>
-                  <w:listItem w:displayText="🔥 已手撕" w:value="1"/>
-                  <w:listItem w:displayText="✅ 已完成" w:value="2"/>
+                  <w:listItem w:displayText="⬜" w:value="0"/>
+                  <w:listItem w:displayText="🔥" w:value="1"/>
+                  <w:listItem w:displayText="✅" w:value="2"/>
                 </w:dropDownList>
                 <w:showingPlcHdr w:val="0"/>
               </w:sdtPr>
@@ -25388,7 +25388,7 @@
                     <w:sz w:val="18"/>
                     <w:szCs w:val="18"/>
                   </w:rPr>
-                  <w:t>⬜ 未做</w:t>
+                  <w:t>⬜</w:t>
                 </w:r>
               </w:sdtContent>
             </w:sdt>
@@ -25594,9 +25594,9 @@
                 <w:tag w:val="lc_status_99"/>
                 <w:id w:val="90099"/>
                 <w:dropDownList>
-                  <w:listItem w:displayText="⬜ 未做" w:value="0"/>
-                  <w:listItem w:displayText="🔥 已手撕" w:value="1"/>
-                  <w:listItem w:displayText="✅ 已完成" w:value="2"/>
+                  <w:listItem w:displayText="⬜" w:value="0"/>
+                  <w:listItem w:displayText="🔥" w:value="1"/>
+                  <w:listItem w:displayText="✅" w:value="2"/>
                 </w:dropDownList>
                 <w:showingPlcHdr w:val="0"/>
               </w:sdtPr>
@@ -25611,7 +25611,7 @@
                     <w:sz w:val="18"/>
                     <w:szCs w:val="18"/>
                   </w:rPr>
-                  <w:t>⬜ 未做</w:t>
+                  <w:t>⬜</w:t>
                 </w:r>
               </w:sdtContent>
             </w:sdt>
@@ -25817,9 +25817,9 @@
                 <w:tag w:val="lc_status_100"/>
                 <w:id w:val="90100"/>
                 <w:dropDownList>
-                  <w:listItem w:displayText="⬜ 未做" w:value="0"/>
-                  <w:listItem w:displayText="🔥 已手撕" w:value="1"/>
-                  <w:listItem w:displayText="✅ 已完成" w:value="2"/>
+                  <w:listItem w:displayText="⬜" w:value="0"/>
+                  <w:listItem w:displayText="🔥" w:value="1"/>
+                  <w:listItem w:displayText="✅" w:value="2"/>
                 </w:dropDownList>
                 <w:showingPlcHdr w:val="0"/>
               </w:sdtPr>
@@ -25834,7 +25834,7 @@
                     <w:sz w:val="18"/>
                     <w:szCs w:val="18"/>
                   </w:rPr>
-                  <w:t>⬜ 未做</w:t>
+                  <w:t>⬜</w:t>
                 </w:r>
               </w:sdtContent>
             </w:sdt>
@@ -26040,9 +26040,9 @@
                 <w:tag w:val="lc_status_101"/>
                 <w:id w:val="90101"/>
                 <w:dropDownList>
-                  <w:listItem w:displayText="⬜ 未做" w:value="0"/>
-                  <w:listItem w:displayText="🔥 已手撕" w:value="1"/>
-                  <w:listItem w:displayText="✅ 已完成" w:value="2"/>
+                  <w:listItem w:displayText="⬜" w:value="0"/>
+                  <w:listItem w:displayText="🔥" w:value="1"/>
+                  <w:listItem w:displayText="✅" w:value="2"/>
                 </w:dropDownList>
                 <w:showingPlcHdr w:val="0"/>
               </w:sdtPr>
@@ -26057,7 +26057,7 @@
                     <w:sz w:val="18"/>
                     <w:szCs w:val="18"/>
                   </w:rPr>
-                  <w:t>⬜ 未做</w:t>
+                  <w:t>⬜</w:t>
                 </w:r>
               </w:sdtContent>
             </w:sdt>
@@ -26263,9 +26263,9 @@
                 <w:tag w:val="lc_status_102"/>
                 <w:id w:val="90102"/>
                 <w:dropDownList>
-                  <w:listItem w:displayText="⬜ 未做" w:value="0"/>
-                  <w:listItem w:displayText="🔥 已手撕" w:value="1"/>
-                  <w:listItem w:displayText="✅ 已完成" w:value="2"/>
+                  <w:listItem w:displayText="⬜" w:value="0"/>
+                  <w:listItem w:displayText="🔥" w:value="1"/>
+                  <w:listItem w:displayText="✅" w:value="2"/>
                 </w:dropDownList>
                 <w:showingPlcHdr w:val="0"/>
               </w:sdtPr>
@@ -26280,7 +26280,7 @@
                     <w:sz w:val="18"/>
                     <w:szCs w:val="18"/>
                   </w:rPr>
-                  <w:t>⬜ 未做</w:t>
+                  <w:t>⬜</w:t>
                 </w:r>
               </w:sdtContent>
             </w:sdt>
@@ -26486,9 +26486,9 @@
                 <w:tag w:val="lc_status_103"/>
                 <w:id w:val="90103"/>
                 <w:dropDownList>
-                  <w:listItem w:displayText="⬜ 未做" w:value="0"/>
-                  <w:listItem w:displayText="🔥 已手撕" w:value="1"/>
-                  <w:listItem w:displayText="✅ 已完成" w:value="2"/>
+                  <w:listItem w:displayText="⬜" w:value="0"/>
+                  <w:listItem w:displayText="🔥" w:value="1"/>
+                  <w:listItem w:displayText="✅" w:value="2"/>
                 </w:dropDownList>
                 <w:showingPlcHdr w:val="0"/>
               </w:sdtPr>
@@ -26503,7 +26503,7 @@
                     <w:sz w:val="18"/>
                     <w:szCs w:val="18"/>
                   </w:rPr>
-                  <w:t>⬜ 未做</w:t>
+                  <w:t>⬜</w:t>
                 </w:r>
               </w:sdtContent>
             </w:sdt>
@@ -26709,9 +26709,9 @@
                 <w:tag w:val="lc_status_104"/>
                 <w:id w:val="90104"/>
                 <w:dropDownList>
-                  <w:listItem w:displayText="⬜ 未做" w:value="0"/>
-                  <w:listItem w:displayText="🔥 已手撕" w:value="1"/>
-                  <w:listItem w:displayText="✅ 已完成" w:value="2"/>
+                  <w:listItem w:displayText="⬜" w:value="0"/>
+                  <w:listItem w:displayText="🔥" w:value="1"/>
+                  <w:listItem w:displayText="✅" w:value="2"/>
                 </w:dropDownList>
                 <w:showingPlcHdr w:val="0"/>
               </w:sdtPr>
@@ -26726,7 +26726,7 @@
                     <w:sz w:val="18"/>
                     <w:szCs w:val="18"/>
                   </w:rPr>
-                  <w:t>⬜ 未做</w:t>
+                  <w:t>⬜</w:t>
                 </w:r>
               </w:sdtContent>
             </w:sdt>
@@ -26932,9 +26932,9 @@
                 <w:tag w:val="lc_status_105"/>
                 <w:id w:val="90105"/>
                 <w:dropDownList>
-                  <w:listItem w:displayText="⬜ 未做" w:value="0"/>
-                  <w:listItem w:displayText="🔥 已手撕" w:value="1"/>
-                  <w:listItem w:displayText="✅ 已完成" w:value="2"/>
+                  <w:listItem w:displayText="⬜" w:value="0"/>
+                  <w:listItem w:displayText="🔥" w:value="1"/>
+                  <w:listItem w:displayText="✅" w:value="2"/>
                 </w:dropDownList>
                 <w:showingPlcHdr w:val="0"/>
               </w:sdtPr>
@@ -26949,7 +26949,7 @@
                     <w:sz w:val="18"/>
                     <w:szCs w:val="18"/>
                   </w:rPr>
-                  <w:t>⬜ 未做</w:t>
+                  <w:t>⬜</w:t>
                 </w:r>
               </w:sdtContent>
             </w:sdt>
@@ -27155,9 +27155,9 @@
                 <w:tag w:val="lc_status_106"/>
                 <w:id w:val="90106"/>
                 <w:dropDownList>
-                  <w:listItem w:displayText="⬜ 未做" w:value="0"/>
-                  <w:listItem w:displayText="🔥 已手撕" w:value="1"/>
-                  <w:listItem w:displayText="✅ 已完成" w:value="2"/>
+                  <w:listItem w:displayText="⬜" w:value="0"/>
+                  <w:listItem w:displayText="🔥" w:value="1"/>
+                  <w:listItem w:displayText="✅" w:value="2"/>
                 </w:dropDownList>
                 <w:showingPlcHdr w:val="0"/>
               </w:sdtPr>
@@ -27172,7 +27172,7 @@
                     <w:sz w:val="18"/>
                     <w:szCs w:val="18"/>
                   </w:rPr>
-                  <w:t>⬜ 未做</w:t>
+                  <w:t>⬜</w:t>
                 </w:r>
               </w:sdtContent>
             </w:sdt>
@@ -27685,9 +27685,9 @@
                 <w:tag w:val="lc_status_107"/>
                 <w:id w:val="90107"/>
                 <w:dropDownList>
-                  <w:listItem w:displayText="⬜ 未做" w:value="0"/>
-                  <w:listItem w:displayText="🔥 已手撕" w:value="1"/>
-                  <w:listItem w:displayText="✅ 已完成" w:value="2"/>
+                  <w:listItem w:displayText="⬜" w:value="0"/>
+                  <w:listItem w:displayText="🔥" w:value="1"/>
+                  <w:listItem w:displayText="✅" w:value="2"/>
                 </w:dropDownList>
                 <w:showingPlcHdr w:val="0"/>
               </w:sdtPr>
@@ -27702,7 +27702,7 @@
                     <w:sz w:val="18"/>
                     <w:szCs w:val="18"/>
                   </w:rPr>
-                  <w:t>⬜ 未做</w:t>
+                  <w:t>⬜</w:t>
                 </w:r>
               </w:sdtContent>
             </w:sdt>
@@ -27908,9 +27908,9 @@
                 <w:tag w:val="lc_status_108"/>
                 <w:id w:val="90108"/>
                 <w:dropDownList>
-                  <w:listItem w:displayText="⬜ 未做" w:value="0"/>
-                  <w:listItem w:displayText="🔥 已手撕" w:value="1"/>
-                  <w:listItem w:displayText="✅ 已完成" w:value="2"/>
+                  <w:listItem w:displayText="⬜" w:value="0"/>
+                  <w:listItem w:displayText="🔥" w:value="1"/>
+                  <w:listItem w:displayText="✅" w:value="2"/>
                 </w:dropDownList>
                 <w:showingPlcHdr w:val="0"/>
               </w:sdtPr>
@@ -27925,7 +27925,7 @@
                     <w:sz w:val="18"/>
                     <w:szCs w:val="18"/>
                   </w:rPr>
-                  <w:t>⬜ 未做</w:t>
+                  <w:t>⬜</w:t>
                 </w:r>
               </w:sdtContent>
             </w:sdt>
@@ -28131,9 +28131,9 @@
                 <w:tag w:val="lc_status_109"/>
                 <w:id w:val="90109"/>
                 <w:dropDownList>
-                  <w:listItem w:displayText="⬜ 未做" w:value="0"/>
-                  <w:listItem w:displayText="🔥 已手撕" w:value="1"/>
-                  <w:listItem w:displayText="✅ 已完成" w:value="2"/>
+                  <w:listItem w:displayText="⬜" w:value="0"/>
+                  <w:listItem w:displayText="🔥" w:value="1"/>
+                  <w:listItem w:displayText="✅" w:value="2"/>
                 </w:dropDownList>
                 <w:showingPlcHdr w:val="0"/>
               </w:sdtPr>
@@ -28148,7 +28148,7 @@
                     <w:sz w:val="18"/>
                     <w:szCs w:val="18"/>
                   </w:rPr>
-                  <w:t>⬜ 未做</w:t>
+                  <w:t>⬜</w:t>
                 </w:r>
               </w:sdtContent>
             </w:sdt>
@@ -28354,9 +28354,9 @@
                 <w:tag w:val="lc_status_110"/>
                 <w:id w:val="90110"/>
                 <w:dropDownList>
-                  <w:listItem w:displayText="⬜ 未做" w:value="0"/>
-                  <w:listItem w:displayText="🔥 已手撕" w:value="1"/>
-                  <w:listItem w:displayText="✅ 已完成" w:value="2"/>
+                  <w:listItem w:displayText="⬜" w:value="0"/>
+                  <w:listItem w:displayText="🔥" w:value="1"/>
+                  <w:listItem w:displayText="✅" w:value="2"/>
                 </w:dropDownList>
                 <w:showingPlcHdr w:val="0"/>
               </w:sdtPr>
@@ -28371,7 +28371,7 @@
                     <w:sz w:val="18"/>
                     <w:szCs w:val="18"/>
                   </w:rPr>
-                  <w:t>⬜ 未做</w:t>
+                  <w:t>⬜</w:t>
                 </w:r>
               </w:sdtContent>
             </w:sdt>
@@ -28577,9 +28577,9 @@
                 <w:tag w:val="lc_status_111"/>
                 <w:id w:val="90111"/>
                 <w:dropDownList>
-                  <w:listItem w:displayText="⬜ 未做" w:value="0"/>
-                  <w:listItem w:displayText="🔥 已手撕" w:value="1"/>
-                  <w:listItem w:displayText="✅ 已完成" w:value="2"/>
+                  <w:listItem w:displayText="⬜" w:value="0"/>
+                  <w:listItem w:displayText="🔥" w:value="1"/>
+                  <w:listItem w:displayText="✅" w:value="2"/>
                 </w:dropDownList>
                 <w:showingPlcHdr w:val="0"/>
               </w:sdtPr>
@@ -28594,7 +28594,7 @@
                     <w:sz w:val="18"/>
                     <w:szCs w:val="18"/>
                   </w:rPr>
-                  <w:t>⬜ 未做</w:t>
+                  <w:t>⬜</w:t>
                 </w:r>
               </w:sdtContent>
             </w:sdt>
@@ -28800,9 +28800,9 @@
                 <w:tag w:val="lc_status_112"/>
                 <w:id w:val="90112"/>
                 <w:dropDownList>
-                  <w:listItem w:displayText="⬜ 未做" w:value="0"/>
-                  <w:listItem w:displayText="🔥 已手撕" w:value="1"/>
-                  <w:listItem w:displayText="✅ 已完成" w:value="2"/>
+                  <w:listItem w:displayText="⬜" w:value="0"/>
+                  <w:listItem w:displayText="🔥" w:value="1"/>
+                  <w:listItem w:displayText="✅" w:value="2"/>
                 </w:dropDownList>
                 <w:showingPlcHdr w:val="0"/>
               </w:sdtPr>
@@ -28817,7 +28817,7 @@
                     <w:sz w:val="18"/>
                     <w:szCs w:val="18"/>
                   </w:rPr>
-                  <w:t>⬜ 未做</w:t>
+                  <w:t>⬜</w:t>
                 </w:r>
               </w:sdtContent>
             </w:sdt>
@@ -29023,9 +29023,9 @@
                 <w:tag w:val="lc_status_113"/>
                 <w:id w:val="90113"/>
                 <w:dropDownList>
-                  <w:listItem w:displayText="⬜ 未做" w:value="0"/>
-                  <w:listItem w:displayText="🔥 已手撕" w:value="1"/>
-                  <w:listItem w:displayText="✅ 已完成" w:value="2"/>
+                  <w:listItem w:displayText="⬜" w:value="0"/>
+                  <w:listItem w:displayText="🔥" w:value="1"/>
+                  <w:listItem w:displayText="✅" w:value="2"/>
                 </w:dropDownList>
                 <w:showingPlcHdr w:val="0"/>
               </w:sdtPr>
@@ -29040,7 +29040,7 @@
                     <w:sz w:val="18"/>
                     <w:szCs w:val="18"/>
                   </w:rPr>
-                  <w:t>⬜ 未做</w:t>
+                  <w:t>⬜</w:t>
                 </w:r>
               </w:sdtContent>
             </w:sdt>
@@ -29553,9 +29553,9 @@
                 <w:tag w:val="lc_status_114"/>
                 <w:id w:val="90114"/>
                 <w:dropDownList>
-                  <w:listItem w:displayText="⬜ 未做" w:value="0"/>
-                  <w:listItem w:displayText="🔥 已手撕" w:value="1"/>
-                  <w:listItem w:displayText="✅ 已完成" w:value="2"/>
+                  <w:listItem w:displayText="⬜" w:value="0"/>
+                  <w:listItem w:displayText="🔥" w:value="1"/>
+                  <w:listItem w:displayText="✅" w:value="2"/>
                 </w:dropDownList>
                 <w:showingPlcHdr w:val="0"/>
               </w:sdtPr>
@@ -29570,7 +29570,7 @@
                     <w:sz w:val="18"/>
                     <w:szCs w:val="18"/>
                   </w:rPr>
-                  <w:t>⬜ 未做</w:t>
+                  <w:t>⬜</w:t>
                 </w:r>
               </w:sdtContent>
             </w:sdt>
@@ -29776,9 +29776,9 @@
                 <w:tag w:val="lc_status_115"/>
                 <w:id w:val="90115"/>
                 <w:dropDownList>
-                  <w:listItem w:displayText="⬜ 未做" w:value="0"/>
-                  <w:listItem w:displayText="🔥 已手撕" w:value="1"/>
-                  <w:listItem w:displayText="✅ 已完成" w:value="2"/>
+                  <w:listItem w:displayText="⬜" w:value="0"/>
+                  <w:listItem w:displayText="🔥" w:value="1"/>
+                  <w:listItem w:displayText="✅" w:value="2"/>
                 </w:dropDownList>
                 <w:showingPlcHdr w:val="0"/>
               </w:sdtPr>
@@ -29793,7 +29793,7 @@
                     <w:sz w:val="18"/>
                     <w:szCs w:val="18"/>
                   </w:rPr>
-                  <w:t>⬜ 未做</w:t>
+                  <w:t>⬜</w:t>
                 </w:r>
               </w:sdtContent>
             </w:sdt>
@@ -29999,9 +29999,9 @@
                 <w:tag w:val="lc_status_116"/>
                 <w:id w:val="90116"/>
                 <w:dropDownList>
-                  <w:listItem w:displayText="⬜ 未做" w:value="0"/>
-                  <w:listItem w:displayText="🔥 已手撕" w:value="1"/>
-                  <w:listItem w:displayText="✅ 已完成" w:value="2"/>
+                  <w:listItem w:displayText="⬜" w:value="0"/>
+                  <w:listItem w:displayText="🔥" w:value="1"/>
+                  <w:listItem w:displayText="✅" w:value="2"/>
                 </w:dropDownList>
                 <w:showingPlcHdr w:val="0"/>
               </w:sdtPr>
@@ -30016,7 +30016,7 @@
                     <w:sz w:val="18"/>
                     <w:szCs w:val="18"/>
                   </w:rPr>
-                  <w:t>⬜ 未做</w:t>
+                  <w:t>⬜</w:t>
                 </w:r>
               </w:sdtContent>
             </w:sdt>
@@ -30222,9 +30222,9 @@
                 <w:tag w:val="lc_status_117"/>
                 <w:id w:val="90117"/>
                 <w:dropDownList>
-                  <w:listItem w:displayText="⬜ 未做" w:value="0"/>
-                  <w:listItem w:displayText="🔥 已手撕" w:value="1"/>
-                  <w:listItem w:displayText="✅ 已完成" w:value="2"/>
+                  <w:listItem w:displayText="⬜" w:value="0"/>
+                  <w:listItem w:displayText="🔥" w:value="1"/>
+                  <w:listItem w:displayText="✅" w:value="2"/>
                 </w:dropDownList>
                 <w:showingPlcHdr w:val="0"/>
               </w:sdtPr>
@@ -30239,7 +30239,7 @@
                     <w:sz w:val="18"/>
                     <w:szCs w:val="18"/>
                   </w:rPr>
-                  <w:t>⬜ 未做</w:t>
+                  <w:t>⬜</w:t>
                 </w:r>
               </w:sdtContent>
             </w:sdt>
@@ -30445,9 +30445,9 @@
                 <w:tag w:val="lc_status_118"/>
                 <w:id w:val="90118"/>
                 <w:dropDownList>
-                  <w:listItem w:displayText="⬜ 未做" w:value="0"/>
-                  <w:listItem w:displayText="🔥 已手撕" w:value="1"/>
-                  <w:listItem w:displayText="✅ 已完成" w:value="2"/>
+                  <w:listItem w:displayText="⬜" w:value="0"/>
+                  <w:listItem w:displayText="🔥" w:value="1"/>
+                  <w:listItem w:displayText="✅" w:value="2"/>
                 </w:dropDownList>
                 <w:showingPlcHdr w:val="0"/>
               </w:sdtPr>
@@ -30462,7 +30462,7 @@
                     <w:sz w:val="18"/>
                     <w:szCs w:val="18"/>
                   </w:rPr>
-                  <w:t>⬜ 未做</w:t>
+                  <w:t>⬜</w:t>
                 </w:r>
               </w:sdtContent>
             </w:sdt>
@@ -30668,9 +30668,9 @@
                 <w:tag w:val="lc_status_119"/>
                 <w:id w:val="90119"/>
                 <w:dropDownList>
-                  <w:listItem w:displayText="⬜ 未做" w:value="0"/>
-                  <w:listItem w:displayText="🔥 已手撕" w:value="1"/>
-                  <w:listItem w:displayText="✅ 已完成" w:value="2"/>
+                  <w:listItem w:displayText="⬜" w:value="0"/>
+                  <w:listItem w:displayText="🔥" w:value="1"/>
+                  <w:listItem w:displayText="✅" w:value="2"/>
                 </w:dropDownList>
                 <w:showingPlcHdr w:val="0"/>
               </w:sdtPr>
@@ -30685,7 +30685,7 @@
                     <w:sz w:val="18"/>
                     <w:szCs w:val="18"/>
                   </w:rPr>
-                  <w:t>⬜ 未做</w:t>
+                  <w:t>⬜</w:t>
                 </w:r>
               </w:sdtContent>
             </w:sdt>
@@ -30891,9 +30891,9 @@
                 <w:tag w:val="lc_status_120"/>
                 <w:id w:val="90120"/>
                 <w:dropDownList>
-                  <w:listItem w:displayText="⬜ 未做" w:value="0"/>
-                  <w:listItem w:displayText="🔥 已手撕" w:value="1"/>
-                  <w:listItem w:displayText="✅ 已完成" w:value="2"/>
+                  <w:listItem w:displayText="⬜" w:value="0"/>
+                  <w:listItem w:displayText="🔥" w:value="1"/>
+                  <w:listItem w:displayText="✅" w:value="2"/>
                 </w:dropDownList>
                 <w:showingPlcHdr w:val="0"/>
               </w:sdtPr>
@@ -30908,7 +30908,7 @@
                     <w:sz w:val="18"/>
                     <w:szCs w:val="18"/>
                   </w:rPr>
-                  <w:t>⬜ 未做</w:t>
+                  <w:t>⬜</w:t>
                 </w:r>
               </w:sdtContent>
             </w:sdt>
@@ -31114,9 +31114,9 @@
                 <w:tag w:val="lc_status_121"/>
                 <w:id w:val="90121"/>
                 <w:dropDownList>
-                  <w:listItem w:displayText="⬜ 未做" w:value="0"/>
-                  <w:listItem w:displayText="🔥 已手撕" w:value="1"/>
-                  <w:listItem w:displayText="✅ 已完成" w:value="2"/>
+                  <w:listItem w:displayText="⬜" w:value="0"/>
+                  <w:listItem w:displayText="🔥" w:value="1"/>
+                  <w:listItem w:displayText="✅" w:value="2"/>
                 </w:dropDownList>
                 <w:showingPlcHdr w:val="0"/>
               </w:sdtPr>
@@ -31131,7 +31131,7 @@
                     <w:sz w:val="18"/>
                     <w:szCs w:val="18"/>
                   </w:rPr>
-                  <w:t>⬜ 未做</w:t>
+                  <w:t>⬜</w:t>
                 </w:r>
               </w:sdtContent>
             </w:sdt>
@@ -31337,9 +31337,9 @@
                 <w:tag w:val="lc_status_122"/>
                 <w:id w:val="90122"/>
                 <w:dropDownList>
-                  <w:listItem w:displayText="⬜ 未做" w:value="0"/>
-                  <w:listItem w:displayText="🔥 已手撕" w:value="1"/>
-                  <w:listItem w:displayText="✅ 已完成" w:value="2"/>
+                  <w:listItem w:displayText="⬜" w:value="0"/>
+                  <w:listItem w:displayText="🔥" w:value="1"/>
+                  <w:listItem w:displayText="✅" w:value="2"/>
                 </w:dropDownList>
                 <w:showingPlcHdr w:val="0"/>
               </w:sdtPr>
@@ -31354,7 +31354,7 @@
                     <w:sz w:val="18"/>
                     <w:szCs w:val="18"/>
                   </w:rPr>
-                  <w:t>⬜ 未做</w:t>
+                  <w:t>⬜</w:t>
                 </w:r>
               </w:sdtContent>
             </w:sdt>
@@ -31560,9 +31560,9 @@
                 <w:tag w:val="lc_status_123"/>
                 <w:id w:val="90123"/>
                 <w:dropDownList>
-                  <w:listItem w:displayText="⬜ 未做" w:value="0"/>
-                  <w:listItem w:displayText="🔥 已手撕" w:value="1"/>
-                  <w:listItem w:displayText="✅ 已完成" w:value="2"/>
+                  <w:listItem w:displayText="⬜" w:value="0"/>
+                  <w:listItem w:displayText="🔥" w:value="1"/>
+                  <w:listItem w:displayText="✅" w:value="2"/>
                 </w:dropDownList>
                 <w:showingPlcHdr w:val="0"/>
               </w:sdtPr>
@@ -31577,7 +31577,7 @@
                     <w:sz w:val="18"/>
                     <w:szCs w:val="18"/>
                   </w:rPr>
-                  <w:t>⬜ 未做</w:t>
+                  <w:t>⬜</w:t>
                 </w:r>
               </w:sdtContent>
             </w:sdt>
@@ -31783,9 +31783,9 @@
                 <w:tag w:val="lc_status_124"/>
                 <w:id w:val="90124"/>
                 <w:dropDownList>
-                  <w:listItem w:displayText="⬜ 未做" w:value="0"/>
-                  <w:listItem w:displayText="🔥 已手撕" w:value="1"/>
-                  <w:listItem w:displayText="✅ 已完成" w:value="2"/>
+                  <w:listItem w:displayText="⬜" w:value="0"/>
+                  <w:listItem w:displayText="🔥" w:value="1"/>
+                  <w:listItem w:displayText="✅" w:value="2"/>
                 </w:dropDownList>
                 <w:showingPlcHdr w:val="0"/>
               </w:sdtPr>
@@ -31800,7 +31800,7 @@
                     <w:sz w:val="18"/>
                     <w:szCs w:val="18"/>
                   </w:rPr>
-                  <w:t>⬜ 未做</w:t>
+                  <w:t>⬜</w:t>
                 </w:r>
               </w:sdtContent>
             </w:sdt>
@@ -32006,9 +32006,9 @@
                 <w:tag w:val="lc_status_125"/>
                 <w:id w:val="90125"/>
                 <w:dropDownList>
-                  <w:listItem w:displayText="⬜ 未做" w:value="0"/>
-                  <w:listItem w:displayText="🔥 已手撕" w:value="1"/>
-                  <w:listItem w:displayText="✅ 已完成" w:value="2"/>
+                  <w:listItem w:displayText="⬜" w:value="0"/>
+                  <w:listItem w:displayText="🔥" w:value="1"/>
+                  <w:listItem w:displayText="✅" w:value="2"/>
                 </w:dropDownList>
                 <w:showingPlcHdr w:val="0"/>
               </w:sdtPr>
@@ -32023,7 +32023,7 @@
                     <w:sz w:val="18"/>
                     <w:szCs w:val="18"/>
                   </w:rPr>
-                  <w:t>⬜ 未做</w:t>
+                  <w:t>⬜</w:t>
                 </w:r>
               </w:sdtContent>
             </w:sdt>
@@ -32536,9 +32536,9 @@
                 <w:tag w:val="lc_status_126"/>
                 <w:id w:val="90126"/>
                 <w:dropDownList>
-                  <w:listItem w:displayText="⬜ 未做" w:value="0"/>
-                  <w:listItem w:displayText="🔥 已手撕" w:value="1"/>
-                  <w:listItem w:displayText="✅ 已完成" w:value="2"/>
+                  <w:listItem w:displayText="⬜" w:value="0"/>
+                  <w:listItem w:displayText="🔥" w:value="1"/>
+                  <w:listItem w:displayText="✅" w:value="2"/>
                 </w:dropDownList>
                 <w:showingPlcHdr w:val="0"/>
               </w:sdtPr>
@@ -32553,7 +32553,7 @@
                     <w:sz w:val="18"/>
                     <w:szCs w:val="18"/>
                   </w:rPr>
-                  <w:t>⬜ 未做</w:t>
+                  <w:t>⬜</w:t>
                 </w:r>
               </w:sdtContent>
             </w:sdt>
@@ -32759,9 +32759,9 @@
                 <w:tag w:val="lc_status_127"/>
                 <w:id w:val="90127"/>
                 <w:dropDownList>
-                  <w:listItem w:displayText="⬜ 未做" w:value="0"/>
-                  <w:listItem w:displayText="🔥 已手撕" w:value="1"/>
-                  <w:listItem w:displayText="✅ 已完成" w:value="2"/>
+                  <w:listItem w:displayText="⬜" w:value="0"/>
+                  <w:listItem w:displayText="🔥" w:value="1"/>
+                  <w:listItem w:displayText="✅" w:value="2"/>
                 </w:dropDownList>
                 <w:showingPlcHdr w:val="0"/>
               </w:sdtPr>
@@ -32776,7 +32776,7 @@
                     <w:sz w:val="18"/>
                     <w:szCs w:val="18"/>
                   </w:rPr>
-                  <w:t>⬜ 未做</w:t>
+                  <w:t>⬜</w:t>
                 </w:r>
               </w:sdtContent>
             </w:sdt>
@@ -32982,9 +32982,9 @@
                 <w:tag w:val="lc_status_128"/>
                 <w:id w:val="90128"/>
                 <w:dropDownList>
-                  <w:listItem w:displayText="⬜ 未做" w:value="0"/>
-                  <w:listItem w:displayText="🔥 已手撕" w:value="1"/>
-                  <w:listItem w:displayText="✅ 已完成" w:value="2"/>
+                  <w:listItem w:displayText="⬜" w:value="0"/>
+                  <w:listItem w:displayText="🔥" w:value="1"/>
+                  <w:listItem w:displayText="✅" w:value="2"/>
                 </w:dropDownList>
                 <w:showingPlcHdr w:val="0"/>
               </w:sdtPr>
@@ -32999,7 +32999,7 @@
                     <w:sz w:val="18"/>
                     <w:szCs w:val="18"/>
                   </w:rPr>
-                  <w:t>⬜ 未做</w:t>
+                  <w:t>⬜</w:t>
                 </w:r>
               </w:sdtContent>
             </w:sdt>
@@ -33205,9 +33205,9 @@
                 <w:tag w:val="lc_status_129"/>
                 <w:id w:val="90129"/>
                 <w:dropDownList>
-                  <w:listItem w:displayText="⬜ 未做" w:value="0"/>
-                  <w:listItem w:displayText="🔥 已手撕" w:value="1"/>
-                  <w:listItem w:displayText="✅ 已完成" w:value="2"/>
+                  <w:listItem w:displayText="⬜" w:value="0"/>
+                  <w:listItem w:displayText="🔥" w:value="1"/>
+                  <w:listItem w:displayText="✅" w:value="2"/>
                 </w:dropDownList>
                 <w:showingPlcHdr w:val="0"/>
               </w:sdtPr>
@@ -33222,7 +33222,7 @@
                     <w:sz w:val="18"/>
                     <w:szCs w:val="18"/>
                   </w:rPr>
-                  <w:t>⬜ 未做</w:t>
+                  <w:t>⬜</w:t>
                 </w:r>
               </w:sdtContent>
             </w:sdt>
@@ -33428,9 +33428,9 @@
                 <w:tag w:val="lc_status_130"/>
                 <w:id w:val="90130"/>
                 <w:dropDownList>
-                  <w:listItem w:displayText="⬜ 未做" w:value="0"/>
-                  <w:listItem w:displayText="🔥 已手撕" w:value="1"/>
-                  <w:listItem w:displayText="✅ 已完成" w:value="2"/>
+                  <w:listItem w:displayText="⬜" w:value="0"/>
+                  <w:listItem w:displayText="🔥" w:value="1"/>
+                  <w:listItem w:displayText="✅" w:value="2"/>
                 </w:dropDownList>
                 <w:showingPlcHdr w:val="0"/>
               </w:sdtPr>
@@ -33445,7 +33445,7 @@
                     <w:sz w:val="18"/>
                     <w:szCs w:val="18"/>
                   </w:rPr>
-                  <w:t>⬜ 未做</w:t>
+                  <w:t>⬜</w:t>
                 </w:r>
               </w:sdtContent>
             </w:sdt>
@@ -33651,9 +33651,9 @@
                 <w:tag w:val="lc_status_131"/>
                 <w:id w:val="90131"/>
                 <w:dropDownList>
-                  <w:listItem w:displayText="⬜ 未做" w:value="0"/>
-                  <w:listItem w:displayText="🔥 已手撕" w:value="1"/>
-                  <w:listItem w:displayText="✅ 已完成" w:value="2"/>
+                  <w:listItem w:displayText="⬜" w:value="0"/>
+                  <w:listItem w:displayText="🔥" w:value="1"/>
+                  <w:listItem w:displayText="✅" w:value="2"/>
                 </w:dropDownList>
                 <w:showingPlcHdr w:val="0"/>
               </w:sdtPr>
@@ -33668,7 +33668,7 @@
                     <w:sz w:val="18"/>
                     <w:szCs w:val="18"/>
                   </w:rPr>
-                  <w:t>⬜ 未做</w:t>
+                  <w:t>⬜</w:t>
                 </w:r>
               </w:sdtContent>
             </w:sdt>
@@ -33874,9 +33874,9 @@
                 <w:tag w:val="lc_status_132"/>
                 <w:id w:val="90132"/>
                 <w:dropDownList>
-                  <w:listItem w:displayText="⬜ 未做" w:value="0"/>
-                  <w:listItem w:displayText="🔥 已手撕" w:value="1"/>
-                  <w:listItem w:displayText="✅ 已完成" w:value="2"/>
+                  <w:listItem w:displayText="⬜" w:value="0"/>
+                  <w:listItem w:displayText="🔥" w:value="1"/>
+                  <w:listItem w:displayText="✅" w:value="2"/>
                 </w:dropDownList>
                 <w:showingPlcHdr w:val="0"/>
               </w:sdtPr>
@@ -33891,7 +33891,7 @@
                     <w:sz w:val="18"/>
                     <w:szCs w:val="18"/>
                   </w:rPr>
-                  <w:t>⬜ 未做</w:t>
+                  <w:t>⬜</w:t>
                 </w:r>
               </w:sdtContent>
             </w:sdt>
@@ -34097,9 +34097,9 @@
                 <w:tag w:val="lc_status_133"/>
                 <w:id w:val="90133"/>
                 <w:dropDownList>
-                  <w:listItem w:displayText="⬜ 未做" w:value="0"/>
-                  <w:listItem w:displayText="🔥 已手撕" w:value="1"/>
-                  <w:listItem w:displayText="✅ 已完成" w:value="2"/>
+                  <w:listItem w:displayText="⬜" w:value="0"/>
+                  <w:listItem w:displayText="🔥" w:value="1"/>
+                  <w:listItem w:displayText="✅" w:value="2"/>
                 </w:dropDownList>
                 <w:showingPlcHdr w:val="0"/>
               </w:sdtPr>
@@ -34114,7 +34114,7 @@
                     <w:sz w:val="18"/>
                     <w:szCs w:val="18"/>
                   </w:rPr>
-                  <w:t>⬜ 未做</w:t>
+                  <w:t>⬜</w:t>
                 </w:r>
               </w:sdtContent>
             </w:sdt>
@@ -34320,9 +34320,9 @@
                 <w:tag w:val="lc_status_134"/>
                 <w:id w:val="90134"/>
                 <w:dropDownList>
-                  <w:listItem w:displayText="⬜ 未做" w:value="0"/>
-                  <w:listItem w:displayText="🔥 已手撕" w:value="1"/>
-                  <w:listItem w:displayText="✅ 已完成" w:value="2"/>
+                  <w:listItem w:displayText="⬜" w:value="0"/>
+                  <w:listItem w:displayText="🔥" w:value="1"/>
+                  <w:listItem w:displayText="✅" w:value="2"/>
                 </w:dropDownList>
                 <w:showingPlcHdr w:val="0"/>
               </w:sdtPr>
@@ -34337,7 +34337,7 @@
                     <w:sz w:val="18"/>
                     <w:szCs w:val="18"/>
                   </w:rPr>
-                  <w:t>⬜ 未做</w:t>
+                  <w:t>⬜</w:t>
                 </w:r>
               </w:sdtContent>
             </w:sdt>
@@ -34543,9 +34543,9 @@
                 <w:tag w:val="lc_status_135"/>
                 <w:id w:val="90135"/>
                 <w:dropDownList>
-                  <w:listItem w:displayText="⬜ 未做" w:value="0"/>
-                  <w:listItem w:displayText="🔥 已手撕" w:value="1"/>
-                  <w:listItem w:displayText="✅ 已完成" w:value="2"/>
+                  <w:listItem w:displayText="⬜" w:value="0"/>
+                  <w:listItem w:displayText="🔥" w:value="1"/>
+                  <w:listItem w:displayText="✅" w:value="2"/>
                 </w:dropDownList>
                 <w:showingPlcHdr w:val="0"/>
               </w:sdtPr>
@@ -34560,7 +34560,7 @@
                     <w:sz w:val="18"/>
                     <w:szCs w:val="18"/>
                   </w:rPr>
-                  <w:t>⬜ 未做</w:t>
+                  <w:t>⬜</w:t>
                 </w:r>
               </w:sdtContent>
             </w:sdt>
@@ -34766,9 +34766,9 @@
                 <w:tag w:val="lc_status_136"/>
                 <w:id w:val="90136"/>
                 <w:dropDownList>
-                  <w:listItem w:displayText="⬜ 未做" w:value="0"/>
-                  <w:listItem w:displayText="🔥 已手撕" w:value="1"/>
-                  <w:listItem w:displayText="✅ 已完成" w:value="2"/>
+                  <w:listItem w:displayText="⬜" w:value="0"/>
+                  <w:listItem w:displayText="🔥" w:value="1"/>
+                  <w:listItem w:displayText="✅" w:value="2"/>
                 </w:dropDownList>
                 <w:showingPlcHdr w:val="0"/>
               </w:sdtPr>
@@ -34783,7 +34783,7 @@
                     <w:sz w:val="18"/>
                     <w:szCs w:val="18"/>
                   </w:rPr>
-                  <w:t>⬜ 未做</w:t>
+                  <w:t>⬜</w:t>
                 </w:r>
               </w:sdtContent>
             </w:sdt>
@@ -34989,9 +34989,9 @@
                 <w:tag w:val="lc_status_137"/>
                 <w:id w:val="90137"/>
                 <w:dropDownList>
-                  <w:listItem w:displayText="⬜ 未做" w:value="0"/>
-                  <w:listItem w:displayText="🔥 已手撕" w:value="1"/>
-                  <w:listItem w:displayText="✅ 已完成" w:value="2"/>
+                  <w:listItem w:displayText="⬜" w:value="0"/>
+                  <w:listItem w:displayText="🔥" w:value="1"/>
+                  <w:listItem w:displayText="✅" w:value="2"/>
                 </w:dropDownList>
                 <w:showingPlcHdr w:val="0"/>
               </w:sdtPr>
@@ -35006,7 +35006,7 @@
                     <w:sz w:val="18"/>
                     <w:szCs w:val="18"/>
                   </w:rPr>
-                  <w:t>⬜ 未做</w:t>
+                  <w:t>⬜</w:t>
                 </w:r>
               </w:sdtContent>
             </w:sdt>
@@ -35212,9 +35212,9 @@
                 <w:tag w:val="lc_status_138"/>
                 <w:id w:val="90138"/>
                 <w:dropDownList>
-                  <w:listItem w:displayText="⬜ 未做" w:value="0"/>
-                  <w:listItem w:displayText="🔥 已手撕" w:value="1"/>
-                  <w:listItem w:displayText="✅ 已完成" w:value="2"/>
+                  <w:listItem w:displayText="⬜" w:value="0"/>
+                  <w:listItem w:displayText="🔥" w:value="1"/>
+                  <w:listItem w:displayText="✅" w:value="2"/>
                 </w:dropDownList>
                 <w:showingPlcHdr w:val="0"/>
               </w:sdtPr>
@@ -35229,7 +35229,7 @@
                     <w:sz w:val="18"/>
                     <w:szCs w:val="18"/>
                   </w:rPr>
-                  <w:t>⬜ 未做</w:t>
+                  <w:t>⬜</w:t>
                 </w:r>
               </w:sdtContent>
             </w:sdt>
@@ -35435,9 +35435,9 @@
                 <w:tag w:val="lc_status_139"/>
                 <w:id w:val="90139"/>
                 <w:dropDownList>
-                  <w:listItem w:displayText="⬜ 未做" w:value="0"/>
-                  <w:listItem w:displayText="🔥 已手撕" w:value="1"/>
-                  <w:listItem w:displayText="✅ 已完成" w:value="2"/>
+                  <w:listItem w:displayText="⬜" w:value="0"/>
+                  <w:listItem w:displayText="🔥" w:value="1"/>
+                  <w:listItem w:displayText="✅" w:value="2"/>
                 </w:dropDownList>
                 <w:showingPlcHdr w:val="0"/>
               </w:sdtPr>
@@ -35452,7 +35452,7 @@
                     <w:sz w:val="18"/>
                     <w:szCs w:val="18"/>
                   </w:rPr>
-                  <w:t>⬜ 未做</w:t>
+                  <w:t>⬜</w:t>
                 </w:r>
               </w:sdtContent>
             </w:sdt>
@@ -35658,9 +35658,9 @@
                 <w:tag w:val="lc_status_140"/>
                 <w:id w:val="90140"/>
                 <w:dropDownList>
-                  <w:listItem w:displayText="⬜ 未做" w:value="0"/>
-                  <w:listItem w:displayText="🔥 已手撕" w:value="1"/>
-                  <w:listItem w:displayText="✅ 已完成" w:value="2"/>
+                  <w:listItem w:displayText="⬜" w:value="0"/>
+                  <w:listItem w:displayText="🔥" w:value="1"/>
+                  <w:listItem w:displayText="✅" w:value="2"/>
                 </w:dropDownList>
                 <w:showingPlcHdr w:val="0"/>
               </w:sdtPr>
@@ -35675,7 +35675,7 @@
                     <w:sz w:val="18"/>
                     <w:szCs w:val="18"/>
                   </w:rPr>
-                  <w:t>⬜ 未做</w:t>
+                  <w:t>⬜</w:t>
                 </w:r>
               </w:sdtContent>
             </w:sdt>
@@ -35881,9 +35881,9 @@
                 <w:tag w:val="lc_status_141"/>
                 <w:id w:val="90141"/>
                 <w:dropDownList>
-                  <w:listItem w:displayText="⬜ 未做" w:value="0"/>
-                  <w:listItem w:displayText="🔥 已手撕" w:value="1"/>
-                  <w:listItem w:displayText="✅ 已完成" w:value="2"/>
+                  <w:listItem w:displayText="⬜" w:value="0"/>
+                  <w:listItem w:displayText="🔥" w:value="1"/>
+                  <w:listItem w:displayText="✅" w:value="2"/>
                 </w:dropDownList>
                 <w:showingPlcHdr w:val="0"/>
               </w:sdtPr>
@@ -35898,7 +35898,7 @@
                     <w:sz w:val="18"/>
                     <w:szCs w:val="18"/>
                   </w:rPr>
-                  <w:t>⬜ 未做</w:t>
+                  <w:t>⬜</w:t>
                 </w:r>
               </w:sdtContent>
             </w:sdt>
@@ -36104,9 +36104,9 @@
                 <w:tag w:val="lc_status_142"/>
                 <w:id w:val="90142"/>
                 <w:dropDownList>
-                  <w:listItem w:displayText="⬜ 未做" w:value="0"/>
-                  <w:listItem w:displayText="🔥 已手撕" w:value="1"/>
-                  <w:listItem w:displayText="✅ 已完成" w:value="2"/>
+                  <w:listItem w:displayText="⬜" w:value="0"/>
+                  <w:listItem w:displayText="🔥" w:value="1"/>
+                  <w:listItem w:displayText="✅" w:value="2"/>
                 </w:dropDownList>
                 <w:showingPlcHdr w:val="0"/>
               </w:sdtPr>
@@ -36121,7 +36121,7 @@
                     <w:sz w:val="18"/>
                     <w:szCs w:val="18"/>
                   </w:rPr>
-                  <w:t>⬜ 未做</w:t>
+                  <w:t>⬜</w:t>
                 </w:r>
               </w:sdtContent>
             </w:sdt>
@@ -36327,9 +36327,9 @@
                 <w:tag w:val="lc_status_143"/>
                 <w:id w:val="90143"/>
                 <w:dropDownList>
-                  <w:listItem w:displayText="⬜ 未做" w:value="0"/>
-                  <w:listItem w:displayText="🔥 已手撕" w:value="1"/>
-                  <w:listItem w:displayText="✅ 已完成" w:value="2"/>
+                  <w:listItem w:displayText="⬜" w:value="0"/>
+                  <w:listItem w:displayText="🔥" w:value="1"/>
+                  <w:listItem w:displayText="✅" w:value="2"/>
                 </w:dropDownList>
                 <w:showingPlcHdr w:val="0"/>
               </w:sdtPr>
@@ -36344,7 +36344,7 @@
                     <w:sz w:val="18"/>
                     <w:szCs w:val="18"/>
                   </w:rPr>
-                  <w:t>⬜ 未做</w:t>
+                  <w:t>⬜</w:t>
                 </w:r>
               </w:sdtContent>
             </w:sdt>
@@ -36550,9 +36550,9 @@
                 <w:tag w:val="lc_status_144"/>
                 <w:id w:val="90144"/>
                 <w:dropDownList>
-                  <w:listItem w:displayText="⬜ 未做" w:value="0"/>
-                  <w:listItem w:displayText="🔥 已手撕" w:value="1"/>
-                  <w:listItem w:displayText="✅ 已完成" w:value="2"/>
+                  <w:listItem w:displayText="⬜" w:value="0"/>
+                  <w:listItem w:displayText="🔥" w:value="1"/>
+                  <w:listItem w:displayText="✅" w:value="2"/>
                 </w:dropDownList>
                 <w:showingPlcHdr w:val="0"/>
               </w:sdtPr>
@@ -36567,7 +36567,7 @@
                     <w:sz w:val="18"/>
                     <w:szCs w:val="18"/>
                   </w:rPr>
-                  <w:t>⬜ 未做</w:t>
+                  <w:t>⬜</w:t>
                 </w:r>
               </w:sdtContent>
             </w:sdt>
@@ -36773,9 +36773,9 @@
                 <w:tag w:val="lc_status_145"/>
                 <w:id w:val="90145"/>
                 <w:dropDownList>
-                  <w:listItem w:displayText="⬜ 未做" w:value="0"/>
-                  <w:listItem w:displayText="🔥 已手撕" w:value="1"/>
-                  <w:listItem w:displayText="✅ 已完成" w:value="2"/>
+                  <w:listItem w:displayText="⬜" w:value="0"/>
+                  <w:listItem w:displayText="🔥" w:value="1"/>
+                  <w:listItem w:displayText="✅" w:value="2"/>
                 </w:dropDownList>
                 <w:showingPlcHdr w:val="0"/>
               </w:sdtPr>
@@ -36790,7 +36790,7 @@
                     <w:sz w:val="18"/>
                     <w:szCs w:val="18"/>
                   </w:rPr>
-                  <w:t>⬜ 未做</w:t>
+                  <w:t>⬜</w:t>
                 </w:r>
               </w:sdtContent>
             </w:sdt>
@@ -37303,9 +37303,9 @@
                 <w:tag w:val="lc_status_146"/>
                 <w:id w:val="90146"/>
                 <w:dropDownList>
-                  <w:listItem w:displayText="⬜ 未做" w:value="0"/>
-                  <w:listItem w:displayText="🔥 已手撕" w:value="1"/>
-                  <w:listItem w:displayText="✅ 已完成" w:value="2"/>
+                  <w:listItem w:displayText="⬜" w:value="0"/>
+                  <w:listItem w:displayText="🔥" w:value="1"/>
+                  <w:listItem w:displayText="✅" w:value="2"/>
                 </w:dropDownList>
                 <w:showingPlcHdr w:val="0"/>
               </w:sdtPr>
@@ -37320,7 +37320,7 @@
                     <w:sz w:val="18"/>
                     <w:szCs w:val="18"/>
                   </w:rPr>
-                  <w:t>⬜ 未做</w:t>
+                  <w:t>⬜</w:t>
                 </w:r>
               </w:sdtContent>
             </w:sdt>
@@ -37526,9 +37526,9 @@
                 <w:tag w:val="lc_status_147"/>
                 <w:id w:val="90147"/>
                 <w:dropDownList>
-                  <w:listItem w:displayText="⬜ 未做" w:value="0"/>
-                  <w:listItem w:displayText="🔥 已手撕" w:value="1"/>
-                  <w:listItem w:displayText="✅ 已完成" w:value="2"/>
+                  <w:listItem w:displayText="⬜" w:value="0"/>
+                  <w:listItem w:displayText="🔥" w:value="1"/>
+                  <w:listItem w:displayText="✅" w:value="2"/>
                 </w:dropDownList>
                 <w:showingPlcHdr w:val="0"/>
               </w:sdtPr>
@@ -37543,7 +37543,7 @@
                     <w:sz w:val="18"/>
                     <w:szCs w:val="18"/>
                   </w:rPr>
-                  <w:t>⬜ 未做</w:t>
+                  <w:t>⬜</w:t>
                 </w:r>
               </w:sdtContent>
             </w:sdt>
@@ -37749,9 +37749,9 @@
                 <w:tag w:val="lc_status_148"/>
                 <w:id w:val="90148"/>
                 <w:dropDownList>
-                  <w:listItem w:displayText="⬜ 未做" w:value="0"/>
-                  <w:listItem w:displayText="🔥 已手撕" w:value="1"/>
-                  <w:listItem w:displayText="✅ 已完成" w:value="2"/>
+                  <w:listItem w:displayText="⬜" w:value="0"/>
+                  <w:listItem w:displayText="🔥" w:value="1"/>
+                  <w:listItem w:displayText="✅" w:value="2"/>
                 </w:dropDownList>
                 <w:showingPlcHdr w:val="0"/>
               </w:sdtPr>
@@ -37766,7 +37766,7 @@
                     <w:sz w:val="18"/>
                     <w:szCs w:val="18"/>
                   </w:rPr>
-                  <w:t>⬜ 未做</w:t>
+                  <w:t>⬜</w:t>
                 </w:r>
               </w:sdtContent>
             </w:sdt>
@@ -37972,9 +37972,9 @@
                 <w:tag w:val="lc_status_149"/>
                 <w:id w:val="90149"/>
                 <w:dropDownList>
-                  <w:listItem w:displayText="⬜ 未做" w:value="0"/>
-                  <w:listItem w:displayText="🔥 已手撕" w:value="1"/>
-                  <w:listItem w:displayText="✅ 已完成" w:value="2"/>
+                  <w:listItem w:displayText="⬜" w:value="0"/>
+                  <w:listItem w:displayText="🔥" w:value="1"/>
+                  <w:listItem w:displayText="✅" w:value="2"/>
                 </w:dropDownList>
                 <w:showingPlcHdr w:val="0"/>
               </w:sdtPr>
@@ -37989,7 +37989,7 @@
                     <w:sz w:val="18"/>
                     <w:szCs w:val="18"/>
                   </w:rPr>
-                  <w:t>⬜ 未做</w:t>
+                  <w:t>⬜</w:t>
                 </w:r>
               </w:sdtContent>
             </w:sdt>
@@ -38195,9 +38195,9 @@
                 <w:tag w:val="lc_status_150"/>
                 <w:id w:val="90150"/>
                 <w:dropDownList>
-                  <w:listItem w:displayText="⬜ 未做" w:value="0"/>
-                  <w:listItem w:displayText="🔥 已手撕" w:value="1"/>
-                  <w:listItem w:displayText="✅ 已完成" w:value="2"/>
+                  <w:listItem w:displayText="⬜" w:value="0"/>
+                  <w:listItem w:displayText="🔥" w:value="1"/>
+                  <w:listItem w:displayText="✅" w:value="2"/>
                 </w:dropDownList>
                 <w:showingPlcHdr w:val="0"/>
               </w:sdtPr>
@@ -38212,7 +38212,7 @@
                     <w:sz w:val="18"/>
                     <w:szCs w:val="18"/>
                   </w:rPr>
-                  <w:t>⬜ 未做</w:t>
+                  <w:t>⬜</w:t>
                 </w:r>
               </w:sdtContent>
             </w:sdt>
@@ -38418,9 +38418,9 @@
                 <w:tag w:val="lc_status_151"/>
                 <w:id w:val="90151"/>
                 <w:dropDownList>
-                  <w:listItem w:displayText="⬜ 未做" w:value="0"/>
-                  <w:listItem w:displayText="🔥 已手撕" w:value="1"/>
-                  <w:listItem w:displayText="✅ 已完成" w:value="2"/>
+                  <w:listItem w:displayText="⬜" w:value="0"/>
+                  <w:listItem w:displayText="🔥" w:value="1"/>
+                  <w:listItem w:displayText="✅" w:value="2"/>
                 </w:dropDownList>
                 <w:showingPlcHdr w:val="0"/>
               </w:sdtPr>
@@ -38435,7 +38435,7 @@
                     <w:sz w:val="18"/>
                     <w:szCs w:val="18"/>
                   </w:rPr>
-                  <w:t>⬜ 未做</w:t>
+                  <w:t>⬜</w:t>
                 </w:r>
               </w:sdtContent>
             </w:sdt>
@@ -38641,9 +38641,9 @@
                 <w:tag w:val="lc_status_152"/>
                 <w:id w:val="90152"/>
                 <w:dropDownList>
-                  <w:listItem w:displayText="⬜ 未做" w:value="0"/>
-                  <w:listItem w:displayText="🔥 已手撕" w:value="1"/>
-                  <w:listItem w:displayText="✅ 已完成" w:value="2"/>
+                  <w:listItem w:displayText="⬜" w:value="0"/>
+                  <w:listItem w:displayText="🔥" w:value="1"/>
+                  <w:listItem w:displayText="✅" w:value="2"/>
                 </w:dropDownList>
                 <w:showingPlcHdr w:val="0"/>
               </w:sdtPr>
@@ -38658,7 +38658,7 @@
                     <w:sz w:val="18"/>
                     <w:szCs w:val="18"/>
                   </w:rPr>
-                  <w:t>⬜ 未做</w:t>
+                  <w:t>⬜</w:t>
                 </w:r>
               </w:sdtContent>
             </w:sdt>
@@ -39171,9 +39171,9 @@
                 <w:tag w:val="lc_status_153"/>
                 <w:id w:val="90153"/>
                 <w:dropDownList>
-                  <w:listItem w:displayText="⬜ 未做" w:value="0"/>
-                  <w:listItem w:displayText="🔥 已手撕" w:value="1"/>
-                  <w:listItem w:displayText="✅ 已完成" w:value="2"/>
+                  <w:listItem w:displayText="⬜" w:value="0"/>
+                  <w:listItem w:displayText="🔥" w:value="1"/>
+                  <w:listItem w:displayText="✅" w:value="2"/>
                 </w:dropDownList>
                 <w:showingPlcHdr w:val="0"/>
               </w:sdtPr>
@@ -39188,7 +39188,7 @@
                     <w:sz w:val="18"/>
                     <w:szCs w:val="18"/>
                   </w:rPr>
-                  <w:t>⬜ 未做</w:t>
+                  <w:t>⬜</w:t>
                 </w:r>
               </w:sdtContent>
             </w:sdt>
@@ -39394,9 +39394,9 @@
                 <w:tag w:val="lc_status_154"/>
                 <w:id w:val="90154"/>
                 <w:dropDownList>
-                  <w:listItem w:displayText="⬜ 未做" w:value="0"/>
-                  <w:listItem w:displayText="🔥 已手撕" w:value="1"/>
-                  <w:listItem w:displayText="✅ 已完成" w:value="2"/>
+                  <w:listItem w:displayText="⬜" w:value="0"/>
+                  <w:listItem w:displayText="🔥" w:value="1"/>
+                  <w:listItem w:displayText="✅" w:value="2"/>
                 </w:dropDownList>
                 <w:showingPlcHdr w:val="0"/>
               </w:sdtPr>
@@ -39411,7 +39411,7 @@
                     <w:sz w:val="18"/>
                     <w:szCs w:val="18"/>
                   </w:rPr>
-                  <w:t>⬜ 未做</w:t>
+                  <w:t>⬜</w:t>
                 </w:r>
               </w:sdtContent>
             </w:sdt>
@@ -39617,9 +39617,9 @@
                 <w:tag w:val="lc_status_155"/>
                 <w:id w:val="90155"/>
                 <w:dropDownList>
-                  <w:listItem w:displayText="⬜ 未做" w:value="0"/>
-                  <w:listItem w:displayText="🔥 已手撕" w:value="1"/>
-                  <w:listItem w:displayText="✅ 已完成" w:value="2"/>
+                  <w:listItem w:displayText="⬜" w:value="0"/>
+                  <w:listItem w:displayText="🔥" w:value="1"/>
+                  <w:listItem w:displayText="✅" w:value="2"/>
                 </w:dropDownList>
                 <w:showingPlcHdr w:val="0"/>
               </w:sdtPr>
@@ -39634,7 +39634,7 @@
                     <w:sz w:val="18"/>
                     <w:szCs w:val="18"/>
                   </w:rPr>
-                  <w:t>⬜ 未做</w:t>
+                  <w:t>⬜</w:t>
                 </w:r>
               </w:sdtContent>
             </w:sdt>
@@ -39840,9 +39840,9 @@
                 <w:tag w:val="lc_status_156"/>
                 <w:id w:val="90156"/>
                 <w:dropDownList>
-                  <w:listItem w:displayText="⬜ 未做" w:value="0"/>
-                  <w:listItem w:displayText="🔥 已手撕" w:value="1"/>
-                  <w:listItem w:displayText="✅ 已完成" w:value="2"/>
+                  <w:listItem w:displayText="⬜" w:value="0"/>
+                  <w:listItem w:displayText="🔥" w:value="1"/>
+                  <w:listItem w:displayText="✅" w:value="2"/>
                 </w:dropDownList>
                 <w:showingPlcHdr w:val="0"/>
               </w:sdtPr>
@@ -39857,7 +39857,7 @@
                     <w:sz w:val="18"/>
                     <w:szCs w:val="18"/>
                   </w:rPr>
-                  <w:t>⬜ 未做</w:t>
+                  <w:t>⬜</w:t>
                 </w:r>
               </w:sdtContent>
             </w:sdt>
@@ -40063,9 +40063,9 @@
                 <w:tag w:val="lc_status_157"/>
                 <w:id w:val="90157"/>
                 <w:dropDownList>
-                  <w:listItem w:displayText="⬜ 未做" w:value="0"/>
-                  <w:listItem w:displayText="🔥 已手撕" w:value="1"/>
-                  <w:listItem w:displayText="✅ 已完成" w:value="2"/>
+                  <w:listItem w:displayText="⬜" w:value="0"/>
+                  <w:listItem w:displayText="🔥" w:value="1"/>
+                  <w:listItem w:displayText="✅" w:value="2"/>
                 </w:dropDownList>
                 <w:showingPlcHdr w:val="0"/>
               </w:sdtPr>
@@ -40080,7 +40080,7 @@
                     <w:sz w:val="18"/>
                     <w:szCs w:val="18"/>
                   </w:rPr>
-                  <w:t>⬜ 未做</w:t>
+                  <w:t>⬜</w:t>
                 </w:r>
               </w:sdtContent>
             </w:sdt>
@@ -40286,9 +40286,9 @@
                 <w:tag w:val="lc_status_158"/>
                 <w:id w:val="90158"/>
                 <w:dropDownList>
-                  <w:listItem w:displayText="⬜ 未做" w:value="0"/>
-                  <w:listItem w:displayText="🔥 已手撕" w:value="1"/>
-                  <w:listItem w:displayText="✅ 已完成" w:value="2"/>
+                  <w:listItem w:displayText="⬜" w:value="0"/>
+                  <w:listItem w:displayText="🔥" w:value="1"/>
+                  <w:listItem w:displayText="✅" w:value="2"/>
                 </w:dropDownList>
                 <w:showingPlcHdr w:val="0"/>
               </w:sdtPr>
@@ -40303,7 +40303,7 @@
                     <w:sz w:val="18"/>
                     <w:szCs w:val="18"/>
                   </w:rPr>
-                  <w:t>⬜ 未做</w:t>
+                  <w:t>⬜</w:t>
                 </w:r>
               </w:sdtContent>
             </w:sdt>
@@ -40509,9 +40509,9 @@
                 <w:tag w:val="lc_status_159"/>
                 <w:id w:val="90159"/>
                 <w:dropDownList>
-                  <w:listItem w:displayText="⬜ 未做" w:value="0"/>
-                  <w:listItem w:displayText="🔥 已手撕" w:value="1"/>
-                  <w:listItem w:displayText="✅ 已完成" w:value="2"/>
+                  <w:listItem w:displayText="⬜" w:value="0"/>
+                  <w:listItem w:displayText="🔥" w:value="1"/>
+                  <w:listItem w:displayText="✅" w:value="2"/>
                 </w:dropDownList>
                 <w:showingPlcHdr w:val="0"/>
               </w:sdtPr>
@@ -40526,7 +40526,7 @@
                     <w:sz w:val="18"/>
                     <w:szCs w:val="18"/>
                   </w:rPr>
-                  <w:t>⬜ 未做</w:t>
+                  <w:t>⬜</w:t>
                 </w:r>
               </w:sdtContent>
             </w:sdt>
@@ -40732,9 +40732,9 @@
                 <w:tag w:val="lc_status_160"/>
                 <w:id w:val="90160"/>
                 <w:dropDownList>
-                  <w:listItem w:displayText="⬜ 未做" w:value="0"/>
-                  <w:listItem w:displayText="🔥 已手撕" w:value="1"/>
-                  <w:listItem w:displayText="✅ 已完成" w:value="2"/>
+                  <w:listItem w:displayText="⬜" w:value="0"/>
+                  <w:listItem w:displayText="🔥" w:value="1"/>
+                  <w:listItem w:displayText="✅" w:value="2"/>
                 </w:dropDownList>
                 <w:showingPlcHdr w:val="0"/>
               </w:sdtPr>
@@ -40749,7 +40749,7 @@
                     <w:sz w:val="18"/>
                     <w:szCs w:val="18"/>
                   </w:rPr>
-                  <w:t>⬜ 未做</w:t>
+                  <w:t>⬜</w:t>
                 </w:r>
               </w:sdtContent>
             </w:sdt>
@@ -41262,9 +41262,9 @@
                 <w:tag w:val="lc_status_161"/>
                 <w:id w:val="90161"/>
                 <w:dropDownList>
-                  <w:listItem w:displayText="⬜ 未做" w:value="0"/>
-                  <w:listItem w:displayText="🔥 已手撕" w:value="1"/>
-                  <w:listItem w:displayText="✅ 已完成" w:value="2"/>
+                  <w:listItem w:displayText="⬜" w:value="0"/>
+                  <w:listItem w:displayText="🔥" w:value="1"/>
+                  <w:listItem w:displayText="✅" w:value="2"/>
                 </w:dropDownList>
                 <w:showingPlcHdr w:val="0"/>
               </w:sdtPr>
@@ -41279,7 +41279,7 @@
                     <w:sz w:val="18"/>
                     <w:szCs w:val="18"/>
                   </w:rPr>
-                  <w:t>⬜ 未做</w:t>
+                  <w:t>⬜</w:t>
                 </w:r>
               </w:sdtContent>
             </w:sdt>
@@ -41485,9 +41485,9 @@
                 <w:tag w:val="lc_status_162"/>
                 <w:id w:val="90162"/>
                 <w:dropDownList>
-                  <w:listItem w:displayText="⬜ 未做" w:value="0"/>
-                  <w:listItem w:displayText="🔥 已手撕" w:value="1"/>
-                  <w:listItem w:displayText="✅ 已完成" w:value="2"/>
+                  <w:listItem w:displayText="⬜" w:value="0"/>
+                  <w:listItem w:displayText="🔥" w:value="1"/>
+                  <w:listItem w:displayText="✅" w:value="2"/>
                 </w:dropDownList>
                 <w:showingPlcHdr w:val="0"/>
               </w:sdtPr>
@@ -41502,7 +41502,7 @@
                     <w:sz w:val="18"/>
                     <w:szCs w:val="18"/>
                   </w:rPr>
-                  <w:t>⬜ 未做</w:t>
+                  <w:t>⬜</w:t>
                 </w:r>
               </w:sdtContent>
             </w:sdt>
@@ -41708,9 +41708,9 @@
                 <w:tag w:val="lc_status_163"/>
                 <w:id w:val="90163"/>
                 <w:dropDownList>
-                  <w:listItem w:displayText="⬜ 未做" w:value="0"/>
-                  <w:listItem w:displayText="🔥 已手撕" w:value="1"/>
-                  <w:listItem w:displayText="✅ 已完成" w:value="2"/>
+                  <w:listItem w:displayText="⬜" w:value="0"/>
+                  <w:listItem w:displayText="🔥" w:value="1"/>
+                  <w:listItem w:displayText="✅" w:value="2"/>
                 </w:dropDownList>
                 <w:showingPlcHdr w:val="0"/>
               </w:sdtPr>
@@ -41725,7 +41725,7 @@
                     <w:sz w:val="18"/>
                     <w:szCs w:val="18"/>
                   </w:rPr>
-                  <w:t>⬜ 未做</w:t>
+                  <w:t>⬜</w:t>
                 </w:r>
               </w:sdtContent>
             </w:sdt>
@@ -41931,9 +41931,9 @@
                 <w:tag w:val="lc_status_164"/>
                 <w:id w:val="90164"/>
                 <w:dropDownList>
-                  <w:listItem w:displayText="⬜ 未做" w:value="0"/>
-                  <w:listItem w:displayText="🔥 已手撕" w:value="1"/>
-                  <w:listItem w:displayText="✅ 已完成" w:value="2"/>
+                  <w:listItem w:displayText="⬜" w:value="0"/>
+                  <w:listItem w:displayText="🔥" w:value="1"/>
+                  <w:listItem w:displayText="✅" w:value="2"/>
                 </w:dropDownList>
                 <w:showingPlcHdr w:val="0"/>
               </w:sdtPr>
@@ -41948,7 +41948,7 @@
                     <w:sz w:val="18"/>
                     <w:szCs w:val="18"/>
                   </w:rPr>
-                  <w:t>⬜ 未做</w:t>
+                  <w:t>⬜</w:t>
                 </w:r>
               </w:sdtContent>
             </w:sdt>
@@ -42154,9 +42154,9 @@
                 <w:tag w:val="lc_status_165"/>
                 <w:id w:val="90165"/>
                 <w:dropDownList>
-                  <w:listItem w:displayText="⬜ 未做" w:value="0"/>
-                  <w:listItem w:displayText="🔥 已手撕" w:value="1"/>
-                  <w:listItem w:displayText="✅ 已完成" w:value="2"/>
+                  <w:listItem w:displayText="⬜" w:value="0"/>
+                  <w:listItem w:displayText="🔥" w:value="1"/>
+                  <w:listItem w:displayText="✅" w:value="2"/>
                 </w:dropDownList>
                 <w:showingPlcHdr w:val="0"/>
               </w:sdtPr>
@@ -42171,7 +42171,7 @@
                     <w:sz w:val="18"/>
                     <w:szCs w:val="18"/>
                   </w:rPr>
-                  <w:t>⬜ 未做</w:t>
+                  <w:t>⬜</w:t>
                 </w:r>
               </w:sdtContent>
             </w:sdt>
@@ -42377,9 +42377,9 @@
                 <w:tag w:val="lc_status_166"/>
                 <w:id w:val="90166"/>
                 <w:dropDownList>
-                  <w:listItem w:displayText="⬜ 未做" w:value="0"/>
-                  <w:listItem w:displayText="🔥 已手撕" w:value="1"/>
-                  <w:listItem w:displayText="✅ 已完成" w:value="2"/>
+                  <w:listItem w:displayText="⬜" w:value="0"/>
+                  <w:listItem w:displayText="🔥" w:value="1"/>
+                  <w:listItem w:displayText="✅" w:value="2"/>
                 </w:dropDownList>
                 <w:showingPlcHdr w:val="0"/>
               </w:sdtPr>
@@ -42394,7 +42394,7 @@
                     <w:sz w:val="18"/>
                     <w:szCs w:val="18"/>
                   </w:rPr>
-                  <w:t>⬜ 未做</w:t>
+                  <w:t>⬜</w:t>
                 </w:r>
               </w:sdtContent>
             </w:sdt>
@@ -42907,9 +42907,9 @@
                 <w:tag w:val="lc_status_167"/>
                 <w:id w:val="90167"/>
                 <w:dropDownList>
-                  <w:listItem w:displayText="⬜ 未做" w:value="0"/>
-                  <w:listItem w:displayText="🔥 已手撕" w:value="1"/>
-                  <w:listItem w:displayText="✅ 已完成" w:value="2"/>
+                  <w:listItem w:displayText="⬜" w:value="0"/>
+                  <w:listItem w:displayText="🔥" w:value="1"/>
+                  <w:listItem w:displayText="✅" w:value="2"/>
                 </w:dropDownList>
                 <w:showingPlcHdr w:val="0"/>
               </w:sdtPr>
@@ -42924,7 +42924,7 @@
                     <w:sz w:val="18"/>
                     <w:szCs w:val="18"/>
                   </w:rPr>
-                  <w:t>⬜ 未做</w:t>
+                  <w:t>⬜</w:t>
                 </w:r>
               </w:sdtContent>
             </w:sdt>
@@ -43130,9 +43130,9 @@
                 <w:tag w:val="lc_status_168"/>
                 <w:id w:val="90168"/>
                 <w:dropDownList>
-                  <w:listItem w:displayText="⬜ 未做" w:value="0"/>
-                  <w:listItem w:displayText="🔥 已手撕" w:value="1"/>
-                  <w:listItem w:displayText="✅ 已完成" w:value="2"/>
+                  <w:listItem w:displayText="⬜" w:value="0"/>
+                  <w:listItem w:displayText="🔥" w:value="1"/>
+                  <w:listItem w:displayText="✅" w:value="2"/>
                 </w:dropDownList>
                 <w:showingPlcHdr w:val="0"/>
               </w:sdtPr>
@@ -43147,7 +43147,7 @@
                     <w:sz w:val="18"/>
                     <w:szCs w:val="18"/>
                   </w:rPr>
-                  <w:t>⬜ 未做</w:t>
+                  <w:t>⬜</w:t>
                 </w:r>
               </w:sdtContent>
             </w:sdt>
@@ -43353,9 +43353,9 @@
                 <w:tag w:val="lc_status_169"/>
                 <w:id w:val="90169"/>
                 <w:dropDownList>
-                  <w:listItem w:displayText="⬜ 未做" w:value="0"/>
-                  <w:listItem w:displayText="🔥 已手撕" w:value="1"/>
-                  <w:listItem w:displayText="✅ 已完成" w:value="2"/>
+                  <w:listItem w:displayText="⬜" w:value="0"/>
+                  <w:listItem w:displayText="🔥" w:value="1"/>
+                  <w:listItem w:displayText="✅" w:value="2"/>
                 </w:dropDownList>
                 <w:showingPlcHdr w:val="0"/>
               </w:sdtPr>
@@ -43370,7 +43370,7 @@
                     <w:sz w:val="18"/>
                     <w:szCs w:val="18"/>
                   </w:rPr>
-                  <w:t>⬜ 未做</w:t>
+                  <w:t>⬜</w:t>
                 </w:r>
               </w:sdtContent>
             </w:sdt>
@@ -43576,9 +43576,9 @@
                 <w:tag w:val="lc_status_170"/>
                 <w:id w:val="90170"/>
                 <w:dropDownList>
-                  <w:listItem w:displayText="⬜ 未做" w:value="0"/>
-                  <w:listItem w:displayText="🔥 已手撕" w:value="1"/>
-                  <w:listItem w:displayText="✅ 已完成" w:value="2"/>
+                  <w:listItem w:displayText="⬜" w:value="0"/>
+                  <w:listItem w:displayText="🔥" w:value="1"/>
+                  <w:listItem w:displayText="✅" w:value="2"/>
                 </w:dropDownList>
                 <w:showingPlcHdr w:val="0"/>
               </w:sdtPr>
@@ -43593,7 +43593,7 @@
                     <w:sz w:val="18"/>
                     <w:szCs w:val="18"/>
                   </w:rPr>
-                  <w:t>⬜ 未做</w:t>
+                  <w:t>⬜</w:t>
                 </w:r>
               </w:sdtContent>
             </w:sdt>
@@ -43799,9 +43799,9 @@
                 <w:tag w:val="lc_status_171"/>
                 <w:id w:val="90171"/>
                 <w:dropDownList>
-                  <w:listItem w:displayText="⬜ 未做" w:value="0"/>
-                  <w:listItem w:displayText="🔥 已手撕" w:value="1"/>
-                  <w:listItem w:displayText="✅ 已完成" w:value="2"/>
+                  <w:listItem w:displayText="⬜" w:value="0"/>
+                  <w:listItem w:displayText="🔥" w:value="1"/>
+                  <w:listItem w:displayText="✅" w:value="2"/>
                 </w:dropDownList>
                 <w:showingPlcHdr w:val="0"/>
               </w:sdtPr>
@@ -43816,7 +43816,7 @@
                     <w:sz w:val="18"/>
                     <w:szCs w:val="18"/>
                   </w:rPr>
-                  <w:t>⬜ 未做</w:t>
+                  <w:t>⬜</w:t>
                 </w:r>
               </w:sdtContent>
             </w:sdt>
@@ -44022,9 +44022,9 @@
                 <w:tag w:val="lc_status_172"/>
                 <w:id w:val="90172"/>
                 <w:dropDownList>
-                  <w:listItem w:displayText="⬜ 未做" w:value="0"/>
-                  <w:listItem w:displayText="🔥 已手撕" w:value="1"/>
-                  <w:listItem w:displayText="✅ 已完成" w:value="2"/>
+                  <w:listItem w:displayText="⬜" w:value="0"/>
+                  <w:listItem w:displayText="🔥" w:value="1"/>
+                  <w:listItem w:displayText="✅" w:value="2"/>
                 </w:dropDownList>
                 <w:showingPlcHdr w:val="0"/>
               </w:sdtPr>
@@ -44039,7 +44039,7 @@
                     <w:sz w:val="18"/>
                     <w:szCs w:val="18"/>
                   </w:rPr>
-                  <w:t>⬜ 未做</w:t>
+                  <w:t>⬜</w:t>
                 </w:r>
               </w:sdtContent>
             </w:sdt>

--- a/Project1/ds/LeetCode_Roadmap.docx
+++ b/Project1/ds/LeetCode_Roadmap.docx
@@ -1408,7 +1408,23 @@
                 <w:sz w:val="18"/>
                 <w:szCs w:val="18"/>
               </w:rPr>
-              <w:t>25?</w:t>
+              <w:t>2</w:t>
+            </w:r>
+            <w:r>
+              <w:rPr>
+                <w:rFonts w:eastAsia="微软雅黑" w:hint="eastAsia"/>
+                <w:sz w:val="18"/>
+                <w:szCs w:val="18"/>
+              </w:rPr>
+              <w:t>7</w:t>
+            </w:r>
+            <w:r>
+              <w:rPr>
+                <w:rFonts w:eastAsia="微软雅黑" w:hint="eastAsia"/>
+                <w:sz w:val="18"/>
+                <w:szCs w:val="18"/>
+              </w:rPr>
+              <w:t>?</w:t>
             </w:r>
           </w:p>
         </w:tc>
@@ -1858,7 +1874,7 @@
                 <w:sz w:val="18"/>
                 <w:szCs w:val="18"/>
               </w:rPr>
-              <w:t>1</w:t>
+              <w:t>6</w:t>
             </w:r>
           </w:p>
         </w:tc>
@@ -2088,7 +2104,7 @@
                 <w:sz w:val="18"/>
                 <w:szCs w:val="18"/>
               </w:rPr>
-              <w:t>5</w:t>
+              <w:t>7</w:t>
             </w:r>
           </w:p>
         </w:tc>
@@ -4119,7 +4135,7 @@
                 <w:sz w:val="18"/>
                 <w:szCs w:val="18"/>
               </w:rPr>
-              <w:t>1</w:t>
+              <w:t>6</w:t>
             </w:r>
           </w:p>
         </w:tc>
@@ -4347,7 +4363,7 @@
                 <w:sz w:val="18"/>
                 <w:szCs w:val="18"/>
               </w:rPr>
-              <w:t>3</w:t>
+              <w:t>7</w:t>
             </w:r>
           </w:p>
         </w:tc>
@@ -8631,7 +8647,15 @@
                 <w:sz w:val="18"/>
                 <w:szCs w:val="18"/>
               </w:rPr>
-              <w:t>24</w:t>
+              <w:t>2</w:t>
+            </w:r>
+            <w:r>
+              <w:rPr>
+                <w:rFonts w:eastAsia="微软雅黑" w:hint="eastAsia"/>
+                <w:sz w:val="18"/>
+                <w:szCs w:val="18"/>
+              </w:rPr>
+              <w:t>7</w:t>
             </w:r>
           </w:p>
         </w:tc>
@@ -9073,7 +9097,15 @@
                 <w:sz w:val="18"/>
                 <w:szCs w:val="18"/>
               </w:rPr>
-              <w:t>20</w:t>
+              <w:t>2</w:t>
+            </w:r>
+            <w:r>
+              <w:rPr>
+                <w:rFonts w:eastAsia="微软雅黑" w:hint="eastAsia"/>
+                <w:sz w:val="18"/>
+                <w:szCs w:val="18"/>
+              </w:rPr>
+              <w:t>6</w:t>
             </w:r>
           </w:p>
         </w:tc>
@@ -9295,7 +9327,15 @@
                 <w:sz w:val="18"/>
                 <w:szCs w:val="18"/>
               </w:rPr>
-              <w:t>25?</w:t>
+              <w:t>2</w:t>
+            </w:r>
+            <w:r>
+              <w:rPr>
+                <w:rFonts w:eastAsia="微软雅黑" w:hint="eastAsia"/>
+                <w:sz w:val="18"/>
+                <w:szCs w:val="18"/>
+              </w:rPr>
+              <w:t>7</w:t>
             </w:r>
           </w:p>
         </w:tc>
@@ -12693,7 +12733,7 @@
               <w:rPr>
                 <w:rFonts w:hint="eastAsia"/>
               </w:rPr>
-              <w:t>3</w:t>
+              <w:t>7</w:t>
             </w:r>
           </w:p>
         </w:tc>
